--- a/docs/fall_exposure_qgis_dokumentation.docx
+++ b/docs/fall_exposure_qgis_dokumentation.docx
@@ -31,7 +31,7 @@
           <w:sz w:val="28"/>
           <w:szCs w:val="28"/>
         </w:rPr>
-        <w:t>Dokumentation des QGIS-Processing-Skripts fall_exposure_qgis.py (v2)</w:t>
+        <w:t>Dokumentation des QGIS-Processing-Skripts fall_exposure_qgis.py (v3)</w:t>
       </w:r>
     </w:p>
     <w:p>
@@ -73,7 +73,7 @@
           <w:sz w:val="24"/>
           <w:szCs w:val="24"/>
         </w:rPr>
-        <w:t>Stand: 7. Oktober 2026</w:t>
+        <w:t>Stand: 11. Oktober 2026</w:t>
       </w:r>
     </w:p>
     <w:p>
@@ -137,7 +137,7 @@
             </w:rPr>
             <w:fldChar w:fldCharType="separate"/>
           </w:r>
-          <w:hyperlink w:anchor="__RefHeading___Toc710_3725421718">
+          <w:hyperlink w:anchor="__RefHeading___Toc1150_50781890">
             <w:r>
               <w:rPr>
                 <w:rStyle w:val="IndexLink"/>
@@ -157,12 +157,32 @@
             </w:tabs>
             <w:rPr/>
           </w:pPr>
-          <w:hyperlink w:anchor="__RefHeading___Toc712_3725421718">
+          <w:hyperlink w:anchor="__RefHeading___Toc1152_50781890">
             <w:r>
               <w:rPr>
                 <w:rStyle w:val="IndexLink"/>
               </w:rPr>
-              <w:t>1.1 Gesamtablauf</w:t>
+              <w:t>1.1 Neu in Version 3</w:t>
+              <w:tab/>
+              <w:t>3</w:t>
+            </w:r>
+          </w:hyperlink>
+        </w:p>
+        <w:p>
+          <w:pPr>
+            <w:pStyle w:val="TOC2"/>
+            <w:tabs>
+              <w:tab w:val="clear" w:pos="8743"/>
+              <w:tab w:val="right" w:pos="9025" w:leader="dot"/>
+            </w:tabs>
+            <w:rPr/>
+          </w:pPr>
+          <w:hyperlink w:anchor="__RefHeading___Toc1154_50781890">
+            <w:r>
+              <w:rPr>
+                <w:rStyle w:val="IndexLink"/>
+              </w:rPr>
+              <w:t>1.2 Gesamtablauf</w:t>
               <w:tab/>
               <w:t>3</w:t>
             </w:r>
@@ -177,7 +197,7 @@
             </w:tabs>
             <w:rPr/>
           </w:pPr>
-          <w:hyperlink w:anchor="__RefHeading___Toc714_3725421718">
+          <w:hyperlink w:anchor="__RefHeading___Toc1156_50781890">
             <w:r>
               <w:rPr>
                 <w:rStyle w:val="IndexLink"/>
@@ -197,7 +217,7 @@
             </w:tabs>
             <w:rPr/>
           </w:pPr>
-          <w:hyperlink w:anchor="__RefHeading___Toc716_3725421718">
+          <w:hyperlink w:anchor="__RefHeading___Toc1158_50781890">
             <w:r>
               <w:rPr>
                 <w:rStyle w:val="IndexLink"/>
@@ -217,7 +237,7 @@
             </w:tabs>
             <w:rPr/>
           </w:pPr>
-          <w:hyperlink w:anchor="__RefHeading___Toc718_3725421718">
+          <w:hyperlink w:anchor="__RefHeading___Toc1160_50781890">
             <w:r>
               <w:rPr>
                 <w:rStyle w:val="IndexLink"/>
@@ -237,12 +257,12 @@
             </w:tabs>
             <w:rPr/>
           </w:pPr>
-          <w:hyperlink w:anchor="__RefHeading___Toc720_3725421718">
+          <w:hyperlink w:anchor="__RefHeading___Toc1162_50781890">
             <w:r>
               <w:rPr>
                 <w:rStyle w:val="IndexLink"/>
               </w:rPr>
-              <w:t>2.3 Höhenmodell als VRT zusammenfassen</w:t>
+              <w:t>2.3 Höhenmodell vorbereiten</w:t>
               <w:tab/>
               <w:t>4</w:t>
             </w:r>
@@ -257,14 +277,34 @@
             </w:tabs>
             <w:rPr/>
           </w:pPr>
-          <w:hyperlink w:anchor="__RefHeading___Toc722_3725421718">
+          <w:hyperlink w:anchor="__RefHeading___Toc1164_50781890">
             <w:r>
               <w:rPr>
                 <w:rStyle w:val="IndexLink"/>
               </w:rPr>
-              <w:t>2.4 Wald aus swissTLM3D (Alternative)</w:t>
+              <w:t>2.4 Waldraster prüfen</w:t>
               <w:tab/>
-              <w:t>4</w:t>
+              <w:t>5</w:t>
+            </w:r>
+          </w:hyperlink>
+        </w:p>
+        <w:p>
+          <w:pPr>
+            <w:pStyle w:val="TOC2"/>
+            <w:tabs>
+              <w:tab w:val="clear" w:pos="8743"/>
+              <w:tab w:val="right" w:pos="9025" w:leader="dot"/>
+            </w:tabs>
+            <w:rPr/>
+          </w:pPr>
+          <w:hyperlink w:anchor="__RefHeading___Toc1166_50781890">
+            <w:r>
+              <w:rPr>
+                <w:rStyle w:val="IndexLink"/>
+              </w:rPr>
+              <w:t>2.5 Wald aus swissTLM3D (Alternative)</w:t>
+              <w:tab/>
+              <w:t>5</w:t>
             </w:r>
           </w:hyperlink>
         </w:p>
@@ -277,14 +317,14 @@
             </w:tabs>
             <w:rPr/>
           </w:pPr>
-          <w:hyperlink w:anchor="__RefHeading___Toc724_3725421718">
+          <w:hyperlink w:anchor="__RefHeading___Toc1168_50781890">
             <w:r>
               <w:rPr>
                 <w:rStyle w:val="IndexLink"/>
               </w:rPr>
               <w:t>3 Aufbau des Skripts</w:t>
               <w:tab/>
-              <w:t>5</w:t>
+              <w:t>6</w:t>
             </w:r>
           </w:hyperlink>
         </w:p>
@@ -297,14 +337,74 @@
             </w:tabs>
             <w:rPr/>
           </w:pPr>
-          <w:hyperlink w:anchor="__RefHeading___Toc726_3725421718">
+          <w:hyperlink w:anchor="__RefHeading___Toc1170_50781890">
             <w:r>
               <w:rPr>
                 <w:rStyle w:val="IndexLink"/>
               </w:rPr>
-              <w:t>4 Vorbereitung pro Weg</w:t>
+              <w:t>4 Ablauf: Kacheln und Threads</w:t>
               <w:tab/>
-              <w:t>5</w:t>
+              <w:t>7</w:t>
+            </w:r>
+          </w:hyperlink>
+        </w:p>
+        <w:p>
+          <w:pPr>
+            <w:pStyle w:val="TOC2"/>
+            <w:tabs>
+              <w:tab w:val="clear" w:pos="8743"/>
+              <w:tab w:val="right" w:pos="9025" w:leader="dot"/>
+            </w:tabs>
+            <w:rPr/>
+          </w:pPr>
+          <w:hyperlink w:anchor="__RefHeading___Toc1172_50781890">
+            <w:r>
+              <w:rPr>
+                <w:rStyle w:val="IndexLink"/>
+              </w:rPr>
+              <w:t>4.1 Einlesen und Gruppieren</w:t>
+              <w:tab/>
+              <w:t>7</w:t>
+            </w:r>
+          </w:hyperlink>
+        </w:p>
+        <w:p>
+          <w:pPr>
+            <w:pStyle w:val="TOC2"/>
+            <w:tabs>
+              <w:tab w:val="clear" w:pos="8743"/>
+              <w:tab w:val="right" w:pos="9025" w:leader="dot"/>
+            </w:tabs>
+            <w:rPr/>
+          </w:pPr>
+          <w:hyperlink w:anchor="__RefHeading___Toc1174_50781890">
+            <w:r>
+              <w:rPr>
+                <w:rStyle w:val="IndexLink"/>
+              </w:rPr>
+              <w:t>4.2 Rechnen pro Kachel</w:t>
+              <w:tab/>
+              <w:t>7</w:t>
+            </w:r>
+          </w:hyperlink>
+        </w:p>
+        <w:p>
+          <w:pPr>
+            <w:pStyle w:val="TOC2"/>
+            <w:tabs>
+              <w:tab w:val="clear" w:pos="8743"/>
+              <w:tab w:val="right" w:pos="9025" w:leader="dot"/>
+            </w:tabs>
+            <w:rPr/>
+          </w:pPr>
+          <w:hyperlink w:anchor="__RefHeading___Toc1176_50781890">
+            <w:r>
+              <w:rPr>
+                <w:rStyle w:val="IndexLink"/>
+              </w:rPr>
+              <w:t>4.3 Threads</w:t>
+              <w:tab/>
+              <w:t>7</w:t>
             </w:r>
           </w:hyperlink>
         </w:p>
@@ -317,14 +417,14 @@
             </w:tabs>
             <w:rPr/>
           </w:pPr>
-          <w:hyperlink w:anchor="__RefHeading___Toc728_3725421718">
+          <w:hyperlink w:anchor="__RefHeading___Toc1178_50781890">
             <w:r>
               <w:rPr>
                 <w:rStyle w:val="IndexLink"/>
               </w:rPr>
               <w:t>5 DEM-Ausschnitt und abgeleitete Raster</w:t>
               <w:tab/>
-              <w:t>5</w:t>
+              <w:t>8</w:t>
             </w:r>
           </w:hyperlink>
         </w:p>
@@ -337,14 +437,14 @@
             </w:tabs>
             <w:rPr/>
           </w:pPr>
-          <w:hyperlink w:anchor="__RefHeading___Toc730_3725421718">
+          <w:hyperlink w:anchor="__RefHeading___Toc1180_50781890">
             <w:r>
               <w:rPr>
                 <w:rStyle w:val="IndexLink"/>
               </w:rPr>
               <w:t>6 Wahrscheinlichkeitsterm</w:t>
               <w:tab/>
-              <w:t>6</w:t>
+              <w:t>8</w:t>
             </w:r>
           </w:hyperlink>
         </w:p>
@@ -357,14 +457,14 @@
             </w:tabs>
             <w:rPr/>
           </w:pPr>
-          <w:hyperlink w:anchor="__RefHeading___Toc732_3725421718">
+          <w:hyperlink w:anchor="__RefHeading___Toc1182_50781890">
             <w:r>
               <w:rPr>
                 <w:rStyle w:val="IndexLink"/>
               </w:rPr>
               <w:t>7 Absturzkante direkt am Weg</w:t>
               <w:tab/>
-              <w:t>6</w:t>
+              <w:t>8</w:t>
             </w:r>
           </w:hyperlink>
         </w:p>
@@ -377,14 +477,14 @@
             </w:tabs>
             <w:rPr/>
           </w:pPr>
-          <w:hyperlink w:anchor="__RefHeading___Toc734_3725421718">
+          <w:hyperlink w:anchor="__RefHeading___Toc1184_50781890">
             <w:r>
               <w:rPr>
                 <w:rStyle w:val="IndexLink"/>
               </w:rPr>
               <w:t>8 Das virtuelle Fallexperiment</w:t>
               <w:tab/>
-              <w:t>7</w:t>
+              <w:t>9</w:t>
             </w:r>
           </w:hyperlink>
         </w:p>
@@ -397,14 +497,14 @@
             </w:tabs>
             <w:rPr/>
           </w:pPr>
-          <w:hyperlink w:anchor="__RefHeading___Toc736_3725421718">
+          <w:hyperlink w:anchor="__RefHeading___Toc1186_50781890">
             <w:r>
               <w:rPr>
                 <w:rStyle w:val="IndexLink"/>
               </w:rPr>
               <w:t>8.1 Bewegung</w:t>
               <w:tab/>
-              <w:t>7</w:t>
+              <w:t>9</w:t>
             </w:r>
           </w:hyperlink>
         </w:p>
@@ -417,14 +517,14 @@
             </w:tabs>
             <w:rPr/>
           </w:pPr>
-          <w:hyperlink w:anchor="__RefHeading___Toc738_3725421718">
+          <w:hyperlink w:anchor="__RefHeading___Toc1188_50781890">
             <w:r>
               <w:rPr>
                 <w:rStyle w:val="IndexLink"/>
               </w:rPr>
               <w:t>8.2 Energie</w:t>
               <w:tab/>
-              <w:t>7</w:t>
+              <w:t>9</w:t>
             </w:r>
           </w:hyperlink>
         </w:p>
@@ -437,14 +537,14 @@
             </w:tabs>
             <w:rPr/>
           </w:pPr>
-          <w:hyperlink w:anchor="__RefHeading___Toc740_3725421718">
+          <w:hyperlink w:anchor="__RefHeading___Toc1190_50781890">
             <w:r>
               <w:rPr>
                 <w:rStyle w:val="IndexLink"/>
               </w:rPr>
               <w:t>8.3 Abbruch und Ergebnis</w:t>
               <w:tab/>
-              <w:t>7</w:t>
+              <w:t>9</w:t>
             </w:r>
           </w:hyperlink>
         </w:p>
@@ -457,14 +557,34 @@
             </w:tabs>
             <w:rPr/>
           </w:pPr>
-          <w:hyperlink w:anchor="__RefHeading___Toc742_3725421718">
+          <w:hyperlink w:anchor="__RefHeading___Toc1192_50781890">
             <w:r>
               <w:rPr>
                 <w:rStyle w:val="IndexLink"/>
               </w:rPr>
               <w:t>8.4 Beispiel mit den Standardwerten</w:t>
               <w:tab/>
-              <w:t>7</w:t>
+              <w:t>9</w:t>
+            </w:r>
+          </w:hyperlink>
+        </w:p>
+        <w:p>
+          <w:pPr>
+            <w:pStyle w:val="TOC2"/>
+            <w:tabs>
+              <w:tab w:val="clear" w:pos="8743"/>
+              <w:tab w:val="right" w:pos="9025" w:leader="dot"/>
+            </w:tabs>
+            <w:rPr/>
+          </w:pPr>
+          <w:hyperlink w:anchor="__RefHeading___Toc1194_50781890">
+            <w:r>
+              <w:rPr>
+                <w:rStyle w:val="IndexLink"/>
+              </w:rPr>
+              <w:t>8.5 Stabilität</w:t>
+              <w:tab/>
+              <w:t>10</w:t>
             </w:r>
           </w:hyperlink>
         </w:p>
@@ -477,14 +597,14 @@
             </w:tabs>
             <w:rPr/>
           </w:pPr>
-          <w:hyperlink w:anchor="__RefHeading___Toc744_3725421718">
+          <w:hyperlink w:anchor="__RefHeading___Toc1196_50781890">
             <w:r>
               <w:rPr>
                 <w:rStyle w:val="IndexLink"/>
               </w:rPr>
               <w:t>9 Waldfaktor</w:t>
               <w:tab/>
-              <w:t>7</w:t>
+              <w:t>10</w:t>
             </w:r>
           </w:hyperlink>
         </w:p>
@@ -497,14 +617,34 @@
             </w:tabs>
             <w:rPr/>
           </w:pPr>
-          <w:hyperlink w:anchor="__RefHeading___Toc746_3725421718">
+          <w:hyperlink w:anchor="__RefHeading___Toc1198_50781890">
             <w:r>
               <w:rPr>
                 <w:rStyle w:val="IndexLink"/>
               </w:rPr>
               <w:t>10 Risiko und Klasse</w:t>
               <w:tab/>
-              <w:t>8</w:t>
+              <w:t>11</w:t>
+            </w:r>
+          </w:hyperlink>
+        </w:p>
+        <w:p>
+          <w:pPr>
+            <w:pStyle w:val="TOC2"/>
+            <w:tabs>
+              <w:tab w:val="clear" w:pos="8743"/>
+              <w:tab w:val="right" w:pos="9025" w:leader="dot"/>
+            </w:tabs>
+            <w:rPr/>
+          </w:pPr>
+          <w:hyperlink w:anchor="__RefHeading___Toc1200_50781890">
+            <w:r>
+              <w:rPr>
+                <w:rStyle w:val="IndexLink"/>
+              </w:rPr>
+              <w:t>10.1 Zusammenfassen zu 25-m-Segmenten</w:t>
+              <w:tab/>
+              <w:t>11</w:t>
             </w:r>
           </w:hyperlink>
         </w:p>
@@ -517,14 +657,34 @@
             </w:tabs>
             <w:rPr/>
           </w:pPr>
-          <w:hyperlink w:anchor="__RefHeading___Toc748_3725421718">
+          <w:hyperlink w:anchor="__RefHeading___Toc1202_50781890">
             <w:r>
               <w:rPr>
                 <w:rStyle w:val="IndexLink"/>
               </w:rPr>
-              <w:t>11 Zusammenfassen zu 25-m-Segmenten</w:t>
+              <w:t>11 Ausgabe</w:t>
               <w:tab/>
-              <w:t>8</w:t>
+              <w:t>12</w:t>
+            </w:r>
+          </w:hyperlink>
+        </w:p>
+        <w:p>
+          <w:pPr>
+            <w:pStyle w:val="TOC2"/>
+            <w:tabs>
+              <w:tab w:val="clear" w:pos="8743"/>
+              <w:tab w:val="right" w:pos="9025" w:leader="dot"/>
+            </w:tabs>
+            <w:rPr/>
+          </w:pPr>
+          <w:hyperlink w:anchor="__RefHeading___Toc1204_50781890">
+            <w:r>
+              <w:rPr>
+                <w:rStyle w:val="IndexLink"/>
+              </w:rPr>
+              <w:t>11.1 Umgang mit Feldern der Quelle</w:t>
+              <w:tab/>
+              <w:t>12</w:t>
             </w:r>
           </w:hyperlink>
         </w:p>
@@ -537,14 +697,54 @@
             </w:tabs>
             <w:rPr/>
           </w:pPr>
-          <w:hyperlink w:anchor="__RefHeading___Toc750_3725421718">
+          <w:hyperlink w:anchor="__RefHeading___Toc1206_50781890">
             <w:r>
               <w:rPr>
                 <w:rStyle w:val="IndexLink"/>
               </w:rPr>
-              <w:t>12 Ausgabe</w:t>
+              <w:t>12 Parameterübersicht</w:t>
               <w:tab/>
-              <w:t>9</w:t>
+              <w:t>13</w:t>
+            </w:r>
+          </w:hyperlink>
+        </w:p>
+        <w:p>
+          <w:pPr>
+            <w:pStyle w:val="TOC1"/>
+            <w:tabs>
+              <w:tab w:val="clear" w:pos="9026"/>
+              <w:tab w:val="right" w:pos="9025" w:leader="dot"/>
+            </w:tabs>
+            <w:rPr/>
+          </w:pPr>
+          <w:hyperlink w:anchor="__RefHeading___Toc1208_50781890">
+            <w:r>
+              <w:rPr>
+                <w:rStyle w:val="IndexLink"/>
+              </w:rPr>
+              <w:t>13 Laufzeit-Protokoll</w:t>
+              <w:tab/>
+              <w:t>14</w:t>
+            </w:r>
+          </w:hyperlink>
+        </w:p>
+        <w:p>
+          <w:pPr>
+            <w:pStyle w:val="TOC1"/>
+            <w:tabs>
+              <w:tab w:val="clear" w:pos="9026"/>
+              <w:tab w:val="right" w:pos="9025" w:leader="dot"/>
+            </w:tabs>
+            <w:rPr/>
+          </w:pPr>
+          <w:hyperlink w:anchor="__RefHeading___Toc1210_50781890">
+            <w:r>
+              <w:rPr>
+                <w:rStyle w:val="IndexLink"/>
+              </w:rPr>
+              <w:t>14 Leistung und Laufzeiten</w:t>
+              <w:tab/>
+              <w:t>15</w:t>
             </w:r>
           </w:hyperlink>
         </w:p>
@@ -557,14 +757,54 @@
             </w:tabs>
             <w:rPr/>
           </w:pPr>
-          <w:hyperlink w:anchor="__RefHeading___Toc752_3725421718">
+          <w:hyperlink w:anchor="__RefHeading___Toc1212_50781890">
             <w:r>
               <w:rPr>
                 <w:rStyle w:val="IndexLink"/>
               </w:rPr>
-              <w:t>12.1 Umgang mit Schlüsselspalten</w:t>
+              <w:t>14.1 Gemessene Laufzeiten</w:t>
               <w:tab/>
-              <w:t>9</w:t>
+              <w:t>15</w:t>
+            </w:r>
+          </w:hyperlink>
+        </w:p>
+        <w:p>
+          <w:pPr>
+            <w:pStyle w:val="TOC2"/>
+            <w:tabs>
+              <w:tab w:val="clear" w:pos="8743"/>
+              <w:tab w:val="right" w:pos="9025" w:leader="dot"/>
+            </w:tabs>
+            <w:rPr/>
+          </w:pPr>
+          <w:hyperlink w:anchor="__RefHeading___Toc1214_50781890">
+            <w:r>
+              <w:rPr>
+                <w:rStyle w:val="IndexLink"/>
+              </w:rPr>
+              <w:t>14.2 Wärmedrosselung bei lüfterlosen Geräten</w:t>
+              <w:tab/>
+              <w:t>15</w:t>
+            </w:r>
+          </w:hyperlink>
+        </w:p>
+        <w:p>
+          <w:pPr>
+            <w:pStyle w:val="TOC2"/>
+            <w:tabs>
+              <w:tab w:val="clear" w:pos="8743"/>
+              <w:tab w:val="right" w:pos="9025" w:leader="dot"/>
+            </w:tabs>
+            <w:rPr/>
+          </w:pPr>
+          <w:hyperlink w:anchor="__RefHeading___Toc1216_50781890">
+            <w:r>
+              <w:rPr>
+                <w:rStyle w:val="IndexLink"/>
+              </w:rPr>
+              <w:t>14.3 Empfehlungen für lange Läufe</w:t>
+              <w:tab/>
+              <w:t>15</w:t>
             </w:r>
           </w:hyperlink>
         </w:p>
@@ -577,14 +817,34 @@
             </w:tabs>
             <w:rPr/>
           </w:pPr>
-          <w:hyperlink w:anchor="__RefHeading___Toc754_3725421718">
+          <w:hyperlink w:anchor="__RefHeading___Toc1218_50781890">
             <w:r>
               <w:rPr>
                 <w:rStyle w:val="IndexLink"/>
               </w:rPr>
-              <w:t>13 Parameterübersicht</w:t>
+              <w:t>15 Darstellung in QGIS und Lizmap</w:t>
               <w:tab/>
-              <w:t>10</w:t>
+              <w:t>17</w:t>
+            </w:r>
+          </w:hyperlink>
+        </w:p>
+        <w:p>
+          <w:pPr>
+            <w:pStyle w:val="TOC2"/>
+            <w:tabs>
+              <w:tab w:val="clear" w:pos="8743"/>
+              <w:tab w:val="right" w:pos="9025" w:leader="dot"/>
+            </w:tabs>
+            <w:rPr/>
+          </w:pPr>
+          <w:hyperlink w:anchor="__RefHeading___Toc1220_50781890">
+            <w:r>
+              <w:rPr>
+                <w:rStyle w:val="IndexLink"/>
+              </w:rPr>
+              <w:t>15.1 Kombinierte Karte</w:t>
+              <w:tab/>
+              <w:t>17</w:t>
             </w:r>
           </w:hyperlink>
         </w:p>
@@ -597,14 +857,14 @@
             </w:tabs>
             <w:rPr/>
           </w:pPr>
-          <w:hyperlink w:anchor="__RefHeading___Toc756_3725421718">
+          <w:hyperlink w:anchor="__RefHeading___Toc1222_50781890">
             <w:r>
               <w:rPr>
                 <w:rStyle w:val="IndexLink"/>
               </w:rPr>
-              <w:t>14 Test</w:t>
+              <w:t>16 Vergleich mit Skitourenguru</w:t>
               <w:tab/>
-              <w:t>11</w:t>
+              <w:t>18</w:t>
             </w:r>
           </w:hyperlink>
         </w:p>
@@ -617,14 +877,54 @@
             </w:tabs>
             <w:rPr/>
           </w:pPr>
-          <w:hyperlink w:anchor="__RefHeading___Toc758_3725421718">
+          <w:hyperlink w:anchor="__RefHeading___Toc1224_50781890">
             <w:r>
               <w:rPr>
                 <w:rStyle w:val="IndexLink"/>
               </w:rPr>
-              <w:t>14.1 Laufzeit</w:t>
+              <w:t>16.1 Brüggler (GL)</w:t>
               <w:tab/>
-              <w:t>11</w:t>
+              <w:t>18</w:t>
+            </w:r>
+          </w:hyperlink>
+        </w:p>
+        <w:p>
+          <w:pPr>
+            <w:pStyle w:val="TOC2"/>
+            <w:tabs>
+              <w:tab w:val="clear" w:pos="8743"/>
+              <w:tab w:val="right" w:pos="9025" w:leader="dot"/>
+            </w:tabs>
+            <w:rPr/>
+          </w:pPr>
+          <w:hyperlink w:anchor="__RefHeading___Toc1226_50781890">
+            <w:r>
+              <w:rPr>
+                <w:rStyle w:val="IndexLink"/>
+              </w:rPr>
+              <w:t>16.2 Glärnisch (GL)</w:t>
+              <w:tab/>
+              <w:t>18</w:t>
+            </w:r>
+          </w:hyperlink>
+        </w:p>
+        <w:p>
+          <w:pPr>
+            <w:pStyle w:val="TOC2"/>
+            <w:tabs>
+              <w:tab w:val="clear" w:pos="8743"/>
+              <w:tab w:val="right" w:pos="9025" w:leader="dot"/>
+            </w:tabs>
+            <w:rPr/>
+          </w:pPr>
+          <w:hyperlink w:anchor="__RefHeading___Toc1228_50781890">
+            <w:r>
+              <w:rPr>
+                <w:rStyle w:val="IndexLink"/>
+              </w:rPr>
+              <w:t>16.3 Beurteilung</w:t>
+              <w:tab/>
+              <w:t>18</w:t>
             </w:r>
           </w:hyperlink>
         </w:p>
@@ -637,14 +937,34 @@
             </w:tabs>
             <w:rPr/>
           </w:pPr>
-          <w:hyperlink w:anchor="__RefHeading___Toc760_3725421718">
+          <w:hyperlink w:anchor="__RefHeading___Toc1230_50781890">
             <w:r>
               <w:rPr>
                 <w:rStyle w:val="IndexLink"/>
               </w:rPr>
-              <w:t>15 Grenzen des Modells</w:t>
+              <w:t>17 Tests</w:t>
               <w:tab/>
-              <w:t>12</w:t>
+              <w:t>19</w:t>
+            </w:r>
+          </w:hyperlink>
+        </w:p>
+        <w:p>
+          <w:pPr>
+            <w:pStyle w:val="TOC1"/>
+            <w:tabs>
+              <w:tab w:val="clear" w:pos="9026"/>
+              <w:tab w:val="right" w:pos="9025" w:leader="dot"/>
+            </w:tabs>
+            <w:rPr/>
+          </w:pPr>
+          <w:hyperlink w:anchor="__RefHeading___Toc1232_50781890">
+            <w:r>
+              <w:rPr>
+                <w:rStyle w:val="IndexLink"/>
+              </w:rPr>
+              <w:t>18 Grenzen des Modells</w:t>
+              <w:tab/>
+              <w:t>20</w:t>
             </w:r>
           </w:hyperlink>
         </w:p>
@@ -657,14 +977,14 @@
             </w:tabs>
             <w:rPr/>
           </w:pPr>
-          <w:hyperlink w:anchor="__RefHeading___Toc762_3725421718">
+          <w:hyperlink w:anchor="__RefHeading___Toc1234_50781890">
             <w:r>
               <w:rPr>
                 <w:rStyle w:val="IndexLink"/>
               </w:rPr>
-              <w:t>15.1 Quellen</w:t>
+              <w:t>18.1 Quellen</w:t>
               <w:tab/>
-              <w:t>12</w:t>
+              <w:t>20</w:t>
             </w:r>
           </w:hyperlink>
           <w:r>
@@ -703,7 +1023,7 @@
         <w:spacing w:before="0" w:after="160"/>
         <w:rPr/>
       </w:pPr>
-      <w:bookmarkStart w:id="0" w:name="__RefHeading___Toc710_3725421718"/>
+      <w:bookmarkStart w:id="0" w:name="__RefHeading___Toc1150_50781890"/>
       <w:bookmarkEnd w:id="0"/>
       <w:r>
         <w:rPr/>
@@ -744,25 +1064,24 @@
     <w:p>
       <w:pPr>
         <w:pStyle w:val="Normal"/>
-        <w:spacing w:before="0" w:after="120"/>
-        <w:rPr/>
-      </w:pPr>
-      <w:r>
-        <w:rPr/>
-        <w:t xml:space="preserve">Zum Skript gehört eine zweite Datei, </w:t>
-      </w:r>
+        <w:pBdr>
+          <w:left w:val="single" w:sz="18" w:space="8" w:color="E6550D"/>
+        </w:pBdr>
+        <w:shd w:val="clear" w:color="auto" w:fill="FFF4E5"/>
+        <w:spacing w:before="80" w:after="120"/>
+        <w:ind w:left="120"/>
+        <w:rPr/>
+      </w:pPr>
       <w:r>
         <w:rPr>
-          <w:rFonts w:eastAsia="Consolas" w:cs="Consolas" w:ascii="Consolas" w:hAnsi="Consolas"/>
-          <w:color w:val="333333"/>
-          <w:sz w:val="20"/>
-          <w:szCs w:val="20"/>
+          <w:b/>
+          <w:bCs/>
         </w:rPr>
-        <w:t>fall_exposure.py</w:t>
-      </w:r>
-      <w:r>
-        <w:rPr/>
-        <w:t>. Sie enthält dieselbe Logik für die Kommandozeile und rechnet auf mehreren Kernen. Sie eignet sich für die ganze Schweiz. Diese Dokumentation beschreibt die QGIS-Version.</w:t>
+        <w:t>Warnung:</w:t>
+      </w:r>
+      <w:r>
+        <w:rPr/>
+        <w:t xml:space="preserve"> Die Berechnungen können Fehler enthalten. Das Ergebnis ist ein Modell und ersetzt weder die Beurteilung im Gelände noch die offizielle Wegklassifizierung.</w:t>
       </w:r>
     </w:p>
     <w:p>
@@ -771,11 +1090,134 @@
         <w:keepNext w:val="true"/>
         <w:rPr/>
       </w:pPr>
-      <w:bookmarkStart w:id="1" w:name="__RefHeading___Toc712_3725421718"/>
+      <w:bookmarkStart w:id="1" w:name="__RefHeading___Toc1152_50781890"/>
       <w:bookmarkEnd w:id="1"/>
       <w:r>
         <w:rPr/>
-        <w:t>1.1  Gesamtablauf</w:t>
+        <w:t>1.1  Neu in Version 3</w:t>
+      </w:r>
+    </w:p>
+    <w:p>
+      <w:pPr>
+        <w:pStyle w:val="ListParagraph"/>
+        <w:numPr>
+          <w:ilvl w:val="0"/>
+          <w:numId w:val="4"/>
+        </w:numPr>
+        <w:spacing w:before="0" w:after="60"/>
+        <w:rPr/>
+      </w:pPr>
+      <w:r>
+        <w:rPr>
+          <w:b/>
+          <w:bCs/>
+        </w:rPr>
+        <w:t>Kacheln:</w:t>
+      </w:r>
+      <w:r>
+        <w:rPr/>
+        <w:t xml:space="preserve"> Die Wege werden in 1-km-Kacheln gruppiert. Pro Kachel wird das Höhenmodell nur einmal gelesen, und alle Wege darin werden in einem Durchgang gerechnet. Das ist 10- bis 20-mal schneller als v2.</w:t>
+      </w:r>
+    </w:p>
+    <w:p>
+      <w:pPr>
+        <w:pStyle w:val="ListParagraph"/>
+        <w:numPr>
+          <w:ilvl w:val="0"/>
+          <w:numId w:val="1"/>
+        </w:numPr>
+        <w:spacing w:before="0" w:after="60"/>
+        <w:rPr/>
+      </w:pPr>
+      <w:r>
+        <w:rPr>
+          <w:b/>
+          <w:bCs/>
+        </w:rPr>
+        <w:t>Threads:</w:t>
+      </w:r>
+      <w:r>
+        <w:rPr/>
+        <w:t xml:space="preserve"> Die Kacheln werden auf mehrere Prozessorkerne verteilt.</w:t>
+      </w:r>
+    </w:p>
+    <w:p>
+      <w:pPr>
+        <w:pStyle w:val="ListParagraph"/>
+        <w:numPr>
+          <w:ilvl w:val="0"/>
+          <w:numId w:val="1"/>
+        </w:numPr>
+        <w:spacing w:before="0" w:after="60"/>
+        <w:rPr/>
+      </w:pPr>
+      <w:r>
+        <w:rPr>
+          <w:b/>
+          <w:bCs/>
+        </w:rPr>
+        <w:t>Schnelles Lesen des DEM:</w:t>
+      </w:r>
+      <w:r>
+        <w:rPr/>
+        <w:t xml:space="preserve"> Liegt das Höhenmodell schon im Ziel-CRS, liest das Skript ohne Reprojektion. Jeder Thread öffnet die Datei nur einmal.</w:t>
+      </w:r>
+    </w:p>
+    <w:p>
+      <w:pPr>
+        <w:pStyle w:val="ListParagraph"/>
+        <w:numPr>
+          <w:ilvl w:val="0"/>
+          <w:numId w:val="1"/>
+        </w:numPr>
+        <w:spacing w:before="0" w:after="60"/>
+        <w:rPr/>
+      </w:pPr>
+      <w:r>
+        <w:rPr>
+          <w:b/>
+          <w:bCs/>
+        </w:rPr>
+        <w:t>Laufzeit-Protokoll:</w:t>
+      </w:r>
+      <w:r>
+        <w:rPr/>
+        <w:t xml:space="preserve"> Jeder Lauf wird mit Rechner, Prozessor, Zeit und Parametern in einer CSV-Datei festgehalten.</w:t>
+      </w:r>
+    </w:p>
+    <w:p>
+      <w:pPr>
+        <w:pStyle w:val="ListParagraph"/>
+        <w:numPr>
+          <w:ilvl w:val="0"/>
+          <w:numId w:val="1"/>
+        </w:numPr>
+        <w:spacing w:before="0" w:after="60"/>
+        <w:rPr/>
+      </w:pPr>
+      <w:r>
+        <w:rPr>
+          <w:b/>
+          <w:bCs/>
+        </w:rPr>
+        <w:t>Robuste Felder:</w:t>
+      </w:r>
+      <w:r>
+        <w:rPr/>
+        <w:t xml:space="preserve"> Felder aus früheren Läufen und doppelte Feldnamen in der Eingabe führen nicht mehr zu verrutschten Attributen.</w:t>
+      </w:r>
+    </w:p>
+    <w:p>
+      <w:pPr>
+        <w:pStyle w:val="Heading2"/>
+        <w:keepNext w:val="true"/>
+        <w:rPr/>
+      </w:pPr>
+      <w:bookmarkStart w:id="2" w:name="__RefHeading___Toc1154_50781890"/>
+      <w:bookmarkEnd w:id="2"/>
+      <w:r>
+        <w:rPr/>
+        <w:t>1.2  Gesamtablauf</w:t>
       </w:r>
     </w:p>
     <w:tbl>
@@ -819,7 +1261,7 @@
                 <w:sz w:val="18"/>
                 <w:szCs w:val="18"/>
               </w:rPr>
-              <w:t>Weg-Layer ──► pro Weg: in Stücke ≤ 500 m teilen</w:t>
+              <w:t>Weg-Layer ──► Wege einlesen, in Stücke ≤ 500 m teilen (Hauptthread)</w:t>
             </w:r>
           </w:p>
           <w:p>
@@ -872,7 +1314,7 @@
                 <w:sz w:val="18"/>
                 <w:szCs w:val="18"/>
               </w:rPr>
-              <w:t>alle 5 m ein Startpunkt auf dem Weg</w:t>
+              <w:t>Stücke nach 1-km-Kacheln gruppieren</w:t>
             </w:r>
           </w:p>
           <w:p>
@@ -902,7 +1344,7 @@
                 <w:sz w:val="18"/>
                 <w:szCs w:val="18"/>
               </w:rPr>
-              <w:t xml:space="preserve">                  ├─► </w:t>
+              <w:t xml:space="preserve">                  ▼   </w:t>
             </w:r>
             <w:r>
               <w:rPr>
@@ -910,7 +1352,7 @@
                 <w:sz w:val="18"/>
                 <w:szCs w:val="18"/>
               </w:rPr>
-              <w:t>DEM-Ausschnitt laden → Hangneigung, Faltigkeit, (Wald)</w:t>
+              <w:t>je Kachel, parallel in Threads:</w:t>
             </w:r>
           </w:p>
           <w:p>
@@ -925,7 +1367,7 @@
                 <w:sz w:val="18"/>
                 <w:szCs w:val="18"/>
               </w:rPr>
-              <w:t xml:space="preserve">                  ├─► </w:t>
+              <w:t xml:space="preserve">        ┌─ </w:t>
             </w:r>
             <w:r>
               <w:rPr>
@@ -933,7 +1375,7 @@
                 <w:sz w:val="18"/>
                 <w:szCs w:val="18"/>
               </w:rPr>
-              <w:t>Wahrscheinlichkeitsterm am Weg</w:t>
+              <w:t>DEM einmal lesen → Neigung, Faltigkeit, (Wald)</w:t>
             </w:r>
           </w:p>
           <w:p>
@@ -948,7 +1390,7 @@
                 <w:sz w:val="18"/>
                 <w:szCs w:val="18"/>
               </w:rPr>
-              <w:t xml:space="preserve">                  ├─► </w:t>
+              <w:t xml:space="preserve">        ├─ </w:t>
             </w:r>
             <w:r>
               <w:rPr>
@@ -956,7 +1398,7 @@
                 <w:sz w:val="18"/>
                 <w:szCs w:val="18"/>
               </w:rPr>
-              <w:t>Absturzkante direkt neben dem Weg?</w:t>
+              <w:t>alle 5 m ein Startpunkt auf allen Wegstücken</w:t>
             </w:r>
           </w:p>
           <w:p>
@@ -971,7 +1413,7 @@
                 <w:sz w:val="18"/>
                 <w:szCs w:val="18"/>
               </w:rPr>
-              <w:t xml:space="preserve">                  └─► </w:t>
+              <w:t xml:space="preserve">        ├─ </w:t>
             </w:r>
             <w:r>
               <w:rPr>
@@ -979,7 +1421,7 @@
                 <w:sz w:val="18"/>
                 <w:szCs w:val="18"/>
               </w:rPr>
-              <w:t>Fallexperiment links und rechts → v_max</w:t>
+              <w:t>Wahrscheinlichkeitsterm, Absturzkante</w:t>
             </w:r>
           </w:p>
           <w:p>
@@ -994,22 +1436,15 @@
                 <w:sz w:val="18"/>
                 <w:szCs w:val="18"/>
               </w:rPr>
-              <w:t xml:space="preserve">                  │</w:t>
-            </w:r>
-          </w:p>
-          <w:p>
-            <w:pPr>
-              <w:pStyle w:val="Normal"/>
-              <w:spacing w:before="0" w:after="0"/>
-              <w:rPr/>
-            </w:pPr>
+              <w:t xml:space="preserve">        └─ </w:t>
+            </w:r>
             <w:r>
               <w:rPr>
                 <w:rFonts w:eastAsia="Consolas" w:cs="Consolas" w:ascii="Consolas" w:hAnsi="Consolas"/>
                 <w:sz w:val="18"/>
                 <w:szCs w:val="18"/>
               </w:rPr>
-              <w:t xml:space="preserve">                  ▼</w:t>
+              <w:t>Fallexperiment links und rechts → v_max</w:t>
             </w:r>
           </w:p>
           <w:p>
@@ -1024,15 +1459,22 @@
                 <w:sz w:val="18"/>
                 <w:szCs w:val="18"/>
               </w:rPr>
-              <w:t xml:space="preserve">        </w:t>
-            </w:r>
+              <w:t xml:space="preserve">                  │</w:t>
+            </w:r>
+          </w:p>
+          <w:p>
+            <w:pPr>
+              <w:pStyle w:val="Normal"/>
+              <w:spacing w:before="0" w:after="0"/>
+              <w:rPr/>
+            </w:pPr>
             <w:r>
               <w:rPr>
                 <w:rFonts w:eastAsia="Consolas" w:cs="Consolas" w:ascii="Consolas" w:hAnsi="Consolas"/>
                 <w:sz w:val="18"/>
                 <w:szCs w:val="18"/>
               </w:rPr>
-              <w:t>risk = Wahrscheinlichkeit × v_max × Waldfaktor → Klasse</w:t>
+              <w:t xml:space="preserve">                  ▼</w:t>
             </w:r>
           </w:p>
           <w:p>
@@ -1047,22 +1489,15 @@
                 <w:sz w:val="18"/>
                 <w:szCs w:val="18"/>
               </w:rPr>
-              <w:t xml:space="preserve">                  │</w:t>
-            </w:r>
-          </w:p>
-          <w:p>
-            <w:pPr>
-              <w:pStyle w:val="Normal"/>
-              <w:spacing w:before="0" w:after="0"/>
-              <w:rPr/>
-            </w:pPr>
+              <w:t xml:space="preserve">        </w:t>
+            </w:r>
             <w:r>
               <w:rPr>
                 <w:rFonts w:eastAsia="Consolas" w:cs="Consolas" w:ascii="Consolas" w:hAnsi="Consolas"/>
                 <w:sz w:val="18"/>
                 <w:szCs w:val="18"/>
               </w:rPr>
-              <w:t xml:space="preserve">                  ▼</w:t>
+              <w:t>risk = Wahrscheinlichkeit × v_max × Waldfaktor → Klasse</w:t>
             </w:r>
           </w:p>
           <w:p>
@@ -1077,15 +1512,45 @@
                 <w:sz w:val="18"/>
                 <w:szCs w:val="18"/>
               </w:rPr>
-              <w:t xml:space="preserve">        </w:t>
-            </w:r>
+              <w:t xml:space="preserve">                  │</w:t>
+            </w:r>
+          </w:p>
+          <w:p>
+            <w:pPr>
+              <w:pStyle w:val="Normal"/>
+              <w:spacing w:before="0" w:after="0"/>
+              <w:rPr/>
+            </w:pPr>
             <w:r>
               <w:rPr>
                 <w:rFonts w:eastAsia="Consolas" w:cs="Consolas" w:ascii="Consolas" w:hAnsi="Consolas"/>
                 <w:sz w:val="18"/>
                 <w:szCs w:val="18"/>
               </w:rPr>
-              <w:t>je 25 m ein Ausgabesegment mit Attributen</w:t>
+              <w:t xml:space="preserve">                  ▼</w:t>
+            </w:r>
+          </w:p>
+          <w:p>
+            <w:pPr>
+              <w:pStyle w:val="Normal"/>
+              <w:spacing w:before="0" w:after="0"/>
+              <w:rPr/>
+            </w:pPr>
+            <w:r>
+              <w:rPr>
+                <w:rFonts w:eastAsia="Consolas" w:cs="Consolas" w:ascii="Consolas" w:hAnsi="Consolas"/>
+                <w:sz w:val="18"/>
+                <w:szCs w:val="18"/>
+              </w:rPr>
+              <w:t xml:space="preserve">        </w:t>
+            </w:r>
+            <w:r>
+              <w:rPr>
+                <w:rFonts w:eastAsia="Consolas" w:cs="Consolas" w:ascii="Consolas" w:hAnsi="Consolas"/>
+                <w:sz w:val="18"/>
+                <w:szCs w:val="18"/>
+              </w:rPr>
+              <w:t>je 25 m ein Segment schreiben (Hauptthread) + Laufzeit-CSV</w:t>
             </w:r>
           </w:p>
         </w:tc>
@@ -1109,8 +1574,8 @@
         <w:pStyle w:val="Heading1"/>
         <w:rPr/>
       </w:pPr>
-      <w:bookmarkStart w:id="2" w:name="__RefHeading___Toc714_3725421718"/>
-      <w:bookmarkEnd w:id="2"/>
+      <w:bookmarkStart w:id="3" w:name="__RefHeading___Toc1156_50781890"/>
+      <w:bookmarkEnd w:id="3"/>
       <w:r>
         <w:rPr/>
         <w:t>2  Installation und Eingabedaten</w:t>
@@ -1122,8 +1587,8 @@
         <w:keepNext w:val="true"/>
         <w:rPr/>
       </w:pPr>
-      <w:bookmarkStart w:id="3" w:name="__RefHeading___Toc716_3725421718"/>
-      <w:bookmarkEnd w:id="3"/>
+      <w:bookmarkStart w:id="4" w:name="__RefHeading___Toc1158_50781890"/>
+      <w:bookmarkEnd w:id="4"/>
       <w:r>
         <w:rPr/>
         <w:t>2.1  Installation in QGIS</w:t>
@@ -1134,7 +1599,7 @@
         <w:pStyle w:val="ListParagraph"/>
         <w:numPr>
           <w:ilvl w:val="0"/>
-          <w:numId w:val="4"/>
+          <w:numId w:val="5"/>
         </w:numPr>
         <w:spacing w:before="0" w:after="60"/>
         <w:rPr/>
@@ -1149,7 +1614,7 @@
         <w:pStyle w:val="ListParagraph"/>
         <w:numPr>
           <w:ilvl w:val="0"/>
-          <w:numId w:val="1"/>
+          <w:numId w:val="2"/>
         </w:numPr>
         <w:spacing w:before="0" w:after="60"/>
         <w:rPr/>
@@ -1177,7 +1642,7 @@
         <w:pStyle w:val="ListParagraph"/>
         <w:numPr>
           <w:ilvl w:val="0"/>
-          <w:numId w:val="1"/>
+          <w:numId w:val="2"/>
         </w:numPr>
         <w:spacing w:before="0" w:after="60"/>
         <w:rPr/>
@@ -1191,7 +1656,7 @@
           <w:b/>
           <w:bCs/>
         </w:rPr>
-        <w:t>Skripte → Wanderwege → Absturzrisiko Wanderwege</w:t>
+        <w:t>Skripte → Wanderwege → Absturzrisiko Wanderwege (v3)</w:t>
       </w:r>
       <w:r>
         <w:rPr/>
@@ -1206,7 +1671,30 @@
       </w:pPr>
       <w:r>
         <w:rPr/>
-        <w:t>Das Skript braucht nur numpy und GDAL. Beides ist in QGIS enthalten, es muss nichts nachinstalliert werden.</w:t>
+        <w:t>Das Skript braucht nur numpy und GDAL. Beides ist in QGIS enthalten. Ältere Versionen des Skripts sollten vorher aus dem Skriptordner entfernt werden, damit nicht zwei gleichnamige Werkzeuge existieren.</w:t>
+      </w:r>
+    </w:p>
+    <w:p>
+      <w:pPr>
+        <w:pStyle w:val="Normal"/>
+        <w:pBdr>
+          <w:left w:val="single" w:sz="18" w:space="8" w:color="E6550D"/>
+        </w:pBdr>
+        <w:shd w:val="clear" w:color="auto" w:fill="FFF4E5"/>
+        <w:spacing w:before="80" w:after="120"/>
+        <w:ind w:left="120"/>
+        <w:rPr/>
+      </w:pPr>
+      <w:r>
+        <w:rPr>
+          <w:b/>
+          <w:bCs/>
+        </w:rPr>
+        <w:t>macOS:</w:t>
+      </w:r>
+      <w:r>
+        <w:rPr/>
+        <w:t xml:space="preserve"> Nach der Auswahl einer Ausgabedatei rutscht der Processing-Dialog manchmal hinter das QGIS-Hauptfenster. Mit Cmd+` holt man ihn zurück.</w:t>
       </w:r>
     </w:p>
     <w:p>
@@ -1215,8 +1703,8 @@
         <w:keepNext w:val="true"/>
         <w:rPr/>
       </w:pPr>
-      <w:bookmarkStart w:id="4" w:name="__RefHeading___Toc718_3725421718"/>
-      <w:bookmarkEnd w:id="4"/>
+      <w:bookmarkStart w:id="5" w:name="__RefHeading___Toc1160_50781890"/>
+      <w:bookmarkEnd w:id="5"/>
       <w:r>
         <w:rPr/>
         <w:t>2.2  Benötigte Layer</w:t>
@@ -1236,9 +1724,9 @@
         </w:tblCellMar>
       </w:tblPr>
       <w:tblGrid>
-        <w:gridCol w:w="2199"/>
-        <w:gridCol w:w="1301"/>
-        <w:gridCol w:w="5526"/>
+        <w:gridCol w:w="2000"/>
+        <w:gridCol w:w="1100"/>
+        <w:gridCol w:w="5926"/>
       </w:tblGrid>
       <w:tr>
         <w:trPr>
@@ -1246,7 +1734,7 @@
         </w:trPr>
         <w:tc>
           <w:tcPr>
-            <w:tcW w:w="2199" w:type="dxa"/>
+            <w:tcW w:w="2000" w:type="dxa"/>
             <w:tcBorders>
               <w:top w:val="single" w:sz="4" w:space="0" w:color="BFBFBF"/>
               <w:left w:val="single" w:sz="4" w:space="0" w:color="BFBFBF"/>
@@ -1273,7 +1761,7 @@
         </w:tc>
         <w:tc>
           <w:tcPr>
-            <w:tcW w:w="1301" w:type="dxa"/>
+            <w:tcW w:w="1100" w:type="dxa"/>
             <w:tcBorders>
               <w:top w:val="single" w:sz="4" w:space="0" w:color="BFBFBF"/>
               <w:left w:val="single" w:sz="4" w:space="0" w:color="BFBFBF"/>
@@ -1300,7 +1788,7 @@
         </w:tc>
         <w:tc>
           <w:tcPr>
-            <w:tcW w:w="5526" w:type="dxa"/>
+            <w:tcW w:w="5926" w:type="dxa"/>
             <w:tcBorders>
               <w:top w:val="single" w:sz="4" w:space="0" w:color="BFBFBF"/>
               <w:left w:val="single" w:sz="4" w:space="0" w:color="BFBFBF"/>
@@ -1330,7 +1818,7 @@
         <w:trPr/>
         <w:tc>
           <w:tcPr>
-            <w:tcW w:w="2199" w:type="dxa"/>
+            <w:tcW w:w="2000" w:type="dxa"/>
             <w:tcBorders>
               <w:top w:val="single" w:sz="4" w:space="0" w:color="BFBFBF"/>
               <w:left w:val="single" w:sz="4" w:space="0" w:color="BFBFBF"/>
@@ -1352,7 +1840,7 @@
         </w:tc>
         <w:tc>
           <w:tcPr>
-            <w:tcW w:w="1301" w:type="dxa"/>
+            <w:tcW w:w="1100" w:type="dxa"/>
             <w:tcBorders>
               <w:top w:val="single" w:sz="4" w:space="0" w:color="BFBFBF"/>
               <w:left w:val="single" w:sz="4" w:space="0" w:color="BFBFBF"/>
@@ -1374,23 +1862,23 @@
         </w:tc>
         <w:tc>
           <w:tcPr>
-            <w:tcW w:w="5526" w:type="dxa"/>
-            <w:tcBorders>
-              <w:top w:val="single" w:sz="4" w:space="0" w:color="BFBFBF"/>
-              <w:left w:val="single" w:sz="4" w:space="0" w:color="BFBFBF"/>
-              <w:bottom w:val="single" w:sz="4" w:space="0" w:color="BFBFBF"/>
-              <w:right w:val="single" w:sz="4" w:space="0" w:color="BFBFBF"/>
-            </w:tcBorders>
-          </w:tcPr>
-          <w:p>
-            <w:pPr>
-              <w:pStyle w:val="Normal"/>
-              <w:spacing w:before="0" w:after="0"/>
-              <w:rPr/>
-            </w:pPr>
-            <w:r>
-              <w:rPr/>
-              <w:t xml:space="preserve">Linien-Layer, z.B. die PostGIS-Tabelle </w:t>
+            <w:tcW w:w="5926" w:type="dxa"/>
+            <w:tcBorders>
+              <w:top w:val="single" w:sz="4" w:space="0" w:color="BFBFBF"/>
+              <w:left w:val="single" w:sz="4" w:space="0" w:color="BFBFBF"/>
+              <w:bottom w:val="single" w:sz="4" w:space="0" w:color="BFBFBF"/>
+              <w:right w:val="single" w:sz="4" w:space="0" w:color="BFBFBF"/>
+            </w:tcBorders>
+          </w:tcPr>
+          <w:p>
+            <w:pPr>
+              <w:pStyle w:val="Normal"/>
+              <w:spacing w:before="0" w:after="0"/>
+              <w:rPr/>
+            </w:pPr>
+            <w:r>
+              <w:rPr/>
+              <w:t xml:space="preserve">Linien-Layer, z.B. swissTLM3D-Wanderwege oder die OSM-Tabelle </w:t>
             </w:r>
             <w:r>
               <w:rPr>
@@ -1403,7 +1891,7 @@
             </w:r>
             <w:r>
               <w:rPr/>
-              <w:t xml:space="preserve"> von bergiserver. MultiLineString und jedes CRS sind möglich, das Skript reprojiziert selbst.</w:t>
+              <w:t xml:space="preserve"> in PostGIS. MultiLineString und jedes CRS sind möglich.</w:t>
             </w:r>
           </w:p>
         </w:tc>
@@ -1412,7 +1900,7 @@
         <w:trPr/>
         <w:tc>
           <w:tcPr>
-            <w:tcW w:w="2199" w:type="dxa"/>
+            <w:tcW w:w="2000" w:type="dxa"/>
             <w:tcBorders>
               <w:top w:val="single" w:sz="4" w:space="0" w:color="BFBFBF"/>
               <w:left w:val="single" w:sz="4" w:space="0" w:color="BFBFBF"/>
@@ -1434,7 +1922,7 @@
         </w:tc>
         <w:tc>
           <w:tcPr>
-            <w:tcW w:w="1301" w:type="dxa"/>
+            <w:tcW w:w="1100" w:type="dxa"/>
             <w:tcBorders>
               <w:top w:val="single" w:sz="4" w:space="0" w:color="BFBFBF"/>
               <w:left w:val="single" w:sz="4" w:space="0" w:color="BFBFBF"/>
@@ -1456,23 +1944,45 @@
         </w:tc>
         <w:tc>
           <w:tcPr>
-            <w:tcW w:w="5526" w:type="dxa"/>
-            <w:tcBorders>
-              <w:top w:val="single" w:sz="4" w:space="0" w:color="BFBFBF"/>
-              <w:left w:val="single" w:sz="4" w:space="0" w:color="BFBFBF"/>
-              <w:bottom w:val="single" w:sz="4" w:space="0" w:color="BFBFBF"/>
-              <w:right w:val="single" w:sz="4" w:space="0" w:color="BFBFBF"/>
-            </w:tcBorders>
-          </w:tcPr>
-          <w:p>
-            <w:pPr>
-              <w:pStyle w:val="Normal"/>
-              <w:spacing w:before="0" w:after="0"/>
-              <w:rPr/>
-            </w:pPr>
-            <w:r>
-              <w:rPr/>
-              <w:t>swissALTI3D (EPSG:2056) als GeoTIFF oder VRT. Die 2-m-Variante genügt und ist rund 16-mal kleiner als 0.5 m. Muss als Datei vorliegen, WMS oder PostGIS-Raster funktionieren nicht.</w:t>
+            <w:tcW w:w="5926" w:type="dxa"/>
+            <w:tcBorders>
+              <w:top w:val="single" w:sz="4" w:space="0" w:color="BFBFBF"/>
+              <w:left w:val="single" w:sz="4" w:space="0" w:color="BFBFBF"/>
+              <w:bottom w:val="single" w:sz="4" w:space="0" w:color="BFBFBF"/>
+              <w:right w:val="single" w:sz="4" w:space="0" w:color="BFBFBF"/>
+            </w:tcBorders>
+          </w:tcPr>
+          <w:p>
+            <w:pPr>
+              <w:pStyle w:val="Normal"/>
+              <w:spacing w:before="0" w:after="0"/>
+              <w:rPr/>
+            </w:pPr>
+            <w:r>
+              <w:rPr/>
+              <w:t xml:space="preserve">swissALTI3D </w:t>
+            </w:r>
+            <w:r>
+              <w:rPr>
+                <w:b/>
+                <w:bCs/>
+              </w:rPr>
+              <w:t>2 m</w:t>
+            </w:r>
+            <w:r>
+              <w:rPr/>
+              <w:t xml:space="preserve"> (EPSG:2056) als </w:t>
+            </w:r>
+            <w:r>
+              <w:rPr>
+                <w:b/>
+                <w:bCs/>
+              </w:rPr>
+              <w:t>eine</w:t>
+            </w:r>
+            <w:r>
+              <w:rPr/>
+              <w:t xml:space="preserve"> Datei (Cloud Optimized GeoTIFF), siehe 2.3. Muss als Datei vorliegen, WMS oder PostGIS-Raster funktionieren nicht.</w:t>
             </w:r>
           </w:p>
         </w:tc>
@@ -1481,7 +1991,7 @@
         <w:trPr/>
         <w:tc>
           <w:tcPr>
-            <w:tcW w:w="2199" w:type="dxa"/>
+            <w:tcW w:w="2000" w:type="dxa"/>
             <w:tcBorders>
               <w:top w:val="single" w:sz="4" w:space="0" w:color="BFBFBF"/>
               <w:left w:val="single" w:sz="4" w:space="0" w:color="BFBFBF"/>
@@ -1503,7 +2013,7 @@
         </w:tc>
         <w:tc>
           <w:tcPr>
-            <w:tcW w:w="1301" w:type="dxa"/>
+            <w:tcW w:w="1100" w:type="dxa"/>
             <w:tcBorders>
               <w:top w:val="single" w:sz="4" w:space="0" w:color="BFBFBF"/>
               <w:left w:val="single" w:sz="4" w:space="0" w:color="BFBFBF"/>
@@ -1525,23 +2035,34 @@
         </w:tc>
         <w:tc>
           <w:tcPr>
-            <w:tcW w:w="5526" w:type="dxa"/>
-            <w:tcBorders>
-              <w:top w:val="single" w:sz="4" w:space="0" w:color="BFBFBF"/>
-              <w:left w:val="single" w:sz="4" w:space="0" w:color="BFBFBF"/>
-              <w:bottom w:val="single" w:sz="4" w:space="0" w:color="BFBFBF"/>
-              <w:right w:val="single" w:sz="4" w:space="0" w:color="BFBFBF"/>
-            </w:tcBorders>
-          </w:tcPr>
-          <w:p>
-            <w:pPr>
-              <w:pStyle w:val="Normal"/>
-              <w:spacing w:before="0" w:after="0"/>
-              <w:rPr/>
-            </w:pPr>
-            <w:r>
-              <w:rPr/>
-              <w:t>Raster mit Werten 0–100 %, z.B. Copernicus HRL Tree Cover Density (10 m, EPSG:3035). Ohne Waldraster gilt der Waldfaktor 1.</w:t>
+            <w:tcW w:w="5926" w:type="dxa"/>
+            <w:tcBorders>
+              <w:top w:val="single" w:sz="4" w:space="0" w:color="BFBFBF"/>
+              <w:left w:val="single" w:sz="4" w:space="0" w:color="BFBFBF"/>
+              <w:bottom w:val="single" w:sz="4" w:space="0" w:color="BFBFBF"/>
+              <w:right w:val="single" w:sz="4" w:space="0" w:color="BFBFBF"/>
+            </w:tcBorders>
+          </w:tcPr>
+          <w:p>
+            <w:pPr>
+              <w:pStyle w:val="Normal"/>
+              <w:spacing w:before="0" w:after="0"/>
+              <w:rPr/>
+            </w:pPr>
+            <w:r>
+              <w:rPr/>
+              <w:t xml:space="preserve">Copernicus HRL </w:t>
+            </w:r>
+            <w:r>
+              <w:rPr>
+                <w:b/>
+                <w:bCs/>
+              </w:rPr>
+              <w:t>Tree Cover Density</w:t>
+            </w:r>
+            <w:r>
+              <w:rPr/>
+              <w:t xml:space="preserve"> (TCD), 10 m, Werte 0–100 %. Ohne Waldraster gilt der Waldfaktor 1.</w:t>
             </w:r>
           </w:p>
         </w:tc>
@@ -1563,11 +2084,11 @@
         <w:keepNext w:val="true"/>
         <w:rPr/>
       </w:pPr>
-      <w:bookmarkStart w:id="5" w:name="__RefHeading___Toc720_3725421718"/>
-      <w:bookmarkEnd w:id="5"/>
-      <w:r>
-        <w:rPr/>
-        <w:t>2.3  Höhenmodell als VRT zusammenfassen</w:t>
+      <w:bookmarkStart w:id="6" w:name="__RefHeading___Toc1162_50781890"/>
+      <w:bookmarkEnd w:id="6"/>
+      <w:r>
+        <w:rPr/>
+        <w:t>2.3  Höhenmodell vorbereiten</w:t>
       </w:r>
     </w:p>
     <w:p>
@@ -1578,7 +2099,7 @@
       </w:pPr>
       <w:r>
         <w:rPr/>
-        <w:t xml:space="preserve">Die swissALTI3D-Kacheln werden zu einem virtuellen Raster zusammengefasst. Bei zehntausenden Kacheln wird die Befehlszeile mit </w:t>
+        <w:t xml:space="preserve">swissALTI3D wird in über 40 000 Kacheln geliefert. Zuerst werden sie zu einem virtuellen Raster (VRT) zusammengefasst. Mit </w:t>
       </w:r>
       <w:r>
         <w:rPr>
@@ -1591,7 +2112,7 @@
       </w:r>
       <w:r>
         <w:rPr/>
-        <w:t xml:space="preserve"> zu lang („argument list too long“). Deshalb die Dateinamen über eine Liste übergeben:</w:t>
+        <w:t xml:space="preserve"> wird die Befehlszeile zu lang („argument list too long“), deshalb übergibt man die Dateinamen über eine Liste:</w:t>
       </w:r>
     </w:p>
     <w:tbl>
@@ -1650,21 +2171,6 @@
                 <w:sz w:val="18"/>
                 <w:szCs w:val="18"/>
               </w:rPr>
-              <w:t>wc -l tiles.txt</w:t>
-            </w:r>
-          </w:p>
-          <w:p>
-            <w:pPr>
-              <w:pStyle w:val="Normal"/>
-              <w:spacing w:before="0" w:after="0"/>
-              <w:rPr/>
-            </w:pPr>
-            <w:r>
-              <w:rPr>
-                <w:rFonts w:eastAsia="Consolas" w:cs="Consolas" w:ascii="Consolas" w:hAnsi="Consolas"/>
-                <w:sz w:val="18"/>
-                <w:szCs w:val="18"/>
-              </w:rPr>
               <w:t>gdalbuildvrt -input_file_list tiles.txt merged.vrt</w:t>
             </w:r>
           </w:p>
@@ -1689,859 +2195,18 @@
       </w:pPr>
       <w:r>
         <w:rPr/>
-        <w:t xml:space="preserve">Der VRT speichert die Pfade relativ zu seinem eigenen Ort. </w:t>
-      </w:r>
-      <w:r>
-        <w:rPr>
-          <w:rFonts w:eastAsia="Consolas" w:cs="Consolas" w:ascii="Consolas" w:hAnsi="Consolas"/>
-          <w:color w:val="333333"/>
-          <w:sz w:val="20"/>
-          <w:szCs w:val="20"/>
-        </w:rPr>
-        <w:t>merged.vrt</w:t>
-      </w:r>
-      <w:r>
-        <w:rPr/>
-        <w:t xml:space="preserve"> sollte deshalb im selben Ordner wie die Kacheln bleiben.</w:t>
-      </w:r>
-    </w:p>
-    <w:p>
-      <w:pPr>
-        <w:pStyle w:val="Heading2"/>
-        <w:keepNext w:val="true"/>
-        <w:rPr/>
-      </w:pPr>
-      <w:bookmarkStart w:id="6" w:name="__RefHeading___Toc722_3725421718"/>
-      <w:bookmarkEnd w:id="6"/>
-      <w:r>
-        <w:rPr/>
-        <w:t>2.4  Wald aus swissTLM3D (Alternative)</w:t>
-      </w:r>
-    </w:p>
-    <w:p>
-      <w:pPr>
-        <w:pStyle w:val="Normal"/>
-        <w:spacing w:before="0" w:after="120"/>
-        <w:rPr/>
-      </w:pPr>
-      <w:r>
-        <w:rPr/>
-        <w:t>Statt Copernicus können die Waldpolygone aus swissTLM3D gerastert werden (Raster → Konvertierung → Rasterisieren, Wert 100 für Wald, 0 sonst). Das ist gröber, weil echte Dichtewerte fehlen, und halbiert das Risiko im Wald immer.</w:t>
-      </w:r>
-      <w:r>
-        <w:br w:type="page"/>
-      </w:r>
-    </w:p>
-    <w:p>
-      <w:pPr>
-        <w:pStyle w:val="Heading1"/>
-        <w:rPr/>
-      </w:pPr>
-      <w:bookmarkStart w:id="7" w:name="__RefHeading___Toc724_3725421718"/>
-      <w:bookmarkEnd w:id="7"/>
-      <w:r>
-        <w:rPr/>
-        <w:t>3  Aufbau des Skripts</w:t>
-      </w:r>
-    </w:p>
-    <w:tbl>
-      <w:tblPr>
-        <w:tblW w:w="9026" w:type="dxa"/>
-        <w:jc w:val="left"/>
-        <w:tblInd w:w="0" w:type="dxa"/>
-        <w:tblLayout w:type="fixed"/>
-        <w:tblCellMar>
-          <w:top w:w="60" w:type="dxa"/>
-          <w:left w:w="100" w:type="dxa"/>
-          <w:bottom w:w="60" w:type="dxa"/>
-          <w:right w:w="100" w:type="dxa"/>
-        </w:tblCellMar>
-      </w:tblPr>
-      <w:tblGrid>
-        <w:gridCol w:w="3000"/>
-        <w:gridCol w:w="6025"/>
-      </w:tblGrid>
-      <w:tr>
-        <w:trPr>
-          <w:tblHeader w:val="true"/>
-        </w:trPr>
-        <w:tc>
-          <w:tcPr>
-            <w:tcW w:w="3000" w:type="dxa"/>
-            <w:tcBorders>
-              <w:top w:val="single" w:sz="4" w:space="0" w:color="BFBFBF"/>
-              <w:left w:val="single" w:sz="4" w:space="0" w:color="BFBFBF"/>
-              <w:bottom w:val="single" w:sz="4" w:space="0" w:color="BFBFBF"/>
-              <w:right w:val="single" w:sz="4" w:space="0" w:color="BFBFBF"/>
-            </w:tcBorders>
-            <w:shd w:color="auto" w:fill="1F4E79" w:val="clear"/>
-          </w:tcPr>
-          <w:p>
-            <w:pPr>
-              <w:pStyle w:val="Normal"/>
-              <w:spacing w:before="0" w:after="0"/>
-              <w:rPr/>
-            </w:pPr>
-            <w:r>
-              <w:rPr>
-                <w:b/>
-                <w:bCs/>
-                <w:color w:val="FFFFFF"/>
-              </w:rPr>
-              <w:t>Teil</w:t>
-            </w:r>
-          </w:p>
-        </w:tc>
-        <w:tc>
-          <w:tcPr>
-            <w:tcW w:w="6025" w:type="dxa"/>
-            <w:tcBorders>
-              <w:top w:val="single" w:sz="4" w:space="0" w:color="BFBFBF"/>
-              <w:left w:val="single" w:sz="4" w:space="0" w:color="BFBFBF"/>
-              <w:bottom w:val="single" w:sz="4" w:space="0" w:color="BFBFBF"/>
-              <w:right w:val="single" w:sz="4" w:space="0" w:color="BFBFBF"/>
-            </w:tcBorders>
-            <w:shd w:color="auto" w:fill="1F4E79" w:val="clear"/>
-          </w:tcPr>
-          <w:p>
-            <w:pPr>
-              <w:pStyle w:val="Normal"/>
-              <w:spacing w:before="0" w:after="0"/>
-              <w:rPr/>
-            </w:pPr>
-            <w:r>
-              <w:rPr>
-                <w:b/>
-                <w:bCs/>
-                <w:color w:val="FFFFFF"/>
-              </w:rPr>
-              <w:t>Aufgabe</w:t>
-            </w:r>
-          </w:p>
-        </w:tc>
-      </w:tr>
-      <w:tr>
-        <w:trPr/>
-        <w:tc>
-          <w:tcPr>
-            <w:tcW w:w="3000" w:type="dxa"/>
-            <w:tcBorders>
-              <w:top w:val="single" w:sz="4" w:space="0" w:color="BFBFBF"/>
-              <w:left w:val="single" w:sz="4" w:space="0" w:color="BFBFBF"/>
-              <w:bottom w:val="single" w:sz="4" w:space="0" w:color="BFBFBF"/>
-              <w:right w:val="single" w:sz="4" w:space="0" w:color="BFBFBF"/>
-            </w:tcBorders>
-          </w:tcPr>
-          <w:p>
-            <w:pPr>
-              <w:pStyle w:val="Normal"/>
-              <w:spacing w:before="0" w:after="0"/>
-              <w:rPr/>
-            </w:pPr>
-            <w:r>
-              <w:rPr>
-                <w:rFonts w:eastAsia="Consolas" w:cs="Consolas" w:ascii="Consolas" w:hAnsi="Consolas"/>
-                <w:color w:val="333333"/>
-                <w:sz w:val="20"/>
-                <w:szCs w:val="20"/>
-              </w:rPr>
-              <w:t>NUM_PARAMS</w:t>
-            </w:r>
-          </w:p>
-        </w:tc>
-        <w:tc>
-          <w:tcPr>
-            <w:tcW w:w="6025" w:type="dxa"/>
-            <w:tcBorders>
-              <w:top w:val="single" w:sz="4" w:space="0" w:color="BFBFBF"/>
-              <w:left w:val="single" w:sz="4" w:space="0" w:color="BFBFBF"/>
-              <w:bottom w:val="single" w:sz="4" w:space="0" w:color="BFBFBF"/>
-              <w:right w:val="single" w:sz="4" w:space="0" w:color="BFBFBF"/>
-            </w:tcBorders>
-          </w:tcPr>
-          <w:p>
-            <w:pPr>
-              <w:pStyle w:val="Normal"/>
-              <w:spacing w:before="0" w:after="0"/>
-              <w:rPr/>
-            </w:pPr>
-            <w:r>
-              <w:rPr/>
-              <w:t>Liste der einstellbaren Parameter. Sie erscheinen in QGIS unter „Erweiterte Parameter“.</w:t>
-            </w:r>
-          </w:p>
-        </w:tc>
-      </w:tr>
-      <w:tr>
-        <w:trPr/>
-        <w:tc>
-          <w:tcPr>
-            <w:tcW w:w="3000" w:type="dxa"/>
-            <w:tcBorders>
-              <w:top w:val="single" w:sz="4" w:space="0" w:color="BFBFBF"/>
-              <w:left w:val="single" w:sz="4" w:space="0" w:color="BFBFBF"/>
-              <w:bottom w:val="single" w:sz="4" w:space="0" w:color="BFBFBF"/>
-              <w:right w:val="single" w:sz="4" w:space="0" w:color="BFBFBF"/>
-            </w:tcBorders>
-          </w:tcPr>
-          <w:p>
-            <w:pPr>
-              <w:pStyle w:val="Normal"/>
-              <w:spacing w:before="0" w:after="0"/>
-              <w:rPr/>
-            </w:pPr>
-            <w:r>
-              <w:rPr>
-                <w:rFonts w:eastAsia="Consolas" w:cs="Consolas" w:ascii="Consolas" w:hAnsi="Consolas"/>
-                <w:color w:val="333333"/>
-                <w:sz w:val="20"/>
-                <w:szCs w:val="20"/>
-              </w:rPr>
-              <w:t>bilinear</w:t>
-            </w:r>
-            <w:r>
-              <w:rPr/>
-              <w:t xml:space="preserve">, </w:t>
-            </w:r>
-            <w:r>
-              <w:rPr>
-                <w:rFonts w:eastAsia="Consolas" w:cs="Consolas" w:ascii="Consolas" w:hAnsi="Consolas"/>
-                <w:color w:val="333333"/>
-                <w:sz w:val="20"/>
-                <w:szCs w:val="20"/>
-              </w:rPr>
-              <w:t>box_filter</w:t>
-            </w:r>
-            <w:r>
-              <w:rPr/>
-              <w:t xml:space="preserve">, </w:t>
-            </w:r>
-            <w:r>
-              <w:rPr>
-                <w:rFonts w:eastAsia="Consolas" w:cs="Consolas" w:ascii="Consolas" w:hAnsi="Consolas"/>
-                <w:color w:val="333333"/>
-                <w:sz w:val="20"/>
-                <w:szCs w:val="20"/>
-              </w:rPr>
-              <w:t>Polyline</w:t>
-            </w:r>
-          </w:p>
-        </w:tc>
-        <w:tc>
-          <w:tcPr>
-            <w:tcW w:w="6025" w:type="dxa"/>
-            <w:tcBorders>
-              <w:top w:val="single" w:sz="4" w:space="0" w:color="BFBFBF"/>
-              <w:left w:val="single" w:sz="4" w:space="0" w:color="BFBFBF"/>
-              <w:bottom w:val="single" w:sz="4" w:space="0" w:color="BFBFBF"/>
-              <w:right w:val="single" w:sz="4" w:space="0" w:color="BFBFBF"/>
-            </w:tcBorders>
-          </w:tcPr>
-          <w:p>
-            <w:pPr>
-              <w:pStyle w:val="Normal"/>
-              <w:spacing w:before="0" w:after="0"/>
-              <w:rPr/>
-            </w:pPr>
-            <w:r>
-              <w:rPr/>
-              <w:t>Kleine Hilfsfunktionen, die scipy und shapely ersetzen. QGIS liefert diese Bibliotheken nicht immer mit, numpy und GDAL dagegen schon.</w:t>
-            </w:r>
-          </w:p>
-        </w:tc>
-      </w:tr>
-      <w:tr>
-        <w:trPr/>
-        <w:tc>
-          <w:tcPr>
-            <w:tcW w:w="3000" w:type="dxa"/>
-            <w:tcBorders>
-              <w:top w:val="single" w:sz="4" w:space="0" w:color="BFBFBF"/>
-              <w:left w:val="single" w:sz="4" w:space="0" w:color="BFBFBF"/>
-              <w:bottom w:val="single" w:sz="4" w:space="0" w:color="BFBFBF"/>
-              <w:right w:val="single" w:sz="4" w:space="0" w:color="BFBFBF"/>
-            </w:tcBorders>
-          </w:tcPr>
-          <w:p>
-            <w:pPr>
-              <w:pStyle w:val="Normal"/>
-              <w:spacing w:before="0" w:after="0"/>
-              <w:rPr/>
-            </w:pPr>
-            <w:r>
-              <w:rPr>
-                <w:rFonts w:eastAsia="Consolas" w:cs="Consolas" w:ascii="Consolas" w:hAnsi="Consolas"/>
-                <w:color w:val="333333"/>
-                <w:sz w:val="20"/>
-                <w:szCs w:val="20"/>
-              </w:rPr>
-              <w:t>vrm</w:t>
-            </w:r>
-          </w:p>
-        </w:tc>
-        <w:tc>
-          <w:tcPr>
-            <w:tcW w:w="6025" w:type="dxa"/>
-            <w:tcBorders>
-              <w:top w:val="single" w:sz="4" w:space="0" w:color="BFBFBF"/>
-              <w:left w:val="single" w:sz="4" w:space="0" w:color="BFBFBF"/>
-              <w:bottom w:val="single" w:sz="4" w:space="0" w:color="BFBFBF"/>
-              <w:right w:val="single" w:sz="4" w:space="0" w:color="BFBFBF"/>
-            </w:tcBorders>
-          </w:tcPr>
-          <w:p>
-            <w:pPr>
-              <w:pStyle w:val="Normal"/>
-              <w:spacing w:before="0" w:after="0"/>
-              <w:rPr/>
-            </w:pPr>
-            <w:r>
-              <w:rPr/>
-              <w:t>Berechnet die Faltigkeit des Geländes.</w:t>
-            </w:r>
-          </w:p>
-        </w:tc>
-      </w:tr>
-      <w:tr>
-        <w:trPr/>
-        <w:tc>
-          <w:tcPr>
-            <w:tcW w:w="3000" w:type="dxa"/>
-            <w:tcBorders>
-              <w:top w:val="single" w:sz="4" w:space="0" w:color="BFBFBF"/>
-              <w:left w:val="single" w:sz="4" w:space="0" w:color="BFBFBF"/>
-              <w:bottom w:val="single" w:sz="4" w:space="0" w:color="BFBFBF"/>
-              <w:right w:val="single" w:sz="4" w:space="0" w:color="BFBFBF"/>
-            </w:tcBorders>
-          </w:tcPr>
-          <w:p>
-            <w:pPr>
-              <w:pStyle w:val="Normal"/>
-              <w:spacing w:before="0" w:after="0"/>
-              <w:rPr/>
-            </w:pPr>
-            <w:r>
-              <w:rPr>
-                <w:rFonts w:eastAsia="Consolas" w:cs="Consolas" w:ascii="Consolas" w:hAnsi="Consolas"/>
-                <w:color w:val="333333"/>
-                <w:sz w:val="20"/>
-                <w:szCs w:val="20"/>
-              </w:rPr>
-              <w:t>warp_grid</w:t>
-            </w:r>
-          </w:p>
-        </w:tc>
-        <w:tc>
-          <w:tcPr>
-            <w:tcW w:w="6025" w:type="dxa"/>
-            <w:tcBorders>
-              <w:top w:val="single" w:sz="4" w:space="0" w:color="BFBFBF"/>
-              <w:left w:val="single" w:sz="4" w:space="0" w:color="BFBFBF"/>
-              <w:bottom w:val="single" w:sz="4" w:space="0" w:color="BFBFBF"/>
-              <w:right w:val="single" w:sz="4" w:space="0" w:color="BFBFBF"/>
-            </w:tcBorders>
-          </w:tcPr>
-          <w:p>
-            <w:pPr>
-              <w:pStyle w:val="Normal"/>
-              <w:spacing w:before="0" w:after="0"/>
-              <w:rPr/>
-            </w:pPr>
-            <w:r>
-              <w:rPr/>
-              <w:t>Liest einen Rasterausschnitt über GDAL im passenden Raster und Koordinatensystem.</w:t>
-            </w:r>
-          </w:p>
-        </w:tc>
-      </w:tr>
-      <w:tr>
-        <w:trPr/>
-        <w:tc>
-          <w:tcPr>
-            <w:tcW w:w="3000" w:type="dxa"/>
-            <w:tcBorders>
-              <w:top w:val="single" w:sz="4" w:space="0" w:color="BFBFBF"/>
-              <w:left w:val="single" w:sz="4" w:space="0" w:color="BFBFBF"/>
-              <w:bottom w:val="single" w:sz="4" w:space="0" w:color="BFBFBF"/>
-              <w:right w:val="single" w:sz="4" w:space="0" w:color="BFBFBF"/>
-            </w:tcBorders>
-          </w:tcPr>
-          <w:p>
-            <w:pPr>
-              <w:pStyle w:val="Normal"/>
-              <w:spacing w:before="0" w:after="0"/>
-              <w:rPr/>
-            </w:pPr>
-            <w:r>
-              <w:rPr>
-                <w:rFonts w:eastAsia="Consolas" w:cs="Consolas" w:ascii="Consolas" w:hAnsi="Consolas"/>
-                <w:color w:val="333333"/>
-                <w:sz w:val="20"/>
-                <w:szCs w:val="20"/>
-              </w:rPr>
-              <w:t>process_line</w:t>
-            </w:r>
-          </w:p>
-        </w:tc>
-        <w:tc>
-          <w:tcPr>
-            <w:tcW w:w="6025" w:type="dxa"/>
-            <w:tcBorders>
-              <w:top w:val="single" w:sz="4" w:space="0" w:color="BFBFBF"/>
-              <w:left w:val="single" w:sz="4" w:space="0" w:color="BFBFBF"/>
-              <w:bottom w:val="single" w:sz="4" w:space="0" w:color="BFBFBF"/>
-              <w:right w:val="single" w:sz="4" w:space="0" w:color="BFBFBF"/>
-            </w:tcBorders>
-          </w:tcPr>
-          <w:p>
-            <w:pPr>
-              <w:pStyle w:val="Normal"/>
-              <w:spacing w:before="0" w:after="0"/>
-              <w:rPr/>
-            </w:pPr>
-            <w:r>
-              <w:rPr/>
-              <w:t>Der eigentliche Kern: die Berechnung für ein Wegstück.</w:t>
-            </w:r>
-          </w:p>
-        </w:tc>
-      </w:tr>
-      <w:tr>
-        <w:trPr/>
-        <w:tc>
-          <w:tcPr>
-            <w:tcW w:w="3000" w:type="dxa"/>
-            <w:tcBorders>
-              <w:top w:val="single" w:sz="4" w:space="0" w:color="BFBFBF"/>
-              <w:left w:val="single" w:sz="4" w:space="0" w:color="BFBFBF"/>
-              <w:bottom w:val="single" w:sz="4" w:space="0" w:color="BFBFBF"/>
-              <w:right w:val="single" w:sz="4" w:space="0" w:color="BFBFBF"/>
-            </w:tcBorders>
-          </w:tcPr>
-          <w:p>
-            <w:pPr>
-              <w:pStyle w:val="Normal"/>
-              <w:spacing w:before="0" w:after="0"/>
-              <w:rPr/>
-            </w:pPr>
-            <w:r>
-              <w:rPr>
-                <w:rFonts w:eastAsia="Consolas" w:cs="Consolas" w:ascii="Consolas" w:hAnsi="Consolas"/>
-                <w:color w:val="333333"/>
-                <w:sz w:val="20"/>
-                <w:szCs w:val="20"/>
-              </w:rPr>
-              <w:t>FallExposureAlgorithm</w:t>
-            </w:r>
-          </w:p>
-        </w:tc>
-        <w:tc>
-          <w:tcPr>
-            <w:tcW w:w="6025" w:type="dxa"/>
-            <w:tcBorders>
-              <w:top w:val="single" w:sz="4" w:space="0" w:color="BFBFBF"/>
-              <w:left w:val="single" w:sz="4" w:space="0" w:color="BFBFBF"/>
-              <w:bottom w:val="single" w:sz="4" w:space="0" w:color="BFBFBF"/>
-              <w:right w:val="single" w:sz="4" w:space="0" w:color="BFBFBF"/>
-            </w:tcBorders>
-          </w:tcPr>
-          <w:p>
-            <w:pPr>
-              <w:pStyle w:val="Normal"/>
-              <w:spacing w:before="0" w:after="0"/>
-              <w:rPr/>
-            </w:pPr>
-            <w:r>
-              <w:rPr/>
-              <w:t>Die Hülle für QGIS Processing: Eingabemaske, Schleife über die Wege, Schreiben der Ausgabe.</w:t>
-            </w:r>
-          </w:p>
-        </w:tc>
-      </w:tr>
-    </w:tbl>
-    <w:p>
-      <w:pPr>
-        <w:pStyle w:val="Normal"/>
-        <w:spacing w:before="0" w:after="80"/>
-        <w:rPr/>
-      </w:pPr>
-      <w:r>
-        <w:rPr/>
-      </w:r>
-    </w:p>
-    <w:p>
-      <w:pPr>
-        <w:pStyle w:val="Heading1"/>
-        <w:rPr/>
-      </w:pPr>
-      <w:bookmarkStart w:id="8" w:name="__RefHeading___Toc726_3725421718"/>
-      <w:bookmarkEnd w:id="8"/>
-      <w:r>
-        <w:rPr/>
-        <w:t>4  Vorbereitung pro Weg</w:t>
-      </w:r>
-    </w:p>
-    <w:p>
-      <w:pPr>
-        <w:pStyle w:val="Normal"/>
-        <w:spacing w:before="0" w:after="120"/>
-        <w:rPr/>
-      </w:pPr>
-      <w:r>
-        <w:rPr>
-          <w:rFonts w:eastAsia="Consolas" w:cs="Consolas" w:ascii="Consolas" w:hAnsi="Consolas"/>
-          <w:color w:val="333333"/>
-          <w:sz w:val="20"/>
-          <w:szCs w:val="20"/>
-        </w:rPr>
-        <w:t>processAlgorithm</w:t>
-      </w:r>
-      <w:r>
-        <w:rPr/>
-        <w:t xml:space="preserve"> liest jeden Weg und transformiert ihn ins CRS des DEM. Wege in EPSG:4326 werden so zu EPSG:2056, damit alles in Metern rechnet. Ein MultiLineString wird in seine Teile zerlegt. Wege über 500 m (</w:t>
-      </w:r>
-      <w:r>
-        <w:rPr>
-          <w:rFonts w:eastAsia="Consolas" w:cs="Consolas" w:ascii="Consolas" w:hAnsi="Consolas"/>
-          <w:color w:val="333333"/>
-          <w:sz w:val="20"/>
-          <w:szCs w:val="20"/>
-        </w:rPr>
-        <w:t>CHUNK_LEN</w:t>
-      </w:r>
-      <w:r>
-        <w:rPr/>
-        <w:t>) werden geteilt, damit der DEM-Ausschnitt pro Rechenschritt klein bleibt.</w:t>
-      </w:r>
-    </w:p>
-    <w:p>
-      <w:pPr>
-        <w:pStyle w:val="Normal"/>
-        <w:spacing w:before="0" w:after="120"/>
-        <w:rPr/>
-      </w:pPr>
-      <w:r>
-        <w:rPr/>
-        <w:t xml:space="preserve">In </w:t>
-      </w:r>
-      <w:r>
-        <w:rPr>
-          <w:rFonts w:eastAsia="Consolas" w:cs="Consolas" w:ascii="Consolas" w:hAnsi="Consolas"/>
-          <w:color w:val="333333"/>
-          <w:sz w:val="20"/>
-          <w:szCs w:val="20"/>
-        </w:rPr>
-        <w:t>process_line</w:t>
-      </w:r>
-      <w:r>
-        <w:rPr/>
-        <w:t xml:space="preserve"> werden dann gesetzt:</w:t>
-      </w:r>
-    </w:p>
-    <w:p>
-      <w:pPr>
-        <w:pStyle w:val="ListParagraph"/>
-        <w:numPr>
-          <w:ilvl w:val="0"/>
-          <w:numId w:val="5"/>
-        </w:numPr>
-        <w:spacing w:before="0" w:after="60"/>
-        <w:rPr/>
-      </w:pPr>
+        <w:t xml:space="preserve">Ein VRT mit so vielen Kacheln ist langsam zu öffnen: Im Test dauerte das Öffnen rund 2 Sekunden, das Lesen eines Ausschnitts nur 0.04 Sekunden. Deshalb wird der VRT einmalig in </w:t>
+      </w:r>
       <w:r>
         <w:rPr>
           <w:b/>
           <w:bCs/>
         </w:rPr>
-        <w:t>Startpunkte</w:t>
-      </w:r>
-      <w:r>
-        <w:rPr/>
-        <w:t xml:space="preserve"> alle 5 m entlang des Wegs (</w:t>
-      </w:r>
-      <w:r>
-        <w:rPr>
-          <w:rFonts w:eastAsia="Consolas" w:cs="Consolas" w:ascii="Consolas" w:hAnsi="Consolas"/>
-          <w:color w:val="333333"/>
-          <w:sz w:val="20"/>
-          <w:szCs w:val="20"/>
-        </w:rPr>
-        <w:t>STEP</w:t>
-      </w:r>
-      <w:r>
-        <w:rPr/>
-        <w:t>).</w:t>
-      </w:r>
-    </w:p>
-    <w:p>
-      <w:pPr>
-        <w:pStyle w:val="ListParagraph"/>
-        <w:numPr>
-          <w:ilvl w:val="0"/>
-          <w:numId w:val="2"/>
-        </w:numPr>
-        <w:spacing w:before="0" w:after="60"/>
-        <w:rPr/>
-      </w:pPr>
-      <w:r>
-        <w:rPr>
-          <w:b/>
-          <w:bCs/>
-        </w:rPr>
-        <w:t>Wegrichtung</w:t>
-      </w:r>
-      <w:r>
-        <w:rPr/>
-        <w:t xml:space="preserve"> an jedem Punkt, aus zwei Punkten je 2 m davor und dahinter.</w:t>
-      </w:r>
-    </w:p>
-    <w:p>
-      <w:pPr>
-        <w:pStyle w:val="ListParagraph"/>
-        <w:numPr>
-          <w:ilvl w:val="0"/>
-          <w:numId w:val="2"/>
-        </w:numPr>
-        <w:spacing w:before="0" w:after="60"/>
-        <w:rPr/>
-      </w:pPr>
-      <w:r>
-        <w:rPr>
-          <w:b/>
-          <w:bCs/>
-        </w:rPr>
-        <w:t>Normale</w:t>
-      </w:r>
-      <w:r>
-        <w:rPr/>
-        <w:t>, also die Richtung senkrecht zum Weg. Daraus ergeben sich „links“ und „rechts“.</w:t>
-      </w:r>
-    </w:p>
-    <w:p>
-      <w:pPr>
-        <w:pStyle w:val="Heading1"/>
-        <w:rPr/>
-      </w:pPr>
-      <w:bookmarkStart w:id="9" w:name="__RefHeading___Toc728_3725421718"/>
-      <w:bookmarkEnd w:id="9"/>
-      <w:r>
-        <w:rPr/>
-        <w:t>5  DEM-Ausschnitt und abgeleitete Raster</w:t>
-      </w:r>
-    </w:p>
-    <w:p>
-      <w:pPr>
-        <w:pStyle w:val="Normal"/>
-        <w:spacing w:before="0" w:after="120"/>
-        <w:rPr/>
-      </w:pPr>
-      <w:r>
-        <w:rPr/>
-        <w:t>Um das Wegstück herum wird ein Fenster aus dem DEM gelesen. Es reicht 400 m (</w:t>
-      </w:r>
-      <w:r>
-        <w:rPr>
-          <w:rFonts w:eastAsia="Consolas" w:cs="Consolas" w:ascii="Consolas" w:hAnsi="Consolas"/>
-          <w:color w:val="333333"/>
-          <w:sz w:val="20"/>
-          <w:szCs w:val="20"/>
-        </w:rPr>
-        <w:t>MAX_PATH</w:t>
-      </w:r>
-      <w:r>
-        <w:rPr/>
-        <w:t>) plus etwas Rand in alle Richtungen. Dabei wird auf 2 m gemittelt (</w:t>
-      </w:r>
-      <w:r>
-        <w:rPr>
-          <w:rFonts w:eastAsia="Consolas" w:cs="Consolas" w:ascii="Consolas" w:hAnsi="Consolas"/>
-          <w:color w:val="333333"/>
-          <w:sz w:val="20"/>
-          <w:szCs w:val="20"/>
-        </w:rPr>
-        <w:t>RES</w:t>
-      </w:r>
-      <w:r>
-        <w:rPr/>
-        <w:t>). Das glättet Mikrorelief wie Steine oder Grasbüschel, die sonst als Mini-Felswände gelten würden.</w:t>
-      </w:r>
-    </w:p>
-    <w:p>
-      <w:pPr>
-        <w:pStyle w:val="Normal"/>
-        <w:spacing w:before="0" w:after="120"/>
-        <w:rPr/>
-      </w:pPr>
-      <w:r>
-        <w:rPr/>
-        <w:t>Aus diesem Fenster werden drei Raster berechnet:</w:t>
-      </w:r>
-    </w:p>
-    <w:p>
-      <w:pPr>
-        <w:pStyle w:val="ListParagraph"/>
-        <w:numPr>
-          <w:ilvl w:val="0"/>
-          <w:numId w:val="2"/>
-        </w:numPr>
-        <w:spacing w:before="0" w:after="60"/>
-        <w:rPr/>
-      </w:pPr>
-      <w:r>
-        <w:rPr>
-          <w:b/>
-          <w:bCs/>
-        </w:rPr>
-        <w:t>Gradient</w:t>
-      </w:r>
-      <w:r>
-        <w:rPr/>
-        <w:t xml:space="preserve"> </w:t>
-      </w:r>
-      <w:r>
-        <w:rPr>
-          <w:rFonts w:eastAsia="Consolas" w:cs="Consolas" w:ascii="Consolas" w:hAnsi="Consolas"/>
-          <w:color w:val="333333"/>
-          <w:sz w:val="20"/>
-          <w:szCs w:val="20"/>
-        </w:rPr>
-        <w:t>gx</w:t>
-      </w:r>
-      <w:r>
-        <w:rPr/>
-        <w:t xml:space="preserve">, </w:t>
-      </w:r>
-      <w:r>
-        <w:rPr>
-          <w:rFonts w:eastAsia="Consolas" w:cs="Consolas" w:ascii="Consolas" w:hAnsi="Consolas"/>
-          <w:color w:val="333333"/>
-          <w:sz w:val="20"/>
-          <w:szCs w:val="20"/>
-        </w:rPr>
-        <w:t>gy</w:t>
-      </w:r>
-      <w:r>
-        <w:rPr/>
-        <w:t>: in welche Richtung und wie stark das Gelände abfällt. Daraus ergibt sich die Neigung in Grad (</w:t>
-      </w:r>
-      <w:r>
-        <w:rPr>
-          <w:rFonts w:eastAsia="Consolas" w:cs="Consolas" w:ascii="Consolas" w:hAnsi="Consolas"/>
-          <w:color w:val="333333"/>
-          <w:sz w:val="20"/>
-          <w:szCs w:val="20"/>
-        </w:rPr>
-        <w:t>slope_r</w:t>
-      </w:r>
-      <w:r>
-        <w:rPr/>
-        <w:t>).</w:t>
-      </w:r>
-    </w:p>
-    <w:p>
-      <w:pPr>
-        <w:pStyle w:val="ListParagraph"/>
-        <w:numPr>
-          <w:ilvl w:val="0"/>
-          <w:numId w:val="2"/>
-        </w:numPr>
-        <w:spacing w:before="0" w:after="60"/>
-        <w:rPr/>
-      </w:pPr>
-      <w:r>
-        <w:rPr>
-          <w:b/>
-          <w:bCs/>
-        </w:rPr>
-        <w:t>Faltigkeit</w:t>
-      </w:r>
-      <w:r>
-        <w:rPr/>
-        <w:t xml:space="preserve"> </w:t>
-      </w:r>
-      <w:r>
-        <w:rPr>
-          <w:rFonts w:eastAsia="Consolas" w:cs="Consolas" w:ascii="Consolas" w:hAnsi="Consolas"/>
-          <w:color w:val="333333"/>
-          <w:sz w:val="20"/>
-          <w:szCs w:val="20"/>
-        </w:rPr>
-        <w:t>fold_r</w:t>
-      </w:r>
-      <w:r>
-        <w:rPr/>
-        <w:t xml:space="preserve"> als Vector Ruggedness Measure (VRM). Pro Zelle wird geprüft, wie stark die Flächennormalen im 5×5-Fenster in verschiedene Richtungen zeigen. Ein glatter Hang, auch ein steiler, ergibt 0. Zerfurchtes Gelände mit Rinnen und Felsblöcken ergibt Werte gegen 0.1–0.3.</w:t>
-      </w:r>
-    </w:p>
-    <w:p>
-      <w:pPr>
-        <w:pStyle w:val="ListParagraph"/>
-        <w:numPr>
-          <w:ilvl w:val="0"/>
-          <w:numId w:val="2"/>
-        </w:numPr>
-        <w:spacing w:before="0" w:after="60"/>
-        <w:rPr/>
-      </w:pPr>
-      <w:r>
-        <w:rPr>
-          <w:b/>
-          <w:bCs/>
-        </w:rPr>
-        <w:t>Walddichte</w:t>
-      </w:r>
-      <w:r>
-        <w:rPr/>
-        <w:t xml:space="preserve"> </w:t>
-      </w:r>
-      <w:r>
-        <w:rPr>
-          <w:rFonts w:eastAsia="Consolas" w:cs="Consolas" w:ascii="Consolas" w:hAnsi="Consolas"/>
-          <w:color w:val="333333"/>
-          <w:sz w:val="20"/>
-          <w:szCs w:val="20"/>
-        </w:rPr>
-        <w:t>fd_r</w:t>
-      </w:r>
-      <w:r>
-        <w:rPr/>
-        <w:t>, falls angegeben. Sie wird ins gleiche Raster reprojiziert, deshalb ist ihr CRS egal.</w:t>
-      </w:r>
-    </w:p>
-    <w:p>
-      <w:pPr>
-        <w:pStyle w:val="Heading1"/>
-        <w:rPr/>
-      </w:pPr>
-      <w:bookmarkStart w:id="10" w:name="__RefHeading___Toc730_3725421718"/>
-      <w:bookmarkEnd w:id="10"/>
-      <w:r>
-        <w:rPr/>
-        <w:t>6  Wahrscheinlichkeitsterm</w:t>
-      </w:r>
-    </w:p>
-    <w:p>
-      <w:pPr>
-        <w:pStyle w:val="Normal"/>
-        <w:spacing w:before="0" w:after="120"/>
-        <w:rPr/>
-      </w:pPr>
-      <w:r>
-        <w:rPr/>
-        <w:t xml:space="preserve">Wie leicht stürzt man an dieser Stelle? Quer über die Wegtrasse (±1.5 m, </w:t>
-      </w:r>
-      <w:r>
-        <w:rPr>
-          <w:rFonts w:eastAsia="Consolas" w:cs="Consolas" w:ascii="Consolas" w:hAnsi="Consolas"/>
-          <w:color w:val="333333"/>
-          <w:sz w:val="20"/>
-          <w:szCs w:val="20"/>
-        </w:rPr>
-        <w:t>HALFWIDTH</w:t>
-      </w:r>
-      <w:r>
-        <w:rPr/>
-        <w:t>) wird an fünf Punkten gemessen:</w:t>
+        <w:t>eine</w:t>
+      </w:r>
+      <w:r>
+        <w:rPr/>
+        <w:t xml:space="preserve"> Datei umgewandelt, unter Windows in der OSGeo4W Shell (Startmenü → QGIS → OSGeo4W Shell):</w:t>
       </w:r>
     </w:p>
     <w:tbl>
@@ -2585,7 +2250,53 @@
                 <w:sz w:val="18"/>
                 <w:szCs w:val="18"/>
               </w:rPr>
-              <w:t>prob = max( Hangneigung, k1 × Faltigkeit, p_min )</w:t>
+              <w:t>gdal_translate -of COG merged.vrt swissalti3d_2m.tif ^</w:t>
+            </w:r>
+          </w:p>
+          <w:p>
+            <w:pPr>
+              <w:pStyle w:val="Normal"/>
+              <w:spacing w:before="0" w:after="0"/>
+              <w:rPr/>
+            </w:pPr>
+            <w:r>
+              <w:rPr>
+                <w:rFonts w:eastAsia="Consolas" w:cs="Consolas" w:ascii="Consolas" w:hAnsi="Consolas"/>
+                <w:sz w:val="18"/>
+                <w:szCs w:val="18"/>
+              </w:rPr>
+              <w:t xml:space="preserve">  </w:t>
+            </w:r>
+            <w:r>
+              <w:rPr>
+                <w:rFonts w:eastAsia="Consolas" w:cs="Consolas" w:ascii="Consolas" w:hAnsi="Consolas"/>
+                <w:sz w:val="18"/>
+                <w:szCs w:val="18"/>
+              </w:rPr>
+              <w:t>-co COMPRESS=LERC_DEFLATE -co MAX_Z_ERROR=0.01 ^</w:t>
+            </w:r>
+          </w:p>
+          <w:p>
+            <w:pPr>
+              <w:pStyle w:val="Normal"/>
+              <w:spacing w:before="0" w:after="0"/>
+              <w:rPr/>
+            </w:pPr>
+            <w:r>
+              <w:rPr>
+                <w:rFonts w:eastAsia="Consolas" w:cs="Consolas" w:ascii="Consolas" w:hAnsi="Consolas"/>
+                <w:sz w:val="18"/>
+                <w:szCs w:val="18"/>
+              </w:rPr>
+              <w:t xml:space="preserve">  </w:t>
+            </w:r>
+            <w:r>
+              <w:rPr>
+                <w:rFonts w:eastAsia="Consolas" w:cs="Consolas" w:ascii="Consolas" w:hAnsi="Consolas"/>
+                <w:sz w:val="18"/>
+                <w:szCs w:val="18"/>
+              </w:rPr>
+              <w:t>-co BIGTIFF=YES -co NUM_THREADS=ALL_CPUS --config GDAL_CACHEMAX 4096</w:t>
             </w:r>
           </w:p>
         </w:tc>
@@ -2606,77 +2317,11 @@
         <w:pStyle w:val="ListParagraph"/>
         <w:numPr>
           <w:ilvl w:val="0"/>
-          <w:numId w:val="2"/>
+          <w:numId w:val="1"/>
         </w:numPr>
         <w:spacing w:before="0" w:after="60"/>
         <w:rPr/>
       </w:pPr>
-      <w:r>
-        <w:rPr>
-          <w:b/>
-          <w:bCs/>
-        </w:rPr>
-        <w:t>Hangneigung:</w:t>
-      </w:r>
-      <w:r>
-        <w:rPr/>
-        <w:t xml:space="preserve"> das Maximum über die Trasse. Gemeint ist die Neigung des Geländes, nicht das Gefälle entlang des Wegs. Ein flacher Weg in einer 40°-Flanke bekommt also 40°.</w:t>
-      </w:r>
-    </w:p>
-    <w:p>
-      <w:pPr>
-        <w:pStyle w:val="ListParagraph"/>
-        <w:numPr>
-          <w:ilvl w:val="0"/>
-          <w:numId w:val="2"/>
-        </w:numPr>
-        <w:spacing w:before="0" w:after="60"/>
-        <w:rPr/>
-      </w:pPr>
-      <w:r>
-        <w:rPr>
-          <w:b/>
-          <w:bCs/>
-        </w:rPr>
-        <w:t>k1 × Faltigkeit:</w:t>
-      </w:r>
-      <w:r>
-        <w:rPr/>
-        <w:t xml:space="preserve"> Mit k1 = 300 entspricht eine Faltigkeit von 0.1 dem Wert von 30°. So kann auch unruhiges, mässig steiles Gelände als stolperträchtig gelten.</w:t>
-      </w:r>
-    </w:p>
-    <w:p>
-      <w:pPr>
-        <w:pStyle w:val="ListParagraph"/>
-        <w:numPr>
-          <w:ilvl w:val="0"/>
-          <w:numId w:val="2"/>
-        </w:numPr>
-        <w:spacing w:before="0" w:after="60"/>
-        <w:rPr/>
-      </w:pPr>
-      <w:r>
-        <w:rPr>
-          <w:b/>
-          <w:bCs/>
-        </w:rPr>
-        <w:t>p_min = 10°:</w:t>
-      </w:r>
-      <w:r>
-        <w:rPr/>
-        <w:t xml:space="preserve"> Stolpern kann man überall, deshalb wird der Wert nie 0.</w:t>
-      </w:r>
-    </w:p>
-    <w:p>
-      <w:pPr>
-        <w:pStyle w:val="Normal"/>
-        <w:spacing w:before="120" w:after="120"/>
-        <w:rPr/>
-      </w:pPr>
-      <w:r>
-        <w:rPr/>
-        <w:t>Nebenbei wird die Höhe am Weg (</w:t>
-      </w:r>
       <w:r>
         <w:rPr>
           <w:rFonts w:eastAsia="Consolas" w:cs="Consolas" w:ascii="Consolas" w:hAnsi="Consolas"/>
@@ -2684,34 +2329,11 @@
           <w:sz w:val="20"/>
           <w:szCs w:val="20"/>
         </w:rPr>
-        <w:t>z0</w:t>
-      </w:r>
-      <w:r>
-        <w:rPr/>
-        <w:t>) als Median der fünf Punkte bestimmt. Der Median macht sie robust gegen OSM-Lagefehler von 1–2 m.</w:t>
-      </w:r>
-    </w:p>
-    <w:p>
-      <w:pPr>
-        <w:pStyle w:val="Heading1"/>
-        <w:rPr/>
-      </w:pPr>
-      <w:bookmarkStart w:id="11" w:name="__RefHeading___Toc732_3725421718"/>
-      <w:bookmarkEnd w:id="11"/>
-      <w:r>
-        <w:rPr/>
-        <w:t>7  Absturzkante direkt am Weg</w:t>
-      </w:r>
-    </w:p>
-    <w:p>
-      <w:pPr>
-        <w:pStyle w:val="Normal"/>
-        <w:spacing w:before="0" w:after="120"/>
-        <w:rPr/>
-      </w:pPr>
-      <w:r>
-        <w:rPr/>
-        <w:t>Zwischen dem Wegrand und 5 m daneben (</w:t>
+        <w:t>LERC_DEFLATE</w:t>
+      </w:r>
+      <w:r>
+        <w:rPr/>
+        <w:t xml:space="preserve"> mit </w:t>
       </w:r>
       <w:r>
         <w:rPr>
@@ -2720,11 +2342,41 @@
           <w:sz w:val="20"/>
           <w:szCs w:val="20"/>
         </w:rPr>
-        <w:t>NEAR_DIST</w:t>
-      </w:r>
-      <w:r>
-        <w:rPr/>
-        <w:t>) wird beidseitig geprüft, ob das Gelände steiler als 60° ist (</w:t>
+        <w:t>MAX_Z_ERROR=0.01</w:t>
+      </w:r>
+      <w:r>
+        <w:rPr/>
+        <w:t xml:space="preserve"> speichert die Höhen auf 1 cm genau. Das ist für die Absturzberechnung mehr als ausreichend und viel kleiner als verlustfreie Kompression.</w:t>
+      </w:r>
+    </w:p>
+    <w:p>
+      <w:pPr>
+        <w:pStyle w:val="ListParagraph"/>
+        <w:numPr>
+          <w:ilvl w:val="0"/>
+          <w:numId w:val="1"/>
+        </w:numPr>
+        <w:spacing w:before="0" w:after="60"/>
+        <w:rPr/>
+      </w:pPr>
+      <w:r>
+        <w:rPr/>
+        <w:t>Die Datei sollte auf einer lokalen SSD liegen, nicht auf einem Netzlaufwerk.</w:t>
+      </w:r>
+    </w:p>
+    <w:p>
+      <w:pPr>
+        <w:pStyle w:val="ListParagraph"/>
+        <w:numPr>
+          <w:ilvl w:val="0"/>
+          <w:numId w:val="1"/>
+        </w:numPr>
+        <w:spacing w:before="0" w:after="60"/>
+        <w:rPr/>
+      </w:pPr>
+      <w:r>
+        <w:rPr/>
+        <w:t xml:space="preserve">Kontrolle mit </w:t>
       </w:r>
       <w:r>
         <w:rPr>
@@ -2733,11 +2385,11 @@
           <w:sz w:val="20"/>
           <w:szCs w:val="20"/>
         </w:rPr>
-        <w:t>CLIFF_DEG</w:t>
-      </w:r>
-      <w:r>
-        <w:rPr/>
-        <w:t xml:space="preserve">) und mehr als 2 m unter dem Weg liegt. Trifft beides zu, wird </w:t>
+        <w:t>gdalinfo swissalti3d_2m.tif</w:t>
+      </w:r>
+      <w:r>
+        <w:rPr/>
+        <w:t xml:space="preserve">: </w:t>
       </w:r>
       <w:r>
         <w:rPr>
@@ -2746,26 +2398,47 @@
           <w:sz w:val="20"/>
           <w:szCs w:val="20"/>
         </w:rPr>
-        <w:t>immediate_drop</w:t>
-      </w:r>
-      <w:r>
-        <w:rPr/>
-        <w:t xml:space="preserve"> gesetzt. Das entspricht der pinken Signatur der DIGIWAY Exposure Map: Ein Fehltritt führt sofort in den freien Fall.</w:t>
-      </w:r>
-      <w:r>
-        <w:br w:type="page"/>
-      </w:r>
-    </w:p>
-    <w:p>
-      <w:pPr>
-        <w:pStyle w:val="Heading1"/>
-        <w:rPr/>
-      </w:pPr>
-      <w:bookmarkStart w:id="12" w:name="__RefHeading___Toc734_3725421718"/>
-      <w:bookmarkEnd w:id="12"/>
-      <w:r>
-        <w:rPr/>
-        <w:t>8  Das virtuelle Fallexperiment</w:t>
+        <w:t>Pixel Size = (2,-2)</w:t>
+      </w:r>
+      <w:r>
+        <w:rPr/>
+        <w:t>.</w:t>
+      </w:r>
+    </w:p>
+    <w:p>
+      <w:pPr>
+        <w:pStyle w:val="Normal"/>
+        <w:pBdr>
+          <w:left w:val="single" w:sz="18" w:space="8" w:color="E6550D"/>
+        </w:pBdr>
+        <w:shd w:val="clear" w:color="auto" w:fill="FFF4E5"/>
+        <w:spacing w:before="80" w:after="120"/>
+        <w:ind w:left="120"/>
+        <w:rPr/>
+      </w:pPr>
+      <w:r>
+        <w:rPr>
+          <w:b/>
+          <w:bCs/>
+        </w:rPr>
+        <w:t>Streifen in der Schummerung:</w:t>
+      </w:r>
+      <w:r>
+        <w:rPr/>
+        <w:t xml:space="preserve"> QGIS zeichnet die Schummerung standardmässig mit „nächstem Nachbarn“. Das erzeugt beim Zoomen ein Streifenmuster, das nur in der Darstellung existiert. Abhilfe: Layer-Eigenschaften → Symbologie → Neuberechnung: hineingezoomt „Bilinear“, herausgezoomt „Durchschnitt“, „Frühes Resampling“ aktivieren. Das Skript liest die Rohdaten und ist davon nicht betroffen.</w:t>
+      </w:r>
+    </w:p>
+    <w:p>
+      <w:pPr>
+        <w:pStyle w:val="Heading2"/>
+        <w:keepNext w:val="true"/>
+        <w:rPr/>
+      </w:pPr>
+      <w:bookmarkStart w:id="7" w:name="__RefHeading___Toc1164_50781890"/>
+      <w:bookmarkEnd w:id="7"/>
+      <w:r>
+        <w:rPr/>
+        <w:t>2.4  Waldraster prüfen</w:t>
       </w:r>
     </w:p>
     <w:p>
@@ -2776,20 +2449,29 @@
       </w:pPr>
       <w:r>
         <w:rPr/>
-        <w:t>Das ist der Kern des Skripts. Von jedem Startpunkt startet links und rechts am Wegrand je ein gedachter Gleitblock. Alle Blöcke werden gleichzeitig als numpy-Arrays gerechnet.</w:t>
-      </w:r>
-    </w:p>
-    <w:p>
-      <w:pPr>
-        <w:pStyle w:val="Heading2"/>
-        <w:keepNext w:val="true"/>
-        <w:rPr/>
-      </w:pPr>
-      <w:bookmarkStart w:id="13" w:name="__RefHeading___Toc736_3725421718"/>
-      <w:bookmarkEnd w:id="13"/>
-      <w:r>
-        <w:rPr/>
-        <w:t>8.1  Bewegung</w:t>
+        <w:t xml:space="preserve">Copernicus bietet mehrere Waldprodukte an. Richtig ist </w:t>
+      </w:r>
+      <w:r>
+        <w:rPr>
+          <w:b/>
+          <w:bCs/>
+        </w:rPr>
+        <w:t>Tree Cover Density (TCD)</w:t>
+      </w:r>
+      <w:r>
+        <w:rPr/>
+        <w:t xml:space="preserve"> mit Prozentwerten. </w:t>
+      </w:r>
+      <w:r>
+        <w:rPr>
+          <w:b/>
+          <w:bCs/>
+        </w:rPr>
+        <w:t>Forest Type (FTY)</w:t>
+      </w:r>
+      <w:r>
+        <w:rPr/>
+        <w:t xml:space="preserve"> enthält nur Klassencodes (1 = Laubwald, 2 = Nadelwald) und würde als 1–2 % Wald gelesen, der Waldfaktor bliebe immer 1.</w:t>
       </w:r>
     </w:p>
     <w:p>
@@ -2800,44 +2482,7 @@
       </w:pPr>
       <w:r>
         <w:rPr/>
-        <w:t>Der Block geht in jedem Schritt 2 m in Richtung des steilsten Abstiegs, also gegen den Gradienten. Er folgt damit der Falllinie wie Wasser. Das ist realistischer als ein gerades Querprofil, weil Stürze in Rinnen abgelenkt werden.</w:t>
-      </w:r>
-    </w:p>
-    <w:p>
-      <w:pPr>
-        <w:pStyle w:val="Heading2"/>
-        <w:keepNext w:val="true"/>
-        <w:rPr/>
-      </w:pPr>
-      <w:bookmarkStart w:id="14" w:name="__RefHeading___Toc738_3725421718"/>
-      <w:bookmarkEnd w:id="14"/>
-      <w:r>
-        <w:rPr/>
-        <w:t>8.2  Energie</w:t>
-      </w:r>
-    </w:p>
-    <w:p>
-      <w:pPr>
-        <w:pStyle w:val="Normal"/>
-        <w:spacing w:before="0" w:after="120"/>
-        <w:rPr/>
-      </w:pPr>
-      <w:r>
-        <w:rPr/>
-        <w:t xml:space="preserve">Statt Geschwindigkeiten rechnet das Skript mit der kinetischen Höhe </w:t>
-      </w:r>
-      <w:r>
-        <w:rPr>
-          <w:rFonts w:eastAsia="Consolas" w:cs="Consolas" w:ascii="Consolas" w:hAnsi="Consolas"/>
-          <w:color w:val="333333"/>
-          <w:sz w:val="20"/>
-          <w:szCs w:val="20"/>
-        </w:rPr>
-        <w:t>hk</w:t>
-      </w:r>
-      <w:r>
-        <w:rPr/>
-        <w:t>, also der Höhe, die der Block in Geschwindigkeit umgewandelt hat:</w:t>
+        <w:t>Prüfen in der OSGeo4W Shell:</w:t>
       </w:r>
     </w:p>
     <w:tbl>
@@ -2881,22 +2526,7 @@
                 <w:sz w:val="18"/>
                 <w:szCs w:val="18"/>
               </w:rPr>
-              <w:t>hk = hk + Höhenverlust − mu × Wegstrecke − hk × Wegstrecke / drag_len</w:t>
-            </w:r>
-          </w:p>
-          <w:p>
-            <w:pPr>
-              <w:pStyle w:val="Normal"/>
-              <w:spacing w:before="0" w:after="0"/>
-              <w:rPr/>
-            </w:pPr>
-            <w:r>
-              <w:rPr>
-                <w:rFonts w:eastAsia="Consolas" w:cs="Consolas" w:ascii="Consolas" w:hAnsi="Consolas"/>
-                <w:sz w:val="18"/>
-                <w:szCs w:val="18"/>
-              </w:rPr>
-              <w:t>v  = √(2 · g · hk)</w:t>
+              <w:t>gdalinfo -stats CLMS_HRLVLCC_TCD_CH_0.tif</w:t>
             </w:r>
           </w:p>
         </w:tc>
@@ -2917,7 +2547,7 @@
         <w:pStyle w:val="ListParagraph"/>
         <w:numPr>
           <w:ilvl w:val="0"/>
-          <w:numId w:val="2"/>
+          <w:numId w:val="1"/>
         </w:numPr>
         <w:spacing w:before="0" w:after="60"/>
         <w:rPr/>
@@ -2927,11 +2557,24 @@
           <w:b/>
           <w:bCs/>
         </w:rPr>
-        <w:t>Höhenverlust:</w:t>
-      </w:r>
-      <w:r>
-        <w:rPr/>
-        <w:t xml:space="preserve"> Jeder Meter abwärts gibt Energie.</w:t>
+        <w:t>Maximum 100</w:t>
+      </w:r>
+      <w:r>
+        <w:rPr/>
+        <w:t xml:space="preserve">: richtig. Steht dort 255 ohne gesetzten NoData-Wert, würden Flächen ausserhalb des Datengebiets als 100 % Wald gelesen. Abhilfe: </w:t>
+      </w:r>
+      <w:r>
+        <w:rPr>
+          <w:rFonts w:eastAsia="Consolas" w:cs="Consolas" w:ascii="Consolas" w:hAnsi="Consolas"/>
+          <w:color w:val="333333"/>
+          <w:sz w:val="20"/>
+          <w:szCs w:val="20"/>
+        </w:rPr>
+        <w:t>gdal_edit -a_nodata 255 datei.tif</w:t>
+      </w:r>
+      <w:r>
+        <w:rPr/>
+        <w:t>.</w:t>
       </w:r>
     </w:p>
     <w:p>
@@ -2939,43 +2582,942 @@
         <w:pStyle w:val="ListParagraph"/>
         <w:numPr>
           <w:ilvl w:val="0"/>
-          <w:numId w:val="2"/>
+          <w:numId w:val="1"/>
         </w:numPr>
         <w:spacing w:before="0" w:after="60"/>
         <w:rPr/>
       </w:pPr>
       <w:r>
+        <w:rPr/>
+        <w:t>Ist die Datei in Streifen gespeichert (</w:t>
+      </w:r>
+      <w:r>
         <w:rPr>
-          <w:b/>
-          <w:bCs/>
+          <w:rFonts w:eastAsia="Consolas" w:cs="Consolas" w:ascii="Consolas" w:hAnsi="Consolas"/>
+          <w:color w:val="333333"/>
+          <w:sz w:val="20"/>
+          <w:szCs w:val="20"/>
         </w:rPr>
-        <w:t>mu × Strecke</w:t>
-      </w:r>
-      <w:r>
-        <w:rPr/>
-        <w:t xml:space="preserve"> (Gleitreibung, μ = 0.6): Gelände flacher als etwa 31° (arctan 0.6) bremst den Block.</w:t>
-      </w:r>
-    </w:p>
-    <w:p>
-      <w:pPr>
-        <w:pStyle w:val="ListParagraph"/>
-        <w:numPr>
-          <w:ilvl w:val="0"/>
-          <w:numId w:val="2"/>
-        </w:numPr>
-        <w:spacing w:before="0" w:after="60"/>
-        <w:rPr/>
-      </w:pPr>
+        <w:t>Block=35044x30</w:t>
+      </w:r>
+      <w:r>
+        <w:rPr/>
+        <w:t xml:space="preserve">), lohnt sich eine gekachelte Kopie: </w:t>
+      </w:r>
       <w:r>
         <w:rPr>
-          <w:b/>
-          <w:bCs/>
+          <w:rFonts w:eastAsia="Consolas" w:cs="Consolas" w:ascii="Consolas" w:hAnsi="Consolas"/>
+          <w:color w:val="333333"/>
+          <w:sz w:val="20"/>
+          <w:szCs w:val="20"/>
         </w:rPr>
-        <w:t>hk × Strecke / drag_len</w:t>
-      </w:r>
-      <w:r>
-        <w:rPr/>
-        <w:t xml:space="preserve"> (100 m): Je schneller der Block ist, desto stärker bremst er, wie beim Taumeln. Ohne diesen Term würde er auf einem langen Hang unbegrenzt schneller. So erreicht er auf einem gleichmässigen Hang eine Endgeschwindigkeit:</w:t>
+        <w:t>gdal_translate datei.tif tcd_tiled.tif -co TILED=YES -co COMPRESS=DEFLATE</w:t>
+      </w:r>
+      <w:r>
+        <w:rPr/>
+        <w:t>.</w:t>
+      </w:r>
+    </w:p>
+    <w:p>
+      <w:pPr>
+        <w:pStyle w:val="Heading2"/>
+        <w:keepNext w:val="true"/>
+        <w:rPr/>
+      </w:pPr>
+      <w:bookmarkStart w:id="8" w:name="__RefHeading___Toc1166_50781890"/>
+      <w:bookmarkEnd w:id="8"/>
+      <w:r>
+        <w:rPr/>
+        <w:t>2.5  Wald aus swissTLM3D (Alternative)</w:t>
+      </w:r>
+    </w:p>
+    <w:p>
+      <w:pPr>
+        <w:pStyle w:val="Normal"/>
+        <w:spacing w:before="0" w:after="120"/>
+        <w:rPr/>
+      </w:pPr>
+      <w:r>
+        <w:rPr/>
+        <w:t>Statt Copernicus können die Waldpolygone aus swissTLM3D gerastert werden (Raster → Konvertierung → Rasterisieren, Wert 100 für Wald, 0 sonst). Das ist gröber, weil echte Dichtewerte fehlen, und halbiert das Risiko im Wald immer.</w:t>
+      </w:r>
+      <w:r>
+        <w:br w:type="page"/>
+      </w:r>
+    </w:p>
+    <w:p>
+      <w:pPr>
+        <w:pStyle w:val="Heading1"/>
+        <w:rPr/>
+      </w:pPr>
+      <w:bookmarkStart w:id="9" w:name="__RefHeading___Toc1168_50781890"/>
+      <w:bookmarkEnd w:id="9"/>
+      <w:r>
+        <w:rPr/>
+        <w:t>3  Aufbau des Skripts</w:t>
+      </w:r>
+    </w:p>
+    <w:tbl>
+      <w:tblPr>
+        <w:tblW w:w="9026" w:type="dxa"/>
+        <w:jc w:val="left"/>
+        <w:tblInd w:w="0" w:type="dxa"/>
+        <w:tblLayout w:type="fixed"/>
+        <w:tblCellMar>
+          <w:top w:w="60" w:type="dxa"/>
+          <w:left w:w="100" w:type="dxa"/>
+          <w:bottom w:w="60" w:type="dxa"/>
+          <w:right w:w="100" w:type="dxa"/>
+        </w:tblCellMar>
+      </w:tblPr>
+      <w:tblGrid>
+        <w:gridCol w:w="2799"/>
+        <w:gridCol w:w="6226"/>
+      </w:tblGrid>
+      <w:tr>
+        <w:trPr>
+          <w:tblHeader w:val="true"/>
+        </w:trPr>
+        <w:tc>
+          <w:tcPr>
+            <w:tcW w:w="2799" w:type="dxa"/>
+            <w:tcBorders>
+              <w:top w:val="single" w:sz="4" w:space="0" w:color="BFBFBF"/>
+              <w:left w:val="single" w:sz="4" w:space="0" w:color="BFBFBF"/>
+              <w:bottom w:val="single" w:sz="4" w:space="0" w:color="BFBFBF"/>
+              <w:right w:val="single" w:sz="4" w:space="0" w:color="BFBFBF"/>
+            </w:tcBorders>
+            <w:shd w:color="auto" w:fill="1F4E79" w:val="clear"/>
+          </w:tcPr>
+          <w:p>
+            <w:pPr>
+              <w:pStyle w:val="Normal"/>
+              <w:spacing w:before="0" w:after="0"/>
+              <w:rPr/>
+            </w:pPr>
+            <w:r>
+              <w:rPr>
+                <w:b/>
+                <w:bCs/>
+                <w:color w:val="FFFFFF"/>
+              </w:rPr>
+              <w:t>Teil</w:t>
+            </w:r>
+          </w:p>
+        </w:tc>
+        <w:tc>
+          <w:tcPr>
+            <w:tcW w:w="6226" w:type="dxa"/>
+            <w:tcBorders>
+              <w:top w:val="single" w:sz="4" w:space="0" w:color="BFBFBF"/>
+              <w:left w:val="single" w:sz="4" w:space="0" w:color="BFBFBF"/>
+              <w:bottom w:val="single" w:sz="4" w:space="0" w:color="BFBFBF"/>
+              <w:right w:val="single" w:sz="4" w:space="0" w:color="BFBFBF"/>
+            </w:tcBorders>
+            <w:shd w:color="auto" w:fill="1F4E79" w:val="clear"/>
+          </w:tcPr>
+          <w:p>
+            <w:pPr>
+              <w:pStyle w:val="Normal"/>
+              <w:spacing w:before="0" w:after="0"/>
+              <w:rPr/>
+            </w:pPr>
+            <w:r>
+              <w:rPr>
+                <w:b/>
+                <w:bCs/>
+                <w:color w:val="FFFFFF"/>
+              </w:rPr>
+              <w:t>Aufgabe</w:t>
+            </w:r>
+          </w:p>
+        </w:tc>
+      </w:tr>
+      <w:tr>
+        <w:trPr/>
+        <w:tc>
+          <w:tcPr>
+            <w:tcW w:w="2799" w:type="dxa"/>
+            <w:tcBorders>
+              <w:top w:val="single" w:sz="4" w:space="0" w:color="BFBFBF"/>
+              <w:left w:val="single" w:sz="4" w:space="0" w:color="BFBFBF"/>
+              <w:bottom w:val="single" w:sz="4" w:space="0" w:color="BFBFBF"/>
+              <w:right w:val="single" w:sz="4" w:space="0" w:color="BFBFBF"/>
+            </w:tcBorders>
+          </w:tcPr>
+          <w:p>
+            <w:pPr>
+              <w:pStyle w:val="Normal"/>
+              <w:spacing w:before="0" w:after="0"/>
+              <w:rPr/>
+            </w:pPr>
+            <w:r>
+              <w:rPr>
+                <w:rFonts w:eastAsia="Consolas" w:cs="Consolas" w:ascii="Consolas" w:hAnsi="Consolas"/>
+                <w:color w:val="333333"/>
+                <w:sz w:val="20"/>
+                <w:szCs w:val="20"/>
+              </w:rPr>
+              <w:t>NUM_PARAMS</w:t>
+            </w:r>
+          </w:p>
+        </w:tc>
+        <w:tc>
+          <w:tcPr>
+            <w:tcW w:w="6226" w:type="dxa"/>
+            <w:tcBorders>
+              <w:top w:val="single" w:sz="4" w:space="0" w:color="BFBFBF"/>
+              <w:left w:val="single" w:sz="4" w:space="0" w:color="BFBFBF"/>
+              <w:bottom w:val="single" w:sz="4" w:space="0" w:color="BFBFBF"/>
+              <w:right w:val="single" w:sz="4" w:space="0" w:color="BFBFBF"/>
+            </w:tcBorders>
+          </w:tcPr>
+          <w:p>
+            <w:pPr>
+              <w:pStyle w:val="Normal"/>
+              <w:spacing w:before="0" w:after="0"/>
+              <w:rPr/>
+            </w:pPr>
+            <w:r>
+              <w:rPr/>
+              <w:t>Liste der einstellbaren Parameter. Sie erscheinen in QGIS unter „Erweiterte Parameter“.</w:t>
+            </w:r>
+          </w:p>
+        </w:tc>
+      </w:tr>
+      <w:tr>
+        <w:trPr/>
+        <w:tc>
+          <w:tcPr>
+            <w:tcW w:w="2799" w:type="dxa"/>
+            <w:tcBorders>
+              <w:top w:val="single" w:sz="4" w:space="0" w:color="BFBFBF"/>
+              <w:left w:val="single" w:sz="4" w:space="0" w:color="BFBFBF"/>
+              <w:bottom w:val="single" w:sz="4" w:space="0" w:color="BFBFBF"/>
+              <w:right w:val="single" w:sz="4" w:space="0" w:color="BFBFBF"/>
+            </w:tcBorders>
+          </w:tcPr>
+          <w:p>
+            <w:pPr>
+              <w:pStyle w:val="Normal"/>
+              <w:spacing w:before="0" w:after="0"/>
+              <w:rPr/>
+            </w:pPr>
+            <w:r>
+              <w:rPr>
+                <w:rFonts w:eastAsia="Consolas" w:cs="Consolas" w:ascii="Consolas" w:hAnsi="Consolas"/>
+                <w:color w:val="333333"/>
+                <w:sz w:val="20"/>
+                <w:szCs w:val="20"/>
+              </w:rPr>
+              <w:t>bilinear</w:t>
+            </w:r>
+            <w:r>
+              <w:rPr/>
+              <w:t xml:space="preserve">, </w:t>
+            </w:r>
+            <w:r>
+              <w:rPr>
+                <w:rFonts w:eastAsia="Consolas" w:cs="Consolas" w:ascii="Consolas" w:hAnsi="Consolas"/>
+                <w:color w:val="333333"/>
+                <w:sz w:val="20"/>
+                <w:szCs w:val="20"/>
+              </w:rPr>
+              <w:t>box_filter</w:t>
+            </w:r>
+            <w:r>
+              <w:rPr/>
+              <w:t xml:space="preserve">, </w:t>
+            </w:r>
+            <w:r>
+              <w:rPr>
+                <w:rFonts w:eastAsia="Consolas" w:cs="Consolas" w:ascii="Consolas" w:hAnsi="Consolas"/>
+                <w:color w:val="333333"/>
+                <w:sz w:val="20"/>
+                <w:szCs w:val="20"/>
+              </w:rPr>
+              <w:t>Polyline</w:t>
+            </w:r>
+          </w:p>
+        </w:tc>
+        <w:tc>
+          <w:tcPr>
+            <w:tcW w:w="6226" w:type="dxa"/>
+            <w:tcBorders>
+              <w:top w:val="single" w:sz="4" w:space="0" w:color="BFBFBF"/>
+              <w:left w:val="single" w:sz="4" w:space="0" w:color="BFBFBF"/>
+              <w:bottom w:val="single" w:sz="4" w:space="0" w:color="BFBFBF"/>
+              <w:right w:val="single" w:sz="4" w:space="0" w:color="BFBFBF"/>
+            </w:tcBorders>
+          </w:tcPr>
+          <w:p>
+            <w:pPr>
+              <w:pStyle w:val="Normal"/>
+              <w:spacing w:before="0" w:after="0"/>
+              <w:rPr/>
+            </w:pPr>
+            <w:r>
+              <w:rPr/>
+              <w:t>Hilfsfunktionen, die scipy und shapely ersetzen. QGIS liefert diese Bibliotheken nicht immer mit, numpy und GDAL dagegen schon.</w:t>
+            </w:r>
+          </w:p>
+        </w:tc>
+      </w:tr>
+      <w:tr>
+        <w:trPr/>
+        <w:tc>
+          <w:tcPr>
+            <w:tcW w:w="2799" w:type="dxa"/>
+            <w:tcBorders>
+              <w:top w:val="single" w:sz="4" w:space="0" w:color="BFBFBF"/>
+              <w:left w:val="single" w:sz="4" w:space="0" w:color="BFBFBF"/>
+              <w:bottom w:val="single" w:sz="4" w:space="0" w:color="BFBFBF"/>
+              <w:right w:val="single" w:sz="4" w:space="0" w:color="BFBFBF"/>
+            </w:tcBorders>
+          </w:tcPr>
+          <w:p>
+            <w:pPr>
+              <w:pStyle w:val="Normal"/>
+              <w:spacing w:before="0" w:after="0"/>
+              <w:rPr/>
+            </w:pPr>
+            <w:r>
+              <w:rPr>
+                <w:rFonts w:eastAsia="Consolas" w:cs="Consolas" w:ascii="Consolas" w:hAnsi="Consolas"/>
+                <w:color w:val="333333"/>
+                <w:sz w:val="20"/>
+                <w:szCs w:val="20"/>
+              </w:rPr>
+              <w:t>vrm</w:t>
+            </w:r>
+          </w:p>
+        </w:tc>
+        <w:tc>
+          <w:tcPr>
+            <w:tcW w:w="6226" w:type="dxa"/>
+            <w:tcBorders>
+              <w:top w:val="single" w:sz="4" w:space="0" w:color="BFBFBF"/>
+              <w:left w:val="single" w:sz="4" w:space="0" w:color="BFBFBF"/>
+              <w:bottom w:val="single" w:sz="4" w:space="0" w:color="BFBFBF"/>
+              <w:right w:val="single" w:sz="4" w:space="0" w:color="BFBFBF"/>
+            </w:tcBorders>
+          </w:tcPr>
+          <w:p>
+            <w:pPr>
+              <w:pStyle w:val="Normal"/>
+              <w:spacing w:before="0" w:after="0"/>
+              <w:rPr/>
+            </w:pPr>
+            <w:r>
+              <w:rPr/>
+              <w:t>Berechnet die Faltigkeit des Geländes.</w:t>
+            </w:r>
+          </w:p>
+        </w:tc>
+      </w:tr>
+      <w:tr>
+        <w:trPr/>
+        <w:tc>
+          <w:tcPr>
+            <w:tcW w:w="2799" w:type="dxa"/>
+            <w:tcBorders>
+              <w:top w:val="single" w:sz="4" w:space="0" w:color="BFBFBF"/>
+              <w:left w:val="single" w:sz="4" w:space="0" w:color="BFBFBF"/>
+              <w:bottom w:val="single" w:sz="4" w:space="0" w:color="BFBFBF"/>
+              <w:right w:val="single" w:sz="4" w:space="0" w:color="BFBFBF"/>
+            </w:tcBorders>
+          </w:tcPr>
+          <w:p>
+            <w:pPr>
+              <w:pStyle w:val="Normal"/>
+              <w:spacing w:before="0" w:after="0"/>
+              <w:rPr/>
+            </w:pPr>
+            <w:r>
+              <w:rPr>
+                <w:rFonts w:eastAsia="Consolas" w:cs="Consolas" w:ascii="Consolas" w:hAnsi="Consolas"/>
+                <w:color w:val="333333"/>
+                <w:sz w:val="20"/>
+                <w:szCs w:val="20"/>
+              </w:rPr>
+              <w:t>open_ds</w:t>
+            </w:r>
+            <w:r>
+              <w:rPr/>
+              <w:t xml:space="preserve">, </w:t>
+            </w:r>
+            <w:r>
+              <w:rPr>
+                <w:rFonts w:eastAsia="Consolas" w:cs="Consolas" w:ascii="Consolas" w:hAnsi="Consolas"/>
+                <w:color w:val="333333"/>
+                <w:sz w:val="20"/>
+                <w:szCs w:val="20"/>
+              </w:rPr>
+              <w:t>close_ds</w:t>
+            </w:r>
+          </w:p>
+        </w:tc>
+        <w:tc>
+          <w:tcPr>
+            <w:tcW w:w="6226" w:type="dxa"/>
+            <w:tcBorders>
+              <w:top w:val="single" w:sz="4" w:space="0" w:color="BFBFBF"/>
+              <w:left w:val="single" w:sz="4" w:space="0" w:color="BFBFBF"/>
+              <w:bottom w:val="single" w:sz="4" w:space="0" w:color="BFBFBF"/>
+              <w:right w:val="single" w:sz="4" w:space="0" w:color="BFBFBF"/>
+            </w:tcBorders>
+          </w:tcPr>
+          <w:p>
+            <w:pPr>
+              <w:pStyle w:val="Normal"/>
+              <w:spacing w:before="0" w:after="0"/>
+              <w:rPr/>
+            </w:pPr>
+            <w:r>
+              <w:rPr/>
+              <w:t>Öffnen das DEM und das Waldraster pro Thread nur einmal und halten sie offen.</w:t>
+            </w:r>
+          </w:p>
+        </w:tc>
+      </w:tr>
+      <w:tr>
+        <w:trPr/>
+        <w:tc>
+          <w:tcPr>
+            <w:tcW w:w="2799" w:type="dxa"/>
+            <w:tcBorders>
+              <w:top w:val="single" w:sz="4" w:space="0" w:color="BFBFBF"/>
+              <w:left w:val="single" w:sz="4" w:space="0" w:color="BFBFBF"/>
+              <w:bottom w:val="single" w:sz="4" w:space="0" w:color="BFBFBF"/>
+              <w:right w:val="single" w:sz="4" w:space="0" w:color="BFBFBF"/>
+            </w:tcBorders>
+          </w:tcPr>
+          <w:p>
+            <w:pPr>
+              <w:pStyle w:val="Normal"/>
+              <w:spacing w:before="0" w:after="0"/>
+              <w:rPr/>
+            </w:pPr>
+            <w:r>
+              <w:rPr>
+                <w:rFonts w:eastAsia="Consolas" w:cs="Consolas" w:ascii="Consolas" w:hAnsi="Consolas"/>
+                <w:color w:val="333333"/>
+                <w:sz w:val="20"/>
+                <w:szCs w:val="20"/>
+              </w:rPr>
+              <w:t>read_dem</w:t>
+            </w:r>
+          </w:p>
+        </w:tc>
+        <w:tc>
+          <w:tcPr>
+            <w:tcW w:w="6226" w:type="dxa"/>
+            <w:tcBorders>
+              <w:top w:val="single" w:sz="4" w:space="0" w:color="BFBFBF"/>
+              <w:left w:val="single" w:sz="4" w:space="0" w:color="BFBFBF"/>
+              <w:bottom w:val="single" w:sz="4" w:space="0" w:color="BFBFBF"/>
+              <w:right w:val="single" w:sz="4" w:space="0" w:color="BFBFBF"/>
+            </w:tcBorders>
+          </w:tcPr>
+          <w:p>
+            <w:pPr>
+              <w:pStyle w:val="Normal"/>
+              <w:spacing w:before="0" w:after="0"/>
+              <w:rPr/>
+            </w:pPr>
+            <w:r>
+              <w:rPr/>
+              <w:t xml:space="preserve">Liest einen DEM-Ausschnitt. Liegt das DEM schon im Ziel-CRS, direkt und am DEM-Gitter ausgerichtet, sonst über </w:t>
+            </w:r>
+            <w:r>
+              <w:rPr>
+                <w:rFonts w:eastAsia="Consolas" w:cs="Consolas" w:ascii="Consolas" w:hAnsi="Consolas"/>
+                <w:color w:val="333333"/>
+                <w:sz w:val="20"/>
+                <w:szCs w:val="20"/>
+              </w:rPr>
+              <w:t>warp_grid</w:t>
+            </w:r>
+            <w:r>
+              <w:rPr/>
+              <w:t>.</w:t>
+            </w:r>
+          </w:p>
+        </w:tc>
+      </w:tr>
+      <w:tr>
+        <w:trPr/>
+        <w:tc>
+          <w:tcPr>
+            <w:tcW w:w="2799" w:type="dxa"/>
+            <w:tcBorders>
+              <w:top w:val="single" w:sz="4" w:space="0" w:color="BFBFBF"/>
+              <w:left w:val="single" w:sz="4" w:space="0" w:color="BFBFBF"/>
+              <w:bottom w:val="single" w:sz="4" w:space="0" w:color="BFBFBF"/>
+              <w:right w:val="single" w:sz="4" w:space="0" w:color="BFBFBF"/>
+            </w:tcBorders>
+          </w:tcPr>
+          <w:p>
+            <w:pPr>
+              <w:pStyle w:val="Normal"/>
+              <w:spacing w:before="0" w:after="0"/>
+              <w:rPr/>
+            </w:pPr>
+            <w:r>
+              <w:rPr>
+                <w:rFonts w:eastAsia="Consolas" w:cs="Consolas" w:ascii="Consolas" w:hAnsi="Consolas"/>
+                <w:color w:val="333333"/>
+                <w:sz w:val="20"/>
+                <w:szCs w:val="20"/>
+              </w:rPr>
+              <w:t>warp_grid</w:t>
+            </w:r>
+          </w:p>
+        </w:tc>
+        <w:tc>
+          <w:tcPr>
+            <w:tcW w:w="6226" w:type="dxa"/>
+            <w:tcBorders>
+              <w:top w:val="single" w:sz="4" w:space="0" w:color="BFBFBF"/>
+              <w:left w:val="single" w:sz="4" w:space="0" w:color="BFBFBF"/>
+              <w:bottom w:val="single" w:sz="4" w:space="0" w:color="BFBFBF"/>
+              <w:right w:val="single" w:sz="4" w:space="0" w:color="BFBFBF"/>
+            </w:tcBorders>
+          </w:tcPr>
+          <w:p>
+            <w:pPr>
+              <w:pStyle w:val="Normal"/>
+              <w:spacing w:before="0" w:after="0"/>
+              <w:rPr/>
+            </w:pPr>
+            <w:r>
+              <w:rPr/>
+              <w:t>Rechnet ein Raster (z.B. Wald) exakt auf das Rechengitter der Kachel um.</w:t>
+            </w:r>
+          </w:p>
+        </w:tc>
+      </w:tr>
+      <w:tr>
+        <w:trPr/>
+        <w:tc>
+          <w:tcPr>
+            <w:tcW w:w="2799" w:type="dxa"/>
+            <w:tcBorders>
+              <w:top w:val="single" w:sz="4" w:space="0" w:color="BFBFBF"/>
+              <w:left w:val="single" w:sz="4" w:space="0" w:color="BFBFBF"/>
+              <w:bottom w:val="single" w:sz="4" w:space="0" w:color="BFBFBF"/>
+              <w:right w:val="single" w:sz="4" w:space="0" w:color="BFBFBF"/>
+            </w:tcBorders>
+          </w:tcPr>
+          <w:p>
+            <w:pPr>
+              <w:pStyle w:val="Normal"/>
+              <w:spacing w:before="0" w:after="0"/>
+              <w:rPr/>
+            </w:pPr>
+            <w:r>
+              <w:rPr>
+                <w:rFonts w:eastAsia="Consolas" w:cs="Consolas" w:ascii="Consolas" w:hAnsi="Consolas"/>
+                <w:color w:val="333333"/>
+                <w:sz w:val="20"/>
+                <w:szCs w:val="20"/>
+              </w:rPr>
+              <w:t>load_tile</w:t>
+            </w:r>
+          </w:p>
+        </w:tc>
+        <w:tc>
+          <w:tcPr>
+            <w:tcW w:w="6226" w:type="dxa"/>
+            <w:tcBorders>
+              <w:top w:val="single" w:sz="4" w:space="0" w:color="BFBFBF"/>
+              <w:left w:val="single" w:sz="4" w:space="0" w:color="BFBFBF"/>
+              <w:bottom w:val="single" w:sz="4" w:space="0" w:color="BFBFBF"/>
+              <w:right w:val="single" w:sz="4" w:space="0" w:color="BFBFBF"/>
+            </w:tcBorders>
+          </w:tcPr>
+          <w:p>
+            <w:pPr>
+              <w:pStyle w:val="Normal"/>
+              <w:spacing w:before="0" w:after="0"/>
+              <w:rPr/>
+            </w:pPr>
+            <w:r>
+              <w:rPr/>
+              <w:t>Liest DEM und Wald einer Kachel und berechnet Neigung, Gradient und Faltigkeit einmal.</w:t>
+            </w:r>
+          </w:p>
+        </w:tc>
+      </w:tr>
+      <w:tr>
+        <w:trPr/>
+        <w:tc>
+          <w:tcPr>
+            <w:tcW w:w="2799" w:type="dxa"/>
+            <w:tcBorders>
+              <w:top w:val="single" w:sz="4" w:space="0" w:color="BFBFBF"/>
+              <w:left w:val="single" w:sz="4" w:space="0" w:color="BFBFBF"/>
+              <w:bottom w:val="single" w:sz="4" w:space="0" w:color="BFBFBF"/>
+              <w:right w:val="single" w:sz="4" w:space="0" w:color="BFBFBF"/>
+            </w:tcBorders>
+          </w:tcPr>
+          <w:p>
+            <w:pPr>
+              <w:pStyle w:val="Normal"/>
+              <w:spacing w:before="0" w:after="0"/>
+              <w:rPr/>
+            </w:pPr>
+            <w:r>
+              <w:rPr>
+                <w:rFonts w:eastAsia="Consolas" w:cs="Consolas" w:ascii="Consolas" w:hAnsi="Consolas"/>
+                <w:color w:val="333333"/>
+                <w:sz w:val="20"/>
+                <w:szCs w:val="20"/>
+              </w:rPr>
+              <w:t>line_points</w:t>
+            </w:r>
+          </w:p>
+        </w:tc>
+        <w:tc>
+          <w:tcPr>
+            <w:tcW w:w="6226" w:type="dxa"/>
+            <w:tcBorders>
+              <w:top w:val="single" w:sz="4" w:space="0" w:color="BFBFBF"/>
+              <w:left w:val="single" w:sz="4" w:space="0" w:color="BFBFBF"/>
+              <w:bottom w:val="single" w:sz="4" w:space="0" w:color="BFBFBF"/>
+              <w:right w:val="single" w:sz="4" w:space="0" w:color="BFBFBF"/>
+            </w:tcBorders>
+          </w:tcPr>
+          <w:p>
+            <w:pPr>
+              <w:pStyle w:val="Normal"/>
+              <w:spacing w:before="0" w:after="0"/>
+              <w:rPr/>
+            </w:pPr>
+            <w:r>
+              <w:rPr/>
+              <w:t>Legt alle 5 m einen Startpunkt mit Richtung und Normale auf ein Wegstück.</w:t>
+            </w:r>
+          </w:p>
+        </w:tc>
+      </w:tr>
+      <w:tr>
+        <w:trPr/>
+        <w:tc>
+          <w:tcPr>
+            <w:tcW w:w="2799" w:type="dxa"/>
+            <w:tcBorders>
+              <w:top w:val="single" w:sz="4" w:space="0" w:color="BFBFBF"/>
+              <w:left w:val="single" w:sz="4" w:space="0" w:color="BFBFBF"/>
+              <w:bottom w:val="single" w:sz="4" w:space="0" w:color="BFBFBF"/>
+              <w:right w:val="single" w:sz="4" w:space="0" w:color="BFBFBF"/>
+            </w:tcBorders>
+          </w:tcPr>
+          <w:p>
+            <w:pPr>
+              <w:pStyle w:val="Normal"/>
+              <w:spacing w:before="0" w:after="0"/>
+              <w:rPr/>
+            </w:pPr>
+            <w:r>
+              <w:rPr>
+                <w:rFonts w:eastAsia="Consolas" w:cs="Consolas" w:ascii="Consolas" w:hAnsi="Consolas"/>
+                <w:color w:val="333333"/>
+                <w:sz w:val="20"/>
+                <w:szCs w:val="20"/>
+              </w:rPr>
+              <w:t>evaluate_points</w:t>
+            </w:r>
+          </w:p>
+        </w:tc>
+        <w:tc>
+          <w:tcPr>
+            <w:tcW w:w="6226" w:type="dxa"/>
+            <w:tcBorders>
+              <w:top w:val="single" w:sz="4" w:space="0" w:color="BFBFBF"/>
+              <w:left w:val="single" w:sz="4" w:space="0" w:color="BFBFBF"/>
+              <w:bottom w:val="single" w:sz="4" w:space="0" w:color="BFBFBF"/>
+              <w:right w:val="single" w:sz="4" w:space="0" w:color="BFBFBF"/>
+            </w:tcBorders>
+          </w:tcPr>
+          <w:p>
+            <w:pPr>
+              <w:pStyle w:val="Normal"/>
+              <w:spacing w:before="0" w:after="0"/>
+              <w:rPr/>
+            </w:pPr>
+            <w:r>
+              <w:rPr/>
+              <w:t>Der Kern: Wahrscheinlichkeitsterm, Absturzkante und Fallexperiment für alle Punkte einer Kachel gleichzeitig.</w:t>
+            </w:r>
+          </w:p>
+        </w:tc>
+      </w:tr>
+      <w:tr>
+        <w:trPr/>
+        <w:tc>
+          <w:tcPr>
+            <w:tcW w:w="2799" w:type="dxa"/>
+            <w:tcBorders>
+              <w:top w:val="single" w:sz="4" w:space="0" w:color="BFBFBF"/>
+              <w:left w:val="single" w:sz="4" w:space="0" w:color="BFBFBF"/>
+              <w:bottom w:val="single" w:sz="4" w:space="0" w:color="BFBFBF"/>
+              <w:right w:val="single" w:sz="4" w:space="0" w:color="BFBFBF"/>
+            </w:tcBorders>
+          </w:tcPr>
+          <w:p>
+            <w:pPr>
+              <w:pStyle w:val="Normal"/>
+              <w:spacing w:before="0" w:after="0"/>
+              <w:rPr/>
+            </w:pPr>
+            <w:r>
+              <w:rPr>
+                <w:rFonts w:eastAsia="Consolas" w:cs="Consolas" w:ascii="Consolas" w:hAnsi="Consolas"/>
+                <w:color w:val="333333"/>
+                <w:sz w:val="20"/>
+                <w:szCs w:val="20"/>
+              </w:rPr>
+              <w:t>make_segments</w:t>
+            </w:r>
+          </w:p>
+        </w:tc>
+        <w:tc>
+          <w:tcPr>
+            <w:tcW w:w="6226" w:type="dxa"/>
+            <w:tcBorders>
+              <w:top w:val="single" w:sz="4" w:space="0" w:color="BFBFBF"/>
+              <w:left w:val="single" w:sz="4" w:space="0" w:color="BFBFBF"/>
+              <w:bottom w:val="single" w:sz="4" w:space="0" w:color="BFBFBF"/>
+              <w:right w:val="single" w:sz="4" w:space="0" w:color="BFBFBF"/>
+            </w:tcBorders>
+          </w:tcPr>
+          <w:p>
+            <w:pPr>
+              <w:pStyle w:val="Normal"/>
+              <w:spacing w:before="0" w:after="0"/>
+              <w:rPr/>
+            </w:pPr>
+            <w:r>
+              <w:rPr/>
+              <w:t>Fasst die Punkte eines Wegstücks zu 25-m-Segmenten zusammen.</w:t>
+            </w:r>
+          </w:p>
+        </w:tc>
+      </w:tr>
+      <w:tr>
+        <w:trPr/>
+        <w:tc>
+          <w:tcPr>
+            <w:tcW w:w="2799" w:type="dxa"/>
+            <w:tcBorders>
+              <w:top w:val="single" w:sz="4" w:space="0" w:color="BFBFBF"/>
+              <w:left w:val="single" w:sz="4" w:space="0" w:color="BFBFBF"/>
+              <w:bottom w:val="single" w:sz="4" w:space="0" w:color="BFBFBF"/>
+              <w:right w:val="single" w:sz="4" w:space="0" w:color="BFBFBF"/>
+            </w:tcBorders>
+          </w:tcPr>
+          <w:p>
+            <w:pPr>
+              <w:pStyle w:val="Normal"/>
+              <w:spacing w:before="0" w:after="0"/>
+              <w:rPr/>
+            </w:pPr>
+            <w:r>
+              <w:rPr>
+                <w:rFonts w:eastAsia="Consolas" w:cs="Consolas" w:ascii="Consolas" w:hAnsi="Consolas"/>
+                <w:color w:val="333333"/>
+                <w:sz w:val="20"/>
+                <w:szCs w:val="20"/>
+              </w:rPr>
+              <w:t>process_tile</w:t>
+            </w:r>
+          </w:p>
+        </w:tc>
+        <w:tc>
+          <w:tcPr>
+            <w:tcW w:w="6226" w:type="dxa"/>
+            <w:tcBorders>
+              <w:top w:val="single" w:sz="4" w:space="0" w:color="BFBFBF"/>
+              <w:left w:val="single" w:sz="4" w:space="0" w:color="BFBFBF"/>
+              <w:bottom w:val="single" w:sz="4" w:space="0" w:color="BFBFBF"/>
+              <w:right w:val="single" w:sz="4" w:space="0" w:color="BFBFBF"/>
+            </w:tcBorders>
+          </w:tcPr>
+          <w:p>
+            <w:pPr>
+              <w:pStyle w:val="Normal"/>
+              <w:spacing w:before="0" w:after="0"/>
+              <w:rPr/>
+            </w:pPr>
+            <w:r>
+              <w:rPr/>
+              <w:t>Verbindet die drei Schritte für alle Wegstücke einer Kachel.</w:t>
+            </w:r>
+          </w:p>
+        </w:tc>
+      </w:tr>
+      <w:tr>
+        <w:trPr/>
+        <w:tc>
+          <w:tcPr>
+            <w:tcW w:w="2799" w:type="dxa"/>
+            <w:tcBorders>
+              <w:top w:val="single" w:sz="4" w:space="0" w:color="BFBFBF"/>
+              <w:left w:val="single" w:sz="4" w:space="0" w:color="BFBFBF"/>
+              <w:bottom w:val="single" w:sz="4" w:space="0" w:color="BFBFBF"/>
+              <w:right w:val="single" w:sz="4" w:space="0" w:color="BFBFBF"/>
+            </w:tcBorders>
+          </w:tcPr>
+          <w:p>
+            <w:pPr>
+              <w:pStyle w:val="Normal"/>
+              <w:spacing w:before="0" w:after="0"/>
+              <w:rPr/>
+            </w:pPr>
+            <w:r>
+              <w:rPr>
+                <w:rFonts w:eastAsia="Consolas" w:cs="Consolas" w:ascii="Consolas" w:hAnsi="Consolas"/>
+                <w:color w:val="333333"/>
+                <w:sz w:val="20"/>
+                <w:szCs w:val="20"/>
+              </w:rPr>
+              <w:t>FallExposureAlgorithm</w:t>
+            </w:r>
+          </w:p>
+        </w:tc>
+        <w:tc>
+          <w:tcPr>
+            <w:tcW w:w="6226" w:type="dxa"/>
+            <w:tcBorders>
+              <w:top w:val="single" w:sz="4" w:space="0" w:color="BFBFBF"/>
+              <w:left w:val="single" w:sz="4" w:space="0" w:color="BFBFBF"/>
+              <w:bottom w:val="single" w:sz="4" w:space="0" w:color="BFBFBF"/>
+              <w:right w:val="single" w:sz="4" w:space="0" w:color="BFBFBF"/>
+            </w:tcBorders>
+          </w:tcPr>
+          <w:p>
+            <w:pPr>
+              <w:pStyle w:val="Normal"/>
+              <w:spacing w:before="0" w:after="0"/>
+              <w:rPr/>
+            </w:pPr>
+            <w:r>
+              <w:rPr/>
+              <w:t>Die Hülle für QGIS Processing: Eingabemaske, Einlesen, Kacheln, Threads, Schreiben, Laufzeit-Protokoll.</w:t>
+            </w:r>
+          </w:p>
+        </w:tc>
+      </w:tr>
+    </w:tbl>
+    <w:p>
+      <w:pPr>
+        <w:pStyle w:val="Normal"/>
+        <w:spacing w:before="0" w:after="80"/>
+        <w:rPr/>
+      </w:pPr>
+      <w:r>
+        <w:rPr/>
+      </w:r>
+      <w:r>
+        <w:br w:type="page"/>
+      </w:r>
+    </w:p>
+    <w:p>
+      <w:pPr>
+        <w:pStyle w:val="Heading1"/>
+        <w:rPr/>
+      </w:pPr>
+      <w:bookmarkStart w:id="10" w:name="__RefHeading___Toc1170_50781890"/>
+      <w:bookmarkEnd w:id="10"/>
+      <w:r>
+        <w:rPr/>
+        <w:t>4  Ablauf: Kacheln und Threads</w:t>
+      </w:r>
+    </w:p>
+    <w:p>
+      <w:pPr>
+        <w:pStyle w:val="Heading2"/>
+        <w:keepNext w:val="true"/>
+        <w:rPr/>
+      </w:pPr>
+      <w:bookmarkStart w:id="11" w:name="__RefHeading___Toc1172_50781890"/>
+      <w:bookmarkEnd w:id="11"/>
+      <w:r>
+        <w:rPr/>
+        <w:t>4.1  Einlesen und Gruppieren</w:t>
+      </w:r>
+    </w:p>
+    <w:p>
+      <w:pPr>
+        <w:pStyle w:val="Normal"/>
+        <w:spacing w:before="0" w:after="120"/>
+        <w:rPr/>
+      </w:pPr>
+      <w:r>
+        <w:rPr/>
+        <w:t>Der Hauptthread liest alle Wege, transformiert sie ins CRS des DEM und zerlegt MultiLineStrings in ihre Teile. Wege über 500 m (</w:t>
+      </w:r>
+      <w:r>
+        <w:rPr>
+          <w:rFonts w:eastAsia="Consolas" w:cs="Consolas" w:ascii="Consolas" w:hAnsi="Consolas"/>
+          <w:color w:val="333333"/>
+          <w:sz w:val="20"/>
+          <w:szCs w:val="20"/>
+        </w:rPr>
+        <w:t>CHUNK_LEN</w:t>
+      </w:r>
+      <w:r>
+        <w:rPr/>
+        <w:t>) werden in gleich lange Stücke geteilt. Jedes Stück wird anhand seines Mittelpunkts einer 1-km-Kachel zugeordnet (</w:t>
+      </w:r>
+      <w:r>
+        <w:rPr>
+          <w:rFonts w:eastAsia="Consolas" w:cs="Consolas" w:ascii="Consolas" w:hAnsi="Consolas"/>
+          <w:color w:val="333333"/>
+          <w:sz w:val="20"/>
+          <w:szCs w:val="20"/>
+        </w:rPr>
+        <w:t>TILE_SIZE</w:t>
+      </w:r>
+      <w:r>
+        <w:rPr/>
+        <w:t>).</w:t>
+      </w:r>
+    </w:p>
+    <w:p>
+      <w:pPr>
+        <w:pStyle w:val="Normal"/>
+        <w:spacing w:before="0" w:after="120"/>
+        <w:rPr/>
+      </w:pPr>
+      <w:r>
+        <w:rPr/>
+        <w:t>Bei swissTLM3D sind das rund 434 000 Stücke in 32 000 Kacheln. Das Einlesen dauert etwa 40–50 Sekunden. In dieser Zeit bleibt der Fortschrittsbalken auf 0 %.</w:t>
+      </w:r>
+    </w:p>
+    <w:p>
+      <w:pPr>
+        <w:pStyle w:val="Heading2"/>
+        <w:keepNext w:val="true"/>
+        <w:rPr/>
+      </w:pPr>
+      <w:bookmarkStart w:id="12" w:name="__RefHeading___Toc1174_50781890"/>
+      <w:bookmarkEnd w:id="12"/>
+      <w:r>
+        <w:rPr/>
+        <w:t>4.2  Rechnen pro Kachel</w:t>
+      </w:r>
+    </w:p>
+    <w:p>
+      <w:pPr>
+        <w:pStyle w:val="Normal"/>
+        <w:spacing w:before="0" w:after="120"/>
+        <w:rPr/>
+      </w:pPr>
+      <w:r>
+        <w:rPr/>
+        <w:t>Um jede Kachel wird ein Rand gelesen, damit die Sturzbahnen nicht am Kachelrand abbrechen:</w:t>
       </w:r>
     </w:p>
     <w:tbl>
@@ -3019,7 +3561,7 @@
                 <w:sz w:val="18"/>
                 <w:szCs w:val="18"/>
               </w:rPr>
-              <w:t>hk_end = drag_len × (tan Neigung − mu)</w:t>
+              <w:t>Rand = 0.75 × CHUNK_LEN + MAX_PATH + 4 × RES + 20 m   (Standard: 803 m)</w:t>
             </w:r>
           </w:p>
         </w:tc>
@@ -3037,15 +3579,26 @@
     </w:p>
     <w:p>
       <w:pPr>
+        <w:pStyle w:val="Normal"/>
+        <w:spacing w:before="0" w:after="120"/>
+        <w:rPr/>
+      </w:pPr>
+      <w:r>
+        <w:rPr/>
+        <w:t>Das Rechenfenster einer 1-km-Kachel ist damit etwa 2.6 × 2.6 km gross. Statt für jeden kurzen Weg einen eigenen Ausschnitt zu lesen, werden alle Startpunkte der Kachel in einem einzigen, grossen Rechengang verarbeitet. Das ist der Hauptgrund für den Geschwindigkeitsgewinn gegenüber v2.</w:t>
+      </w:r>
+    </w:p>
+    <w:p>
+      <w:pPr>
         <w:pStyle w:val="Heading2"/>
         <w:keepNext w:val="true"/>
         <w:rPr/>
       </w:pPr>
-      <w:bookmarkStart w:id="15" w:name="__RefHeading___Toc740_3725421718"/>
-      <w:bookmarkEnd w:id="15"/>
-      <w:r>
-        <w:rPr/>
-        <w:t>8.3  Abbruch und Ergebnis</w:t>
+      <w:bookmarkStart w:id="13" w:name="__RefHeading___Toc1176_50781890"/>
+      <w:bookmarkEnd w:id="13"/>
+      <w:r>
+        <w:rPr/>
+        <w:t>4.3  Threads</w:t>
       </w:r>
     </w:p>
     <w:p>
@@ -3056,7 +3609,503 @@
       </w:pPr>
       <w:r>
         <w:rPr/>
-        <w:t xml:space="preserve">Der Lauf endet, wenn </w:t>
+        <w:t>Die Kacheln werden auf mehrere Threads verteilt (Parameter „Anzahl paralleler Threads“, Standard: alle Kerne). Die Threads arbeiten nur mit numpy und GDAL. QGIS-Objekte werden ausschliesslich im Hauptthread verwendet, weil sie nicht threadsicher sind. Der Hauptthread schreibt die fertigen Segmente in die Ausgabe. Eine begrenzte Warteschlange hält den Speicherbedarf klein.</w:t>
+      </w:r>
+    </w:p>
+    <w:p>
+      <w:pPr>
+        <w:pStyle w:val="Normal"/>
+        <w:spacing w:before="0" w:after="120"/>
+        <w:rPr/>
+      </w:pPr>
+      <w:r>
+        <w:rPr/>
+        <w:t>Jeder Thread öffnet DEM und Waldraster einmal und behält sie offen. GDAL-Handles sind nicht threadsicher, deshalb hat jeder Thread sein eigenes.</w:t>
+      </w:r>
+      <w:r>
+        <w:br w:type="page"/>
+      </w:r>
+    </w:p>
+    <w:p>
+      <w:pPr>
+        <w:pStyle w:val="Heading1"/>
+        <w:rPr/>
+      </w:pPr>
+      <w:bookmarkStart w:id="14" w:name="__RefHeading___Toc1178_50781890"/>
+      <w:bookmarkEnd w:id="14"/>
+      <w:r>
+        <w:rPr/>
+        <w:t>5  DEM-Ausschnitt und abgeleitete Raster</w:t>
+      </w:r>
+    </w:p>
+    <w:p>
+      <w:pPr>
+        <w:pStyle w:val="Normal"/>
+        <w:spacing w:before="0" w:after="120"/>
+        <w:rPr/>
+      </w:pPr>
+      <w:r>
+        <w:rPr/>
+        <w:t xml:space="preserve">Das Rechengitter der Kachel wird exakt am Gitter des DEM ausgerichtet. Bei einem 2-m-DEM und </w:t>
+      </w:r>
+      <w:r>
+        <w:rPr>
+          <w:rFonts w:eastAsia="Consolas" w:cs="Consolas" w:ascii="Consolas" w:hAnsi="Consolas"/>
+          <w:color w:val="333333"/>
+          <w:sz w:val="20"/>
+          <w:szCs w:val="20"/>
+        </w:rPr>
+        <w:t>RES</w:t>
+      </w:r>
+      <w:r>
+        <w:rPr/>
+        <w:t xml:space="preserve"> = 2 werden die Höhen also unverändert übernommen. Bei einem feineren DEM wird auf </w:t>
+      </w:r>
+      <w:r>
+        <w:rPr>
+          <w:rFonts w:eastAsia="Consolas" w:cs="Consolas" w:ascii="Consolas" w:hAnsi="Consolas"/>
+          <w:color w:val="333333"/>
+          <w:sz w:val="20"/>
+          <w:szCs w:val="20"/>
+        </w:rPr>
+        <w:t>RES</w:t>
+      </w:r>
+      <w:r>
+        <w:rPr/>
+        <w:t xml:space="preserve"> gemittelt, was Mikrorelief wie Steine oder Grasbüschel glättet.</w:t>
+      </w:r>
+    </w:p>
+    <w:p>
+      <w:pPr>
+        <w:pStyle w:val="Normal"/>
+        <w:spacing w:before="0" w:after="120"/>
+        <w:rPr/>
+      </w:pPr>
+      <w:r>
+        <w:rPr/>
+        <w:t>Aus dem Ausschnitt werden berechnet:</w:t>
+      </w:r>
+    </w:p>
+    <w:p>
+      <w:pPr>
+        <w:pStyle w:val="ListParagraph"/>
+        <w:numPr>
+          <w:ilvl w:val="0"/>
+          <w:numId w:val="1"/>
+        </w:numPr>
+        <w:spacing w:before="0" w:after="60"/>
+        <w:rPr/>
+      </w:pPr>
+      <w:r>
+        <w:rPr>
+          <w:b/>
+          <w:bCs/>
+        </w:rPr>
+        <w:t>Gradient</w:t>
+      </w:r>
+      <w:r>
+        <w:rPr/>
+        <w:t xml:space="preserve"> </w:t>
+      </w:r>
+      <w:r>
+        <w:rPr>
+          <w:rFonts w:eastAsia="Consolas" w:cs="Consolas" w:ascii="Consolas" w:hAnsi="Consolas"/>
+          <w:color w:val="333333"/>
+          <w:sz w:val="20"/>
+          <w:szCs w:val="20"/>
+        </w:rPr>
+        <w:t>gx</w:t>
+      </w:r>
+      <w:r>
+        <w:rPr/>
+        <w:t xml:space="preserve">, </w:t>
+      </w:r>
+      <w:r>
+        <w:rPr>
+          <w:rFonts w:eastAsia="Consolas" w:cs="Consolas" w:ascii="Consolas" w:hAnsi="Consolas"/>
+          <w:color w:val="333333"/>
+          <w:sz w:val="20"/>
+          <w:szCs w:val="20"/>
+        </w:rPr>
+        <w:t>gy</w:t>
+      </w:r>
+      <w:r>
+        <w:rPr/>
+        <w:t>: in welche Richtung und wie stark das Gelände abfällt. Daraus ergibt sich die Neigung in Grad.</w:t>
+      </w:r>
+    </w:p>
+    <w:p>
+      <w:pPr>
+        <w:pStyle w:val="ListParagraph"/>
+        <w:numPr>
+          <w:ilvl w:val="0"/>
+          <w:numId w:val="1"/>
+        </w:numPr>
+        <w:spacing w:before="0" w:after="60"/>
+        <w:rPr/>
+      </w:pPr>
+      <w:r>
+        <w:rPr>
+          <w:b/>
+          <w:bCs/>
+        </w:rPr>
+        <w:t>Faltigkeit</w:t>
+      </w:r>
+      <w:r>
+        <w:rPr/>
+        <w:t xml:space="preserve"> als Vector Ruggedness Measure (VRM). Pro Zelle wird geprüft, wie stark die Flächennormalen im 5×5-Fenster in verschiedene Richtungen zeigen. Ein glatter Hang, auch ein steiler, ergibt 0. Zerfurchtes Gelände mit Rinnen und Felsblöcken ergibt Werte gegen 0.1–0.3.</w:t>
+      </w:r>
+    </w:p>
+    <w:p>
+      <w:pPr>
+        <w:pStyle w:val="ListParagraph"/>
+        <w:numPr>
+          <w:ilvl w:val="0"/>
+          <w:numId w:val="1"/>
+        </w:numPr>
+        <w:spacing w:before="0" w:after="60"/>
+        <w:rPr/>
+      </w:pPr>
+      <w:r>
+        <w:rPr>
+          <w:b/>
+          <w:bCs/>
+        </w:rPr>
+        <w:t>Walddichte</w:t>
+      </w:r>
+      <w:r>
+        <w:rPr/>
+        <w:t>, falls angegeben. Sie wird exakt auf dasselbe Gitter umgerechnet, ihr CRS spielt keine Rolle.</w:t>
+      </w:r>
+    </w:p>
+    <w:p>
+      <w:pPr>
+        <w:pStyle w:val="Normal"/>
+        <w:spacing w:before="0" w:after="120"/>
+        <w:rPr/>
+      </w:pPr>
+      <w:r>
+        <w:rPr/>
+        <w:t>Fehlen im Ausschnitt Höhenwerte (ausserhalb des DEM), werden sie mit dem Mittelwert des Ausschnitts gefüllt. Das betrifft nur Wege am Rand des Datengebiets.</w:t>
+      </w:r>
+    </w:p>
+    <w:p>
+      <w:pPr>
+        <w:pStyle w:val="Heading1"/>
+        <w:rPr/>
+      </w:pPr>
+      <w:bookmarkStart w:id="15" w:name="__RefHeading___Toc1180_50781890"/>
+      <w:bookmarkEnd w:id="15"/>
+      <w:r>
+        <w:rPr/>
+        <w:t>6  Wahrscheinlichkeitsterm</w:t>
+      </w:r>
+    </w:p>
+    <w:p>
+      <w:pPr>
+        <w:pStyle w:val="Normal"/>
+        <w:spacing w:before="0" w:after="120"/>
+        <w:rPr/>
+      </w:pPr>
+      <w:r>
+        <w:rPr/>
+        <w:t xml:space="preserve">Wie leicht stürzt man an dieser Stelle? Quer über die Wegtrasse (±1.5 m, </w:t>
+      </w:r>
+      <w:r>
+        <w:rPr>
+          <w:rFonts w:eastAsia="Consolas" w:cs="Consolas" w:ascii="Consolas" w:hAnsi="Consolas"/>
+          <w:color w:val="333333"/>
+          <w:sz w:val="20"/>
+          <w:szCs w:val="20"/>
+        </w:rPr>
+        <w:t>HALFWIDTH</w:t>
+      </w:r>
+      <w:r>
+        <w:rPr/>
+        <w:t>) wird an fünf Punkten gemessen:</w:t>
+      </w:r>
+    </w:p>
+    <w:tbl>
+      <w:tblPr>
+        <w:tblW w:w="9026" w:type="dxa"/>
+        <w:jc w:val="left"/>
+        <w:tblInd w:w="0" w:type="dxa"/>
+        <w:tblLayout w:type="fixed"/>
+        <w:tblCellMar>
+          <w:top w:w="100" w:type="dxa"/>
+          <w:left w:w="160" w:type="dxa"/>
+          <w:bottom w:w="100" w:type="dxa"/>
+          <w:right w:w="160" w:type="dxa"/>
+        </w:tblCellMar>
+      </w:tblPr>
+      <w:tblGrid>
+        <w:gridCol w:w="9026"/>
+      </w:tblGrid>
+      <w:tr>
+        <w:trPr/>
+        <w:tc>
+          <w:tcPr>
+            <w:tcW w:w="9026" w:type="dxa"/>
+            <w:tcBorders>
+              <w:top w:val="single" w:sz="4" w:space="0" w:color="BFBFBF"/>
+              <w:left w:val="single" w:sz="4" w:space="0" w:color="BFBFBF"/>
+              <w:bottom w:val="single" w:sz="4" w:space="0" w:color="BFBFBF"/>
+              <w:right w:val="single" w:sz="4" w:space="0" w:color="BFBFBF"/>
+            </w:tcBorders>
+            <w:shd w:color="auto" w:fill="F2F2F2" w:val="clear"/>
+          </w:tcPr>
+          <w:p>
+            <w:pPr>
+              <w:pStyle w:val="Normal"/>
+              <w:spacing w:before="0" w:after="0"/>
+              <w:rPr/>
+            </w:pPr>
+            <w:r>
+              <w:rPr>
+                <w:rFonts w:eastAsia="Consolas" w:cs="Consolas" w:ascii="Consolas" w:hAnsi="Consolas"/>
+                <w:sz w:val="18"/>
+                <w:szCs w:val="18"/>
+              </w:rPr>
+              <w:t>prob = max( Hangneigung, k1 × Faltigkeit, p_min )</w:t>
+            </w:r>
+          </w:p>
+        </w:tc>
+      </w:tr>
+    </w:tbl>
+    <w:p>
+      <w:pPr>
+        <w:pStyle w:val="Normal"/>
+        <w:spacing w:before="0" w:after="80"/>
+        <w:rPr/>
+      </w:pPr>
+      <w:r>
+        <w:rPr/>
+      </w:r>
+    </w:p>
+    <w:p>
+      <w:pPr>
+        <w:pStyle w:val="ListParagraph"/>
+        <w:numPr>
+          <w:ilvl w:val="0"/>
+          <w:numId w:val="1"/>
+        </w:numPr>
+        <w:spacing w:before="0" w:after="60"/>
+        <w:rPr/>
+      </w:pPr>
+      <w:r>
+        <w:rPr>
+          <w:b/>
+          <w:bCs/>
+        </w:rPr>
+        <w:t>Hangneigung:</w:t>
+      </w:r>
+      <w:r>
+        <w:rPr/>
+        <w:t xml:space="preserve"> das Maximum über die Trasse. Gemeint ist die Neigung des Geländes, nicht das Gefälle entlang des Wegs. Ein flacher Weg in einer 40°-Flanke bekommt also 40°.</w:t>
+      </w:r>
+    </w:p>
+    <w:p>
+      <w:pPr>
+        <w:pStyle w:val="ListParagraph"/>
+        <w:numPr>
+          <w:ilvl w:val="0"/>
+          <w:numId w:val="1"/>
+        </w:numPr>
+        <w:spacing w:before="0" w:after="60"/>
+        <w:rPr/>
+      </w:pPr>
+      <w:r>
+        <w:rPr>
+          <w:b/>
+          <w:bCs/>
+        </w:rPr>
+        <w:t>k1 × Faltigkeit:</w:t>
+      </w:r>
+      <w:r>
+        <w:rPr/>
+        <w:t xml:space="preserve"> Mit k1 = 300 entspricht eine Faltigkeit von 0.1 dem Wert von 30°. So kann auch unruhiges, mässig steiles Gelände als stolperträchtig gelten.</w:t>
+      </w:r>
+    </w:p>
+    <w:p>
+      <w:pPr>
+        <w:pStyle w:val="ListParagraph"/>
+        <w:numPr>
+          <w:ilvl w:val="0"/>
+          <w:numId w:val="1"/>
+        </w:numPr>
+        <w:spacing w:before="0" w:after="60"/>
+        <w:rPr/>
+      </w:pPr>
+      <w:r>
+        <w:rPr>
+          <w:b/>
+          <w:bCs/>
+        </w:rPr>
+        <w:t>p_min = 10°:</w:t>
+      </w:r>
+      <w:r>
+        <w:rPr/>
+        <w:t xml:space="preserve"> Stolpern kann man überall, deshalb wird der Wert nie 0.</w:t>
+      </w:r>
+    </w:p>
+    <w:p>
+      <w:pPr>
+        <w:pStyle w:val="Normal"/>
+        <w:spacing w:before="120" w:after="120"/>
+        <w:rPr/>
+      </w:pPr>
+      <w:r>
+        <w:rPr/>
+        <w:t>Nebenbei wird die Höhe am Weg (</w:t>
+      </w:r>
+      <w:r>
+        <w:rPr>
+          <w:rFonts w:eastAsia="Consolas" w:cs="Consolas" w:ascii="Consolas" w:hAnsi="Consolas"/>
+          <w:color w:val="333333"/>
+          <w:sz w:val="20"/>
+          <w:szCs w:val="20"/>
+        </w:rPr>
+        <w:t>z0</w:t>
+      </w:r>
+      <w:r>
+        <w:rPr/>
+        <w:t>) als Median der fünf Punkte bestimmt. Der Median macht sie robust gegen Lagefehler der Wege von 1–2 m.</w:t>
+      </w:r>
+    </w:p>
+    <w:p>
+      <w:pPr>
+        <w:pStyle w:val="Heading1"/>
+        <w:rPr/>
+      </w:pPr>
+      <w:bookmarkStart w:id="16" w:name="__RefHeading___Toc1182_50781890"/>
+      <w:bookmarkEnd w:id="16"/>
+      <w:r>
+        <w:rPr/>
+        <w:t>7  Absturzkante direkt am Weg</w:t>
+      </w:r>
+    </w:p>
+    <w:p>
+      <w:pPr>
+        <w:pStyle w:val="Normal"/>
+        <w:spacing w:before="0" w:after="120"/>
+        <w:rPr/>
+      </w:pPr>
+      <w:r>
+        <w:rPr/>
+        <w:t>Zwischen dem Wegrand und 5 m daneben (</w:t>
+      </w:r>
+      <w:r>
+        <w:rPr>
+          <w:rFonts w:eastAsia="Consolas" w:cs="Consolas" w:ascii="Consolas" w:hAnsi="Consolas"/>
+          <w:color w:val="333333"/>
+          <w:sz w:val="20"/>
+          <w:szCs w:val="20"/>
+        </w:rPr>
+        <w:t>NEAR_DIST</w:t>
+      </w:r>
+      <w:r>
+        <w:rPr/>
+        <w:t>) wird beidseitig geprüft, ob das Gelände steiler als 60° ist (</w:t>
+      </w:r>
+      <w:r>
+        <w:rPr>
+          <w:rFonts w:eastAsia="Consolas" w:cs="Consolas" w:ascii="Consolas" w:hAnsi="Consolas"/>
+          <w:color w:val="333333"/>
+          <w:sz w:val="20"/>
+          <w:szCs w:val="20"/>
+        </w:rPr>
+        <w:t>CLIFF_DEG</w:t>
+      </w:r>
+      <w:r>
+        <w:rPr/>
+        <w:t xml:space="preserve">) und mehr als 2 m unter dem Weg liegt. Trifft beides zu, wird </w:t>
+      </w:r>
+      <w:r>
+        <w:rPr>
+          <w:rFonts w:eastAsia="Consolas" w:cs="Consolas" w:ascii="Consolas" w:hAnsi="Consolas"/>
+          <w:color w:val="333333"/>
+          <w:sz w:val="20"/>
+          <w:szCs w:val="20"/>
+        </w:rPr>
+        <w:t>immediate_drop</w:t>
+      </w:r>
+      <w:r>
+        <w:rPr/>
+        <w:t xml:space="preserve"> gesetzt. Das entspricht der pinken Signatur der DIGIWAY Exposure Map: Ein Fehltritt führt sofort in den freien Fall.</w:t>
+      </w:r>
+      <w:r>
+        <w:br w:type="page"/>
+      </w:r>
+    </w:p>
+    <w:p>
+      <w:pPr>
+        <w:pStyle w:val="Heading1"/>
+        <w:rPr/>
+      </w:pPr>
+      <w:bookmarkStart w:id="17" w:name="__RefHeading___Toc1184_50781890"/>
+      <w:bookmarkEnd w:id="17"/>
+      <w:r>
+        <w:rPr/>
+        <w:t>8  Das virtuelle Fallexperiment</w:t>
+      </w:r>
+    </w:p>
+    <w:p>
+      <w:pPr>
+        <w:pStyle w:val="Normal"/>
+        <w:spacing w:before="0" w:after="120"/>
+        <w:rPr/>
+      </w:pPr>
+      <w:r>
+        <w:rPr/>
+        <w:t>Das ist der Kern des Skripts. Von jedem Startpunkt startet links und rechts am Wegrand je ein gedachter Gleitblock. Alle Blöcke einer Kachel werden gleichzeitig als numpy-Arrays gerechnet. Blöcke, die zum Stillstand gekommen sind, werden aus der Rechnung genommen, so wird jeder Schritt schneller.</w:t>
+      </w:r>
+    </w:p>
+    <w:p>
+      <w:pPr>
+        <w:pStyle w:val="Heading2"/>
+        <w:keepNext w:val="true"/>
+        <w:rPr/>
+      </w:pPr>
+      <w:bookmarkStart w:id="18" w:name="__RefHeading___Toc1186_50781890"/>
+      <w:bookmarkEnd w:id="18"/>
+      <w:r>
+        <w:rPr/>
+        <w:t>8.1  Bewegung</w:t>
+      </w:r>
+    </w:p>
+    <w:p>
+      <w:pPr>
+        <w:pStyle w:val="Normal"/>
+        <w:spacing w:before="0" w:after="120"/>
+        <w:rPr/>
+      </w:pPr>
+      <w:r>
+        <w:rPr/>
+        <w:t>Der Block geht in jedem Schritt 2 m in Richtung des steilsten Abstiegs, also gegen den Gradienten. Er folgt damit der Falllinie wie Wasser. Das ist realistischer als ein gerades Querprofil, weil Stürze in Rinnen abgelenkt werden.</w:t>
+      </w:r>
+    </w:p>
+    <w:p>
+      <w:pPr>
+        <w:pStyle w:val="Heading2"/>
+        <w:keepNext w:val="true"/>
+        <w:rPr/>
+      </w:pPr>
+      <w:bookmarkStart w:id="19" w:name="__RefHeading___Toc1188_50781890"/>
+      <w:bookmarkEnd w:id="19"/>
+      <w:r>
+        <w:rPr/>
+        <w:t>8.2  Energie</w:t>
+      </w:r>
+    </w:p>
+    <w:p>
+      <w:pPr>
+        <w:pStyle w:val="Normal"/>
+        <w:spacing w:before="0" w:after="120"/>
+        <w:rPr/>
+      </w:pPr>
+      <w:r>
+        <w:rPr/>
+        <w:t xml:space="preserve">Statt Geschwindigkeiten rechnet das Skript mit der kinetischen Höhe </w:t>
       </w:r>
       <w:r>
         <w:rPr>
@@ -3069,6 +4118,238 @@
       </w:r>
       <w:r>
         <w:rPr/>
+        <w:t>, also der Höhe, die der Block in Geschwindigkeit umgewandelt hat:</w:t>
+      </w:r>
+    </w:p>
+    <w:tbl>
+      <w:tblPr>
+        <w:tblW w:w="9026" w:type="dxa"/>
+        <w:jc w:val="left"/>
+        <w:tblInd w:w="0" w:type="dxa"/>
+        <w:tblLayout w:type="fixed"/>
+        <w:tblCellMar>
+          <w:top w:w="100" w:type="dxa"/>
+          <w:left w:w="160" w:type="dxa"/>
+          <w:bottom w:w="100" w:type="dxa"/>
+          <w:right w:w="160" w:type="dxa"/>
+        </w:tblCellMar>
+      </w:tblPr>
+      <w:tblGrid>
+        <w:gridCol w:w="9026"/>
+      </w:tblGrid>
+      <w:tr>
+        <w:trPr/>
+        <w:tc>
+          <w:tcPr>
+            <w:tcW w:w="9026" w:type="dxa"/>
+            <w:tcBorders>
+              <w:top w:val="single" w:sz="4" w:space="0" w:color="BFBFBF"/>
+              <w:left w:val="single" w:sz="4" w:space="0" w:color="BFBFBF"/>
+              <w:bottom w:val="single" w:sz="4" w:space="0" w:color="BFBFBF"/>
+              <w:right w:val="single" w:sz="4" w:space="0" w:color="BFBFBF"/>
+            </w:tcBorders>
+            <w:shd w:color="auto" w:fill="F2F2F2" w:val="clear"/>
+          </w:tcPr>
+          <w:p>
+            <w:pPr>
+              <w:pStyle w:val="Normal"/>
+              <w:spacing w:before="0" w:after="0"/>
+              <w:rPr/>
+            </w:pPr>
+            <w:r>
+              <w:rPr>
+                <w:rFonts w:eastAsia="Consolas" w:cs="Consolas" w:ascii="Consolas" w:hAnsi="Consolas"/>
+                <w:sz w:val="18"/>
+                <w:szCs w:val="18"/>
+              </w:rPr>
+              <w:t>hk = hk + Höhenverlust − mu × Wegstrecke − hk × Wegstrecke / drag_len</w:t>
+            </w:r>
+          </w:p>
+          <w:p>
+            <w:pPr>
+              <w:pStyle w:val="Normal"/>
+              <w:spacing w:before="0" w:after="0"/>
+              <w:rPr/>
+            </w:pPr>
+            <w:r>
+              <w:rPr>
+                <w:rFonts w:eastAsia="Consolas" w:cs="Consolas" w:ascii="Consolas" w:hAnsi="Consolas"/>
+                <w:sz w:val="18"/>
+                <w:szCs w:val="18"/>
+              </w:rPr>
+              <w:t>v  = √(2 · g · hk)</w:t>
+            </w:r>
+          </w:p>
+        </w:tc>
+      </w:tr>
+    </w:tbl>
+    <w:p>
+      <w:pPr>
+        <w:pStyle w:val="Normal"/>
+        <w:spacing w:before="0" w:after="80"/>
+        <w:rPr/>
+      </w:pPr>
+      <w:r>
+        <w:rPr/>
+      </w:r>
+    </w:p>
+    <w:p>
+      <w:pPr>
+        <w:pStyle w:val="ListParagraph"/>
+        <w:numPr>
+          <w:ilvl w:val="0"/>
+          <w:numId w:val="1"/>
+        </w:numPr>
+        <w:spacing w:before="0" w:after="60"/>
+        <w:rPr/>
+      </w:pPr>
+      <w:r>
+        <w:rPr>
+          <w:b/>
+          <w:bCs/>
+        </w:rPr>
+        <w:t>Höhenverlust:</w:t>
+      </w:r>
+      <w:r>
+        <w:rPr/>
+        <w:t xml:space="preserve"> Jeder Meter abwärts gibt Energie.</w:t>
+      </w:r>
+    </w:p>
+    <w:p>
+      <w:pPr>
+        <w:pStyle w:val="ListParagraph"/>
+        <w:numPr>
+          <w:ilvl w:val="0"/>
+          <w:numId w:val="1"/>
+        </w:numPr>
+        <w:spacing w:before="0" w:after="60"/>
+        <w:rPr/>
+      </w:pPr>
+      <w:r>
+        <w:rPr>
+          <w:b/>
+          <w:bCs/>
+        </w:rPr>
+        <w:t>mu × Strecke</w:t>
+      </w:r>
+      <w:r>
+        <w:rPr/>
+        <w:t xml:space="preserve"> (Gleitreibung, μ = 0.6): Gelände flacher als etwa 31° (arctan 0.6) bremst den Block.</w:t>
+      </w:r>
+    </w:p>
+    <w:p>
+      <w:pPr>
+        <w:pStyle w:val="ListParagraph"/>
+        <w:numPr>
+          <w:ilvl w:val="0"/>
+          <w:numId w:val="1"/>
+        </w:numPr>
+        <w:spacing w:before="0" w:after="60"/>
+        <w:rPr/>
+      </w:pPr>
+      <w:r>
+        <w:rPr>
+          <w:b/>
+          <w:bCs/>
+        </w:rPr>
+        <w:t>hk × Strecke / drag_len</w:t>
+      </w:r>
+      <w:r>
+        <w:rPr/>
+        <w:t xml:space="preserve"> (100 m): Je schneller der Block ist, desto stärker bremst er, wie beim Taumeln. Ohne diesen Term würde er auf einem langen Hang unbegrenzt schneller. So erreicht er auf einem gleichmässigen Hang eine Endgeschwindigkeit:</w:t>
+      </w:r>
+    </w:p>
+    <w:tbl>
+      <w:tblPr>
+        <w:tblW w:w="9026" w:type="dxa"/>
+        <w:jc w:val="left"/>
+        <w:tblInd w:w="0" w:type="dxa"/>
+        <w:tblLayout w:type="fixed"/>
+        <w:tblCellMar>
+          <w:top w:w="100" w:type="dxa"/>
+          <w:left w:w="160" w:type="dxa"/>
+          <w:bottom w:w="100" w:type="dxa"/>
+          <w:right w:w="160" w:type="dxa"/>
+        </w:tblCellMar>
+      </w:tblPr>
+      <w:tblGrid>
+        <w:gridCol w:w="9026"/>
+      </w:tblGrid>
+      <w:tr>
+        <w:trPr/>
+        <w:tc>
+          <w:tcPr>
+            <w:tcW w:w="9026" w:type="dxa"/>
+            <w:tcBorders>
+              <w:top w:val="single" w:sz="4" w:space="0" w:color="BFBFBF"/>
+              <w:left w:val="single" w:sz="4" w:space="0" w:color="BFBFBF"/>
+              <w:bottom w:val="single" w:sz="4" w:space="0" w:color="BFBFBF"/>
+              <w:right w:val="single" w:sz="4" w:space="0" w:color="BFBFBF"/>
+            </w:tcBorders>
+            <w:shd w:color="auto" w:fill="F2F2F2" w:val="clear"/>
+          </w:tcPr>
+          <w:p>
+            <w:pPr>
+              <w:pStyle w:val="Normal"/>
+              <w:spacing w:before="0" w:after="0"/>
+              <w:rPr/>
+            </w:pPr>
+            <w:r>
+              <w:rPr>
+                <w:rFonts w:eastAsia="Consolas" w:cs="Consolas" w:ascii="Consolas" w:hAnsi="Consolas"/>
+                <w:sz w:val="18"/>
+                <w:szCs w:val="18"/>
+              </w:rPr>
+              <w:t>hk_end = drag_len × (tan Neigung − mu)</w:t>
+            </w:r>
+          </w:p>
+        </w:tc>
+      </w:tr>
+    </w:tbl>
+    <w:p>
+      <w:pPr>
+        <w:pStyle w:val="Normal"/>
+        <w:spacing w:before="0" w:after="80"/>
+        <w:rPr/>
+      </w:pPr>
+      <w:r>
+        <w:rPr/>
+      </w:r>
+    </w:p>
+    <w:p>
+      <w:pPr>
+        <w:pStyle w:val="Heading2"/>
+        <w:keepNext w:val="true"/>
+        <w:rPr/>
+      </w:pPr>
+      <w:bookmarkStart w:id="20" w:name="__RefHeading___Toc1190_50781890"/>
+      <w:bookmarkEnd w:id="20"/>
+      <w:r>
+        <w:rPr/>
+        <w:t>8.3  Abbruch und Ergebnis</w:t>
+      </w:r>
+    </w:p>
+    <w:p>
+      <w:pPr>
+        <w:pStyle w:val="Normal"/>
+        <w:spacing w:before="0" w:after="120"/>
+        <w:rPr/>
+      </w:pPr>
+      <w:r>
+        <w:rPr/>
+        <w:t xml:space="preserve">Der Lauf endet, wenn </w:t>
+      </w:r>
+      <w:r>
+        <w:rPr>
+          <w:rFonts w:eastAsia="Consolas" w:cs="Consolas" w:ascii="Consolas" w:hAnsi="Consolas"/>
+          <w:color w:val="333333"/>
+          <w:sz w:val="20"/>
+          <w:szCs w:val="20"/>
+        </w:rPr>
+        <w:t>hk</w:t>
+      </w:r>
+      <w:r>
+        <w:rPr/>
         <w:t xml:space="preserve"> auf 0 fällt (Sturz gestoppt), wenn das Gelände flach ist (kein Gradient) oder nach 400 m. Gespeichert werden die höchste erreichte Geschwindigkeit </w:t>
       </w:r>
       <w:r>
@@ -3104,8 +4385,8 @@
         <w:keepNext w:val="true"/>
         <w:rPr/>
       </w:pPr>
-      <w:bookmarkStart w:id="16" w:name="__RefHeading___Toc742_3725421718"/>
-      <w:bookmarkEnd w:id="16"/>
+      <w:bookmarkStart w:id="21" w:name="__RefHeading___Toc1192_50781890"/>
+      <w:bookmarkEnd w:id="21"/>
       <w:r>
         <w:rPr/>
         <w:t>8.4  Beispiel mit den Standardwerten</w:t>
@@ -3504,11 +4785,35 @@
     </w:p>
     <w:p>
       <w:pPr>
+        <w:pStyle w:val="Heading2"/>
+        <w:keepNext w:val="true"/>
+        <w:rPr/>
+      </w:pPr>
+      <w:bookmarkStart w:id="22" w:name="__RefHeading___Toc1194_50781890"/>
+      <w:bookmarkEnd w:id="22"/>
+      <w:r>
+        <w:rPr/>
+        <w:t>8.5  Stabilität</w:t>
+      </w:r>
+    </w:p>
+    <w:p>
+      <w:pPr>
+        <w:pStyle w:val="Normal"/>
+        <w:spacing w:before="0" w:after="120"/>
+        <w:rPr/>
+      </w:pPr>
+      <w:r>
+        <w:rPr/>
+        <w:t>Geprüft wurde auch, wie empfindlich das Ergebnis auf kleine Lagefehler reagiert: Werden alle Wege um rund 1 m verschoben, wechseln 0.9 % der Segmente die Klasse, 0.2 % um zwei Klassen. Varianten mit mehreren Startblöcken pro Seite und geglättetem DEM brachten keine messbare Verbesserung, kosteten aber rund 40 % mehr Rechenzeit. Sie wurden deshalb nicht übernommen.</w:t>
+      </w:r>
+    </w:p>
+    <w:p>
+      <w:pPr>
         <w:pStyle w:val="Heading1"/>
         <w:rPr/>
       </w:pPr>
-      <w:bookmarkStart w:id="17" w:name="__RefHeading___Toc744_3725421718"/>
-      <w:bookmarkEnd w:id="17"/>
+      <w:bookmarkStart w:id="23" w:name="__RefHeading___Toc1196_50781890"/>
+      <w:bookmarkEnd w:id="23"/>
       <w:r>
         <w:rPr/>
         <w:t>9  Waldfaktor</w:t>
@@ -3618,7 +4923,10 @@
       </w:pPr>
       <w:r>
         <w:rPr/>
-        <w:t>Ohne Waldraster ist der Faktor immer 1.</w:t>
+        <w:t>Ohne Waldraster ist der Faktor immer 1. Im Test am Hirzli (GL) wechselten die Zickzackwege im dichten Wald mit Wald von „hoch“ zu „mässig“, ausserhalb des Waldes blieb alles gleich.</w:t>
+      </w:r>
+      <w:r>
+        <w:br w:type="page"/>
       </w:r>
     </w:p>
     <w:p>
@@ -3626,8 +4934,8 @@
         <w:pStyle w:val="Heading1"/>
         <w:rPr/>
       </w:pPr>
-      <w:bookmarkStart w:id="18" w:name="__RefHeading___Toc746_3725421718"/>
-      <w:bookmarkEnd w:id="18"/>
+      <w:bookmarkStart w:id="24" w:name="__RefHeading___Toc1198_50781890"/>
+      <w:bookmarkEnd w:id="24"/>
       <w:r>
         <w:rPr/>
         <w:t>10  Risiko und Klasse</w:t>
@@ -4031,14 +5339,15 @@
     </w:p>
     <w:p>
       <w:pPr>
-        <w:pStyle w:val="Heading1"/>
-        <w:rPr/>
-      </w:pPr>
-      <w:bookmarkStart w:id="19" w:name="__RefHeading___Toc748_3725421718"/>
-      <w:bookmarkEnd w:id="19"/>
-      <w:r>
-        <w:rPr/>
-        <w:t>11  Zusammenfassen zu 25-m-Segmenten</w:t>
+        <w:pStyle w:val="Heading2"/>
+        <w:keepNext w:val="true"/>
+        <w:rPr/>
+      </w:pPr>
+      <w:bookmarkStart w:id="25" w:name="__RefHeading___Toc1200_50781890"/>
+      <w:bookmarkEnd w:id="25"/>
+      <w:r>
+        <w:rPr/>
+        <w:t>10.1  Zusammenfassen zu 25-m-Segmenten</w:t>
       </w:r>
     </w:p>
     <w:p>
@@ -4049,7 +5358,7 @@
       </w:pPr>
       <w:r>
         <w:rPr/>
-        <w:t>Jedes Segment (</w:t>
+        <w:t>Jedes Wegstück wird in gleich lange Segmente von höchstens 25 m geteilt (</w:t>
       </w:r>
       <w:r>
         <w:rPr>
@@ -4062,7 +5371,18 @@
       </w:r>
       <w:r>
         <w:rPr/>
-        <w:t xml:space="preserve">) enthält etwa fünf Startpunkte. Damit ein einzelner Ausreisser im DEM nicht das ganze Segment rot färbt, nimmt das Skript ab vier Punkten </w:t>
+        <w:t>). Ein 60-m-Weg ergibt also drei Segmente zu 20 m. Die Grenzen liegen deshalb nicht an festen Stationen.</w:t>
+      </w:r>
+    </w:p>
+    <w:p>
+      <w:pPr>
+        <w:pStyle w:val="Normal"/>
+        <w:spacing w:before="0" w:after="120"/>
+        <w:rPr/>
+      </w:pPr>
+      <w:r>
+        <w:rPr/>
+        <w:t xml:space="preserve">Jedes Segment enthält etwa fünf Startpunkte. Damit ein einzelner Ausreisser im DEM nicht das ganze Segment rot färbt, nimmt das Skript ab vier Punkten </w:t>
       </w:r>
       <w:r>
         <w:rPr>
@@ -4097,11 +5417,11 @@
         <w:pStyle w:val="Heading1"/>
         <w:rPr/>
       </w:pPr>
-      <w:bookmarkStart w:id="20" w:name="__RefHeading___Toc750_3725421718"/>
-      <w:bookmarkEnd w:id="20"/>
-      <w:r>
-        <w:rPr/>
-        <w:t>12  Ausgabe</w:t>
+      <w:bookmarkStart w:id="26" w:name="__RefHeading___Toc1202_50781890"/>
+      <w:bookmarkEnd w:id="26"/>
+      <w:r>
+        <w:rPr/>
+        <w:t>11  Ausgabe</w:t>
       </w:r>
     </w:p>
     <w:p>
@@ -4112,7 +5432,18 @@
       </w:pPr>
       <w:r>
         <w:rPr/>
-        <w:t>Jedes Segment wird als LineString im CRS des DEM geschrieben, bei swissALTI3D also in EPSG:2056. Die Ausgabe kann ein temporärer Layer, ein GeoPackage oder eine PostGIS-Tabelle sein („In Datenbanktabelle speichern…“).</w:t>
+        <w:t xml:space="preserve">Jedes Segment wird als LineString im CRS des DEM geschrieben, bei swissALTI3D also in EPSG:2056. Die Ausgabe kann ein temporärer Layer, ein GeoPackage oder eine PostGIS-Tabelle sein. Bei grossen Läufen sollte die Ausgabe eine </w:t>
+      </w:r>
+      <w:r>
+        <w:rPr>
+          <w:b/>
+          <w:bCs/>
+        </w:rPr>
+        <w:t>Datei</w:t>
+      </w:r>
+      <w:r>
+        <w:rPr/>
+        <w:t xml:space="preserve"> sein: Ein temporärer Layer mit 2.9 Millionen Segmenten belegt mehrere GB Arbeitsspeicher.</w:t>
       </w:r>
     </w:p>
     <w:tbl>
@@ -4270,24 +5601,10 @@
               </w:rPr>
               <w:t>src_id</w:t>
             </w:r>
-          </w:p>
-        </w:tc>
-        <w:tc>
-          <w:tcPr>
-            <w:tcW w:w="6425" w:type="dxa"/>
-            <w:tcBorders>
-              <w:top w:val="single" w:sz="4" w:space="0" w:color="BFBFBF"/>
-              <w:left w:val="single" w:sz="4" w:space="0" w:color="BFBFBF"/>
-              <w:bottom w:val="single" w:sz="4" w:space="0" w:color="BFBFBF"/>
-              <w:right w:val="single" w:sz="4" w:space="0" w:color="BFBFBF"/>
-            </w:tcBorders>
-          </w:tcPr>
-          <w:p>
-            <w:pPr>
-              <w:pStyle w:val="Normal"/>
-              <w:spacing w:before="0" w:after="0"/>
-              <w:rPr/>
-            </w:pPr>
+            <w:r>
+              <w:rPr/>
+              <w:t xml:space="preserve">, </w:t>
+            </w:r>
             <w:r>
               <w:rPr>
                 <w:rFonts w:eastAsia="Consolas" w:cs="Consolas" w:ascii="Consolas" w:hAnsi="Consolas"/>
@@ -4295,11 +5612,33 @@
                 <w:sz w:val="20"/>
                 <w:szCs w:val="20"/>
               </w:rPr>
-              <w:t>id</w:t>
-            </w:r>
-            <w:r>
-              <w:rPr/>
-              <w:t xml:space="preserve"> des Original-Wegs, damit du zurück verknüpfen kannst</w:t>
+              <w:t>src_fid</w:t>
+            </w:r>
+            <w:r>
+              <w:rPr/>
+              <w:t>, …</w:t>
+            </w:r>
+          </w:p>
+        </w:tc>
+        <w:tc>
+          <w:tcPr>
+            <w:tcW w:w="6425" w:type="dxa"/>
+            <w:tcBorders>
+              <w:top w:val="single" w:sz="4" w:space="0" w:color="BFBFBF"/>
+              <w:left w:val="single" w:sz="4" w:space="0" w:color="BFBFBF"/>
+              <w:bottom w:val="single" w:sz="4" w:space="0" w:color="BFBFBF"/>
+              <w:right w:val="single" w:sz="4" w:space="0" w:color="BFBFBF"/>
+            </w:tcBorders>
+          </w:tcPr>
+          <w:p>
+            <w:pPr>
+              <w:pStyle w:val="Normal"/>
+              <w:spacing w:before="0" w:after="0"/>
+              <w:rPr/>
+            </w:pPr>
+            <w:r>
+              <w:rPr/>
+              <w:t>Schlüsselspalte des Original-Wegs (id, fid, gid, ogc_fid), zum Zurückverknüpfen</w:t>
             </w:r>
           </w:p>
         </w:tc>
@@ -4322,6 +5661,32 @@
               <w:spacing w:before="0" w:after="0"/>
               <w:rPr/>
             </w:pPr>
+            <w:r>
+              <w:rPr/>
+              <w:t>übrige Felder</w:t>
+            </w:r>
+          </w:p>
+        </w:tc>
+        <w:tc>
+          <w:tcPr>
+            <w:tcW w:w="6425" w:type="dxa"/>
+            <w:tcBorders>
+              <w:top w:val="single" w:sz="4" w:space="0" w:color="BFBFBF"/>
+              <w:left w:val="single" w:sz="4" w:space="0" w:color="BFBFBF"/>
+              <w:bottom w:val="single" w:sz="4" w:space="0" w:color="BFBFBF"/>
+              <w:right w:val="single" w:sz="4" w:space="0" w:color="BFBFBF"/>
+            </w:tcBorders>
+          </w:tcPr>
+          <w:p>
+            <w:pPr>
+              <w:pStyle w:val="Normal"/>
+              <w:spacing w:before="0" w:after="0"/>
+              <w:rPr/>
+            </w:pPr>
+            <w:r>
+              <w:rPr/>
+              <w:t xml:space="preserve">alle anderen Felder der Quelle, z.B. </w:t>
+            </w:r>
             <w:r>
               <w:rPr>
                 <w:rFonts w:eastAsia="Consolas" w:cs="Consolas" w:ascii="Consolas" w:hAnsi="Consolas"/>
@@ -4357,32 +5722,6 @@
               </w:rPr>
               <w:t>sac_scale</w:t>
             </w:r>
-            <w:r>
-              <w:rPr/>
-              <w:t>, …</w:t>
-            </w:r>
-          </w:p>
-        </w:tc>
-        <w:tc>
-          <w:tcPr>
-            <w:tcW w:w="6425" w:type="dxa"/>
-            <w:tcBorders>
-              <w:top w:val="single" w:sz="4" w:space="0" w:color="BFBFBF"/>
-              <w:left w:val="single" w:sz="4" w:space="0" w:color="BFBFBF"/>
-              <w:bottom w:val="single" w:sz="4" w:space="0" w:color="BFBFBF"/>
-              <w:right w:val="single" w:sz="4" w:space="0" w:color="BFBFBF"/>
-            </w:tcBorders>
-          </w:tcPr>
-          <w:p>
-            <w:pPr>
-              <w:pStyle w:val="Normal"/>
-              <w:spacing w:before="0" w:after="0"/>
-              <w:rPr/>
-            </w:pPr>
-            <w:r>
-              <w:rPr/>
-              <w:t>alle übrigen Felder der Quelle</w:t>
-            </w:r>
           </w:p>
         </w:tc>
       </w:tr>
@@ -4763,26 +6102,61 @@
     </w:p>
     <w:p>
       <w:pPr>
+        <w:pStyle w:val="Normal"/>
+        <w:spacing w:before="0" w:after="120"/>
+        <w:rPr/>
+      </w:pPr>
+      <w:r>
+        <w:rPr/>
+        <w:t>Die Segmente werden kachelweise geschrieben. Die Reihenfolge entspricht deshalb den Kacheln, nicht den Wegen.</w:t>
+      </w:r>
+    </w:p>
+    <w:p>
+      <w:pPr>
         <w:pStyle w:val="Heading2"/>
         <w:keepNext w:val="true"/>
         <w:rPr/>
       </w:pPr>
-      <w:bookmarkStart w:id="21" w:name="__RefHeading___Toc752_3725421718"/>
-      <w:bookmarkEnd w:id="21"/>
-      <w:r>
-        <w:rPr/>
-        <w:t>12.1  Umgang mit Schlüsselspalten</w:t>
-      </w:r>
-    </w:p>
-    <w:p>
-      <w:pPr>
-        <w:pStyle w:val="Normal"/>
-        <w:spacing w:before="0" w:after="120"/>
-        <w:rPr/>
-      </w:pPr>
-      <w:r>
-        <w:rPr/>
-        <w:t xml:space="preserve">Ein Weg ergibt mehrere Segmente. Eine übernommene </w:t>
+      <w:bookmarkStart w:id="27" w:name="__RefHeading___Toc1204_50781890"/>
+      <w:bookmarkEnd w:id="27"/>
+      <w:r>
+        <w:rPr/>
+        <w:t>11.1  Umgang mit Feldern der Quelle</w:t>
+      </w:r>
+    </w:p>
+    <w:p>
+      <w:pPr>
+        <w:pStyle w:val="ListParagraph"/>
+        <w:numPr>
+          <w:ilvl w:val="0"/>
+          <w:numId w:val="1"/>
+        </w:numPr>
+        <w:spacing w:before="0" w:after="60"/>
+        <w:rPr/>
+      </w:pPr>
+      <w:r>
+        <w:rPr>
+          <w:b/>
+          <w:bCs/>
+        </w:rPr>
+        <w:t>Schlüsselspalten</w:t>
+      </w:r>
+      <w:r>
+        <w:rPr/>
+        <w:t xml:space="preserve"> (</w:t>
+      </w:r>
+      <w:r>
+        <w:rPr>
+          <w:rFonts w:eastAsia="Consolas" w:cs="Consolas" w:ascii="Consolas" w:hAnsi="Consolas"/>
+          <w:color w:val="333333"/>
+          <w:sz w:val="20"/>
+          <w:szCs w:val="20"/>
+        </w:rPr>
+        <w:t>fid</w:t>
+      </w:r>
+      <w:r>
+        <w:rPr/>
+        <w:t xml:space="preserve">, </w:t>
       </w:r>
       <w:r>
         <w:rPr>
@@ -4795,43 +6169,6 @@
       </w:r>
       <w:r>
         <w:rPr/>
-        <w:t xml:space="preserve"> der Quelle wäre in der Ausgabe deshalb nicht eindeutig. Beim Export nach PostGIS hat QGIS sie sonst samt Primärschlüssel-Eigenschaft übernommen, und die Inserts scheiterten ohne Fehlermeldung.</w:t>
-      </w:r>
-    </w:p>
-    <w:p>
-      <w:pPr>
-        <w:pStyle w:val="Normal"/>
-        <w:spacing w:before="0" w:after="120"/>
-        <w:rPr/>
-      </w:pPr>
-      <w:r>
-        <w:rPr/>
-        <w:t xml:space="preserve">Das Skript übernimmt deshalb Spalten namens </w:t>
-      </w:r>
-      <w:r>
-        <w:rPr>
-          <w:rFonts w:eastAsia="Consolas" w:cs="Consolas" w:ascii="Consolas" w:hAnsi="Consolas"/>
-          <w:color w:val="333333"/>
-          <w:sz w:val="20"/>
-          <w:szCs w:val="20"/>
-        </w:rPr>
-        <w:t>fid</w:t>
-      </w:r>
-      <w:r>
-        <w:rPr/>
-        <w:t xml:space="preserve">, </w:t>
-      </w:r>
-      <w:r>
-        <w:rPr>
-          <w:rFonts w:eastAsia="Consolas" w:cs="Consolas" w:ascii="Consolas" w:hAnsi="Consolas"/>
-          <w:color w:val="333333"/>
-          <w:sz w:val="20"/>
-          <w:szCs w:val="20"/>
-        </w:rPr>
-        <w:t>id</w:t>
-      </w:r>
-      <w:r>
-        <w:rPr/>
         <w:t xml:space="preserve">, </w:t>
       </w:r>
       <w:r>
@@ -4845,7 +6182,7 @@
       </w:r>
       <w:r>
         <w:rPr/>
-        <w:t xml:space="preserve"> und </w:t>
+        <w:t xml:space="preserve">, </w:t>
       </w:r>
       <w:r>
         <w:rPr>
@@ -4858,7 +6195,7 @@
       </w:r>
       <w:r>
         <w:rPr/>
-        <w:t xml:space="preserve"> als </w:t>
+        <w:t xml:space="preserve">) werden als </w:t>
       </w:r>
       <w:r>
         <w:rPr>
@@ -4871,7 +6208,29 @@
       </w:r>
       <w:r>
         <w:rPr/>
-        <w:t xml:space="preserve"> und ohne Schlüssel-Eigenschaft. Jedes Segment bekommt eine eigene </w:t>
+        <w:t xml:space="preserve"> und ohne Schlüssel-Eigenschaft übernommen. Sonst macht QGIS sie beim Export nach PostGIS zum Primärschlüssel, und die Inserts scheitern, weil ein Weg mehrere Segmente ergibt.</w:t>
+      </w:r>
+    </w:p>
+    <w:p>
+      <w:pPr>
+        <w:pStyle w:val="ListParagraph"/>
+        <w:numPr>
+          <w:ilvl w:val="0"/>
+          <w:numId w:val="1"/>
+        </w:numPr>
+        <w:spacing w:before="0" w:after="60"/>
+        <w:rPr/>
+      </w:pPr>
+      <w:r>
+        <w:rPr>
+          <w:b/>
+          <w:bCs/>
+        </w:rPr>
+        <w:t>Felder aus einem früheren Lauf</w:t>
+      </w:r>
+      <w:r>
+        <w:rPr/>
+        <w:t xml:space="preserve"> (</w:t>
       </w:r>
       <w:r>
         <w:rPr>
@@ -4884,7 +6243,106 @@
       </w:r>
       <w:r>
         <w:rPr/>
-        <w:t>. Scheitert das Schreiben trotzdem, bricht das Skript mit einer Fehlermeldung ab, statt Daten stillschweigend zu verlieren.</w:t>
+        <w:t xml:space="preserve">, </w:t>
+      </w:r>
+      <w:r>
+        <w:rPr>
+          <w:rFonts w:eastAsia="Consolas" w:cs="Consolas" w:ascii="Consolas" w:hAnsi="Consolas"/>
+          <w:color w:val="333333"/>
+          <w:sz w:val="20"/>
+          <w:szCs w:val="20"/>
+        </w:rPr>
+        <w:t>exp_class</w:t>
+      </w:r>
+      <w:r>
+        <w:rPr/>
+        <w:t xml:space="preserve">, </w:t>
+      </w:r>
+      <w:r>
+        <w:rPr>
+          <w:rFonts w:eastAsia="Consolas" w:cs="Consolas" w:ascii="Consolas" w:hAnsi="Consolas"/>
+          <w:color w:val="333333"/>
+          <w:sz w:val="20"/>
+          <w:szCs w:val="20"/>
+        </w:rPr>
+        <w:t>risk</w:t>
+      </w:r>
+      <w:r>
+        <w:rPr/>
+        <w:t xml:space="preserve"> usw.) werden übersprungen und neu berechnet. Das Protokoll meldet das als Hinweis.</w:t>
+      </w:r>
+    </w:p>
+    <w:p>
+      <w:pPr>
+        <w:pStyle w:val="ListParagraph"/>
+        <w:numPr>
+          <w:ilvl w:val="0"/>
+          <w:numId w:val="1"/>
+        </w:numPr>
+        <w:spacing w:before="0" w:after="60"/>
+        <w:rPr/>
+      </w:pPr>
+      <w:r>
+        <w:rPr>
+          <w:b/>
+          <w:bCs/>
+        </w:rPr>
+        <w:t>Doppelte Feldnamen</w:t>
+      </w:r>
+      <w:r>
+        <w:rPr/>
+        <w:t xml:space="preserve">, auch wenn sie sich nur in der Gross- und Kleinschreibung unterscheiden, bekommen einen Zusatz wie </w:t>
+      </w:r>
+      <w:r>
+        <w:rPr>
+          <w:rFonts w:eastAsia="Consolas" w:cs="Consolas" w:ascii="Consolas" w:hAnsi="Consolas"/>
+          <w:color w:val="333333"/>
+          <w:sz w:val="20"/>
+          <w:szCs w:val="20"/>
+        </w:rPr>
+        <w:t>NAME_1</w:t>
+      </w:r>
+      <w:r>
+        <w:rPr/>
+        <w:t>. Ohne diese Behandlung verwirft QGIS das Duplikat stillschweigend, und alle folgenden Werte rutschen in die falsche Spalte.</w:t>
+      </w:r>
+    </w:p>
+    <w:p>
+      <w:pPr>
+        <w:pStyle w:val="ListParagraph"/>
+        <w:numPr>
+          <w:ilvl w:val="0"/>
+          <w:numId w:val="1"/>
+        </w:numPr>
+        <w:spacing w:before="0" w:after="60"/>
+        <w:rPr/>
+      </w:pPr>
+      <w:r>
+        <w:rPr/>
+        <w:t>Scheitert das Schreiben trotzdem, bricht das Skript mit einer Fehlermeldung ab, statt Daten stillschweigend zu verlieren.</w:t>
+      </w:r>
+    </w:p>
+    <w:p>
+      <w:pPr>
+        <w:pStyle w:val="Normal"/>
+        <w:pBdr>
+          <w:left w:val="single" w:sz="18" w:space="8" w:color="E6550D"/>
+        </w:pBdr>
+        <w:shd w:val="clear" w:color="auto" w:fill="FFF4E5"/>
+        <w:spacing w:before="80" w:after="120"/>
+        <w:ind w:left="120"/>
+        <w:rPr/>
+      </w:pPr>
+      <w:r>
+        <w:rPr>
+          <w:b/>
+          <w:bCs/>
+        </w:rPr>
+        <w:t>Hinweis:</w:t>
+      </w:r>
+      <w:r>
+        <w:rPr/>
+        <w:t xml:space="preserve"> Als Eingabe immer das ursprüngliche Wegnetz verwenden, nicht ein früheres Ergebnis. Sonst wird jedes 25-m-Segment als eigener Weg behandelt, und der Lauf dauert ein Vielfaches.</w:t>
       </w:r>
       <w:r>
         <w:br w:type="page"/>
@@ -4895,11 +6353,11 @@
         <w:pStyle w:val="Heading1"/>
         <w:rPr/>
       </w:pPr>
-      <w:bookmarkStart w:id="22" w:name="__RefHeading___Toc754_3725421718"/>
-      <w:bookmarkEnd w:id="22"/>
-      <w:r>
-        <w:rPr/>
-        <w:t>13  Parameterübersicht</w:t>
+      <w:bookmarkStart w:id="28" w:name="__RefHeading___Toc1206_50781890"/>
+      <w:bookmarkEnd w:id="28"/>
+      <w:r>
+        <w:rPr/>
+        <w:t>12  Parameterübersicht</w:t>
       </w:r>
     </w:p>
     <w:p>
@@ -4910,7 +6368,7 @@
       </w:pPr>
       <w:r>
         <w:rPr/>
-        <w:t>Alle Werte sind Startwerte. Sie stehen in QGIS unter „Erweiterte Parameter“.</w:t>
+        <w:t>Klassengrenzen und Threads stehen direkt in der Maske, alle anderen Werte unter „Erweiterte Parameter“. Alle Modellwerte sind Startwerte.</w:t>
       </w:r>
     </w:p>
     <w:tbl>
@@ -5059,7 +6517,7 @@
             </w:pPr>
             <w:r>
               <w:rPr/>
-              <w:t>Grenzen T1, T2, T3 für risk</w:t>
+              <w:t>Grenzen für risk zwischen den Klassen 1/2, 2/3 und 3/4</w:t>
             </w:r>
           </w:p>
         </w:tc>
@@ -5082,6 +6540,75 @@
             <w:r>
               <w:rPr/>
               <w:t>200,600,1500</w:t>
+            </w:r>
+          </w:p>
+        </w:tc>
+      </w:tr>
+      <w:tr>
+        <w:trPr/>
+        <w:tc>
+          <w:tcPr>
+            <w:tcW w:w="2000" w:type="dxa"/>
+            <w:tcBorders>
+              <w:top w:val="single" w:sz="4" w:space="0" w:color="BFBFBF"/>
+              <w:left w:val="single" w:sz="4" w:space="0" w:color="BFBFBF"/>
+              <w:bottom w:val="single" w:sz="4" w:space="0" w:color="BFBFBF"/>
+              <w:right w:val="single" w:sz="4" w:space="0" w:color="BFBFBF"/>
+            </w:tcBorders>
+          </w:tcPr>
+          <w:p>
+            <w:pPr>
+              <w:pStyle w:val="Normal"/>
+              <w:spacing w:before="0" w:after="0"/>
+              <w:rPr/>
+            </w:pPr>
+            <w:r>
+              <w:rPr/>
+              <w:t>Threads</w:t>
+            </w:r>
+          </w:p>
+        </w:tc>
+        <w:tc>
+          <w:tcPr>
+            <w:tcW w:w="5226" w:type="dxa"/>
+            <w:tcBorders>
+              <w:top w:val="single" w:sz="4" w:space="0" w:color="BFBFBF"/>
+              <w:left w:val="single" w:sz="4" w:space="0" w:color="BFBFBF"/>
+              <w:bottom w:val="single" w:sz="4" w:space="0" w:color="BFBFBF"/>
+              <w:right w:val="single" w:sz="4" w:space="0" w:color="BFBFBF"/>
+            </w:tcBorders>
+          </w:tcPr>
+          <w:p>
+            <w:pPr>
+              <w:pStyle w:val="Normal"/>
+              <w:spacing w:before="0" w:after="0"/>
+              <w:rPr/>
+            </w:pPr>
+            <w:r>
+              <w:rPr/>
+              <w:t>Anzahl paralleler Threads</w:t>
+            </w:r>
+          </w:p>
+        </w:tc>
+        <w:tc>
+          <w:tcPr>
+            <w:tcW w:w="1800" w:type="dxa"/>
+            <w:tcBorders>
+              <w:top w:val="single" w:sz="4" w:space="0" w:color="BFBFBF"/>
+              <w:left w:val="single" w:sz="4" w:space="0" w:color="BFBFBF"/>
+              <w:bottom w:val="single" w:sz="4" w:space="0" w:color="BFBFBF"/>
+              <w:right w:val="single" w:sz="4" w:space="0" w:color="BFBFBF"/>
+            </w:tcBorders>
+          </w:tcPr>
+          <w:p>
+            <w:pPr>
+              <w:pStyle w:val="Normal"/>
+              <w:spacing w:before="0" w:after="0"/>
+              <w:rPr/>
+            </w:pPr>
+            <w:r>
+              <w:rPr/>
+              <w:t>alle Kerne</w:t>
             </w:r>
           </w:p>
         </w:tc>
@@ -6200,6 +7727,149 @@
           </w:p>
         </w:tc>
       </w:tr>
+      <w:tr>
+        <w:trPr/>
+        <w:tc>
+          <w:tcPr>
+            <w:tcW w:w="2000" w:type="dxa"/>
+            <w:tcBorders>
+              <w:top w:val="single" w:sz="4" w:space="0" w:color="BFBFBF"/>
+              <w:left w:val="single" w:sz="4" w:space="0" w:color="BFBFBF"/>
+              <w:bottom w:val="single" w:sz="4" w:space="0" w:color="BFBFBF"/>
+              <w:right w:val="single" w:sz="4" w:space="0" w:color="BFBFBF"/>
+            </w:tcBorders>
+          </w:tcPr>
+          <w:p>
+            <w:pPr>
+              <w:pStyle w:val="Normal"/>
+              <w:spacing w:before="0" w:after="0"/>
+              <w:rPr/>
+            </w:pPr>
+            <w:r>
+              <w:rPr>
+                <w:rFonts w:eastAsia="Consolas" w:cs="Consolas" w:ascii="Consolas" w:hAnsi="Consolas"/>
+                <w:color w:val="333333"/>
+                <w:sz w:val="20"/>
+                <w:szCs w:val="20"/>
+              </w:rPr>
+              <w:t>TILE_SIZE</w:t>
+            </w:r>
+          </w:p>
+        </w:tc>
+        <w:tc>
+          <w:tcPr>
+            <w:tcW w:w="5226" w:type="dxa"/>
+            <w:tcBorders>
+              <w:top w:val="single" w:sz="4" w:space="0" w:color="BFBFBF"/>
+              <w:left w:val="single" w:sz="4" w:space="0" w:color="BFBFBF"/>
+              <w:bottom w:val="single" w:sz="4" w:space="0" w:color="BFBFBF"/>
+              <w:right w:val="single" w:sz="4" w:space="0" w:color="BFBFBF"/>
+            </w:tcBorders>
+          </w:tcPr>
+          <w:p>
+            <w:pPr>
+              <w:pStyle w:val="Normal"/>
+              <w:spacing w:before="0" w:after="0"/>
+              <w:rPr/>
+            </w:pPr>
+            <w:r>
+              <w:rPr/>
+              <w:t>Kachelgrösse für gemeinsames DEM-Lesen [m]</w:t>
+            </w:r>
+          </w:p>
+        </w:tc>
+        <w:tc>
+          <w:tcPr>
+            <w:tcW w:w="1800" w:type="dxa"/>
+            <w:tcBorders>
+              <w:top w:val="single" w:sz="4" w:space="0" w:color="BFBFBF"/>
+              <w:left w:val="single" w:sz="4" w:space="0" w:color="BFBFBF"/>
+              <w:bottom w:val="single" w:sz="4" w:space="0" w:color="BFBFBF"/>
+              <w:right w:val="single" w:sz="4" w:space="0" w:color="BFBFBF"/>
+            </w:tcBorders>
+          </w:tcPr>
+          <w:p>
+            <w:pPr>
+              <w:pStyle w:val="Normal"/>
+              <w:spacing w:before="0" w:after="0"/>
+              <w:rPr/>
+            </w:pPr>
+            <w:r>
+              <w:rPr/>
+              <w:t>1000</w:t>
+            </w:r>
+          </w:p>
+        </w:tc>
+      </w:tr>
+      <w:tr>
+        <w:trPr/>
+        <w:tc>
+          <w:tcPr>
+            <w:tcW w:w="2000" w:type="dxa"/>
+            <w:tcBorders>
+              <w:top w:val="single" w:sz="4" w:space="0" w:color="BFBFBF"/>
+              <w:left w:val="single" w:sz="4" w:space="0" w:color="BFBFBF"/>
+              <w:bottom w:val="single" w:sz="4" w:space="0" w:color="BFBFBF"/>
+              <w:right w:val="single" w:sz="4" w:space="0" w:color="BFBFBF"/>
+            </w:tcBorders>
+          </w:tcPr>
+          <w:p>
+            <w:pPr>
+              <w:pStyle w:val="Normal"/>
+              <w:spacing w:before="0" w:after="0"/>
+              <w:rPr/>
+            </w:pPr>
+            <w:r>
+              <w:rPr/>
+              <w:t>Laufzeit-Protokoll</w:t>
+            </w:r>
+          </w:p>
+        </w:tc>
+        <w:tc>
+          <w:tcPr>
+            <w:tcW w:w="5226" w:type="dxa"/>
+            <w:tcBorders>
+              <w:top w:val="single" w:sz="4" w:space="0" w:color="BFBFBF"/>
+              <w:left w:val="single" w:sz="4" w:space="0" w:color="BFBFBF"/>
+              <w:bottom w:val="single" w:sz="4" w:space="0" w:color="BFBFBF"/>
+              <w:right w:val="single" w:sz="4" w:space="0" w:color="BFBFBF"/>
+            </w:tcBorders>
+          </w:tcPr>
+          <w:p>
+            <w:pPr>
+              <w:pStyle w:val="Normal"/>
+              <w:spacing w:before="0" w:after="0"/>
+              <w:rPr/>
+            </w:pPr>
+            <w:r>
+              <w:rPr/>
+              <w:t>Pfad der CSV-Datei, leer = automatisch (siehe Kapitel 13)</w:t>
+            </w:r>
+          </w:p>
+        </w:tc>
+        <w:tc>
+          <w:tcPr>
+            <w:tcW w:w="1800" w:type="dxa"/>
+            <w:tcBorders>
+              <w:top w:val="single" w:sz="4" w:space="0" w:color="BFBFBF"/>
+              <w:left w:val="single" w:sz="4" w:space="0" w:color="BFBFBF"/>
+              <w:bottom w:val="single" w:sz="4" w:space="0" w:color="BFBFBF"/>
+              <w:right w:val="single" w:sz="4" w:space="0" w:color="BFBFBF"/>
+            </w:tcBorders>
+          </w:tcPr>
+          <w:p>
+            <w:pPr>
+              <w:pStyle w:val="Normal"/>
+              <w:spacing w:before="0" w:after="0"/>
+              <w:rPr/>
+            </w:pPr>
+            <w:r>
+              <w:rPr/>
+              <w:t>leer</w:t>
+            </w:r>
+          </w:p>
+        </w:tc>
+      </w:tr>
     </w:tbl>
     <w:p>
       <w:pPr>
@@ -6219,11 +7889,11 @@
         <w:pStyle w:val="Heading1"/>
         <w:rPr/>
       </w:pPr>
-      <w:bookmarkStart w:id="23" w:name="__RefHeading___Toc756_3725421718"/>
-      <w:bookmarkEnd w:id="23"/>
-      <w:r>
-        <w:rPr/>
-        <w:t>14  Test</w:t>
+      <w:bookmarkStart w:id="29" w:name="__RefHeading___Toc1208_50781890"/>
+      <w:bookmarkEnd w:id="29"/>
+      <w:r>
+        <w:rPr/>
+        <w:t>13  Laufzeit-Protokoll</w:t>
       </w:r>
     </w:p>
     <w:p>
@@ -6234,7 +7904,90 @@
       </w:pPr>
       <w:r>
         <w:rPr/>
-        <w:t xml:space="preserve">Das Skript wurde in QGIS 3.34 mit synthetischem Gelände getestet. Ein- und Ausgabe wurden sowohl als GeoPackage als auch als PostGIS-Tabelle geprüft (MultiLineString in EPSG:4326 mit </w:t>
+        <w:t>Am Ende jedes Laufs schreibt das Skript eine Zusammenfassung ins Processing-Protokoll, zum Beispiel:</w:t>
+      </w:r>
+    </w:p>
+    <w:tbl>
+      <w:tblPr>
+        <w:tblW w:w="9026" w:type="dxa"/>
+        <w:jc w:val="left"/>
+        <w:tblInd w:w="0" w:type="dxa"/>
+        <w:tblLayout w:type="fixed"/>
+        <w:tblCellMar>
+          <w:top w:w="100" w:type="dxa"/>
+          <w:left w:w="160" w:type="dxa"/>
+          <w:bottom w:w="100" w:type="dxa"/>
+          <w:right w:w="160" w:type="dxa"/>
+        </w:tblCellMar>
+      </w:tblPr>
+      <w:tblGrid>
+        <w:gridCol w:w="9026"/>
+      </w:tblGrid>
+      <w:tr>
+        <w:trPr/>
+        <w:tc>
+          <w:tcPr>
+            <w:tcW w:w="9026" w:type="dxa"/>
+            <w:tcBorders>
+              <w:top w:val="single" w:sz="4" w:space="0" w:color="BFBFBF"/>
+              <w:left w:val="single" w:sz="4" w:space="0" w:color="BFBFBF"/>
+              <w:bottom w:val="single" w:sz="4" w:space="0" w:color="BFBFBF"/>
+              <w:right w:val="single" w:sz="4" w:space="0" w:color="BFBFBF"/>
+            </w:tcBorders>
+            <w:shd w:color="auto" w:fill="F2F2F2" w:val="clear"/>
+          </w:tcPr>
+          <w:p>
+            <w:pPr>
+              <w:pStyle w:val="Normal"/>
+              <w:spacing w:before="0" w:after="0"/>
+              <w:rPr/>
+            </w:pPr>
+            <w:r>
+              <w:rPr>
+                <w:rFonts w:eastAsia="Consolas" w:cs="Consolas" w:ascii="Consolas" w:hAnsi="Consolas"/>
+                <w:sz w:val="18"/>
+                <w:szCs w:val="18"/>
+              </w:rPr>
+              <w:t>Laufzeit: 46 min 32 s (Einlesen 42 s, Rechnen 2749 s), 67020 km Weg,</w:t>
+            </w:r>
+          </w:p>
+          <w:p>
+            <w:pPr>
+              <w:pStyle w:val="Normal"/>
+              <w:spacing w:before="0" w:after="0"/>
+              <w:rPr/>
+            </w:pPr>
+            <w:r>
+              <w:rPr>
+                <w:rFonts w:eastAsia="Consolas" w:cs="Consolas" w:ascii="Consolas" w:hAnsi="Consolas"/>
+                <w:sz w:val="18"/>
+                <w:szCs w:val="18"/>
+              </w:rPr>
+              <w:t>24.0 km/s, 10 Thread(s) auf Apple M4</w:t>
+            </w:r>
+          </w:p>
+        </w:tc>
+      </w:tr>
+    </w:tbl>
+    <w:p>
+      <w:pPr>
+        <w:pStyle w:val="Normal"/>
+        <w:spacing w:before="0" w:after="80"/>
+        <w:rPr/>
+      </w:pPr>
+      <w:r>
+        <w:rPr/>
+      </w:r>
+    </w:p>
+    <w:p>
+      <w:pPr>
+        <w:pStyle w:val="Normal"/>
+        <w:spacing w:before="0" w:after="120"/>
+        <w:rPr/>
+      </w:pPr>
+      <w:r>
+        <w:rPr/>
+        <w:t xml:space="preserve">Zusätzlich hängt es eine Zeile an die Datei </w:t>
       </w:r>
       <w:r>
         <w:rPr>
@@ -6243,24 +7996,11 @@
           <w:sz w:val="20"/>
           <w:szCs w:val="20"/>
         </w:rPr>
-        <w:t>id</w:t>
-      </w:r>
-      <w:r>
-        <w:rPr/>
-        <w:t xml:space="preserve"> als Primärschlüssel, wie die </w:t>
-      </w:r>
-      <w:r>
-        <w:rPr>
-          <w:rFonts w:eastAsia="Consolas" w:cs="Consolas" w:ascii="Consolas" w:hAnsi="Consolas"/>
-          <w:color w:val="333333"/>
-          <w:sz w:val="20"/>
-          <w:szCs w:val="20"/>
-        </w:rPr>
-        <w:t>sac_scale_&lt;region&gt;</w:t>
-      </w:r>
-      <w:r>
-        <w:rPr/>
-        <w:t>-Tabellen).</w:t>
+        <w:t>fall_exposure_laufzeiten.csv</w:t>
+      </w:r>
+      <w:r>
+        <w:rPr/>
+        <w:t xml:space="preserve"> an (Trennzeichen Semikolon, öffnet direkt in Excel). Wo die Datei liegt:</w:t>
       </w:r>
     </w:p>
     <w:tbl>
@@ -6277,9 +8017,8 @@
         </w:tblCellMar>
       </w:tblPr>
       <w:tblGrid>
-        <w:gridCol w:w="3599"/>
-        <w:gridCol w:w="2400"/>
-        <w:gridCol w:w="3027"/>
+        <w:gridCol w:w="4513"/>
+        <w:gridCol w:w="4512"/>
       </w:tblGrid>
       <w:tr>
         <w:trPr>
@@ -6287,7 +8026,7 @@
         </w:trPr>
         <w:tc>
           <w:tcPr>
-            <w:tcW w:w="3599" w:type="dxa"/>
+            <w:tcW w:w="4513" w:type="dxa"/>
             <w:tcBorders>
               <w:top w:val="single" w:sz="4" w:space="0" w:color="BFBFBF"/>
               <w:left w:val="single" w:sz="4" w:space="0" w:color="BFBFBF"/>
@@ -6308,13 +8047,13 @@
                 <w:bCs/>
                 <w:color w:val="FFFFFF"/>
               </w:rPr>
-              <w:t>Gelände</w:t>
-            </w:r>
-          </w:p>
-        </w:tc>
-        <w:tc>
-          <w:tcPr>
-            <w:tcW w:w="2400" w:type="dxa"/>
+              <w:t>Situation</w:t>
+            </w:r>
+          </w:p>
+        </w:tc>
+        <w:tc>
+          <w:tcPr>
+            <w:tcW w:w="4512" w:type="dxa"/>
             <w:tcBorders>
               <w:top w:val="single" w:sz="4" w:space="0" w:color="BFBFBF"/>
               <w:left w:val="single" w:sz="4" w:space="0" w:color="BFBFBF"/>
@@ -6335,13 +8074,301 @@
                 <w:bCs/>
                 <w:color w:val="FFFFFF"/>
               </w:rPr>
-              <w:t>Geschwindigkeit</w:t>
-            </w:r>
-          </w:p>
-        </w:tc>
-        <w:tc>
-          <w:tcPr>
-            <w:tcW w:w="3027" w:type="dxa"/>
+              <w:t>Ort der CSV</w:t>
+            </w:r>
+          </w:p>
+        </w:tc>
+      </w:tr>
+      <w:tr>
+        <w:trPr/>
+        <w:tc>
+          <w:tcPr>
+            <w:tcW w:w="4513" w:type="dxa"/>
+            <w:tcBorders>
+              <w:top w:val="single" w:sz="4" w:space="0" w:color="BFBFBF"/>
+              <w:left w:val="single" w:sz="4" w:space="0" w:color="BFBFBF"/>
+              <w:bottom w:val="single" w:sz="4" w:space="0" w:color="BFBFBF"/>
+              <w:right w:val="single" w:sz="4" w:space="0" w:color="BFBFBF"/>
+            </w:tcBorders>
+          </w:tcPr>
+          <w:p>
+            <w:pPr>
+              <w:pStyle w:val="Normal"/>
+              <w:spacing w:before="0" w:after="0"/>
+              <w:rPr/>
+            </w:pPr>
+            <w:r>
+              <w:rPr/>
+              <w:t>Pfad im Parameter angegeben</w:t>
+            </w:r>
+          </w:p>
+        </w:tc>
+        <w:tc>
+          <w:tcPr>
+            <w:tcW w:w="4512" w:type="dxa"/>
+            <w:tcBorders>
+              <w:top w:val="single" w:sz="4" w:space="0" w:color="BFBFBF"/>
+              <w:left w:val="single" w:sz="4" w:space="0" w:color="BFBFBF"/>
+              <w:bottom w:val="single" w:sz="4" w:space="0" w:color="BFBFBF"/>
+              <w:right w:val="single" w:sz="4" w:space="0" w:color="BFBFBF"/>
+            </w:tcBorders>
+          </w:tcPr>
+          <w:p>
+            <w:pPr>
+              <w:pStyle w:val="Normal"/>
+              <w:spacing w:before="0" w:after="0"/>
+              <w:rPr/>
+            </w:pPr>
+            <w:r>
+              <w:rPr/>
+              <w:t>genau dort</w:t>
+            </w:r>
+          </w:p>
+        </w:tc>
+      </w:tr>
+      <w:tr>
+        <w:trPr/>
+        <w:tc>
+          <w:tcPr>
+            <w:tcW w:w="4513" w:type="dxa"/>
+            <w:tcBorders>
+              <w:top w:val="single" w:sz="4" w:space="0" w:color="BFBFBF"/>
+              <w:left w:val="single" w:sz="4" w:space="0" w:color="BFBFBF"/>
+              <w:bottom w:val="single" w:sz="4" w:space="0" w:color="BFBFBF"/>
+              <w:right w:val="single" w:sz="4" w:space="0" w:color="BFBFBF"/>
+            </w:tcBorders>
+          </w:tcPr>
+          <w:p>
+            <w:pPr>
+              <w:pStyle w:val="Normal"/>
+              <w:spacing w:before="0" w:after="0"/>
+              <w:rPr/>
+            </w:pPr>
+            <w:r>
+              <w:rPr/>
+              <w:t>QGIS-Projekt gespeichert</w:t>
+            </w:r>
+          </w:p>
+        </w:tc>
+        <w:tc>
+          <w:tcPr>
+            <w:tcW w:w="4512" w:type="dxa"/>
+            <w:tcBorders>
+              <w:top w:val="single" w:sz="4" w:space="0" w:color="BFBFBF"/>
+              <w:left w:val="single" w:sz="4" w:space="0" w:color="BFBFBF"/>
+              <w:bottom w:val="single" w:sz="4" w:space="0" w:color="BFBFBF"/>
+              <w:right w:val="single" w:sz="4" w:space="0" w:color="BFBFBF"/>
+            </w:tcBorders>
+          </w:tcPr>
+          <w:p>
+            <w:pPr>
+              <w:pStyle w:val="Normal"/>
+              <w:spacing w:before="0" w:after="0"/>
+              <w:rPr/>
+            </w:pPr>
+            <w:r>
+              <w:rPr/>
+              <w:t>Ordner des Projekts</w:t>
+            </w:r>
+          </w:p>
+        </w:tc>
+      </w:tr>
+      <w:tr>
+        <w:trPr/>
+        <w:tc>
+          <w:tcPr>
+            <w:tcW w:w="4513" w:type="dxa"/>
+            <w:tcBorders>
+              <w:top w:val="single" w:sz="4" w:space="0" w:color="BFBFBF"/>
+              <w:left w:val="single" w:sz="4" w:space="0" w:color="BFBFBF"/>
+              <w:bottom w:val="single" w:sz="4" w:space="0" w:color="BFBFBF"/>
+              <w:right w:val="single" w:sz="4" w:space="0" w:color="BFBFBF"/>
+            </w:tcBorders>
+          </w:tcPr>
+          <w:p>
+            <w:pPr>
+              <w:pStyle w:val="Normal"/>
+              <w:spacing w:before="0" w:after="0"/>
+              <w:rPr/>
+            </w:pPr>
+            <w:r>
+              <w:rPr/>
+              <w:t>kein Projekt, Ausgabe als Datei</w:t>
+            </w:r>
+          </w:p>
+        </w:tc>
+        <w:tc>
+          <w:tcPr>
+            <w:tcW w:w="4512" w:type="dxa"/>
+            <w:tcBorders>
+              <w:top w:val="single" w:sz="4" w:space="0" w:color="BFBFBF"/>
+              <w:left w:val="single" w:sz="4" w:space="0" w:color="BFBFBF"/>
+              <w:bottom w:val="single" w:sz="4" w:space="0" w:color="BFBFBF"/>
+              <w:right w:val="single" w:sz="4" w:space="0" w:color="BFBFBF"/>
+            </w:tcBorders>
+          </w:tcPr>
+          <w:p>
+            <w:pPr>
+              <w:pStyle w:val="Normal"/>
+              <w:spacing w:before="0" w:after="0"/>
+              <w:rPr/>
+            </w:pPr>
+            <w:r>
+              <w:rPr/>
+              <w:t>Ordner der Ausgabedatei</w:t>
+            </w:r>
+          </w:p>
+        </w:tc>
+      </w:tr>
+      <w:tr>
+        <w:trPr/>
+        <w:tc>
+          <w:tcPr>
+            <w:tcW w:w="4513" w:type="dxa"/>
+            <w:tcBorders>
+              <w:top w:val="single" w:sz="4" w:space="0" w:color="BFBFBF"/>
+              <w:left w:val="single" w:sz="4" w:space="0" w:color="BFBFBF"/>
+              <w:bottom w:val="single" w:sz="4" w:space="0" w:color="BFBFBF"/>
+              <w:right w:val="single" w:sz="4" w:space="0" w:color="BFBFBF"/>
+            </w:tcBorders>
+          </w:tcPr>
+          <w:p>
+            <w:pPr>
+              <w:pStyle w:val="Normal"/>
+              <w:spacing w:before="0" w:after="0"/>
+              <w:rPr/>
+            </w:pPr>
+            <w:r>
+              <w:rPr/>
+              <w:t>sonst</w:t>
+            </w:r>
+          </w:p>
+        </w:tc>
+        <w:tc>
+          <w:tcPr>
+            <w:tcW w:w="4512" w:type="dxa"/>
+            <w:tcBorders>
+              <w:top w:val="single" w:sz="4" w:space="0" w:color="BFBFBF"/>
+              <w:left w:val="single" w:sz="4" w:space="0" w:color="BFBFBF"/>
+              <w:bottom w:val="single" w:sz="4" w:space="0" w:color="BFBFBF"/>
+              <w:right w:val="single" w:sz="4" w:space="0" w:color="BFBFBF"/>
+            </w:tcBorders>
+          </w:tcPr>
+          <w:p>
+            <w:pPr>
+              <w:pStyle w:val="Normal"/>
+              <w:spacing w:before="0" w:after="0"/>
+              <w:rPr/>
+            </w:pPr>
+            <w:r>
+              <w:rPr/>
+              <w:t>Benutzerordner</w:t>
+            </w:r>
+          </w:p>
+        </w:tc>
+      </w:tr>
+    </w:tbl>
+    <w:p>
+      <w:pPr>
+        <w:pStyle w:val="Normal"/>
+        <w:spacing w:before="0" w:after="80"/>
+        <w:rPr/>
+      </w:pPr>
+      <w:r>
+        <w:rPr/>
+      </w:r>
+    </w:p>
+    <w:p>
+      <w:pPr>
+        <w:pStyle w:val="Normal"/>
+        <w:spacing w:before="0" w:after="120"/>
+        <w:rPr/>
+      </w:pPr>
+      <w:r>
+        <w:rPr/>
+        <w:t xml:space="preserve">Die CSV enthält: Zeitpunkt, Rechnername, Betriebssystem, Prozessor, Kerne, Threads, abgebrochen ja/nein, Anzahl Wegstücke, Kacheln und Segmente, Weg-km, Zeit für Einlesen, Rechnen und gesamt, km/s, DEM, Waldraster, Eingabe, Ausgabe, Klassengrenzen und alle Parameter. Passwörter aus PostGIS-Verbindungen werden durch </w:t>
+      </w:r>
+      <w:r>
+        <w:rPr>
+          <w:rFonts w:eastAsia="Consolas" w:cs="Consolas" w:ascii="Consolas" w:hAnsi="Consolas"/>
+          <w:color w:val="333333"/>
+          <w:sz w:val="20"/>
+          <w:szCs w:val="20"/>
+        </w:rPr>
+        <w:t>***</w:t>
+      </w:r>
+      <w:r>
+        <w:rPr/>
+        <w:t xml:space="preserve"> ersetzt.</w:t>
+      </w:r>
+      <w:r>
+        <w:br w:type="page"/>
+      </w:r>
+    </w:p>
+    <w:p>
+      <w:pPr>
+        <w:pStyle w:val="Heading1"/>
+        <w:rPr/>
+      </w:pPr>
+      <w:bookmarkStart w:id="30" w:name="__RefHeading___Toc1210_50781890"/>
+      <w:bookmarkEnd w:id="30"/>
+      <w:r>
+        <w:rPr/>
+        <w:t>14  Leistung und Laufzeiten</w:t>
+      </w:r>
+    </w:p>
+    <w:p>
+      <w:pPr>
+        <w:pStyle w:val="Heading2"/>
+        <w:keepNext w:val="true"/>
+        <w:rPr/>
+      </w:pPr>
+      <w:bookmarkStart w:id="31" w:name="__RefHeading___Toc1212_50781890"/>
+      <w:bookmarkEnd w:id="31"/>
+      <w:r>
+        <w:rPr/>
+        <w:t>14.1  Gemessene Laufzeiten</w:t>
+      </w:r>
+    </w:p>
+    <w:p>
+      <w:pPr>
+        <w:pStyle w:val="Normal"/>
+        <w:spacing w:before="0" w:after="120"/>
+        <w:rPr/>
+      </w:pPr>
+      <w:r>
+        <w:rPr/>
+        <w:t>Werte aus dem Laufzeit-Protokoll, Schweiz, 2-m-DEM, mit Waldraster:</w:t>
+      </w:r>
+    </w:p>
+    <w:tbl>
+      <w:tblPr>
+        <w:tblW w:w="9026" w:type="dxa"/>
+        <w:jc w:val="left"/>
+        <w:tblInd w:w="0" w:type="dxa"/>
+        <w:tblLayout w:type="fixed"/>
+        <w:tblCellMar>
+          <w:top w:w="60" w:type="dxa"/>
+          <w:left w:w="100" w:type="dxa"/>
+          <w:bottom w:w="60" w:type="dxa"/>
+          <w:right w:w="100" w:type="dxa"/>
+        </w:tblCellMar>
+      </w:tblPr>
+      <w:tblGrid>
+        <w:gridCol w:w="2100"/>
+        <w:gridCol w:w="1000"/>
+        <w:gridCol w:w="2300"/>
+        <w:gridCol w:w="1299"/>
+        <w:gridCol w:w="1251"/>
+        <w:gridCol w:w="1075"/>
+      </w:tblGrid>
+      <w:tr>
+        <w:trPr>
+          <w:tblHeader w:val="true"/>
+        </w:trPr>
+        <w:tc>
+          <w:tcPr>
+            <w:tcW w:w="2100" w:type="dxa"/>
             <w:tcBorders>
               <w:top w:val="single" w:sz="4" w:space="0" w:color="BFBFBF"/>
               <w:left w:val="single" w:sz="4" w:space="0" w:color="BFBFBF"/>
@@ -6362,7 +8389,142 @@
                 <w:bCs/>
                 <w:color w:val="FFFFFF"/>
               </w:rPr>
-              <w:t>Klasse</w:t>
+              <w:t>Rechner</w:t>
+            </w:r>
+          </w:p>
+        </w:tc>
+        <w:tc>
+          <w:tcPr>
+            <w:tcW w:w="1000" w:type="dxa"/>
+            <w:tcBorders>
+              <w:top w:val="single" w:sz="4" w:space="0" w:color="BFBFBF"/>
+              <w:left w:val="single" w:sz="4" w:space="0" w:color="BFBFBF"/>
+              <w:bottom w:val="single" w:sz="4" w:space="0" w:color="BFBFBF"/>
+              <w:right w:val="single" w:sz="4" w:space="0" w:color="BFBFBF"/>
+            </w:tcBorders>
+            <w:shd w:color="auto" w:fill="1F4E79" w:val="clear"/>
+          </w:tcPr>
+          <w:p>
+            <w:pPr>
+              <w:pStyle w:val="Normal"/>
+              <w:spacing w:before="0" w:after="0"/>
+              <w:rPr/>
+            </w:pPr>
+            <w:r>
+              <w:rPr>
+                <w:b/>
+                <w:bCs/>
+                <w:color w:val="FFFFFF"/>
+              </w:rPr>
+              <w:t>Threads</w:t>
+            </w:r>
+          </w:p>
+        </w:tc>
+        <w:tc>
+          <w:tcPr>
+            <w:tcW w:w="2300" w:type="dxa"/>
+            <w:tcBorders>
+              <w:top w:val="single" w:sz="4" w:space="0" w:color="BFBFBF"/>
+              <w:left w:val="single" w:sz="4" w:space="0" w:color="BFBFBF"/>
+              <w:bottom w:val="single" w:sz="4" w:space="0" w:color="BFBFBF"/>
+              <w:right w:val="single" w:sz="4" w:space="0" w:color="BFBFBF"/>
+            </w:tcBorders>
+            <w:shd w:color="auto" w:fill="1F4E79" w:val="clear"/>
+          </w:tcPr>
+          <w:p>
+            <w:pPr>
+              <w:pStyle w:val="Normal"/>
+              <w:spacing w:before="0" w:after="0"/>
+              <w:rPr/>
+            </w:pPr>
+            <w:r>
+              <w:rPr>
+                <w:b/>
+                <w:bCs/>
+                <w:color w:val="FFFFFF"/>
+              </w:rPr>
+              <w:t>Wegnetz</w:t>
+            </w:r>
+          </w:p>
+        </w:tc>
+        <w:tc>
+          <w:tcPr>
+            <w:tcW w:w="1299" w:type="dxa"/>
+            <w:tcBorders>
+              <w:top w:val="single" w:sz="4" w:space="0" w:color="BFBFBF"/>
+              <w:left w:val="single" w:sz="4" w:space="0" w:color="BFBFBF"/>
+              <w:bottom w:val="single" w:sz="4" w:space="0" w:color="BFBFBF"/>
+              <w:right w:val="single" w:sz="4" w:space="0" w:color="BFBFBF"/>
+            </w:tcBorders>
+            <w:shd w:color="auto" w:fill="1F4E79" w:val="clear"/>
+          </w:tcPr>
+          <w:p>
+            <w:pPr>
+              <w:pStyle w:val="Normal"/>
+              <w:spacing w:before="0" w:after="0"/>
+              <w:rPr/>
+            </w:pPr>
+            <w:r>
+              <w:rPr>
+                <w:b/>
+                <w:bCs/>
+                <w:color w:val="FFFFFF"/>
+              </w:rPr>
+              <w:t>Ausgabe</w:t>
+            </w:r>
+          </w:p>
+        </w:tc>
+        <w:tc>
+          <w:tcPr>
+            <w:tcW w:w="1251" w:type="dxa"/>
+            <w:tcBorders>
+              <w:top w:val="single" w:sz="4" w:space="0" w:color="BFBFBF"/>
+              <w:left w:val="single" w:sz="4" w:space="0" w:color="BFBFBF"/>
+              <w:bottom w:val="single" w:sz="4" w:space="0" w:color="BFBFBF"/>
+              <w:right w:val="single" w:sz="4" w:space="0" w:color="BFBFBF"/>
+            </w:tcBorders>
+            <w:shd w:color="auto" w:fill="1F4E79" w:val="clear"/>
+          </w:tcPr>
+          <w:p>
+            <w:pPr>
+              <w:pStyle w:val="Normal"/>
+              <w:spacing w:before="0" w:after="0"/>
+              <w:rPr/>
+            </w:pPr>
+            <w:r>
+              <w:rPr>
+                <w:b/>
+                <w:bCs/>
+                <w:color w:val="FFFFFF"/>
+              </w:rPr>
+              <w:t>Zeit</w:t>
+            </w:r>
+          </w:p>
+        </w:tc>
+        <w:tc>
+          <w:tcPr>
+            <w:tcW w:w="1075" w:type="dxa"/>
+            <w:tcBorders>
+              <w:top w:val="single" w:sz="4" w:space="0" w:color="BFBFBF"/>
+              <w:left w:val="single" w:sz="4" w:space="0" w:color="BFBFBF"/>
+              <w:bottom w:val="single" w:sz="4" w:space="0" w:color="BFBFBF"/>
+              <w:right w:val="single" w:sz="4" w:space="0" w:color="BFBFBF"/>
+            </w:tcBorders>
+            <w:shd w:color="auto" w:fill="1F4E79" w:val="clear"/>
+          </w:tcPr>
+          <w:p>
+            <w:pPr>
+              <w:pStyle w:val="Normal"/>
+              <w:spacing w:before="0" w:after="0"/>
+              <w:rPr/>
+            </w:pPr>
+            <w:r>
+              <w:rPr>
+                <w:b/>
+                <w:bCs/>
+                <w:color w:val="FFFFFF"/>
+              </w:rPr>
+              <w:t>km/s</w:t>
             </w:r>
           </w:p>
         </w:tc>
@@ -6371,67 +8533,133 @@
         <w:trPr/>
         <w:tc>
           <w:tcPr>
-            <w:tcW w:w="3599" w:type="dxa"/>
-            <w:tcBorders>
-              <w:top w:val="single" w:sz="4" w:space="0" w:color="BFBFBF"/>
-              <w:left w:val="single" w:sz="4" w:space="0" w:color="BFBFBF"/>
-              <w:bottom w:val="single" w:sz="4" w:space="0" w:color="BFBFBF"/>
-              <w:right w:val="single" w:sz="4" w:space="0" w:color="BFBFBF"/>
-            </w:tcBorders>
-          </w:tcPr>
-          <w:p>
-            <w:pPr>
-              <w:pStyle w:val="Normal"/>
-              <w:spacing w:before="0" w:after="0"/>
-              <w:rPr/>
-            </w:pPr>
-            <w:r>
-              <w:rPr/>
-              <w:t>Ebene</w:t>
-            </w:r>
-          </w:p>
-        </w:tc>
-        <w:tc>
-          <w:tcPr>
-            <w:tcW w:w="2400" w:type="dxa"/>
-            <w:tcBorders>
-              <w:top w:val="single" w:sz="4" w:space="0" w:color="BFBFBF"/>
-              <w:left w:val="single" w:sz="4" w:space="0" w:color="BFBFBF"/>
-              <w:bottom w:val="single" w:sz="4" w:space="0" w:color="BFBFBF"/>
-              <w:right w:val="single" w:sz="4" w:space="0" w:color="BFBFBF"/>
-            </w:tcBorders>
-          </w:tcPr>
-          <w:p>
-            <w:pPr>
-              <w:pStyle w:val="Normal"/>
-              <w:spacing w:before="0" w:after="0"/>
-              <w:rPr/>
-            </w:pPr>
-            <w:r>
-              <w:rPr/>
-              <w:t>0 m/s</w:t>
-            </w:r>
-          </w:p>
-        </w:tc>
-        <w:tc>
-          <w:tcPr>
-            <w:tcW w:w="3027" w:type="dxa"/>
-            <w:tcBorders>
-              <w:top w:val="single" w:sz="4" w:space="0" w:color="BFBFBF"/>
-              <w:left w:val="single" w:sz="4" w:space="0" w:color="BFBFBF"/>
-              <w:bottom w:val="single" w:sz="4" w:space="0" w:color="BFBFBF"/>
-              <w:right w:val="single" w:sz="4" w:space="0" w:color="BFBFBF"/>
-            </w:tcBorders>
-          </w:tcPr>
-          <w:p>
-            <w:pPr>
-              <w:pStyle w:val="Normal"/>
-              <w:spacing w:before="0" w:after="0"/>
-              <w:rPr/>
-            </w:pPr>
-            <w:r>
-              <w:rPr/>
-              <w:t>1 gering</w:t>
+            <w:tcW w:w="2100" w:type="dxa"/>
+            <w:tcBorders>
+              <w:top w:val="single" w:sz="4" w:space="0" w:color="BFBFBF"/>
+              <w:left w:val="single" w:sz="4" w:space="0" w:color="BFBFBF"/>
+              <w:bottom w:val="single" w:sz="4" w:space="0" w:color="BFBFBF"/>
+              <w:right w:val="single" w:sz="4" w:space="0" w:color="BFBFBF"/>
+            </w:tcBorders>
+          </w:tcPr>
+          <w:p>
+            <w:pPr>
+              <w:pStyle w:val="Normal"/>
+              <w:spacing w:before="0" w:after="0"/>
+              <w:rPr/>
+            </w:pPr>
+            <w:r>
+              <w:rPr/>
+              <w:t>AMD Ryzen 7 5800X</w:t>
+            </w:r>
+          </w:p>
+        </w:tc>
+        <w:tc>
+          <w:tcPr>
+            <w:tcW w:w="1000" w:type="dxa"/>
+            <w:tcBorders>
+              <w:top w:val="single" w:sz="4" w:space="0" w:color="BFBFBF"/>
+              <w:left w:val="single" w:sz="4" w:space="0" w:color="BFBFBF"/>
+              <w:bottom w:val="single" w:sz="4" w:space="0" w:color="BFBFBF"/>
+              <w:right w:val="single" w:sz="4" w:space="0" w:color="BFBFBF"/>
+            </w:tcBorders>
+          </w:tcPr>
+          <w:p>
+            <w:pPr>
+              <w:pStyle w:val="Normal"/>
+              <w:spacing w:before="0" w:after="0"/>
+              <w:rPr/>
+            </w:pPr>
+            <w:r>
+              <w:rPr/>
+              <w:t>8</w:t>
+            </w:r>
+          </w:p>
+        </w:tc>
+        <w:tc>
+          <w:tcPr>
+            <w:tcW w:w="2300" w:type="dxa"/>
+            <w:tcBorders>
+              <w:top w:val="single" w:sz="4" w:space="0" w:color="BFBFBF"/>
+              <w:left w:val="single" w:sz="4" w:space="0" w:color="BFBFBF"/>
+              <w:bottom w:val="single" w:sz="4" w:space="0" w:color="BFBFBF"/>
+              <w:right w:val="single" w:sz="4" w:space="0" w:color="BFBFBF"/>
+            </w:tcBorders>
+          </w:tcPr>
+          <w:p>
+            <w:pPr>
+              <w:pStyle w:val="Normal"/>
+              <w:spacing w:before="0" w:after="0"/>
+              <w:rPr/>
+            </w:pPr>
+            <w:r>
+              <w:rPr/>
+              <w:t>OSM sac_scale, 23 427 km</w:t>
+            </w:r>
+          </w:p>
+        </w:tc>
+        <w:tc>
+          <w:tcPr>
+            <w:tcW w:w="1299" w:type="dxa"/>
+            <w:tcBorders>
+              <w:top w:val="single" w:sz="4" w:space="0" w:color="BFBFBF"/>
+              <w:left w:val="single" w:sz="4" w:space="0" w:color="BFBFBF"/>
+              <w:bottom w:val="single" w:sz="4" w:space="0" w:color="BFBFBF"/>
+              <w:right w:val="single" w:sz="4" w:space="0" w:color="BFBFBF"/>
+            </w:tcBorders>
+          </w:tcPr>
+          <w:p>
+            <w:pPr>
+              <w:pStyle w:val="Normal"/>
+              <w:spacing w:before="0" w:after="0"/>
+              <w:rPr/>
+            </w:pPr>
+            <w:r>
+              <w:rPr/>
+              <w:t>temporär</w:t>
+            </w:r>
+          </w:p>
+        </w:tc>
+        <w:tc>
+          <w:tcPr>
+            <w:tcW w:w="1251" w:type="dxa"/>
+            <w:tcBorders>
+              <w:top w:val="single" w:sz="4" w:space="0" w:color="BFBFBF"/>
+              <w:left w:val="single" w:sz="4" w:space="0" w:color="BFBFBF"/>
+              <w:bottom w:val="single" w:sz="4" w:space="0" w:color="BFBFBF"/>
+              <w:right w:val="single" w:sz="4" w:space="0" w:color="BFBFBF"/>
+            </w:tcBorders>
+          </w:tcPr>
+          <w:p>
+            <w:pPr>
+              <w:pStyle w:val="Normal"/>
+              <w:spacing w:before="0" w:after="0"/>
+              <w:rPr/>
+            </w:pPr>
+            <w:r>
+              <w:rPr/>
+              <w:t>40 min 26 s</w:t>
+            </w:r>
+          </w:p>
+        </w:tc>
+        <w:tc>
+          <w:tcPr>
+            <w:tcW w:w="1075" w:type="dxa"/>
+            <w:tcBorders>
+              <w:top w:val="single" w:sz="4" w:space="0" w:color="BFBFBF"/>
+              <w:left w:val="single" w:sz="4" w:space="0" w:color="BFBFBF"/>
+              <w:bottom w:val="single" w:sz="4" w:space="0" w:color="BFBFBF"/>
+              <w:right w:val="single" w:sz="4" w:space="0" w:color="BFBFBF"/>
+            </w:tcBorders>
+          </w:tcPr>
+          <w:p>
+            <w:pPr>
+              <w:pStyle w:val="Normal"/>
+              <w:spacing w:before="0" w:after="0"/>
+              <w:rPr/>
+            </w:pPr>
+            <w:r>
+              <w:rPr/>
+              <w:t>9.7</w:t>
             </w:r>
           </w:p>
         </w:tc>
@@ -6440,67 +8668,133 @@
         <w:trPr/>
         <w:tc>
           <w:tcPr>
-            <w:tcW w:w="3599" w:type="dxa"/>
-            <w:tcBorders>
-              <w:top w:val="single" w:sz="4" w:space="0" w:color="BFBFBF"/>
-              <w:left w:val="single" w:sz="4" w:space="0" w:color="BFBFBF"/>
-              <w:bottom w:val="single" w:sz="4" w:space="0" w:color="BFBFBF"/>
-              <w:right w:val="single" w:sz="4" w:space="0" w:color="BFBFBF"/>
-            </w:tcBorders>
-          </w:tcPr>
-          <w:p>
-            <w:pPr>
-              <w:pStyle w:val="Normal"/>
-              <w:spacing w:before="0" w:after="0"/>
-              <w:rPr/>
-            </w:pPr>
-            <w:r>
-              <w:rPr/>
-              <w:t>Hang 35°</w:t>
-            </w:r>
-          </w:p>
-        </w:tc>
-        <w:tc>
-          <w:tcPr>
-            <w:tcW w:w="2400" w:type="dxa"/>
-            <w:tcBorders>
-              <w:top w:val="single" w:sz="4" w:space="0" w:color="BFBFBF"/>
-              <w:left w:val="single" w:sz="4" w:space="0" w:color="BFBFBF"/>
-              <w:bottom w:val="single" w:sz="4" w:space="0" w:color="BFBFBF"/>
-              <w:right w:val="single" w:sz="4" w:space="0" w:color="BFBFBF"/>
-            </w:tcBorders>
-          </w:tcPr>
-          <w:p>
-            <w:pPr>
-              <w:pStyle w:val="Normal"/>
-              <w:spacing w:before="0" w:after="0"/>
-              <w:rPr/>
-            </w:pPr>
-            <w:r>
-              <w:rPr/>
-              <w:t>14 m/s</w:t>
-            </w:r>
-          </w:p>
-        </w:tc>
-        <w:tc>
-          <w:tcPr>
-            <w:tcW w:w="3027" w:type="dxa"/>
-            <w:tcBorders>
-              <w:top w:val="single" w:sz="4" w:space="0" w:color="BFBFBF"/>
-              <w:left w:val="single" w:sz="4" w:space="0" w:color="BFBFBF"/>
-              <w:bottom w:val="single" w:sz="4" w:space="0" w:color="BFBFBF"/>
-              <w:right w:val="single" w:sz="4" w:space="0" w:color="BFBFBF"/>
-            </w:tcBorders>
-          </w:tcPr>
-          <w:p>
-            <w:pPr>
-              <w:pStyle w:val="Normal"/>
-              <w:spacing w:before="0" w:after="0"/>
-              <w:rPr/>
-            </w:pPr>
-            <w:r>
-              <w:rPr/>
-              <w:t>2 mässig</w:t>
+            <w:tcW w:w="2100" w:type="dxa"/>
+            <w:tcBorders>
+              <w:top w:val="single" w:sz="4" w:space="0" w:color="BFBFBF"/>
+              <w:left w:val="single" w:sz="4" w:space="0" w:color="BFBFBF"/>
+              <w:bottom w:val="single" w:sz="4" w:space="0" w:color="BFBFBF"/>
+              <w:right w:val="single" w:sz="4" w:space="0" w:color="BFBFBF"/>
+            </w:tcBorders>
+          </w:tcPr>
+          <w:p>
+            <w:pPr>
+              <w:pStyle w:val="Normal"/>
+              <w:spacing w:before="0" w:after="0"/>
+              <w:rPr/>
+            </w:pPr>
+            <w:r>
+              <w:rPr/>
+              <w:t>AMD Ryzen 7 5800X</w:t>
+            </w:r>
+          </w:p>
+        </w:tc>
+        <w:tc>
+          <w:tcPr>
+            <w:tcW w:w="1000" w:type="dxa"/>
+            <w:tcBorders>
+              <w:top w:val="single" w:sz="4" w:space="0" w:color="BFBFBF"/>
+              <w:left w:val="single" w:sz="4" w:space="0" w:color="BFBFBF"/>
+              <w:bottom w:val="single" w:sz="4" w:space="0" w:color="BFBFBF"/>
+              <w:right w:val="single" w:sz="4" w:space="0" w:color="BFBFBF"/>
+            </w:tcBorders>
+          </w:tcPr>
+          <w:p>
+            <w:pPr>
+              <w:pStyle w:val="Normal"/>
+              <w:spacing w:before="0" w:after="0"/>
+              <w:rPr/>
+            </w:pPr>
+            <w:r>
+              <w:rPr/>
+              <w:t>16</w:t>
+            </w:r>
+          </w:p>
+        </w:tc>
+        <w:tc>
+          <w:tcPr>
+            <w:tcW w:w="2300" w:type="dxa"/>
+            <w:tcBorders>
+              <w:top w:val="single" w:sz="4" w:space="0" w:color="BFBFBF"/>
+              <w:left w:val="single" w:sz="4" w:space="0" w:color="BFBFBF"/>
+              <w:bottom w:val="single" w:sz="4" w:space="0" w:color="BFBFBF"/>
+              <w:right w:val="single" w:sz="4" w:space="0" w:color="BFBFBF"/>
+            </w:tcBorders>
+          </w:tcPr>
+          <w:p>
+            <w:pPr>
+              <w:pStyle w:val="Normal"/>
+              <w:spacing w:before="0" w:after="0"/>
+              <w:rPr/>
+            </w:pPr>
+            <w:r>
+              <w:rPr/>
+              <w:t>OSM sac_scale, 23 427 km</w:t>
+            </w:r>
+          </w:p>
+        </w:tc>
+        <w:tc>
+          <w:tcPr>
+            <w:tcW w:w="1299" w:type="dxa"/>
+            <w:tcBorders>
+              <w:top w:val="single" w:sz="4" w:space="0" w:color="BFBFBF"/>
+              <w:left w:val="single" w:sz="4" w:space="0" w:color="BFBFBF"/>
+              <w:bottom w:val="single" w:sz="4" w:space="0" w:color="BFBFBF"/>
+              <w:right w:val="single" w:sz="4" w:space="0" w:color="BFBFBF"/>
+            </w:tcBorders>
+          </w:tcPr>
+          <w:p>
+            <w:pPr>
+              <w:pStyle w:val="Normal"/>
+              <w:spacing w:before="0" w:after="0"/>
+              <w:rPr/>
+            </w:pPr>
+            <w:r>
+              <w:rPr/>
+              <w:t>temporär</w:t>
+            </w:r>
+          </w:p>
+        </w:tc>
+        <w:tc>
+          <w:tcPr>
+            <w:tcW w:w="1251" w:type="dxa"/>
+            <w:tcBorders>
+              <w:top w:val="single" w:sz="4" w:space="0" w:color="BFBFBF"/>
+              <w:left w:val="single" w:sz="4" w:space="0" w:color="BFBFBF"/>
+              <w:bottom w:val="single" w:sz="4" w:space="0" w:color="BFBFBF"/>
+              <w:right w:val="single" w:sz="4" w:space="0" w:color="BFBFBF"/>
+            </w:tcBorders>
+          </w:tcPr>
+          <w:p>
+            <w:pPr>
+              <w:pStyle w:val="Normal"/>
+              <w:spacing w:before="0" w:after="0"/>
+              <w:rPr/>
+            </w:pPr>
+            <w:r>
+              <w:rPr/>
+              <w:t>36 min 00 s</w:t>
+            </w:r>
+          </w:p>
+        </w:tc>
+        <w:tc>
+          <w:tcPr>
+            <w:tcW w:w="1075" w:type="dxa"/>
+            <w:tcBorders>
+              <w:top w:val="single" w:sz="4" w:space="0" w:color="BFBFBF"/>
+              <w:left w:val="single" w:sz="4" w:space="0" w:color="BFBFBF"/>
+              <w:bottom w:val="single" w:sz="4" w:space="0" w:color="BFBFBF"/>
+              <w:right w:val="single" w:sz="4" w:space="0" w:color="BFBFBF"/>
+            </w:tcBorders>
+          </w:tcPr>
+          <w:p>
+            <w:pPr>
+              <w:pStyle w:val="Normal"/>
+              <w:spacing w:before="0" w:after="0"/>
+              <w:rPr/>
+            </w:pPr>
+            <w:r>
+              <w:rPr/>
+              <w:t>10.9</w:t>
             </w:r>
           </w:p>
         </w:tc>
@@ -6509,67 +8803,133 @@
         <w:trPr/>
         <w:tc>
           <w:tcPr>
-            <w:tcW w:w="3599" w:type="dxa"/>
-            <w:tcBorders>
-              <w:top w:val="single" w:sz="4" w:space="0" w:color="BFBFBF"/>
-              <w:left w:val="single" w:sz="4" w:space="0" w:color="BFBFBF"/>
-              <w:bottom w:val="single" w:sz="4" w:space="0" w:color="BFBFBF"/>
-              <w:right w:val="single" w:sz="4" w:space="0" w:color="BFBFBF"/>
-            </w:tcBorders>
-          </w:tcPr>
-          <w:p>
-            <w:pPr>
-              <w:pStyle w:val="Normal"/>
-              <w:spacing w:before="0" w:after="0"/>
-              <w:rPr/>
-            </w:pPr>
-            <w:r>
-              <w:rPr/>
-              <w:t>Hang 45°</w:t>
-            </w:r>
-          </w:p>
-        </w:tc>
-        <w:tc>
-          <w:tcPr>
-            <w:tcW w:w="2400" w:type="dxa"/>
-            <w:tcBorders>
-              <w:top w:val="single" w:sz="4" w:space="0" w:color="BFBFBF"/>
-              <w:left w:val="single" w:sz="4" w:space="0" w:color="BFBFBF"/>
-              <w:bottom w:val="single" w:sz="4" w:space="0" w:color="BFBFBF"/>
-              <w:right w:val="single" w:sz="4" w:space="0" w:color="BFBFBF"/>
-            </w:tcBorders>
-          </w:tcPr>
-          <w:p>
-            <w:pPr>
-              <w:pStyle w:val="Normal"/>
-              <w:spacing w:before="0" w:after="0"/>
-              <w:rPr/>
-            </w:pPr>
-            <w:r>
-              <w:rPr/>
-              <w:t>28 m/s</w:t>
-            </w:r>
-          </w:p>
-        </w:tc>
-        <w:tc>
-          <w:tcPr>
-            <w:tcW w:w="3027" w:type="dxa"/>
-            <w:tcBorders>
-              <w:top w:val="single" w:sz="4" w:space="0" w:color="BFBFBF"/>
-              <w:left w:val="single" w:sz="4" w:space="0" w:color="BFBFBF"/>
-              <w:bottom w:val="single" w:sz="4" w:space="0" w:color="BFBFBF"/>
-              <w:right w:val="single" w:sz="4" w:space="0" w:color="BFBFBF"/>
-            </w:tcBorders>
-          </w:tcPr>
-          <w:p>
-            <w:pPr>
-              <w:pStyle w:val="Normal"/>
-              <w:spacing w:before="0" w:after="0"/>
-              <w:rPr/>
-            </w:pPr>
-            <w:r>
-              <w:rPr/>
-              <w:t>3 hoch</w:t>
+            <w:tcW w:w="2100" w:type="dxa"/>
+            <w:tcBorders>
+              <w:top w:val="single" w:sz="4" w:space="0" w:color="BFBFBF"/>
+              <w:left w:val="single" w:sz="4" w:space="0" w:color="BFBFBF"/>
+              <w:bottom w:val="single" w:sz="4" w:space="0" w:color="BFBFBF"/>
+              <w:right w:val="single" w:sz="4" w:space="0" w:color="BFBFBF"/>
+            </w:tcBorders>
+          </w:tcPr>
+          <w:p>
+            <w:pPr>
+              <w:pStyle w:val="Normal"/>
+              <w:spacing w:before="0" w:after="0"/>
+              <w:rPr/>
+            </w:pPr>
+            <w:r>
+              <w:rPr/>
+              <w:t>Apple M4 (MacBook Air)</w:t>
+            </w:r>
+          </w:p>
+        </w:tc>
+        <w:tc>
+          <w:tcPr>
+            <w:tcW w:w="1000" w:type="dxa"/>
+            <w:tcBorders>
+              <w:top w:val="single" w:sz="4" w:space="0" w:color="BFBFBF"/>
+              <w:left w:val="single" w:sz="4" w:space="0" w:color="BFBFBF"/>
+              <w:bottom w:val="single" w:sz="4" w:space="0" w:color="BFBFBF"/>
+              <w:right w:val="single" w:sz="4" w:space="0" w:color="BFBFBF"/>
+            </w:tcBorders>
+          </w:tcPr>
+          <w:p>
+            <w:pPr>
+              <w:pStyle w:val="Normal"/>
+              <w:spacing w:before="0" w:after="0"/>
+              <w:rPr/>
+            </w:pPr>
+            <w:r>
+              <w:rPr/>
+              <w:t>10</w:t>
+            </w:r>
+          </w:p>
+        </w:tc>
+        <w:tc>
+          <w:tcPr>
+            <w:tcW w:w="2300" w:type="dxa"/>
+            <w:tcBorders>
+              <w:top w:val="single" w:sz="4" w:space="0" w:color="BFBFBF"/>
+              <w:left w:val="single" w:sz="4" w:space="0" w:color="BFBFBF"/>
+              <w:bottom w:val="single" w:sz="4" w:space="0" w:color="BFBFBF"/>
+              <w:right w:val="single" w:sz="4" w:space="0" w:color="BFBFBF"/>
+            </w:tcBorders>
+          </w:tcPr>
+          <w:p>
+            <w:pPr>
+              <w:pStyle w:val="Normal"/>
+              <w:spacing w:before="0" w:after="0"/>
+              <w:rPr/>
+            </w:pPr>
+            <w:r>
+              <w:rPr/>
+              <w:t>OSM sac_scale, 23 427 km</w:t>
+            </w:r>
+          </w:p>
+        </w:tc>
+        <w:tc>
+          <w:tcPr>
+            <w:tcW w:w="1299" w:type="dxa"/>
+            <w:tcBorders>
+              <w:top w:val="single" w:sz="4" w:space="0" w:color="BFBFBF"/>
+              <w:left w:val="single" w:sz="4" w:space="0" w:color="BFBFBF"/>
+              <w:bottom w:val="single" w:sz="4" w:space="0" w:color="BFBFBF"/>
+              <w:right w:val="single" w:sz="4" w:space="0" w:color="BFBFBF"/>
+            </w:tcBorders>
+          </w:tcPr>
+          <w:p>
+            <w:pPr>
+              <w:pStyle w:val="Normal"/>
+              <w:spacing w:before="0" w:after="0"/>
+              <w:rPr/>
+            </w:pPr>
+            <w:r>
+              <w:rPr/>
+              <w:t>GeoPackage</w:t>
+            </w:r>
+          </w:p>
+        </w:tc>
+        <w:tc>
+          <w:tcPr>
+            <w:tcW w:w="1251" w:type="dxa"/>
+            <w:tcBorders>
+              <w:top w:val="single" w:sz="4" w:space="0" w:color="BFBFBF"/>
+              <w:left w:val="single" w:sz="4" w:space="0" w:color="BFBFBF"/>
+              <w:bottom w:val="single" w:sz="4" w:space="0" w:color="BFBFBF"/>
+              <w:right w:val="single" w:sz="4" w:space="0" w:color="BFBFBF"/>
+            </w:tcBorders>
+          </w:tcPr>
+          <w:p>
+            <w:pPr>
+              <w:pStyle w:val="Normal"/>
+              <w:spacing w:before="0" w:after="0"/>
+              <w:rPr/>
+            </w:pPr>
+            <w:r>
+              <w:rPr/>
+              <w:t>19 min 00 s</w:t>
+            </w:r>
+          </w:p>
+        </w:tc>
+        <w:tc>
+          <w:tcPr>
+            <w:tcW w:w="1075" w:type="dxa"/>
+            <w:tcBorders>
+              <w:top w:val="single" w:sz="4" w:space="0" w:color="BFBFBF"/>
+              <w:left w:val="single" w:sz="4" w:space="0" w:color="BFBFBF"/>
+              <w:bottom w:val="single" w:sz="4" w:space="0" w:color="BFBFBF"/>
+              <w:right w:val="single" w:sz="4" w:space="0" w:color="BFBFBF"/>
+            </w:tcBorders>
+          </w:tcPr>
+          <w:p>
+            <w:pPr>
+              <w:pStyle w:val="Normal"/>
+              <w:spacing w:before="0" w:after="0"/>
+              <w:rPr/>
+            </w:pPr>
+            <w:r>
+              <w:rPr/>
+              <w:t>20.6</w:t>
             </w:r>
           </w:p>
         </w:tc>
@@ -6578,67 +8938,133 @@
         <w:trPr/>
         <w:tc>
           <w:tcPr>
-            <w:tcW w:w="3599" w:type="dxa"/>
-            <w:tcBorders>
-              <w:top w:val="single" w:sz="4" w:space="0" w:color="BFBFBF"/>
-              <w:left w:val="single" w:sz="4" w:space="0" w:color="BFBFBF"/>
-              <w:bottom w:val="single" w:sz="4" w:space="0" w:color="BFBFBF"/>
-              <w:right w:val="single" w:sz="4" w:space="0" w:color="BFBFBF"/>
-            </w:tcBorders>
-          </w:tcPr>
-          <w:p>
-            <w:pPr>
-              <w:pStyle w:val="Normal"/>
-              <w:spacing w:before="0" w:after="0"/>
-              <w:rPr/>
-            </w:pPr>
-            <w:r>
-              <w:rPr/>
-              <w:t>Hang 45° mit 100 % Wald</w:t>
-            </w:r>
-          </w:p>
-        </w:tc>
-        <w:tc>
-          <w:tcPr>
-            <w:tcW w:w="2400" w:type="dxa"/>
-            <w:tcBorders>
-              <w:top w:val="single" w:sz="4" w:space="0" w:color="BFBFBF"/>
-              <w:left w:val="single" w:sz="4" w:space="0" w:color="BFBFBF"/>
-              <w:bottom w:val="single" w:sz="4" w:space="0" w:color="BFBFBF"/>
-              <w:right w:val="single" w:sz="4" w:space="0" w:color="BFBFBF"/>
-            </w:tcBorders>
-          </w:tcPr>
-          <w:p>
-            <w:pPr>
-              <w:pStyle w:val="Normal"/>
-              <w:spacing w:before="0" w:after="0"/>
-              <w:rPr/>
-            </w:pPr>
-            <w:r>
-              <w:rPr/>
-              <w:t>28 m/s, Risiko halbiert</w:t>
-            </w:r>
-          </w:p>
-        </w:tc>
-        <w:tc>
-          <w:tcPr>
-            <w:tcW w:w="3027" w:type="dxa"/>
-            <w:tcBorders>
-              <w:top w:val="single" w:sz="4" w:space="0" w:color="BFBFBF"/>
-              <w:left w:val="single" w:sz="4" w:space="0" w:color="BFBFBF"/>
-              <w:bottom w:val="single" w:sz="4" w:space="0" w:color="BFBFBF"/>
-              <w:right w:val="single" w:sz="4" w:space="0" w:color="BFBFBF"/>
-            </w:tcBorders>
-          </w:tcPr>
-          <w:p>
-            <w:pPr>
-              <w:pStyle w:val="Normal"/>
-              <w:spacing w:before="0" w:after="0"/>
-              <w:rPr/>
-            </w:pPr>
-            <w:r>
-              <w:rPr/>
-              <w:t>3 hoch (knapp)</w:t>
+            <w:tcW w:w="2100" w:type="dxa"/>
+            <w:tcBorders>
+              <w:top w:val="single" w:sz="4" w:space="0" w:color="BFBFBF"/>
+              <w:left w:val="single" w:sz="4" w:space="0" w:color="BFBFBF"/>
+              <w:bottom w:val="single" w:sz="4" w:space="0" w:color="BFBFBF"/>
+              <w:right w:val="single" w:sz="4" w:space="0" w:color="BFBFBF"/>
+            </w:tcBorders>
+          </w:tcPr>
+          <w:p>
+            <w:pPr>
+              <w:pStyle w:val="Normal"/>
+              <w:spacing w:before="0" w:after="0"/>
+              <w:rPr/>
+            </w:pPr>
+            <w:r>
+              <w:rPr/>
+              <w:t>Apple M4 (MacBook Air)</w:t>
+            </w:r>
+          </w:p>
+        </w:tc>
+        <w:tc>
+          <w:tcPr>
+            <w:tcW w:w="1000" w:type="dxa"/>
+            <w:tcBorders>
+              <w:top w:val="single" w:sz="4" w:space="0" w:color="BFBFBF"/>
+              <w:left w:val="single" w:sz="4" w:space="0" w:color="BFBFBF"/>
+              <w:bottom w:val="single" w:sz="4" w:space="0" w:color="BFBFBF"/>
+              <w:right w:val="single" w:sz="4" w:space="0" w:color="BFBFBF"/>
+            </w:tcBorders>
+          </w:tcPr>
+          <w:p>
+            <w:pPr>
+              <w:pStyle w:val="Normal"/>
+              <w:spacing w:before="0" w:after="0"/>
+              <w:rPr/>
+            </w:pPr>
+            <w:r>
+              <w:rPr/>
+              <w:t>10</w:t>
+            </w:r>
+          </w:p>
+        </w:tc>
+        <w:tc>
+          <w:tcPr>
+            <w:tcW w:w="2300" w:type="dxa"/>
+            <w:tcBorders>
+              <w:top w:val="single" w:sz="4" w:space="0" w:color="BFBFBF"/>
+              <w:left w:val="single" w:sz="4" w:space="0" w:color="BFBFBF"/>
+              <w:bottom w:val="single" w:sz="4" w:space="0" w:color="BFBFBF"/>
+              <w:right w:val="single" w:sz="4" w:space="0" w:color="BFBFBF"/>
+            </w:tcBorders>
+          </w:tcPr>
+          <w:p>
+            <w:pPr>
+              <w:pStyle w:val="Normal"/>
+              <w:spacing w:before="0" w:after="0"/>
+              <w:rPr/>
+            </w:pPr>
+            <w:r>
+              <w:rPr/>
+              <w:t>swissTLM3D, 67 020 km</w:t>
+            </w:r>
+          </w:p>
+        </w:tc>
+        <w:tc>
+          <w:tcPr>
+            <w:tcW w:w="1299" w:type="dxa"/>
+            <w:tcBorders>
+              <w:top w:val="single" w:sz="4" w:space="0" w:color="BFBFBF"/>
+              <w:left w:val="single" w:sz="4" w:space="0" w:color="BFBFBF"/>
+              <w:bottom w:val="single" w:sz="4" w:space="0" w:color="BFBFBF"/>
+              <w:right w:val="single" w:sz="4" w:space="0" w:color="BFBFBF"/>
+            </w:tcBorders>
+          </w:tcPr>
+          <w:p>
+            <w:pPr>
+              <w:pStyle w:val="Normal"/>
+              <w:spacing w:before="0" w:after="0"/>
+              <w:rPr/>
+            </w:pPr>
+            <w:r>
+              <w:rPr/>
+              <w:t>temporär</w:t>
+            </w:r>
+          </w:p>
+        </w:tc>
+        <w:tc>
+          <w:tcPr>
+            <w:tcW w:w="1251" w:type="dxa"/>
+            <w:tcBorders>
+              <w:top w:val="single" w:sz="4" w:space="0" w:color="BFBFBF"/>
+              <w:left w:val="single" w:sz="4" w:space="0" w:color="BFBFBF"/>
+              <w:bottom w:val="single" w:sz="4" w:space="0" w:color="BFBFBF"/>
+              <w:right w:val="single" w:sz="4" w:space="0" w:color="BFBFBF"/>
+            </w:tcBorders>
+          </w:tcPr>
+          <w:p>
+            <w:pPr>
+              <w:pStyle w:val="Normal"/>
+              <w:spacing w:before="0" w:after="0"/>
+              <w:rPr/>
+            </w:pPr>
+            <w:r>
+              <w:rPr/>
+              <w:t>46 min 33 s</w:t>
+            </w:r>
+          </w:p>
+        </w:tc>
+        <w:tc>
+          <w:tcPr>
+            <w:tcW w:w="1075" w:type="dxa"/>
+            <w:tcBorders>
+              <w:top w:val="single" w:sz="4" w:space="0" w:color="BFBFBF"/>
+              <w:left w:val="single" w:sz="4" w:space="0" w:color="BFBFBF"/>
+              <w:bottom w:val="single" w:sz="4" w:space="0" w:color="BFBFBF"/>
+              <w:right w:val="single" w:sz="4" w:space="0" w:color="BFBFBF"/>
+            </w:tcBorders>
+          </w:tcPr>
+          <w:p>
+            <w:pPr>
+              <w:pStyle w:val="Normal"/>
+              <w:spacing w:before="0" w:after="0"/>
+              <w:rPr/>
+            </w:pPr>
+            <w:r>
+              <w:rPr/>
+              <w:t>24.0</w:t>
             </w:r>
           </w:p>
         </w:tc>
@@ -6647,67 +9073,133 @@
         <w:trPr/>
         <w:tc>
           <w:tcPr>
-            <w:tcW w:w="3599" w:type="dxa"/>
-            <w:tcBorders>
-              <w:top w:val="single" w:sz="4" w:space="0" w:color="BFBFBF"/>
-              <w:left w:val="single" w:sz="4" w:space="0" w:color="BFBFBF"/>
-              <w:bottom w:val="single" w:sz="4" w:space="0" w:color="BFBFBF"/>
-              <w:right w:val="single" w:sz="4" w:space="0" w:color="BFBFBF"/>
-            </w:tcBorders>
-          </w:tcPr>
-          <w:p>
-            <w:pPr>
-              <w:pStyle w:val="Normal"/>
-              <w:spacing w:before="0" w:after="0"/>
-              <w:rPr/>
-            </w:pPr>
-            <w:r>
-              <w:rPr/>
-              <w:t>3 m neben einer 50-m-Felswand</w:t>
-            </w:r>
-          </w:p>
-        </w:tc>
-        <w:tc>
-          <w:tcPr>
-            <w:tcW w:w="2400" w:type="dxa"/>
-            <w:tcBorders>
-              <w:top w:val="single" w:sz="4" w:space="0" w:color="BFBFBF"/>
-              <w:left w:val="single" w:sz="4" w:space="0" w:color="BFBFBF"/>
-              <w:bottom w:val="single" w:sz="4" w:space="0" w:color="BFBFBF"/>
-              <w:right w:val="single" w:sz="4" w:space="0" w:color="BFBFBF"/>
-            </w:tcBorders>
-          </w:tcPr>
-          <w:p>
-            <w:pPr>
-              <w:pStyle w:val="Normal"/>
-              <w:spacing w:before="0" w:after="0"/>
-              <w:rPr/>
-            </w:pPr>
-            <w:r>
-              <w:rPr/>
-              <w:t>30 m/s</w:t>
-            </w:r>
-          </w:p>
-        </w:tc>
-        <w:tc>
-          <w:tcPr>
-            <w:tcW w:w="3027" w:type="dxa"/>
-            <w:tcBorders>
-              <w:top w:val="single" w:sz="4" w:space="0" w:color="BFBFBF"/>
-              <w:left w:val="single" w:sz="4" w:space="0" w:color="BFBFBF"/>
-              <w:bottom w:val="single" w:sz="4" w:space="0" w:color="BFBFBF"/>
-              <w:right w:val="single" w:sz="4" w:space="0" w:color="BFBFBF"/>
-            </w:tcBorders>
-          </w:tcPr>
-          <w:p>
-            <w:pPr>
-              <w:pStyle w:val="Normal"/>
-              <w:spacing w:before="0" w:after="0"/>
-              <w:rPr/>
-            </w:pPr>
-            <w:r>
-              <w:rPr/>
-              <w:t>4 sehr hoch, Kante markiert</w:t>
+            <w:tcW w:w="2100" w:type="dxa"/>
+            <w:tcBorders>
+              <w:top w:val="single" w:sz="4" w:space="0" w:color="BFBFBF"/>
+              <w:left w:val="single" w:sz="4" w:space="0" w:color="BFBFBF"/>
+              <w:bottom w:val="single" w:sz="4" w:space="0" w:color="BFBFBF"/>
+              <w:right w:val="single" w:sz="4" w:space="0" w:color="BFBFBF"/>
+            </w:tcBorders>
+          </w:tcPr>
+          <w:p>
+            <w:pPr>
+              <w:pStyle w:val="Normal"/>
+              <w:spacing w:before="0" w:after="0"/>
+              <w:rPr/>
+            </w:pPr>
+            <w:r>
+              <w:rPr/>
+              <w:t>Apple M4, gedrosselt</w:t>
+            </w:r>
+          </w:p>
+        </w:tc>
+        <w:tc>
+          <w:tcPr>
+            <w:tcW w:w="1000" w:type="dxa"/>
+            <w:tcBorders>
+              <w:top w:val="single" w:sz="4" w:space="0" w:color="BFBFBF"/>
+              <w:left w:val="single" w:sz="4" w:space="0" w:color="BFBFBF"/>
+              <w:bottom w:val="single" w:sz="4" w:space="0" w:color="BFBFBF"/>
+              <w:right w:val="single" w:sz="4" w:space="0" w:color="BFBFBF"/>
+            </w:tcBorders>
+          </w:tcPr>
+          <w:p>
+            <w:pPr>
+              <w:pStyle w:val="Normal"/>
+              <w:spacing w:before="0" w:after="0"/>
+              <w:rPr/>
+            </w:pPr>
+            <w:r>
+              <w:rPr/>
+              <w:t>10</w:t>
+            </w:r>
+          </w:p>
+        </w:tc>
+        <w:tc>
+          <w:tcPr>
+            <w:tcW w:w="2300" w:type="dxa"/>
+            <w:tcBorders>
+              <w:top w:val="single" w:sz="4" w:space="0" w:color="BFBFBF"/>
+              <w:left w:val="single" w:sz="4" w:space="0" w:color="BFBFBF"/>
+              <w:bottom w:val="single" w:sz="4" w:space="0" w:color="BFBFBF"/>
+              <w:right w:val="single" w:sz="4" w:space="0" w:color="BFBFBF"/>
+            </w:tcBorders>
+          </w:tcPr>
+          <w:p>
+            <w:pPr>
+              <w:pStyle w:val="Normal"/>
+              <w:spacing w:before="0" w:after="0"/>
+              <w:rPr/>
+            </w:pPr>
+            <w:r>
+              <w:rPr/>
+              <w:t>swissTLM3D, 67 020 km</w:t>
+            </w:r>
+          </w:p>
+        </w:tc>
+        <w:tc>
+          <w:tcPr>
+            <w:tcW w:w="1299" w:type="dxa"/>
+            <w:tcBorders>
+              <w:top w:val="single" w:sz="4" w:space="0" w:color="BFBFBF"/>
+              <w:left w:val="single" w:sz="4" w:space="0" w:color="BFBFBF"/>
+              <w:bottom w:val="single" w:sz="4" w:space="0" w:color="BFBFBF"/>
+              <w:right w:val="single" w:sz="4" w:space="0" w:color="BFBFBF"/>
+            </w:tcBorders>
+          </w:tcPr>
+          <w:p>
+            <w:pPr>
+              <w:pStyle w:val="Normal"/>
+              <w:spacing w:before="0" w:after="0"/>
+              <w:rPr/>
+            </w:pPr>
+            <w:r>
+              <w:rPr/>
+              <w:t>GeoPackage</w:t>
+            </w:r>
+          </w:p>
+        </w:tc>
+        <w:tc>
+          <w:tcPr>
+            <w:tcW w:w="1251" w:type="dxa"/>
+            <w:tcBorders>
+              <w:top w:val="single" w:sz="4" w:space="0" w:color="BFBFBF"/>
+              <w:left w:val="single" w:sz="4" w:space="0" w:color="BFBFBF"/>
+              <w:bottom w:val="single" w:sz="4" w:space="0" w:color="BFBFBF"/>
+              <w:right w:val="single" w:sz="4" w:space="0" w:color="BFBFBF"/>
+            </w:tcBorders>
+          </w:tcPr>
+          <w:p>
+            <w:pPr>
+              <w:pStyle w:val="Normal"/>
+              <w:spacing w:before="0" w:after="0"/>
+              <w:rPr/>
+            </w:pPr>
+            <w:r>
+              <w:rPr/>
+              <w:t>70 min 15 s</w:t>
+            </w:r>
+          </w:p>
+        </w:tc>
+        <w:tc>
+          <w:tcPr>
+            <w:tcW w:w="1075" w:type="dxa"/>
+            <w:tcBorders>
+              <w:top w:val="single" w:sz="4" w:space="0" w:color="BFBFBF"/>
+              <w:left w:val="single" w:sz="4" w:space="0" w:color="BFBFBF"/>
+              <w:bottom w:val="single" w:sz="4" w:space="0" w:color="BFBFBF"/>
+              <w:right w:val="single" w:sz="4" w:space="0" w:color="BFBFBF"/>
+            </w:tcBorders>
+          </w:tcPr>
+          <w:p>
+            <w:pPr>
+              <w:pStyle w:val="Normal"/>
+              <w:spacing w:before="0" w:after="0"/>
+              <w:rPr/>
+            </w:pPr>
+            <w:r>
+              <w:rPr/>
+              <w:t>15.9</w:t>
             </w:r>
           </w:p>
         </w:tc>
@@ -6725,19 +9217,530 @@
     </w:p>
     <w:p>
       <w:pPr>
+        <w:pStyle w:val="ListParagraph"/>
+        <w:numPr>
+          <w:ilvl w:val="0"/>
+          <w:numId w:val="1"/>
+        </w:numPr>
+        <w:spacing w:before="0" w:after="60"/>
+        <w:rPr/>
+      </w:pPr>
+      <w:r>
+        <w:rPr/>
+        <w:t>Der M4 ist bei gleicher Aufgabe knapp doppelt so schnell wie der Ryzen 7 5800X.</w:t>
+      </w:r>
+    </w:p>
+    <w:p>
+      <w:pPr>
+        <w:pStyle w:val="ListParagraph"/>
+        <w:numPr>
+          <w:ilvl w:val="0"/>
+          <w:numId w:val="1"/>
+        </w:numPr>
+        <w:spacing w:before="0" w:after="60"/>
+        <w:rPr/>
+      </w:pPr>
+      <w:r>
+        <w:rPr/>
+        <w:t>Beim Ryzen sind 16 Threads rund 11 % schneller als 8. Hyperthreading lohnt sich hier.</w:t>
+      </w:r>
+    </w:p>
+    <w:p>
+      <w:pPr>
+        <w:pStyle w:val="ListParagraph"/>
+        <w:numPr>
+          <w:ilvl w:val="0"/>
+          <w:numId w:val="1"/>
+        </w:numPr>
+        <w:spacing w:before="0" w:after="60"/>
+        <w:rPr/>
+      </w:pPr>
+      <w:r>
+        <w:rPr/>
+        <w:t>Das Schreiben ins GeoPackage kostet bei 2.9 Millionen Segmenten nur etwa eine Minute. Der langsamere letzte Lauf war auf Wärmedrosselung zurückzuführen (siehe 14.2).</w:t>
+      </w:r>
+    </w:p>
+    <w:p>
+      <w:pPr>
+        <w:pStyle w:val="Heading2"/>
+        <w:keepNext w:val="true"/>
+        <w:rPr/>
+      </w:pPr>
+      <w:bookmarkStart w:id="32" w:name="__RefHeading___Toc1214_50781890"/>
+      <w:bookmarkEnd w:id="32"/>
+      <w:r>
+        <w:rPr/>
+        <w:t>14.2  Wärmedrosselung bei lüfterlosen Geräten</w:t>
+      </w:r>
+    </w:p>
+    <w:p>
+      <w:pPr>
         <w:pStyle w:val="Normal"/>
         <w:spacing w:before="0" w:after="120"/>
         <w:rPr/>
       </w:pPr>
       <w:r>
         <w:rPr/>
-        <w:t>Die Werte entsprechen der Handrechnung. Die QGIS-Version liefert exakt die gleichen Werte wie die Kommandozeilen-Version. Ein zweiter Lauf in dieselbe PostGIS-Tabelle überschreibt sie sauber.</w:t>
+        <w:t xml:space="preserve">Ein MacBook Air hat keinen Lüfter. Unter Volllast regelt es nach einigen Minuten den Takt herunter. Messung mit </w:t>
+      </w:r>
+      <w:r>
+        <w:rPr>
+          <w:rFonts w:eastAsia="Consolas" w:cs="Consolas" w:ascii="Consolas" w:hAnsi="Consolas"/>
+          <w:color w:val="333333"/>
+          <w:sz w:val="20"/>
+          <w:szCs w:val="20"/>
+        </w:rPr>
+        <w:t>powermetrics</w:t>
+      </w:r>
+      <w:r>
+        <w:rPr/>
+        <w:t>:</w:t>
+      </w:r>
+    </w:p>
+    <w:tbl>
+      <w:tblPr>
+        <w:tblW w:w="9026" w:type="dxa"/>
+        <w:jc w:val="left"/>
+        <w:tblInd w:w="0" w:type="dxa"/>
+        <w:tblLayout w:type="fixed"/>
+        <w:tblCellMar>
+          <w:top w:w="60" w:type="dxa"/>
+          <w:left w:w="100" w:type="dxa"/>
+          <w:bottom w:w="60" w:type="dxa"/>
+          <w:right w:w="100" w:type="dxa"/>
+        </w:tblCellMar>
+      </w:tblPr>
+      <w:tblGrid>
+        <w:gridCol w:w="3008"/>
+        <w:gridCol w:w="3009"/>
+        <w:gridCol w:w="3009"/>
+      </w:tblGrid>
+      <w:tr>
+        <w:trPr>
+          <w:tblHeader w:val="true"/>
+        </w:trPr>
+        <w:tc>
+          <w:tcPr>
+            <w:tcW w:w="3008" w:type="dxa"/>
+            <w:tcBorders>
+              <w:top w:val="single" w:sz="4" w:space="0" w:color="BFBFBF"/>
+              <w:left w:val="single" w:sz="4" w:space="0" w:color="BFBFBF"/>
+              <w:bottom w:val="single" w:sz="4" w:space="0" w:color="BFBFBF"/>
+              <w:right w:val="single" w:sz="4" w:space="0" w:color="BFBFBF"/>
+            </w:tcBorders>
+            <w:shd w:color="auto" w:fill="1F4E79" w:val="clear"/>
+          </w:tcPr>
+          <w:p>
+            <w:pPr>
+              <w:pStyle w:val="Normal"/>
+              <w:spacing w:before="0" w:after="0"/>
+              <w:rPr/>
+            </w:pPr>
+            <w:r>
+              <w:rPr/>
+            </w:r>
+          </w:p>
+        </w:tc>
+        <w:tc>
+          <w:tcPr>
+            <w:tcW w:w="3009" w:type="dxa"/>
+            <w:tcBorders>
+              <w:top w:val="single" w:sz="4" w:space="0" w:color="BFBFBF"/>
+              <w:left w:val="single" w:sz="4" w:space="0" w:color="BFBFBF"/>
+              <w:bottom w:val="single" w:sz="4" w:space="0" w:color="BFBFBF"/>
+              <w:right w:val="single" w:sz="4" w:space="0" w:color="BFBFBF"/>
+            </w:tcBorders>
+            <w:shd w:color="auto" w:fill="1F4E79" w:val="clear"/>
+          </w:tcPr>
+          <w:p>
+            <w:pPr>
+              <w:pStyle w:val="Normal"/>
+              <w:spacing w:before="0" w:after="0"/>
+              <w:rPr/>
+            </w:pPr>
+            <w:r>
+              <w:rPr>
+                <w:b/>
+                <w:bCs/>
+                <w:color w:val="FFFFFF"/>
+              </w:rPr>
+              <w:t>Drinnen</w:t>
+            </w:r>
+          </w:p>
+        </w:tc>
+        <w:tc>
+          <w:tcPr>
+            <w:tcW w:w="3009" w:type="dxa"/>
+            <w:tcBorders>
+              <w:top w:val="single" w:sz="4" w:space="0" w:color="BFBFBF"/>
+              <w:left w:val="single" w:sz="4" w:space="0" w:color="BFBFBF"/>
+              <w:bottom w:val="single" w:sz="4" w:space="0" w:color="BFBFBF"/>
+              <w:right w:val="single" w:sz="4" w:space="0" w:color="BFBFBF"/>
+            </w:tcBorders>
+            <w:shd w:color="auto" w:fill="1F4E79" w:val="clear"/>
+          </w:tcPr>
+          <w:p>
+            <w:pPr>
+              <w:pStyle w:val="Normal"/>
+              <w:spacing w:before="0" w:after="0"/>
+              <w:rPr/>
+            </w:pPr>
+            <w:r>
+              <w:rPr>
+                <w:b/>
+                <w:bCs/>
+                <w:color w:val="FFFFFF"/>
+              </w:rPr>
+              <w:t>Draussen, 19 °C, auf Metallblech</w:t>
+            </w:r>
+          </w:p>
+        </w:tc>
+      </w:tr>
+      <w:tr>
+        <w:trPr/>
+        <w:tc>
+          <w:tcPr>
+            <w:tcW w:w="3008" w:type="dxa"/>
+            <w:tcBorders>
+              <w:top w:val="single" w:sz="4" w:space="0" w:color="BFBFBF"/>
+              <w:left w:val="single" w:sz="4" w:space="0" w:color="BFBFBF"/>
+              <w:bottom w:val="single" w:sz="4" w:space="0" w:color="BFBFBF"/>
+              <w:right w:val="single" w:sz="4" w:space="0" w:color="BFBFBF"/>
+            </w:tcBorders>
+          </w:tcPr>
+          <w:p>
+            <w:pPr>
+              <w:pStyle w:val="Normal"/>
+              <w:spacing w:before="0" w:after="0"/>
+              <w:rPr/>
+            </w:pPr>
+            <w:r>
+              <w:rPr/>
+              <w:t>Zustand</w:t>
+            </w:r>
+          </w:p>
+        </w:tc>
+        <w:tc>
+          <w:tcPr>
+            <w:tcW w:w="3009" w:type="dxa"/>
+            <w:tcBorders>
+              <w:top w:val="single" w:sz="4" w:space="0" w:color="BFBFBF"/>
+              <w:left w:val="single" w:sz="4" w:space="0" w:color="BFBFBF"/>
+              <w:bottom w:val="single" w:sz="4" w:space="0" w:color="BFBFBF"/>
+              <w:right w:val="single" w:sz="4" w:space="0" w:color="BFBFBF"/>
+            </w:tcBorders>
+          </w:tcPr>
+          <w:p>
+            <w:pPr>
+              <w:pStyle w:val="Normal"/>
+              <w:spacing w:before="0" w:after="0"/>
+              <w:rPr/>
+            </w:pPr>
+            <w:r>
+              <w:rPr/>
+              <w:t>Nominal → Moderate → Heavy</w:t>
+            </w:r>
+          </w:p>
+        </w:tc>
+        <w:tc>
+          <w:tcPr>
+            <w:tcW w:w="3009" w:type="dxa"/>
+            <w:tcBorders>
+              <w:top w:val="single" w:sz="4" w:space="0" w:color="BFBFBF"/>
+              <w:left w:val="single" w:sz="4" w:space="0" w:color="BFBFBF"/>
+              <w:bottom w:val="single" w:sz="4" w:space="0" w:color="BFBFBF"/>
+              <w:right w:val="single" w:sz="4" w:space="0" w:color="BFBFBF"/>
+            </w:tcBorders>
+          </w:tcPr>
+          <w:p>
+            <w:pPr>
+              <w:pStyle w:val="Normal"/>
+              <w:spacing w:before="0" w:after="0"/>
+              <w:rPr/>
+            </w:pPr>
+            <w:r>
+              <w:rPr/>
+              <w:t>durchgehend Nominal</w:t>
+            </w:r>
+          </w:p>
+        </w:tc>
+      </w:tr>
+      <w:tr>
+        <w:trPr/>
+        <w:tc>
+          <w:tcPr>
+            <w:tcW w:w="3008" w:type="dxa"/>
+            <w:tcBorders>
+              <w:top w:val="single" w:sz="4" w:space="0" w:color="BFBFBF"/>
+              <w:left w:val="single" w:sz="4" w:space="0" w:color="BFBFBF"/>
+              <w:bottom w:val="single" w:sz="4" w:space="0" w:color="BFBFBF"/>
+              <w:right w:val="single" w:sz="4" w:space="0" w:color="BFBFBF"/>
+            </w:tcBorders>
+          </w:tcPr>
+          <w:p>
+            <w:pPr>
+              <w:pStyle w:val="Normal"/>
+              <w:spacing w:before="0" w:after="0"/>
+              <w:rPr/>
+            </w:pPr>
+            <w:r>
+              <w:rPr/>
+              <w:t>Takt der P-Kerne unter Dauerlast</w:t>
+            </w:r>
+          </w:p>
+        </w:tc>
+        <w:tc>
+          <w:tcPr>
+            <w:tcW w:w="3009" w:type="dxa"/>
+            <w:tcBorders>
+              <w:top w:val="single" w:sz="4" w:space="0" w:color="BFBFBF"/>
+              <w:left w:val="single" w:sz="4" w:space="0" w:color="BFBFBF"/>
+              <w:bottom w:val="single" w:sz="4" w:space="0" w:color="BFBFBF"/>
+              <w:right w:val="single" w:sz="4" w:space="0" w:color="BFBFBF"/>
+            </w:tcBorders>
+          </w:tcPr>
+          <w:p>
+            <w:pPr>
+              <w:pStyle w:val="Normal"/>
+              <w:spacing w:before="0" w:after="0"/>
+              <w:rPr/>
+            </w:pPr>
+            <w:r>
+              <w:rPr/>
+              <w:t>sank auf 2359 MHz</w:t>
+            </w:r>
+          </w:p>
+        </w:tc>
+        <w:tc>
+          <w:tcPr>
+            <w:tcW w:w="3009" w:type="dxa"/>
+            <w:tcBorders>
+              <w:top w:val="single" w:sz="4" w:space="0" w:color="BFBFBF"/>
+              <w:left w:val="single" w:sz="4" w:space="0" w:color="BFBFBF"/>
+              <w:bottom w:val="single" w:sz="4" w:space="0" w:color="BFBFBF"/>
+              <w:right w:val="single" w:sz="4" w:space="0" w:color="BFBFBF"/>
+            </w:tcBorders>
+          </w:tcPr>
+          <w:p>
+            <w:pPr>
+              <w:pStyle w:val="Normal"/>
+              <w:spacing w:before="0" w:after="0"/>
+              <w:rPr/>
+            </w:pPr>
+            <w:r>
+              <w:rPr/>
+              <w:t>stabil 3100–3200 MHz</w:t>
+            </w:r>
+          </w:p>
+        </w:tc>
+      </w:tr>
+      <w:tr>
+        <w:trPr/>
+        <w:tc>
+          <w:tcPr>
+            <w:tcW w:w="3008" w:type="dxa"/>
+            <w:tcBorders>
+              <w:top w:val="single" w:sz="4" w:space="0" w:color="BFBFBF"/>
+              <w:left w:val="single" w:sz="4" w:space="0" w:color="BFBFBF"/>
+              <w:bottom w:val="single" w:sz="4" w:space="0" w:color="BFBFBF"/>
+              <w:right w:val="single" w:sz="4" w:space="0" w:color="BFBFBF"/>
+            </w:tcBorders>
+          </w:tcPr>
+          <w:p>
+            <w:pPr>
+              <w:pStyle w:val="Normal"/>
+              <w:spacing w:before="0" w:after="0"/>
+              <w:rPr/>
+            </w:pPr>
+            <w:r>
+              <w:rPr/>
+              <w:t>CPU-Leistung unter Dauerlast</w:t>
+            </w:r>
+          </w:p>
+        </w:tc>
+        <w:tc>
+          <w:tcPr>
+            <w:tcW w:w="3009" w:type="dxa"/>
+            <w:tcBorders>
+              <w:top w:val="single" w:sz="4" w:space="0" w:color="BFBFBF"/>
+              <w:left w:val="single" w:sz="4" w:space="0" w:color="BFBFBF"/>
+              <w:bottom w:val="single" w:sz="4" w:space="0" w:color="BFBFBF"/>
+              <w:right w:val="single" w:sz="4" w:space="0" w:color="BFBFBF"/>
+            </w:tcBorders>
+          </w:tcPr>
+          <w:p>
+            <w:pPr>
+              <w:pStyle w:val="Normal"/>
+              <w:spacing w:before="0" w:after="0"/>
+              <w:rPr/>
+            </w:pPr>
+            <w:r>
+              <w:rPr/>
+              <w:t>sank auf 7.2 W</w:t>
+            </w:r>
+          </w:p>
+        </w:tc>
+        <w:tc>
+          <w:tcPr>
+            <w:tcW w:w="3009" w:type="dxa"/>
+            <w:tcBorders>
+              <w:top w:val="single" w:sz="4" w:space="0" w:color="BFBFBF"/>
+              <w:left w:val="single" w:sz="4" w:space="0" w:color="BFBFBF"/>
+              <w:bottom w:val="single" w:sz="4" w:space="0" w:color="BFBFBF"/>
+              <w:right w:val="single" w:sz="4" w:space="0" w:color="BFBFBF"/>
+            </w:tcBorders>
+          </w:tcPr>
+          <w:p>
+            <w:pPr>
+              <w:pStyle w:val="Normal"/>
+              <w:spacing w:before="0" w:after="0"/>
+              <w:rPr/>
+            </w:pPr>
+            <w:r>
+              <w:rPr/>
+              <w:t>stabil 11.3–11.5 W</w:t>
+            </w:r>
+          </w:p>
+        </w:tc>
+      </w:tr>
+    </w:tbl>
+    <w:p>
+      <w:pPr>
+        <w:pStyle w:val="Normal"/>
+        <w:spacing w:before="0" w:after="80"/>
+        <w:rPr/>
+      </w:pPr>
+      <w:r>
+        <w:rPr/>
       </w:r>
     </w:p>
     <w:p>
       <w:pPr>
         <w:pStyle w:val="Normal"/>
         <w:spacing w:before="0" w:after="120"/>
+        <w:rPr/>
+      </w:pPr>
+      <w:r>
+        <w:rPr/>
+        <w:t>Überwachen lässt sich das mit:</w:t>
+      </w:r>
+    </w:p>
+    <w:tbl>
+      <w:tblPr>
+        <w:tblW w:w="9026" w:type="dxa"/>
+        <w:jc w:val="left"/>
+        <w:tblInd w:w="0" w:type="dxa"/>
+        <w:tblLayout w:type="fixed"/>
+        <w:tblCellMar>
+          <w:top w:w="100" w:type="dxa"/>
+          <w:left w:w="160" w:type="dxa"/>
+          <w:bottom w:w="100" w:type="dxa"/>
+          <w:right w:w="160" w:type="dxa"/>
+        </w:tblCellMar>
+      </w:tblPr>
+      <w:tblGrid>
+        <w:gridCol w:w="9026"/>
+      </w:tblGrid>
+      <w:tr>
+        <w:trPr/>
+        <w:tc>
+          <w:tcPr>
+            <w:tcW w:w="9026" w:type="dxa"/>
+            <w:tcBorders>
+              <w:top w:val="single" w:sz="4" w:space="0" w:color="BFBFBF"/>
+              <w:left w:val="single" w:sz="4" w:space="0" w:color="BFBFBF"/>
+              <w:bottom w:val="single" w:sz="4" w:space="0" w:color="BFBFBF"/>
+              <w:right w:val="single" w:sz="4" w:space="0" w:color="BFBFBF"/>
+            </w:tcBorders>
+            <w:shd w:color="auto" w:fill="F2F2F2" w:val="clear"/>
+          </w:tcPr>
+          <w:p>
+            <w:pPr>
+              <w:pStyle w:val="Normal"/>
+              <w:spacing w:before="0" w:after="0"/>
+              <w:rPr/>
+            </w:pPr>
+            <w:r>
+              <w:rPr>
+                <w:rFonts w:eastAsia="Consolas" w:cs="Consolas" w:ascii="Consolas" w:hAnsi="Consolas"/>
+                <w:sz w:val="18"/>
+                <w:szCs w:val="18"/>
+              </w:rPr>
+              <w:t>sudo powermetrics --samplers cpu_power,thermal -n 1 \</w:t>
+            </w:r>
+          </w:p>
+          <w:p>
+            <w:pPr>
+              <w:pStyle w:val="Normal"/>
+              <w:spacing w:before="0" w:after="0"/>
+              <w:rPr/>
+            </w:pPr>
+            <w:r>
+              <w:rPr>
+                <w:rFonts w:eastAsia="Consolas" w:cs="Consolas" w:ascii="Consolas" w:hAnsi="Consolas"/>
+                <w:sz w:val="18"/>
+                <w:szCs w:val="18"/>
+              </w:rPr>
+              <w:t xml:space="preserve">  </w:t>
+            </w:r>
+            <w:r>
+              <w:rPr>
+                <w:rFonts w:eastAsia="Consolas" w:cs="Consolas" w:ascii="Consolas" w:hAnsi="Consolas"/>
+                <w:sz w:val="18"/>
+                <w:szCs w:val="18"/>
+              </w:rPr>
+              <w:t>| grep -E "pressure level|HW active frequency|CPU Power"</w:t>
+            </w:r>
+          </w:p>
+          <w:p>
+            <w:pPr>
+              <w:pStyle w:val="Normal"/>
+              <w:spacing w:before="0" w:after="0"/>
+              <w:rPr/>
+            </w:pPr>
+            <w:r>
+              <w:rPr>
+                <w:rFonts w:eastAsia="Consolas" w:cs="Consolas" w:ascii="Consolas" w:hAnsi="Consolas"/>
+                <w:sz w:val="18"/>
+                <w:szCs w:val="18"/>
+              </w:rPr>
+              <w:t>brew install macmon &amp;&amp; macmon      # Anzeige ohne sudo</w:t>
+            </w:r>
+          </w:p>
+        </w:tc>
+      </w:tr>
+    </w:tbl>
+    <w:p>
+      <w:pPr>
+        <w:pStyle w:val="Normal"/>
+        <w:spacing w:before="0" w:after="80"/>
+        <w:rPr/>
+      </w:pPr>
+      <w:r>
+        <w:rPr/>
+      </w:r>
+    </w:p>
+    <w:p>
+      <w:pPr>
+        <w:pStyle w:val="Heading2"/>
+        <w:keepNext w:val="true"/>
+        <w:rPr/>
+      </w:pPr>
+      <w:bookmarkStart w:id="33" w:name="__RefHeading___Toc1216_50781890"/>
+      <w:bookmarkEnd w:id="33"/>
+      <w:r>
+        <w:rPr/>
+        <w:t>14.3  Empfehlungen für lange Läufe</w:t>
+      </w:r>
+    </w:p>
+    <w:p>
+      <w:pPr>
+        <w:pStyle w:val="ListParagraph"/>
+        <w:numPr>
+          <w:ilvl w:val="0"/>
+          <w:numId w:val="1"/>
+        </w:numPr>
+        <w:spacing w:before="0" w:after="60"/>
         <w:rPr/>
       </w:pPr>
       <w:r>
@@ -6745,11 +9748,459 @@
           <w:b/>
           <w:bCs/>
         </w:rPr>
-        <w:t>Noch nicht getestet:</w:t>
-      </w:r>
-      <w:r>
-        <w:rPr/>
-        <w:t xml:space="preserve"> echte swissALTI3D-Daten und echte OSM-Wege.</w:t>
+        <w:t>Kühlung:</w:t>
+      </w:r>
+      <w:r>
+        <w:rPr/>
+        <w:t xml:space="preserve"> Kühlpad mit Lüfter, Metall- oder Steinunterlage, Deckel offen, nicht auf Stoff. Lange Läufe nicht direkt hintereinander starten.</w:t>
+      </w:r>
+    </w:p>
+    <w:p>
+      <w:pPr>
+        <w:pStyle w:val="ListParagraph"/>
+        <w:numPr>
+          <w:ilvl w:val="0"/>
+          <w:numId w:val="1"/>
+        </w:numPr>
+        <w:spacing w:before="0" w:after="60"/>
+        <w:rPr/>
+      </w:pPr>
+      <w:r>
+        <w:rPr>
+          <w:b/>
+          <w:bCs/>
+        </w:rPr>
+        <w:t>Wach halten (macOS):</w:t>
+      </w:r>
+      <w:r>
+        <w:rPr/>
+        <w:t xml:space="preserve"> </w:t>
+      </w:r>
+      <w:r>
+        <w:rPr>
+          <w:rFonts w:eastAsia="Consolas" w:cs="Consolas" w:ascii="Consolas" w:hAnsi="Consolas"/>
+          <w:color w:val="333333"/>
+          <w:sz w:val="20"/>
+          <w:szCs w:val="20"/>
+        </w:rPr>
+        <w:t>caffeinate -dims</w:t>
+      </w:r>
+      <w:r>
+        <w:rPr/>
+        <w:t xml:space="preserve"> im Terminal, solange der Lauf dauert. Sonst kann macOS QGIS bei ausgeschaltetem Bildschirm drosseln (App Nap).</w:t>
+      </w:r>
+    </w:p>
+    <w:p>
+      <w:pPr>
+        <w:pStyle w:val="ListParagraph"/>
+        <w:numPr>
+          <w:ilvl w:val="0"/>
+          <w:numId w:val="1"/>
+        </w:numPr>
+        <w:spacing w:before="0" w:after="60"/>
+        <w:rPr/>
+      </w:pPr>
+      <w:r>
+        <w:rPr>
+          <w:b/>
+          <w:bCs/>
+        </w:rPr>
+        <w:t>Stromsparmodus</w:t>
+      </w:r>
+      <w:r>
+        <w:rPr/>
+        <w:t xml:space="preserve"> auf „Nie“ stellen. Am Netzteil und im Akkubetrieb ist die Leistung sonst gleich.</w:t>
+      </w:r>
+    </w:p>
+    <w:p>
+      <w:pPr>
+        <w:pStyle w:val="ListParagraph"/>
+        <w:numPr>
+          <w:ilvl w:val="0"/>
+          <w:numId w:val="1"/>
+        </w:numPr>
+        <w:spacing w:before="0" w:after="60"/>
+        <w:rPr/>
+      </w:pPr>
+      <w:r>
+        <w:rPr>
+          <w:b/>
+          <w:bCs/>
+        </w:rPr>
+        <w:t>Arbeitsspeicher:</w:t>
+      </w:r>
+      <w:r>
+        <w:rPr/>
+        <w:t xml:space="preserve"> Vor grossen Läufen QGIS neu starten bzw. alte temporäre Ergebnis-Layer entfernen und die Ausgabe direkt als GeoPackage schreiben. Swap verlangsamt den Lauf stark.</w:t>
+      </w:r>
+    </w:p>
+    <w:p>
+      <w:pPr>
+        <w:pStyle w:val="ListParagraph"/>
+        <w:numPr>
+          <w:ilvl w:val="0"/>
+          <w:numId w:val="1"/>
+        </w:numPr>
+        <w:spacing w:before="0" w:after="60"/>
+        <w:rPr/>
+      </w:pPr>
+      <w:r>
+        <w:rPr>
+          <w:b/>
+          <w:bCs/>
+        </w:rPr>
+        <w:t>Daten lokal:</w:t>
+      </w:r>
+      <w:r>
+        <w:rPr/>
+        <w:t xml:space="preserve"> DEM, Waldraster und Ausgabe auf einer lokalen SSD.</w:t>
+      </w:r>
+      <w:r>
+        <w:br w:type="page"/>
+      </w:r>
+    </w:p>
+    <w:p>
+      <w:pPr>
+        <w:pStyle w:val="Heading1"/>
+        <w:rPr/>
+      </w:pPr>
+      <w:bookmarkStart w:id="34" w:name="__RefHeading___Toc1218_50781890"/>
+      <w:bookmarkEnd w:id="34"/>
+      <w:r>
+        <w:rPr/>
+        <w:t>15  Darstellung in QGIS und Lizmap</w:t>
+      </w:r>
+    </w:p>
+    <w:p>
+      <w:pPr>
+        <w:pStyle w:val="Normal"/>
+        <w:spacing w:before="0" w:after="120"/>
+        <w:rPr/>
+      </w:pPr>
+      <w:r>
+        <w:rPr/>
+        <w:t xml:space="preserve">Für das Repository liegen QGIS-Stildateien bei (Ordner </w:t>
+      </w:r>
+      <w:r>
+        <w:rPr>
+          <w:rFonts w:eastAsia="Consolas" w:cs="Consolas" w:ascii="Consolas" w:hAnsi="Consolas"/>
+          <w:color w:val="333333"/>
+          <w:sz w:val="20"/>
+          <w:szCs w:val="20"/>
+        </w:rPr>
+        <w:t>styles</w:t>
+      </w:r>
+      <w:r>
+        <w:rPr/>
+        <w:t>). Anwenden: Layer-Eigenschaften → Symbologie → Stil → Stil laden.</w:t>
+      </w:r>
+    </w:p>
+    <w:tbl>
+      <w:tblPr>
+        <w:tblW w:w="9026" w:type="dxa"/>
+        <w:jc w:val="left"/>
+        <w:tblInd w:w="0" w:type="dxa"/>
+        <w:tblLayout w:type="fixed"/>
+        <w:tblCellMar>
+          <w:top w:w="60" w:type="dxa"/>
+          <w:left w:w="100" w:type="dxa"/>
+          <w:bottom w:w="60" w:type="dxa"/>
+          <w:right w:w="100" w:type="dxa"/>
+        </w:tblCellMar>
+      </w:tblPr>
+      <w:tblGrid>
+        <w:gridCol w:w="3799"/>
+        <w:gridCol w:w="5226"/>
+      </w:tblGrid>
+      <w:tr>
+        <w:trPr>
+          <w:tblHeader w:val="true"/>
+        </w:trPr>
+        <w:tc>
+          <w:tcPr>
+            <w:tcW w:w="3799" w:type="dxa"/>
+            <w:tcBorders>
+              <w:top w:val="single" w:sz="4" w:space="0" w:color="BFBFBF"/>
+              <w:left w:val="single" w:sz="4" w:space="0" w:color="BFBFBF"/>
+              <w:bottom w:val="single" w:sz="4" w:space="0" w:color="BFBFBF"/>
+              <w:right w:val="single" w:sz="4" w:space="0" w:color="BFBFBF"/>
+            </w:tcBorders>
+            <w:shd w:color="auto" w:fill="1F4E79" w:val="clear"/>
+          </w:tcPr>
+          <w:p>
+            <w:pPr>
+              <w:pStyle w:val="Normal"/>
+              <w:spacing w:before="0" w:after="0"/>
+              <w:rPr/>
+            </w:pPr>
+            <w:r>
+              <w:rPr>
+                <w:b/>
+                <w:bCs/>
+                <w:color w:val="FFFFFF"/>
+              </w:rPr>
+              <w:t>Datei</w:t>
+            </w:r>
+          </w:p>
+        </w:tc>
+        <w:tc>
+          <w:tcPr>
+            <w:tcW w:w="5226" w:type="dxa"/>
+            <w:tcBorders>
+              <w:top w:val="single" w:sz="4" w:space="0" w:color="BFBFBF"/>
+              <w:left w:val="single" w:sz="4" w:space="0" w:color="BFBFBF"/>
+              <w:bottom w:val="single" w:sz="4" w:space="0" w:color="BFBFBF"/>
+              <w:right w:val="single" w:sz="4" w:space="0" w:color="BFBFBF"/>
+            </w:tcBorders>
+            <w:shd w:color="auto" w:fill="1F4E79" w:val="clear"/>
+          </w:tcPr>
+          <w:p>
+            <w:pPr>
+              <w:pStyle w:val="Normal"/>
+              <w:spacing w:before="0" w:after="0"/>
+              <w:rPr/>
+            </w:pPr>
+            <w:r>
+              <w:rPr>
+                <w:b/>
+                <w:bCs/>
+                <w:color w:val="FFFFFF"/>
+              </w:rPr>
+              <w:t>Zweck</w:t>
+            </w:r>
+          </w:p>
+        </w:tc>
+      </w:tr>
+      <w:tr>
+        <w:trPr/>
+        <w:tc>
+          <w:tcPr>
+            <w:tcW w:w="3799" w:type="dxa"/>
+            <w:tcBorders>
+              <w:top w:val="single" w:sz="4" w:space="0" w:color="BFBFBF"/>
+              <w:left w:val="single" w:sz="4" w:space="0" w:color="BFBFBF"/>
+              <w:bottom w:val="single" w:sz="4" w:space="0" w:color="BFBFBF"/>
+              <w:right w:val="single" w:sz="4" w:space="0" w:color="BFBFBF"/>
+            </w:tcBorders>
+          </w:tcPr>
+          <w:p>
+            <w:pPr>
+              <w:pStyle w:val="Normal"/>
+              <w:spacing w:before="0" w:after="0"/>
+              <w:rPr/>
+            </w:pPr>
+            <w:r>
+              <w:rPr>
+                <w:rFonts w:eastAsia="Consolas" w:cs="Consolas" w:ascii="Consolas" w:hAnsi="Consolas"/>
+                <w:color w:val="333333"/>
+                <w:sz w:val="20"/>
+                <w:szCs w:val="20"/>
+              </w:rPr>
+              <w:t>absturzrisiko_band.qml</w:t>
+            </w:r>
+          </w:p>
+        </w:tc>
+        <w:tc>
+          <w:tcPr>
+            <w:tcW w:w="5226" w:type="dxa"/>
+            <w:tcBorders>
+              <w:top w:val="single" w:sz="4" w:space="0" w:color="BFBFBF"/>
+              <w:left w:val="single" w:sz="4" w:space="0" w:color="BFBFBF"/>
+              <w:bottom w:val="single" w:sz="4" w:space="0" w:color="BFBFBF"/>
+              <w:right w:val="single" w:sz="4" w:space="0" w:color="BFBFBF"/>
+            </w:tcBorders>
+          </w:tcPr>
+          <w:p>
+            <w:pPr>
+              <w:pStyle w:val="Normal"/>
+              <w:spacing w:before="0" w:after="0"/>
+              <w:rPr/>
+            </w:pPr>
+            <w:r>
+              <w:rPr/>
+              <w:t>Absturzrisiko als breites, halbtransparentes Band unter der Weglinie: Klasse 1 ohne Band, 2 hellorange, 3 orange, 4 rot.</w:t>
+            </w:r>
+          </w:p>
+        </w:tc>
+      </w:tr>
+      <w:tr>
+        <w:trPr/>
+        <w:tc>
+          <w:tcPr>
+            <w:tcW w:w="3799" w:type="dxa"/>
+            <w:tcBorders>
+              <w:top w:val="single" w:sz="4" w:space="0" w:color="BFBFBF"/>
+              <w:left w:val="single" w:sz="4" w:space="0" w:color="BFBFBF"/>
+              <w:bottom w:val="single" w:sz="4" w:space="0" w:color="BFBFBF"/>
+              <w:right w:val="single" w:sz="4" w:space="0" w:color="BFBFBF"/>
+            </w:tcBorders>
+          </w:tcPr>
+          <w:p>
+            <w:pPr>
+              <w:pStyle w:val="Normal"/>
+              <w:spacing w:before="0" w:after="0"/>
+              <w:rPr/>
+            </w:pPr>
+            <w:r>
+              <w:rPr>
+                <w:rFonts w:eastAsia="Consolas" w:cs="Consolas" w:ascii="Consolas" w:hAnsi="Consolas"/>
+                <w:color w:val="333333"/>
+                <w:sz w:val="20"/>
+                <w:szCs w:val="20"/>
+              </w:rPr>
+              <w:t>absturzrisiko_skitourenguru_farben.qml</w:t>
+            </w:r>
+          </w:p>
+        </w:tc>
+        <w:tc>
+          <w:tcPr>
+            <w:tcW w:w="5226" w:type="dxa"/>
+            <w:tcBorders>
+              <w:top w:val="single" w:sz="4" w:space="0" w:color="BFBFBF"/>
+              <w:left w:val="single" w:sz="4" w:space="0" w:color="BFBFBF"/>
+              <w:bottom w:val="single" w:sz="4" w:space="0" w:color="BFBFBF"/>
+              <w:right w:val="single" w:sz="4" w:space="0" w:color="BFBFBF"/>
+            </w:tcBorders>
+          </w:tcPr>
+          <w:p>
+            <w:pPr>
+              <w:pStyle w:val="Normal"/>
+              <w:spacing w:before="0" w:after="0"/>
+              <w:rPr/>
+            </w:pPr>
+            <w:r>
+              <w:rPr/>
+              <w:t>Absturzrisiko als Linie in Ampelfarben grün/gelb/orange/rot, für den direkten Vergleich mit Skitourenguru.</w:t>
+            </w:r>
+          </w:p>
+        </w:tc>
+      </w:tr>
+      <w:tr>
+        <w:trPr/>
+        <w:tc>
+          <w:tcPr>
+            <w:tcW w:w="3799" w:type="dxa"/>
+            <w:tcBorders>
+              <w:top w:val="single" w:sz="4" w:space="0" w:color="BFBFBF"/>
+              <w:left w:val="single" w:sz="4" w:space="0" w:color="BFBFBF"/>
+              <w:bottom w:val="single" w:sz="4" w:space="0" w:color="BFBFBF"/>
+              <w:right w:val="single" w:sz="4" w:space="0" w:color="BFBFBF"/>
+            </w:tcBorders>
+          </w:tcPr>
+          <w:p>
+            <w:pPr>
+              <w:pStyle w:val="Normal"/>
+              <w:spacing w:before="0" w:after="0"/>
+              <w:rPr/>
+            </w:pPr>
+            <w:r>
+              <w:rPr>
+                <w:rFonts w:eastAsia="Consolas" w:cs="Consolas" w:ascii="Consolas" w:hAnsi="Consolas"/>
+                <w:color w:val="333333"/>
+                <w:sz w:val="20"/>
+                <w:szCs w:val="20"/>
+              </w:rPr>
+              <w:t>absturzrisiko_skitourenguru_farben_mit_kante.qml</w:t>
+            </w:r>
+          </w:p>
+        </w:tc>
+        <w:tc>
+          <w:tcPr>
+            <w:tcW w:w="5226" w:type="dxa"/>
+            <w:tcBorders>
+              <w:top w:val="single" w:sz="4" w:space="0" w:color="BFBFBF"/>
+              <w:left w:val="single" w:sz="4" w:space="0" w:color="BFBFBF"/>
+              <w:bottom w:val="single" w:sz="4" w:space="0" w:color="BFBFBF"/>
+              <w:right w:val="single" w:sz="4" w:space="0" w:color="BFBFBF"/>
+            </w:tcBorders>
+          </w:tcPr>
+          <w:p>
+            <w:pPr>
+              <w:pStyle w:val="Normal"/>
+              <w:spacing w:before="0" w:after="0"/>
+              <w:rPr/>
+            </w:pPr>
+            <w:r>
+              <w:rPr/>
+              <w:t xml:space="preserve">Wie oben, zusätzlich pinke Punktlinie bei </w:t>
+            </w:r>
+            <w:r>
+              <w:rPr>
+                <w:rFonts w:eastAsia="Consolas" w:cs="Consolas" w:ascii="Consolas" w:hAnsi="Consolas"/>
+                <w:color w:val="333333"/>
+                <w:sz w:val="20"/>
+                <w:szCs w:val="20"/>
+              </w:rPr>
+              <w:t>immediate_drop</w:t>
+            </w:r>
+            <w:r>
+              <w:rPr/>
+              <w:t>.</w:t>
+            </w:r>
+          </w:p>
+        </w:tc>
+      </w:tr>
+      <w:tr>
+        <w:trPr/>
+        <w:tc>
+          <w:tcPr>
+            <w:tcW w:w="3799" w:type="dxa"/>
+            <w:tcBorders>
+              <w:top w:val="single" w:sz="4" w:space="0" w:color="BFBFBF"/>
+              <w:left w:val="single" w:sz="4" w:space="0" w:color="BFBFBF"/>
+              <w:bottom w:val="single" w:sz="4" w:space="0" w:color="BFBFBF"/>
+              <w:right w:val="single" w:sz="4" w:space="0" w:color="BFBFBF"/>
+            </w:tcBorders>
+          </w:tcPr>
+          <w:p>
+            <w:pPr>
+              <w:pStyle w:val="Normal"/>
+              <w:spacing w:before="0" w:after="0"/>
+              <w:rPr/>
+            </w:pPr>
+            <w:r>
+              <w:rPr>
+                <w:rFonts w:eastAsia="Consolas" w:cs="Consolas" w:ascii="Consolas" w:hAnsi="Consolas"/>
+                <w:color w:val="333333"/>
+                <w:sz w:val="20"/>
+                <w:szCs w:val="20"/>
+              </w:rPr>
+              <w:t>sac_scale_signalisation_lizmap.qml</w:t>
+            </w:r>
+          </w:p>
+        </w:tc>
+        <w:tc>
+          <w:tcPr>
+            <w:tcW w:w="5226" w:type="dxa"/>
+            <w:tcBorders>
+              <w:top w:val="single" w:sz="4" w:space="0" w:color="BFBFBF"/>
+              <w:left w:val="single" w:sz="4" w:space="0" w:color="BFBFBF"/>
+              <w:bottom w:val="single" w:sz="4" w:space="0" w:color="BFBFBF"/>
+              <w:right w:val="single" w:sz="4" w:space="0" w:color="BFBFBF"/>
+            </w:tcBorders>
+          </w:tcPr>
+          <w:p>
+            <w:pPr>
+              <w:pStyle w:val="Normal"/>
+              <w:spacing w:before="0" w:after="0"/>
+              <w:rPr/>
+            </w:pPr>
+            <w:r>
+              <w:rPr/>
+              <w:t>Schwierigkeit nach Schweizer Signalisation: T1 gelb, T2/T3 rot, T4/T5 blau, T6 magenta, ab T2 mit weissem Rand, T-Beschriftung mit weissem Hintergrund.</w:t>
+            </w:r>
+          </w:p>
+        </w:tc>
+      </w:tr>
+    </w:tbl>
+    <w:p>
+      <w:pPr>
+        <w:pStyle w:val="Normal"/>
+        <w:spacing w:before="0" w:after="80"/>
+        <w:rPr/>
+      </w:pPr>
+      <w:r>
+        <w:rPr/>
       </w:r>
     </w:p>
     <w:p>
@@ -6758,11 +10209,11 @@
         <w:keepNext w:val="true"/>
         <w:rPr/>
       </w:pPr>
-      <w:bookmarkStart w:id="24" w:name="__RefHeading___Toc758_3725421718"/>
-      <w:bookmarkEnd w:id="24"/>
-      <w:r>
-        <w:rPr/>
-        <w:t>14.1  Laufzeit</w:t>
+      <w:bookmarkStart w:id="35" w:name="__RefHeading___Toc1220_50781890"/>
+      <w:bookmarkEnd w:id="35"/>
+      <w:r>
+        <w:rPr/>
+        <w:t>15.1  Kombinierte Karte</w:t>
       </w:r>
     </w:p>
     <w:p>
@@ -6773,7 +10224,1019 @@
       </w:pPr>
       <w:r>
         <w:rPr/>
-        <w:t xml:space="preserve">QGIS rechnet auf einem Kern, im Test etwa 3 km pro Sekunde. Für erste Tests eignet sich „Nur gewählte Objekte“ in einem bekannten Gebiet. Für die ganze Schweiz ist </w:t>
+        <w:t xml:space="preserve">Für eine Karte mit Schwierigkeit </w:t>
+      </w:r>
+      <w:r>
+        <w:rPr>
+          <w:b/>
+          <w:bCs/>
+        </w:rPr>
+        <w:t>und</w:t>
+      </w:r>
+      <w:r>
+        <w:rPr/>
+        <w:t xml:space="preserve"> Absturzrisiko liegt der Risiko-Layer mit </w:t>
+      </w:r>
+      <w:r>
+        <w:rPr>
+          <w:rFonts w:eastAsia="Consolas" w:cs="Consolas" w:ascii="Consolas" w:hAnsi="Consolas"/>
+          <w:color w:val="333333"/>
+          <w:sz w:val="20"/>
+          <w:szCs w:val="20"/>
+        </w:rPr>
+        <w:t>absturzrisiko_band.qml</w:t>
+      </w:r>
+      <w:r>
+        <w:rPr/>
+        <w:t xml:space="preserve"> </w:t>
+      </w:r>
+      <w:r>
+        <w:rPr>
+          <w:b/>
+          <w:bCs/>
+        </w:rPr>
+        <w:t>unter</w:t>
+      </w:r>
+      <w:r>
+        <w:rPr/>
+        <w:t xml:space="preserve"> dem </w:t>
+      </w:r>
+      <w:r>
+        <w:rPr>
+          <w:rFonts w:eastAsia="Consolas" w:cs="Consolas" w:ascii="Consolas" w:hAnsi="Consolas"/>
+          <w:color w:val="333333"/>
+          <w:sz w:val="20"/>
+          <w:szCs w:val="20"/>
+        </w:rPr>
+        <w:t>sac_scale</w:t>
+      </w:r>
+      <w:r>
+        <w:rPr/>
+        <w:t>-Layer. Die Weglinie zeigt dann die Schwierigkeit, das Band darum die Absturzfolgen. Der weisse Rand trennt beides, sodass auch eine rote T2-Linie auf rotem Band lesbar bleibt.</w:t>
+      </w:r>
+    </w:p>
+    <w:p>
+      <w:pPr>
+        <w:pStyle w:val="Normal"/>
+        <w:spacing w:before="0" w:after="120"/>
+        <w:rPr/>
+      </w:pPr>
+      <w:r>
+        <w:rPr/>
+        <w:t>Für „mässig“ ist bewusst Hellorange statt Gelb gewählt, sonst verschwindet ein gelber T1-Weg im Band. Warngelb für „sehr hoch“ wurde verworfen, weil es heller wirkt als „hoch“.</w:t>
+      </w:r>
+    </w:p>
+    <w:p>
+      <w:pPr>
+        <w:pStyle w:val="Normal"/>
+        <w:pBdr>
+          <w:left w:val="single" w:sz="18" w:space="8" w:color="E6550D"/>
+        </w:pBdr>
+        <w:shd w:val="clear" w:color="auto" w:fill="FFF4E5"/>
+        <w:spacing w:before="80" w:after="120"/>
+        <w:ind w:left="120"/>
+        <w:rPr/>
+      </w:pPr>
+      <w:r>
+        <w:rPr/>
+        <w:t xml:space="preserve">Band und Linie decken sich nur, wenn beide aus </w:t>
+      </w:r>
+      <w:r>
+        <w:rPr>
+          <w:b/>
+          <w:bCs/>
+        </w:rPr>
+        <w:t>demselben Wegnetz</w:t>
+      </w:r>
+      <w:r>
+        <w:rPr/>
+        <w:t xml:space="preserve"> stammen. Für eine Karte mit OSM-</w:t>
+      </w:r>
+      <w:r>
+        <w:rPr>
+          <w:rFonts w:eastAsia="Consolas" w:cs="Consolas" w:ascii="Consolas" w:hAnsi="Consolas"/>
+          <w:color w:val="333333"/>
+          <w:sz w:val="20"/>
+          <w:szCs w:val="20"/>
+        </w:rPr>
+        <w:t>sac_scale</w:t>
+      </w:r>
+      <w:r>
+        <w:rPr/>
+        <w:t xml:space="preserve"> muss das Absturzrisiko also mit den OSM-Wegen als Eingabe gerechnet werden.</w:t>
+      </w:r>
+      <w:r>
+        <w:br w:type="page"/>
+      </w:r>
+    </w:p>
+    <w:p>
+      <w:pPr>
+        <w:pStyle w:val="Heading1"/>
+        <w:rPr/>
+      </w:pPr>
+      <w:bookmarkStart w:id="36" w:name="__RefHeading___Toc1222_50781890"/>
+      <w:bookmarkEnd w:id="36"/>
+      <w:r>
+        <w:rPr/>
+        <w:t>16  Vergleich mit Skitourenguru</w:t>
+      </w:r>
+    </w:p>
+    <w:p>
+      <w:pPr>
+        <w:pStyle w:val="Normal"/>
+        <w:spacing w:before="0" w:after="120"/>
+        <w:rPr/>
+      </w:pPr>
+      <w:r>
+        <w:rPr/>
+        <w:t>Skitourenguru zeigt auf skitourenguru.ch unter „Sommerrouten“ ein Absturzrisiko für OSM- und amtliche Wegnetze. Die Daten sind nicht zur Weitergabe freigegeben, verglichen wurde deshalb visuell an bekannten Stellen.</w:t>
+      </w:r>
+    </w:p>
+    <w:p>
+      <w:pPr>
+        <w:pStyle w:val="Heading2"/>
+        <w:keepNext w:val="true"/>
+        <w:rPr/>
+      </w:pPr>
+      <w:bookmarkStart w:id="37" w:name="__RefHeading___Toc1224_50781890"/>
+      <w:bookmarkEnd w:id="37"/>
+      <w:r>
+        <w:rPr/>
+        <w:t>16.1  Brüggler (GL)</w:t>
+      </w:r>
+    </w:p>
+    <w:tbl>
+      <w:tblPr>
+        <w:tblW w:w="9026" w:type="dxa"/>
+        <w:jc w:val="left"/>
+        <w:tblInd w:w="0" w:type="dxa"/>
+        <w:tblLayout w:type="fixed"/>
+        <w:tblCellMar>
+          <w:top w:w="60" w:type="dxa"/>
+          <w:left w:w="100" w:type="dxa"/>
+          <w:bottom w:w="60" w:type="dxa"/>
+          <w:right w:w="100" w:type="dxa"/>
+        </w:tblCellMar>
+      </w:tblPr>
+      <w:tblGrid>
+        <w:gridCol w:w="3199"/>
+        <w:gridCol w:w="2900"/>
+        <w:gridCol w:w="2927"/>
+      </w:tblGrid>
+      <w:tr>
+        <w:trPr>
+          <w:tblHeader w:val="true"/>
+        </w:trPr>
+        <w:tc>
+          <w:tcPr>
+            <w:tcW w:w="3199" w:type="dxa"/>
+            <w:tcBorders>
+              <w:top w:val="single" w:sz="4" w:space="0" w:color="BFBFBF"/>
+              <w:left w:val="single" w:sz="4" w:space="0" w:color="BFBFBF"/>
+              <w:bottom w:val="single" w:sz="4" w:space="0" w:color="BFBFBF"/>
+              <w:right w:val="single" w:sz="4" w:space="0" w:color="BFBFBF"/>
+            </w:tcBorders>
+            <w:shd w:color="auto" w:fill="1F4E79" w:val="clear"/>
+          </w:tcPr>
+          <w:p>
+            <w:pPr>
+              <w:pStyle w:val="Normal"/>
+              <w:spacing w:before="0" w:after="0"/>
+              <w:rPr/>
+            </w:pPr>
+            <w:r>
+              <w:rPr>
+                <w:b/>
+                <w:bCs/>
+                <w:color w:val="FFFFFF"/>
+              </w:rPr>
+              <w:t>Abschnitt</w:t>
+            </w:r>
+          </w:p>
+        </w:tc>
+        <w:tc>
+          <w:tcPr>
+            <w:tcW w:w="2900" w:type="dxa"/>
+            <w:tcBorders>
+              <w:top w:val="single" w:sz="4" w:space="0" w:color="BFBFBF"/>
+              <w:left w:val="single" w:sz="4" w:space="0" w:color="BFBFBF"/>
+              <w:bottom w:val="single" w:sz="4" w:space="0" w:color="BFBFBF"/>
+              <w:right w:val="single" w:sz="4" w:space="0" w:color="BFBFBF"/>
+            </w:tcBorders>
+            <w:shd w:color="auto" w:fill="1F4E79" w:val="clear"/>
+          </w:tcPr>
+          <w:p>
+            <w:pPr>
+              <w:pStyle w:val="Normal"/>
+              <w:spacing w:before="0" w:after="0"/>
+              <w:rPr/>
+            </w:pPr>
+            <w:r>
+              <w:rPr>
+                <w:b/>
+                <w:bCs/>
+                <w:color w:val="FFFFFF"/>
+              </w:rPr>
+              <w:t>Skitourenguru</w:t>
+            </w:r>
+          </w:p>
+        </w:tc>
+        <w:tc>
+          <w:tcPr>
+            <w:tcW w:w="2927" w:type="dxa"/>
+            <w:tcBorders>
+              <w:top w:val="single" w:sz="4" w:space="0" w:color="BFBFBF"/>
+              <w:left w:val="single" w:sz="4" w:space="0" w:color="BFBFBF"/>
+              <w:bottom w:val="single" w:sz="4" w:space="0" w:color="BFBFBF"/>
+              <w:right w:val="single" w:sz="4" w:space="0" w:color="BFBFBF"/>
+            </w:tcBorders>
+            <w:shd w:color="auto" w:fill="1F4E79" w:val="clear"/>
+          </w:tcPr>
+          <w:p>
+            <w:pPr>
+              <w:pStyle w:val="Normal"/>
+              <w:spacing w:before="0" w:after="0"/>
+              <w:rPr/>
+            </w:pPr>
+            <w:r>
+              <w:rPr>
+                <w:b/>
+                <w:bCs/>
+                <w:color w:val="FFFFFF"/>
+              </w:rPr>
+              <w:t>Dieses Modell</w:t>
+            </w:r>
+          </w:p>
+        </w:tc>
+      </w:tr>
+      <w:tr>
+        <w:trPr/>
+        <w:tc>
+          <w:tcPr>
+            <w:tcW w:w="3199" w:type="dxa"/>
+            <w:tcBorders>
+              <w:top w:val="single" w:sz="4" w:space="0" w:color="BFBFBF"/>
+              <w:left w:val="single" w:sz="4" w:space="0" w:color="BFBFBF"/>
+              <w:bottom w:val="single" w:sz="4" w:space="0" w:color="BFBFBF"/>
+              <w:right w:val="single" w:sz="4" w:space="0" w:color="BFBFBF"/>
+            </w:tcBorders>
+          </w:tcPr>
+          <w:p>
+            <w:pPr>
+              <w:pStyle w:val="Normal"/>
+              <w:spacing w:before="0" w:after="0"/>
+              <w:rPr/>
+            </w:pPr>
+            <w:r>
+              <w:rPr/>
+              <w:t>Grat westlich P. 1711</w:t>
+            </w:r>
+          </w:p>
+        </w:tc>
+        <w:tc>
+          <w:tcPr>
+            <w:tcW w:w="2900" w:type="dxa"/>
+            <w:tcBorders>
+              <w:top w:val="single" w:sz="4" w:space="0" w:color="BFBFBF"/>
+              <w:left w:val="single" w:sz="4" w:space="0" w:color="BFBFBF"/>
+              <w:bottom w:val="single" w:sz="4" w:space="0" w:color="BFBFBF"/>
+              <w:right w:val="single" w:sz="4" w:space="0" w:color="BFBFBF"/>
+            </w:tcBorders>
+          </w:tcPr>
+          <w:p>
+            <w:pPr>
+              <w:pStyle w:val="Normal"/>
+              <w:spacing w:before="0" w:after="0"/>
+              <w:rPr/>
+            </w:pPr>
+            <w:r>
+              <w:rPr/>
+              <w:t>sehr hoch</w:t>
+            </w:r>
+          </w:p>
+        </w:tc>
+        <w:tc>
+          <w:tcPr>
+            <w:tcW w:w="2927" w:type="dxa"/>
+            <w:tcBorders>
+              <w:top w:val="single" w:sz="4" w:space="0" w:color="BFBFBF"/>
+              <w:left w:val="single" w:sz="4" w:space="0" w:color="BFBFBF"/>
+              <w:bottom w:val="single" w:sz="4" w:space="0" w:color="BFBFBF"/>
+              <w:right w:val="single" w:sz="4" w:space="0" w:color="BFBFBF"/>
+            </w:tcBorders>
+          </w:tcPr>
+          <w:p>
+            <w:pPr>
+              <w:pStyle w:val="Normal"/>
+              <w:spacing w:before="0" w:after="0"/>
+              <w:rPr/>
+            </w:pPr>
+            <w:r>
+              <w:rPr/>
+              <w:t>sehr hoch, gegen 1711 mässig/gering</w:t>
+            </w:r>
+          </w:p>
+        </w:tc>
+      </w:tr>
+      <w:tr>
+        <w:trPr/>
+        <w:tc>
+          <w:tcPr>
+            <w:tcW w:w="3199" w:type="dxa"/>
+            <w:tcBorders>
+              <w:top w:val="single" w:sz="4" w:space="0" w:color="BFBFBF"/>
+              <w:left w:val="single" w:sz="4" w:space="0" w:color="BFBFBF"/>
+              <w:bottom w:val="single" w:sz="4" w:space="0" w:color="BFBFBF"/>
+              <w:right w:val="single" w:sz="4" w:space="0" w:color="BFBFBF"/>
+            </w:tcBorders>
+          </w:tcPr>
+          <w:p>
+            <w:pPr>
+              <w:pStyle w:val="Normal"/>
+              <w:spacing w:before="0" w:after="0"/>
+              <w:rPr/>
+            </w:pPr>
+            <w:r>
+              <w:rPr/>
+              <w:t>Wisswand-Grat östlich P. 1776</w:t>
+            </w:r>
+          </w:p>
+        </w:tc>
+        <w:tc>
+          <w:tcPr>
+            <w:tcW w:w="2900" w:type="dxa"/>
+            <w:tcBorders>
+              <w:top w:val="single" w:sz="4" w:space="0" w:color="BFBFBF"/>
+              <w:left w:val="single" w:sz="4" w:space="0" w:color="BFBFBF"/>
+              <w:bottom w:val="single" w:sz="4" w:space="0" w:color="BFBFBF"/>
+              <w:right w:val="single" w:sz="4" w:space="0" w:color="BFBFBF"/>
+            </w:tcBorders>
+          </w:tcPr>
+          <w:p>
+            <w:pPr>
+              <w:pStyle w:val="Normal"/>
+              <w:spacing w:before="0" w:after="0"/>
+              <w:rPr/>
+            </w:pPr>
+            <w:r>
+              <w:rPr/>
+              <w:t>sehr hoch</w:t>
+            </w:r>
+          </w:p>
+        </w:tc>
+        <w:tc>
+          <w:tcPr>
+            <w:tcW w:w="2927" w:type="dxa"/>
+            <w:tcBorders>
+              <w:top w:val="single" w:sz="4" w:space="0" w:color="BFBFBF"/>
+              <w:left w:val="single" w:sz="4" w:space="0" w:color="BFBFBF"/>
+              <w:bottom w:val="single" w:sz="4" w:space="0" w:color="BFBFBF"/>
+              <w:right w:val="single" w:sz="4" w:space="0" w:color="BFBFBF"/>
+            </w:tcBorders>
+          </w:tcPr>
+          <w:p>
+            <w:pPr>
+              <w:pStyle w:val="Normal"/>
+              <w:spacing w:before="0" w:after="0"/>
+              <w:rPr/>
+            </w:pPr>
+            <w:r>
+              <w:rPr/>
+              <w:t>sehr hoch</w:t>
+            </w:r>
+          </w:p>
+        </w:tc>
+      </w:tr>
+      <w:tr>
+        <w:trPr/>
+        <w:tc>
+          <w:tcPr>
+            <w:tcW w:w="3199" w:type="dxa"/>
+            <w:tcBorders>
+              <w:top w:val="single" w:sz="4" w:space="0" w:color="BFBFBF"/>
+              <w:left w:val="single" w:sz="4" w:space="0" w:color="BFBFBF"/>
+              <w:bottom w:val="single" w:sz="4" w:space="0" w:color="BFBFBF"/>
+              <w:right w:val="single" w:sz="4" w:space="0" w:color="BFBFBF"/>
+            </w:tcBorders>
+          </w:tcPr>
+          <w:p>
+            <w:pPr>
+              <w:pStyle w:val="Normal"/>
+              <w:spacing w:before="0" w:after="0"/>
+              <w:rPr/>
+            </w:pPr>
+            <w:r>
+              <w:rPr/>
+              <w:t>Weg 1711 → 1776 über die Wiese</w:t>
+            </w:r>
+          </w:p>
+        </w:tc>
+        <w:tc>
+          <w:tcPr>
+            <w:tcW w:w="2900" w:type="dxa"/>
+            <w:tcBorders>
+              <w:top w:val="single" w:sz="4" w:space="0" w:color="BFBFBF"/>
+              <w:left w:val="single" w:sz="4" w:space="0" w:color="BFBFBF"/>
+              <w:bottom w:val="single" w:sz="4" w:space="0" w:color="BFBFBF"/>
+              <w:right w:val="single" w:sz="4" w:space="0" w:color="BFBFBF"/>
+            </w:tcBorders>
+          </w:tcPr>
+          <w:p>
+            <w:pPr>
+              <w:pStyle w:val="Normal"/>
+              <w:spacing w:before="0" w:after="0"/>
+              <w:rPr/>
+            </w:pPr>
+            <w:r>
+              <w:rPr/>
+              <w:t>gering bis hoch gemischt</w:t>
+            </w:r>
+          </w:p>
+        </w:tc>
+        <w:tc>
+          <w:tcPr>
+            <w:tcW w:w="2927" w:type="dxa"/>
+            <w:tcBorders>
+              <w:top w:val="single" w:sz="4" w:space="0" w:color="BFBFBF"/>
+              <w:left w:val="single" w:sz="4" w:space="0" w:color="BFBFBF"/>
+              <w:bottom w:val="single" w:sz="4" w:space="0" w:color="BFBFBF"/>
+              <w:right w:val="single" w:sz="4" w:space="0" w:color="BFBFBF"/>
+            </w:tcBorders>
+          </w:tcPr>
+          <w:p>
+            <w:pPr>
+              <w:pStyle w:val="Normal"/>
+              <w:spacing w:before="0" w:after="0"/>
+              <w:rPr/>
+            </w:pPr>
+            <w:r>
+              <w:rPr/>
+              <w:t>gering bis sehr hoch gemischt</w:t>
+            </w:r>
+          </w:p>
+        </w:tc>
+      </w:tr>
+      <w:tr>
+        <w:trPr/>
+        <w:tc>
+          <w:tcPr>
+            <w:tcW w:w="3199" w:type="dxa"/>
+            <w:tcBorders>
+              <w:top w:val="single" w:sz="4" w:space="0" w:color="BFBFBF"/>
+              <w:left w:val="single" w:sz="4" w:space="0" w:color="BFBFBF"/>
+              <w:bottom w:val="single" w:sz="4" w:space="0" w:color="BFBFBF"/>
+              <w:right w:val="single" w:sz="4" w:space="0" w:color="BFBFBF"/>
+            </w:tcBorders>
+          </w:tcPr>
+          <w:p>
+            <w:pPr>
+              <w:pStyle w:val="Normal"/>
+              <w:spacing w:before="0" w:after="0"/>
+              <w:rPr/>
+            </w:pPr>
+            <w:r>
+              <w:rPr/>
+              <w:t>Unterer Weg durch die Felsbänder (T4)</w:t>
+            </w:r>
+          </w:p>
+        </w:tc>
+        <w:tc>
+          <w:tcPr>
+            <w:tcW w:w="2900" w:type="dxa"/>
+            <w:tcBorders>
+              <w:top w:val="single" w:sz="4" w:space="0" w:color="BFBFBF"/>
+              <w:left w:val="single" w:sz="4" w:space="0" w:color="BFBFBF"/>
+              <w:bottom w:val="single" w:sz="4" w:space="0" w:color="BFBFBF"/>
+              <w:right w:val="single" w:sz="4" w:space="0" w:color="BFBFBF"/>
+            </w:tcBorders>
+          </w:tcPr>
+          <w:p>
+            <w:pPr>
+              <w:pStyle w:val="Normal"/>
+              <w:spacing w:before="0" w:after="0"/>
+              <w:rPr/>
+            </w:pPr>
+            <w:r>
+              <w:rPr/>
+              <w:t>überwiegend mässig</w:t>
+            </w:r>
+          </w:p>
+        </w:tc>
+        <w:tc>
+          <w:tcPr>
+            <w:tcW w:w="2927" w:type="dxa"/>
+            <w:tcBorders>
+              <w:top w:val="single" w:sz="4" w:space="0" w:color="BFBFBF"/>
+              <w:left w:val="single" w:sz="4" w:space="0" w:color="BFBFBF"/>
+              <w:bottom w:val="single" w:sz="4" w:space="0" w:color="BFBFBF"/>
+              <w:right w:val="single" w:sz="4" w:space="0" w:color="BFBFBF"/>
+            </w:tcBorders>
+          </w:tcPr>
+          <w:p>
+            <w:pPr>
+              <w:pStyle w:val="Normal"/>
+              <w:spacing w:before="0" w:after="0"/>
+              <w:rPr/>
+            </w:pPr>
+            <w:r>
+              <w:rPr/>
+              <w:t>überwiegend mässig, einzelne Stücke hoch</w:t>
+            </w:r>
+          </w:p>
+        </w:tc>
+      </w:tr>
+      <w:tr>
+        <w:trPr/>
+        <w:tc>
+          <w:tcPr>
+            <w:tcW w:w="3199" w:type="dxa"/>
+            <w:tcBorders>
+              <w:top w:val="single" w:sz="4" w:space="0" w:color="BFBFBF"/>
+              <w:left w:val="single" w:sz="4" w:space="0" w:color="BFBFBF"/>
+              <w:bottom w:val="single" w:sz="4" w:space="0" w:color="BFBFBF"/>
+              <w:right w:val="single" w:sz="4" w:space="0" w:color="BFBFBF"/>
+            </w:tcBorders>
+          </w:tcPr>
+          <w:p>
+            <w:pPr>
+              <w:pStyle w:val="Normal"/>
+              <w:spacing w:before="0" w:after="0"/>
+              <w:rPr/>
+            </w:pPr>
+            <w:r>
+              <w:rPr/>
+              <w:t>Weg nach Süden in den Wintereggwald</w:t>
+            </w:r>
+          </w:p>
+        </w:tc>
+        <w:tc>
+          <w:tcPr>
+            <w:tcW w:w="2900" w:type="dxa"/>
+            <w:tcBorders>
+              <w:top w:val="single" w:sz="4" w:space="0" w:color="BFBFBF"/>
+              <w:left w:val="single" w:sz="4" w:space="0" w:color="BFBFBF"/>
+              <w:bottom w:val="single" w:sz="4" w:space="0" w:color="BFBFBF"/>
+              <w:right w:val="single" w:sz="4" w:space="0" w:color="BFBFBF"/>
+            </w:tcBorders>
+          </w:tcPr>
+          <w:p>
+            <w:pPr>
+              <w:pStyle w:val="Normal"/>
+              <w:spacing w:before="0" w:after="0"/>
+              <w:rPr/>
+            </w:pPr>
+            <w:r>
+              <w:rPr/>
+              <w:t>gering</w:t>
+            </w:r>
+          </w:p>
+        </w:tc>
+        <w:tc>
+          <w:tcPr>
+            <w:tcW w:w="2927" w:type="dxa"/>
+            <w:tcBorders>
+              <w:top w:val="single" w:sz="4" w:space="0" w:color="BFBFBF"/>
+              <w:left w:val="single" w:sz="4" w:space="0" w:color="BFBFBF"/>
+              <w:bottom w:val="single" w:sz="4" w:space="0" w:color="BFBFBF"/>
+              <w:right w:val="single" w:sz="4" w:space="0" w:color="BFBFBF"/>
+            </w:tcBorders>
+          </w:tcPr>
+          <w:p>
+            <w:pPr>
+              <w:pStyle w:val="Normal"/>
+              <w:spacing w:before="0" w:after="0"/>
+              <w:rPr/>
+            </w:pPr>
+            <w:r>
+              <w:rPr/>
+              <w:t>oben mässig, unten gering</w:t>
+            </w:r>
+          </w:p>
+        </w:tc>
+      </w:tr>
+    </w:tbl>
+    <w:p>
+      <w:pPr>
+        <w:pStyle w:val="Normal"/>
+        <w:spacing w:before="0" w:after="80"/>
+        <w:rPr/>
+      </w:pPr>
+      <w:r>
+        <w:rPr/>
+      </w:r>
+    </w:p>
+    <w:p>
+      <w:pPr>
+        <w:pStyle w:val="Normal"/>
+        <w:spacing w:before="0" w:after="120"/>
+        <w:rPr/>
+      </w:pPr>
+      <w:r>
+        <w:rPr/>
+        <w:t>Die grosse Linie stimmt überein: Grate über Felsbändern sind „sehr hoch“, der T4-Weg „mässig“, der Waldweg „gering“. Stellenweise liegt dieses Modell eine Klasse höher.</w:t>
+      </w:r>
+    </w:p>
+    <w:p>
+      <w:pPr>
+        <w:pStyle w:val="Heading2"/>
+        <w:keepNext w:val="true"/>
+        <w:rPr/>
+      </w:pPr>
+      <w:bookmarkStart w:id="38" w:name="__RefHeading___Toc1226_50781890"/>
+      <w:bookmarkEnd w:id="38"/>
+      <w:r>
+        <w:rPr/>
+        <w:t>16.2  Glärnisch (GL)</w:t>
+      </w:r>
+    </w:p>
+    <w:p>
+      <w:pPr>
+        <w:pStyle w:val="Normal"/>
+        <w:spacing w:before="0" w:after="120"/>
+        <w:rPr/>
+      </w:pPr>
+      <w:r>
+        <w:rPr/>
+        <w:t>Die T6-Grate am Ruchen und am Schwander Grat werden als „hoch“ bis „sehr hoch“ eingestuft, die T5-Routen über den Glärnischfirn als „gering“. Das zeigt, warum Schwierigkeit und Absturzfolgen getrennt betrachtet werden: Eine Gletscherroute ist technisch anspruchsvoll, aber wenig absturzgefährdet.</w:t>
+      </w:r>
+    </w:p>
+    <w:p>
+      <w:pPr>
+        <w:pStyle w:val="Heading2"/>
+        <w:keepNext w:val="true"/>
+        <w:rPr/>
+      </w:pPr>
+      <w:bookmarkStart w:id="39" w:name="__RefHeading___Toc1228_50781890"/>
+      <w:bookmarkEnd w:id="39"/>
+      <w:r>
+        <w:rPr/>
+        <w:t>16.3  Beurteilung</w:t>
+      </w:r>
+    </w:p>
+    <w:p>
+      <w:pPr>
+        <w:pStyle w:val="Normal"/>
+        <w:spacing w:before="0" w:after="120"/>
+        <w:rPr/>
+      </w:pPr>
+      <w:r>
+        <w:rPr/>
+        <w:t>Aus Ortskenntnis der Gebiete wurde entschieden, Modell und Klassengrenzen vorerst unverändert zu lassen.</w:t>
+      </w:r>
+      <w:r>
+        <w:br w:type="page"/>
+      </w:r>
+    </w:p>
+    <w:p>
+      <w:pPr>
+        <w:pStyle w:val="Heading1"/>
+        <w:rPr/>
+      </w:pPr>
+      <w:bookmarkStart w:id="40" w:name="__RefHeading___Toc1230_50781890"/>
+      <w:bookmarkEnd w:id="40"/>
+      <w:r>
+        <w:rPr/>
+        <w:t>17  Tests</w:t>
+      </w:r>
+    </w:p>
+    <w:p>
+      <w:pPr>
+        <w:pStyle w:val="ListParagraph"/>
+        <w:numPr>
+          <w:ilvl w:val="0"/>
+          <w:numId w:val="1"/>
+        </w:numPr>
+        <w:spacing w:before="0" w:after="60"/>
+        <w:rPr/>
+      </w:pPr>
+      <w:r>
+        <w:rPr>
+          <w:b/>
+          <w:bCs/>
+        </w:rPr>
+        <w:t>Synthetisches Gelände:</w:t>
+      </w:r>
+      <w:r>
+        <w:rPr/>
+        <w:t xml:space="preserve"> Ebene, 35°- und 45°-Hang, 45°-Hang mit 100 % Wald, Felswand. Die Ergebnisse (0, 14, 28 m/s; Klassen 1, 2, 3, 3, 4) entsprechen der Handrechnung.</w:t>
+      </w:r>
+    </w:p>
+    <w:p>
+      <w:pPr>
+        <w:pStyle w:val="ListParagraph"/>
+        <w:numPr>
+          <w:ilvl w:val="0"/>
+          <w:numId w:val="1"/>
+        </w:numPr>
+        <w:spacing w:before="0" w:after="60"/>
+        <w:rPr/>
+      </w:pPr>
+      <w:r>
+        <w:rPr>
+          <w:b/>
+          <w:bCs/>
+        </w:rPr>
+        <w:t>Kacheln:</w:t>
+      </w:r>
+      <w:r>
+        <w:rPr/>
+        <w:t xml:space="preserve"> Eine grosse Kachel und 1-km-Kacheln liefern identische Klassen. Abweichungen gibt es nur am Rand des Datengebiets.</w:t>
+      </w:r>
+    </w:p>
+    <w:p>
+      <w:pPr>
+        <w:pStyle w:val="ListParagraph"/>
+        <w:numPr>
+          <w:ilvl w:val="0"/>
+          <w:numId w:val="1"/>
+        </w:numPr>
+        <w:spacing w:before="0" w:after="60"/>
+        <w:rPr/>
+      </w:pPr>
+      <w:r>
+        <w:rPr>
+          <w:b/>
+          <w:bCs/>
+        </w:rPr>
+        <w:t>Gegenüber v2:</w:t>
+      </w:r>
+      <w:r>
+        <w:rPr/>
+        <w:t xml:space="preserve"> 99.5 % der Segmente haben dieselbe Klasse. Die Unterschiede kommen von der Ausrichtung am DEM-Gitter.</w:t>
+      </w:r>
+    </w:p>
+    <w:p>
+      <w:pPr>
+        <w:pStyle w:val="ListParagraph"/>
+        <w:numPr>
+          <w:ilvl w:val="0"/>
+          <w:numId w:val="1"/>
+        </w:numPr>
+        <w:spacing w:before="0" w:after="60"/>
+        <w:rPr/>
+      </w:pPr>
+      <w:r>
+        <w:rPr>
+          <w:b/>
+          <w:bCs/>
+        </w:rPr>
+        <w:t>Ausgabe:</w:t>
+      </w:r>
+      <w:r>
+        <w:rPr/>
+        <w:t xml:space="preserve"> GeoPackage, temporärer Layer und PostGIS geprüft, auch mit Eingaben mit vorhandenem </w:t>
+      </w:r>
+      <w:r>
+        <w:rPr>
+          <w:rFonts w:eastAsia="Consolas" w:cs="Consolas" w:ascii="Consolas" w:hAnsi="Consolas"/>
+          <w:color w:val="333333"/>
+          <w:sz w:val="20"/>
+          <w:szCs w:val="20"/>
+        </w:rPr>
+        <w:t>seg_id</w:t>
+      </w:r>
+      <w:r>
+        <w:rPr/>
+        <w:t>, UUID- und Datumsfeldern, alten Ergebnisfeldern und Feldnamen, die sich nur in der Gross- und Kleinschreibung unterscheiden.</w:t>
+      </w:r>
+    </w:p>
+    <w:p>
+      <w:pPr>
+        <w:pStyle w:val="ListParagraph"/>
+        <w:numPr>
+          <w:ilvl w:val="0"/>
+          <w:numId w:val="1"/>
+        </w:numPr>
+        <w:spacing w:before="0" w:after="60"/>
+        <w:rPr/>
+      </w:pPr>
+      <w:r>
+        <w:rPr>
+          <w:b/>
+          <w:bCs/>
+        </w:rPr>
+        <w:t>Echte Daten:</w:t>
+      </w:r>
+      <w:r>
+        <w:rPr/>
+        <w:t xml:space="preserve"> Schweiz mit swissTLM3D (67 020 km) und OSM </w:t>
+      </w:r>
+      <w:r>
+        <w:rPr>
+          <w:rFonts w:eastAsia="Consolas" w:cs="Consolas" w:ascii="Consolas" w:hAnsi="Consolas"/>
+          <w:color w:val="333333"/>
+          <w:sz w:val="20"/>
+          <w:szCs w:val="20"/>
+        </w:rPr>
+        <w:t>sac_scale</w:t>
+      </w:r>
+      <w:r>
+        <w:rPr/>
+        <w:t xml:space="preserve"> (23 427 km) auf macOS und Windows.</w:t>
+      </w:r>
+      <w:r>
+        <w:br w:type="page"/>
+      </w:r>
+    </w:p>
+    <w:p>
+      <w:pPr>
+        <w:pStyle w:val="Heading1"/>
+        <w:rPr/>
+      </w:pPr>
+      <w:bookmarkStart w:id="41" w:name="__RefHeading___Toc1232_50781890"/>
+      <w:bookmarkEnd w:id="41"/>
+      <w:r>
+        <w:rPr/>
+        <w:t>18  Grenzen des Modells</w:t>
+      </w:r>
+    </w:p>
+    <w:p>
+      <w:pPr>
+        <w:pStyle w:val="ListParagraph"/>
+        <w:numPr>
+          <w:ilvl w:val="0"/>
+          <w:numId w:val="1"/>
+        </w:numPr>
+        <w:spacing w:before="0" w:after="60"/>
+        <w:rPr/>
+      </w:pPr>
+      <w:r>
+        <w:rPr>
+          <w:b/>
+          <w:bCs/>
+        </w:rPr>
+        <w:t>Kalibrierung:</w:t>
+      </w:r>
+      <w:r>
+        <w:rPr/>
+        <w:t xml:space="preserve"> μ, drag_len, k1 und die Klassengrenzen sind begründete Startwerte. Sie sind nicht systematisch geeicht, nur an bekannten Gebieten und am Vergleich mit Skitourenguru plausibilisiert.</w:t>
+      </w:r>
+    </w:p>
+    <w:p>
+      <w:pPr>
+        <w:pStyle w:val="ListParagraph"/>
+        <w:numPr>
+          <w:ilvl w:val="0"/>
+          <w:numId w:val="1"/>
+        </w:numPr>
+        <w:spacing w:before="0" w:after="60"/>
+        <w:rPr/>
+      </w:pPr>
+      <w:r>
+        <w:rPr>
+          <w:b/>
+          <w:bCs/>
+        </w:rPr>
+        <w:t>Technische Schwierigkeit:</w:t>
+      </w:r>
+      <w:r>
+        <w:rPr/>
+        <w:t xml:space="preserve"> Kletterstellen (z.B. UIAA II–III) erkennt das Modell nicht. Dafür ist </w:t>
+      </w:r>
+      <w:r>
+        <w:rPr>
+          <w:rFonts w:eastAsia="Consolas" w:cs="Consolas" w:ascii="Consolas" w:hAnsi="Consolas"/>
+          <w:color w:val="333333"/>
+          <w:sz w:val="20"/>
+          <w:szCs w:val="20"/>
+        </w:rPr>
+        <w:t>sac_scale</w:t>
+      </w:r>
+      <w:r>
+        <w:rPr/>
+        <w:t xml:space="preserve"> bzw. die Wegkategorie da.</w:t>
+      </w:r>
+    </w:p>
+    <w:p>
+      <w:pPr>
+        <w:pStyle w:val="ListParagraph"/>
+        <w:numPr>
+          <w:ilvl w:val="0"/>
+          <w:numId w:val="1"/>
+        </w:numPr>
+        <w:spacing w:before="0" w:after="60"/>
+        <w:rPr/>
+      </w:pPr>
+      <w:r>
+        <w:rPr>
+          <w:b/>
+          <w:bCs/>
+        </w:rPr>
+        <w:t>Gletscher:</w:t>
+      </w:r>
+      <w:r>
+        <w:rPr/>
+        <w:t xml:space="preserve"> Spalten, Eis und Firn kennt das Modell nicht. Gletscherrouten erscheinen oft als „gering“.</w:t>
+      </w:r>
+    </w:p>
+    <w:p>
+      <w:pPr>
+        <w:pStyle w:val="ListParagraph"/>
+        <w:numPr>
+          <w:ilvl w:val="0"/>
+          <w:numId w:val="1"/>
+        </w:numPr>
+        <w:spacing w:before="0" w:after="60"/>
+        <w:rPr/>
+      </w:pPr>
+      <w:r>
+        <w:rPr>
+          <w:b/>
+          <w:bCs/>
+        </w:rPr>
+        <w:t>Oberfläche:</w:t>
+      </w:r>
+      <w:r>
+        <w:rPr/>
+        <w:t xml:space="preserve"> Gras, Geröll und Fels gleiten unterschiedlich. Das Modell kennt nur ein μ.</w:t>
+      </w:r>
+    </w:p>
+    <w:p>
+      <w:pPr>
+        <w:pStyle w:val="ListParagraph"/>
+        <w:numPr>
+          <w:ilvl w:val="0"/>
+          <w:numId w:val="1"/>
+        </w:numPr>
+        <w:spacing w:before="0" w:after="60"/>
+        <w:rPr/>
+      </w:pPr>
+      <w:r>
+        <w:rPr>
+          <w:b/>
+          <w:bCs/>
+        </w:rPr>
+        <w:t>Sicherungen</w:t>
+      </w:r>
+      <w:r>
+        <w:rPr/>
+        <w:t xml:space="preserve"> wie Seile, Ketten oder Geländer kennt es nicht.</w:t>
+      </w:r>
+    </w:p>
+    <w:p>
+      <w:pPr>
+        <w:pStyle w:val="ListParagraph"/>
+        <w:numPr>
+          <w:ilvl w:val="0"/>
+          <w:numId w:val="1"/>
+        </w:numPr>
+        <w:spacing w:before="0" w:after="60"/>
+        <w:rPr/>
+      </w:pPr>
+      <w:r>
+        <w:rPr>
+          <w:b/>
+          <w:bCs/>
+        </w:rPr>
+        <w:t>Lagefehler</w:t>
+      </w:r>
+      <w:r>
+        <w:rPr/>
+        <w:t xml:space="preserve"> der Wege von mehreren Metern können den Startpunkt in die falsche Hangseite legen. OSM-Wege weichen stellenweise deutlich vom Weg in der Landeskarte ab.</w:t>
+      </w:r>
+    </w:p>
+    <w:p>
+      <w:pPr>
+        <w:pStyle w:val="ListParagraph"/>
+        <w:numPr>
+          <w:ilvl w:val="0"/>
+          <w:numId w:val="1"/>
+        </w:numPr>
+        <w:spacing w:before="0" w:after="60"/>
+        <w:rPr/>
+      </w:pPr>
+      <w:r>
+        <w:rPr>
+          <w:b/>
+          <w:bCs/>
+        </w:rPr>
+        <w:t>DEM-Auflösung:</w:t>
+      </w:r>
+      <w:r>
+        <w:rPr/>
+        <w:t xml:space="preserve"> Schmale Felsbänder unter etwa 2–4 m Höhe glättet das 2-m-Raster teilweise weg. Ein 0.5-m-DEM bringt keine Verbesserung, weil dann Wegböschungen und Lagefehler das Ergebnis verrauschen.</w:t>
+      </w:r>
+    </w:p>
+    <w:p>
+      <w:pPr>
+        <w:pStyle w:val="ListParagraph"/>
+        <w:numPr>
+          <w:ilvl w:val="0"/>
+          <w:numId w:val="1"/>
+        </w:numPr>
+        <w:spacing w:before="0" w:after="60"/>
+        <w:rPr/>
+      </w:pPr>
+      <w:r>
+        <w:rPr>
+          <w:b/>
+          <w:bCs/>
+        </w:rPr>
+        <w:t>Kommandozeilen-Version</w:t>
+      </w:r>
+      <w:r>
+        <w:rPr/>
+        <w:t xml:space="preserve"> </w:t>
       </w:r>
       <w:r>
         <w:rPr>
@@ -6786,45 +11249,18 @@
       </w:r>
       <w:r>
         <w:rPr/>
-        <w:t xml:space="preserve"> mit </w:t>
-      </w:r>
-      <w:r>
-        <w:rPr>
-          <w:rFonts w:eastAsia="Consolas" w:cs="Consolas" w:ascii="Consolas" w:hAnsi="Consolas"/>
-          <w:color w:val="333333"/>
-          <w:sz w:val="20"/>
-          <w:szCs w:val="20"/>
-        </w:rPr>
-        <w:t>--workers 8</w:t>
-      </w:r>
-      <w:r>
-        <w:rPr/>
-        <w:t xml:space="preserve"> deutlich schneller.</w:t>
-      </w:r>
-      <w:r>
-        <w:br w:type="page"/>
-      </w:r>
-    </w:p>
-    <w:p>
-      <w:pPr>
-        <w:pStyle w:val="Heading1"/>
-        <w:rPr/>
-      </w:pPr>
-      <w:bookmarkStart w:id="25" w:name="__RefHeading___Toc760_3725421718"/>
-      <w:bookmarkEnd w:id="25"/>
-      <w:r>
-        <w:rPr/>
-        <w:t>15  Grenzen des Modells</w:t>
-      </w:r>
-    </w:p>
-    <w:p>
-      <w:pPr>
-        <w:pStyle w:val="ListParagraph"/>
-        <w:numPr>
-          <w:ilvl w:val="0"/>
-          <w:numId w:val="2"/>
-        </w:numPr>
-        <w:spacing w:before="0" w:after="60"/>
+        <w:t>: Sie enthält dasselbe Modell, aber noch ohne Kacheln. Ihre Ergebnisse können sich in Einzelfällen leicht unterscheiden.</w:t>
+      </w:r>
+    </w:p>
+    <w:p>
+      <w:pPr>
+        <w:pStyle w:val="Normal"/>
+        <w:pBdr>
+          <w:left w:val="single" w:sz="18" w:space="8" w:color="E6550D"/>
+        </w:pBdr>
+        <w:shd w:val="clear" w:color="auto" w:fill="FFF4E5"/>
+        <w:spacing w:before="80" w:after="120"/>
+        <w:ind w:left="120"/>
         <w:rPr/>
       </w:pPr>
       <w:r>
@@ -6832,11 +11268,20 @@
           <w:b/>
           <w:bCs/>
         </w:rPr>
-        <w:t>Kalibrierung:</w:t>
-      </w:r>
-      <w:r>
-        <w:rPr/>
-        <w:t xml:space="preserve"> μ, drag_len, k1 und die Klassengrenzen sind begründete Startwerte, aber nicht an echten Wegen geeicht. Die Werte von Skitourenguru sind nicht öffentlich.</w:t>
+        <w:t>Das Ergebnis ist ein Modell, die Berechnungen können Fehler enthalten. Es ersetzt keine Beurteilung im Gelände.</w:t>
+      </w:r>
+    </w:p>
+    <w:p>
+      <w:pPr>
+        <w:pStyle w:val="Heading2"/>
+        <w:keepNext w:val="true"/>
+        <w:rPr/>
+      </w:pPr>
+      <w:bookmarkStart w:id="42" w:name="__RefHeading___Toc1234_50781890"/>
+      <w:bookmarkEnd w:id="42"/>
+      <w:r>
+        <w:rPr/>
+        <w:t>18.1  Quellen</w:t>
       </w:r>
     </w:p>
     <w:p>
@@ -6844,21 +11289,14 @@
         <w:pStyle w:val="ListParagraph"/>
         <w:numPr>
           <w:ilvl w:val="0"/>
-          <w:numId w:val="2"/>
+          <w:numId w:val="1"/>
         </w:numPr>
         <w:spacing w:before="0" w:after="60"/>
         <w:rPr/>
       </w:pPr>
       <w:r>
-        <w:rPr>
-          <w:b/>
-          <w:bCs/>
-        </w:rPr>
-        <w:t>Oberfläche:</w:t>
-      </w:r>
-      <w:r>
-        <w:rPr/>
-        <w:t xml:space="preserve"> Gras, Geröll und Fels gleiten unterschiedlich. Das Modell kennt nur ein μ.</w:t>
+        <w:rPr/>
+        <w:t>Skitourenguru Wiki, Artikel a0077: https://wiki.skitourenguru.com/de/articles/a0077.html</w:t>
       </w:r>
     </w:p>
     <w:p>
@@ -6866,21 +11304,14 @@
         <w:pStyle w:val="ListParagraph"/>
         <w:numPr>
           <w:ilvl w:val="0"/>
-          <w:numId w:val="2"/>
+          <w:numId w:val="1"/>
         </w:numPr>
         <w:spacing w:before="0" w:after="60"/>
         <w:rPr/>
       </w:pPr>
       <w:r>
-        <w:rPr>
-          <w:b/>
-          <w:bCs/>
-        </w:rPr>
-        <w:t>Sicherungen</w:t>
-      </w:r>
-      <w:r>
-        <w:rPr/>
-        <w:t xml:space="preserve"> wie Seile, Ketten oder Geländer kennt es nicht.</w:t>
+        <w:rPr/>
+        <w:t>DIGIWAY Exposure Map (Euregio Tirol – Südtirol – Trentino): https://www.europaregion.info/en/euregio/projekte/nachhaltigkeit/digiway-geodata-for-safety-in-the-mountains/exposure-map/</w:t>
       </w:r>
     </w:p>
     <w:p>
@@ -6888,21 +11319,14 @@
         <w:pStyle w:val="ListParagraph"/>
         <w:numPr>
           <w:ilvl w:val="0"/>
-          <w:numId w:val="2"/>
+          <w:numId w:val="1"/>
         </w:numPr>
         <w:spacing w:before="0" w:after="60"/>
         <w:rPr/>
       </w:pPr>
       <w:r>
-        <w:rPr>
-          <w:b/>
-          <w:bCs/>
-        </w:rPr>
-        <w:t>OSM-Lagefehler</w:t>
-      </w:r>
-      <w:r>
-        <w:rPr/>
-        <w:t xml:space="preserve"> von mehreren Metern können den Startpunkt in die falsche Hangseite legen.</w:t>
+        <w:rPr/>
+        <w:t>OpenStreetMap Wiki, Key:sac_scale und Key:hiking_exposition: https://wiki.openstreetmap.org</w:t>
       </w:r>
     </w:p>
     <w:p>
@@ -6910,45 +11334,14 @@
         <w:pStyle w:val="ListParagraph"/>
         <w:numPr>
           <w:ilvl w:val="0"/>
-          <w:numId w:val="2"/>
+          <w:numId w:val="1"/>
         </w:numPr>
         <w:spacing w:before="0" w:after="60"/>
         <w:rPr/>
       </w:pPr>
       <w:r>
-        <w:rPr>
-          <w:b/>
-          <w:bCs/>
-        </w:rPr>
-        <w:t>DEM-Auflösung:</w:t>
-      </w:r>
-      <w:r>
-        <w:rPr/>
-        <w:t xml:space="preserve"> Schmale Felsbänder unter etwa 2–4 m Höhe glättet das 2-m-Raster teilweise weg.</w:t>
-      </w:r>
-    </w:p>
-    <w:p>
-      <w:pPr>
-        <w:pStyle w:val="Normal"/>
-        <w:spacing w:before="160" w:after="120"/>
-        <w:rPr/>
-      </w:pPr>
-      <w:r>
-        <w:rPr/>
-        <w:t>Das Ergebnis ist ein Modell und ersetzt keine Beurteilung im Gelände.</w:t>
-      </w:r>
-    </w:p>
-    <w:p>
-      <w:pPr>
-        <w:pStyle w:val="Heading2"/>
-        <w:keepNext w:val="true"/>
-        <w:rPr/>
-      </w:pPr>
-      <w:bookmarkStart w:id="26" w:name="__RefHeading___Toc762_3725421718"/>
-      <w:bookmarkEnd w:id="26"/>
-      <w:r>
-        <w:rPr/>
-        <w:t>15.1  Quellen</w:t>
+        <w:rPr/>
+        <w:t>SAC-Wanderskala: https://www.sac-cas.ch</w:t>
       </w:r>
     </w:p>
     <w:p>
@@ -6956,14 +11349,14 @@
         <w:pStyle w:val="ListParagraph"/>
         <w:numPr>
           <w:ilvl w:val="0"/>
-          <w:numId w:val="2"/>
+          <w:numId w:val="1"/>
         </w:numPr>
         <w:spacing w:before="0" w:after="60"/>
         <w:rPr/>
       </w:pPr>
       <w:r>
         <w:rPr/>
-        <w:t>Skitourenguru Wiki, Artikel a0077: https://wiki.skitourenguru.com/de/articles/a0077.html</w:t>
+        <w:t>Copernicus Land Monitoring Service, Tree Cover Density: https://land.copernicus.eu</w:t>
       </w:r>
     </w:p>
     <w:p>
@@ -6971,37 +11364,7 @@
         <w:pStyle w:val="ListParagraph"/>
         <w:numPr>
           <w:ilvl w:val="0"/>
-          <w:numId w:val="2"/>
-        </w:numPr>
-        <w:spacing w:before="0" w:after="60"/>
-        <w:rPr/>
-      </w:pPr>
-      <w:r>
-        <w:rPr/>
-        <w:t>DIGIWAY Exposure Map (Euregio Tirol – Südtirol – Trentino): https://www.europaregion.info/en/euregio/projekte/nachhaltigkeit/digiway-geodata-for-safety-in-the-mountains/exposure-map/</w:t>
-      </w:r>
-    </w:p>
-    <w:p>
-      <w:pPr>
-        <w:pStyle w:val="ListParagraph"/>
-        <w:numPr>
-          <w:ilvl w:val="0"/>
-          <w:numId w:val="2"/>
-        </w:numPr>
-        <w:spacing w:before="0" w:after="60"/>
-        <w:rPr/>
-      </w:pPr>
-      <w:r>
-        <w:rPr/>
-        <w:t>OpenStreetMap Wiki, Key:hiking_exposition: https://wiki.openstreetmap.org/wiki/Key:hiking_exposition</w:t>
-      </w:r>
-    </w:p>
-    <w:p>
-      <w:pPr>
-        <w:pStyle w:val="ListParagraph"/>
-        <w:numPr>
-          <w:ilvl w:val="0"/>
-          <w:numId w:val="2"/>
+          <w:numId w:val="1"/>
         </w:numPr>
         <w:spacing w:before="0" w:after="60"/>
         <w:rPr/>
@@ -7095,7 +11458,7 @@
         <w:sz w:val="18"/>
         <w:szCs w:val="18"/>
       </w:rPr>
-      <w:t>12</w:t>
+      <w:t>20</w:t>
     </w:r>
     <w:r>
       <w:rPr>
@@ -7143,7 +11506,7 @@
         <w:sz w:val="18"/>
         <w:szCs w:val="18"/>
       </w:rPr>
-      <w:t>12</w:t>
+      <w:t>20</w:t>
     </w:r>
     <w:r>
       <w:rPr>
@@ -7228,8 +11591,8 @@
   <w:abstractNum w:abstractNumId="1">
     <w:lvl w:ilvl="0">
       <w:start w:val="1"/>
-      <w:numFmt w:val="decimal"/>
-      <w:lvlText w:val="%1."/>
+      <w:numFmt w:val="bullet"/>
+      <w:lvlText w:val=""/>
       <w:lvlJc w:val="left"/>
       <w:pPr>
         <w:tabs>
@@ -7237,7 +11600,9 @@
         </w:tabs>
         <w:ind w:left="540" w:hanging="300"/>
       </w:pPr>
-      <w:rPr/>
+      <w:rPr>
+        <w:rFonts w:ascii="Symbol" w:hAnsi="Symbol" w:cs="Symbol" w:hint="default"/>
+      </w:rPr>
     </w:lvl>
     <w:lvl w:ilvl="1">
       <w:start w:val="1"/>
@@ -7339,8 +11704,8 @@
   <w:abstractNum w:abstractNumId="2">
     <w:lvl w:ilvl="0">
       <w:start w:val="1"/>
-      <w:numFmt w:val="bullet"/>
-      <w:lvlText w:val=""/>
+      <w:numFmt w:val="decimal"/>
+      <w:lvlText w:val="%1."/>
       <w:lvlJc w:val="left"/>
       <w:pPr>
         <w:tabs>
@@ -7348,9 +11713,7 @@
         </w:tabs>
         <w:ind w:left="540" w:hanging="300"/>
       </w:pPr>
-      <w:rPr>
-        <w:rFonts w:ascii="Symbol" w:hAnsi="Symbol" w:cs="Symbol" w:hint="default"/>
-      </w:rPr>
+      <w:rPr/>
     </w:lvl>
     <w:lvl w:ilvl="1">
       <w:start w:val="1"/>

--- a/docs/fall_exposure_qgis_dokumentation.docx
+++ b/docs/fall_exposure_qgis_dokumentation.docx
@@ -137,7 +137,7 @@
             </w:rPr>
             <w:fldChar w:fldCharType="separate"/>
           </w:r>
-          <w:hyperlink w:anchor="__RefHeading___Toc1150_50781890">
+          <w:hyperlink w:anchor="__RefHeading___Toc1160_784777474">
             <w:r>
               <w:rPr>
                 <w:rStyle w:val="IndexLink"/>
@@ -157,7 +157,7 @@
             </w:tabs>
             <w:rPr/>
           </w:pPr>
-          <w:hyperlink w:anchor="__RefHeading___Toc1152_50781890">
+          <w:hyperlink w:anchor="__RefHeading___Toc1162_784777474">
             <w:r>
               <w:rPr>
                 <w:rStyle w:val="IndexLink"/>
@@ -177,7 +177,7 @@
             </w:tabs>
             <w:rPr/>
           </w:pPr>
-          <w:hyperlink w:anchor="__RefHeading___Toc1154_50781890">
+          <w:hyperlink w:anchor="__RefHeading___Toc1164_784777474">
             <w:r>
               <w:rPr>
                 <w:rStyle w:val="IndexLink"/>
@@ -197,7 +197,7 @@
             </w:tabs>
             <w:rPr/>
           </w:pPr>
-          <w:hyperlink w:anchor="__RefHeading___Toc1156_50781890">
+          <w:hyperlink w:anchor="__RefHeading___Toc1166_784777474">
             <w:r>
               <w:rPr>
                 <w:rStyle w:val="IndexLink"/>
@@ -217,7 +217,7 @@
             </w:tabs>
             <w:rPr/>
           </w:pPr>
-          <w:hyperlink w:anchor="__RefHeading___Toc1158_50781890">
+          <w:hyperlink w:anchor="__RefHeading___Toc1168_784777474">
             <w:r>
               <w:rPr>
                 <w:rStyle w:val="IndexLink"/>
@@ -237,7 +237,7 @@
             </w:tabs>
             <w:rPr/>
           </w:pPr>
-          <w:hyperlink w:anchor="__RefHeading___Toc1160_50781890">
+          <w:hyperlink w:anchor="__RefHeading___Toc1170_784777474">
             <w:r>
               <w:rPr>
                 <w:rStyle w:val="IndexLink"/>
@@ -257,7 +257,7 @@
             </w:tabs>
             <w:rPr/>
           </w:pPr>
-          <w:hyperlink w:anchor="__RefHeading___Toc1162_50781890">
+          <w:hyperlink w:anchor="__RefHeading___Toc1172_784777474">
             <w:r>
               <w:rPr>
                 <w:rStyle w:val="IndexLink"/>
@@ -277,7 +277,7 @@
             </w:tabs>
             <w:rPr/>
           </w:pPr>
-          <w:hyperlink w:anchor="__RefHeading___Toc1164_50781890">
+          <w:hyperlink w:anchor="__RefHeading___Toc1174_784777474">
             <w:r>
               <w:rPr>
                 <w:rStyle w:val="IndexLink"/>
@@ -297,7 +297,7 @@
             </w:tabs>
             <w:rPr/>
           </w:pPr>
-          <w:hyperlink w:anchor="__RefHeading___Toc1166_50781890">
+          <w:hyperlink w:anchor="__RefHeading___Toc1176_784777474">
             <w:r>
               <w:rPr>
                 <w:rStyle w:val="IndexLink"/>
@@ -317,7 +317,7 @@
             </w:tabs>
             <w:rPr/>
           </w:pPr>
-          <w:hyperlink w:anchor="__RefHeading___Toc1168_50781890">
+          <w:hyperlink w:anchor="__RefHeading___Toc1178_784777474">
             <w:r>
               <w:rPr>
                 <w:rStyle w:val="IndexLink"/>
@@ -337,7 +337,7 @@
             </w:tabs>
             <w:rPr/>
           </w:pPr>
-          <w:hyperlink w:anchor="__RefHeading___Toc1170_50781890">
+          <w:hyperlink w:anchor="__RefHeading___Toc1180_784777474">
             <w:r>
               <w:rPr>
                 <w:rStyle w:val="IndexLink"/>
@@ -357,7 +357,7 @@
             </w:tabs>
             <w:rPr/>
           </w:pPr>
-          <w:hyperlink w:anchor="__RefHeading___Toc1172_50781890">
+          <w:hyperlink w:anchor="__RefHeading___Toc1182_784777474">
             <w:r>
               <w:rPr>
                 <w:rStyle w:val="IndexLink"/>
@@ -377,7 +377,7 @@
             </w:tabs>
             <w:rPr/>
           </w:pPr>
-          <w:hyperlink w:anchor="__RefHeading___Toc1174_50781890">
+          <w:hyperlink w:anchor="__RefHeading___Toc1184_784777474">
             <w:r>
               <w:rPr>
                 <w:rStyle w:val="IndexLink"/>
@@ -397,7 +397,7 @@
             </w:tabs>
             <w:rPr/>
           </w:pPr>
-          <w:hyperlink w:anchor="__RefHeading___Toc1176_50781890">
+          <w:hyperlink w:anchor="__RefHeading___Toc1186_784777474">
             <w:r>
               <w:rPr>
                 <w:rStyle w:val="IndexLink"/>
@@ -417,7 +417,7 @@
             </w:tabs>
             <w:rPr/>
           </w:pPr>
-          <w:hyperlink w:anchor="__RefHeading___Toc1178_50781890">
+          <w:hyperlink w:anchor="__RefHeading___Toc1188_784777474">
             <w:r>
               <w:rPr>
                 <w:rStyle w:val="IndexLink"/>
@@ -437,7 +437,7 @@
             </w:tabs>
             <w:rPr/>
           </w:pPr>
-          <w:hyperlink w:anchor="__RefHeading___Toc1180_50781890">
+          <w:hyperlink w:anchor="__RefHeading___Toc1190_784777474">
             <w:r>
               <w:rPr>
                 <w:rStyle w:val="IndexLink"/>
@@ -457,7 +457,7 @@
             </w:tabs>
             <w:rPr/>
           </w:pPr>
-          <w:hyperlink w:anchor="__RefHeading___Toc1182_50781890">
+          <w:hyperlink w:anchor="__RefHeading___Toc1192_784777474">
             <w:r>
               <w:rPr>
                 <w:rStyle w:val="IndexLink"/>
@@ -477,7 +477,7 @@
             </w:tabs>
             <w:rPr/>
           </w:pPr>
-          <w:hyperlink w:anchor="__RefHeading___Toc1184_50781890">
+          <w:hyperlink w:anchor="__RefHeading___Toc1194_784777474">
             <w:r>
               <w:rPr>
                 <w:rStyle w:val="IndexLink"/>
@@ -497,7 +497,7 @@
             </w:tabs>
             <w:rPr/>
           </w:pPr>
-          <w:hyperlink w:anchor="__RefHeading___Toc1186_50781890">
+          <w:hyperlink w:anchor="__RefHeading___Toc1196_784777474">
             <w:r>
               <w:rPr>
                 <w:rStyle w:val="IndexLink"/>
@@ -517,7 +517,7 @@
             </w:tabs>
             <w:rPr/>
           </w:pPr>
-          <w:hyperlink w:anchor="__RefHeading___Toc1188_50781890">
+          <w:hyperlink w:anchor="__RefHeading___Toc1198_784777474">
             <w:r>
               <w:rPr>
                 <w:rStyle w:val="IndexLink"/>
@@ -537,7 +537,7 @@
             </w:tabs>
             <w:rPr/>
           </w:pPr>
-          <w:hyperlink w:anchor="__RefHeading___Toc1190_50781890">
+          <w:hyperlink w:anchor="__RefHeading___Toc1200_784777474">
             <w:r>
               <w:rPr>
                 <w:rStyle w:val="IndexLink"/>
@@ -557,7 +557,7 @@
             </w:tabs>
             <w:rPr/>
           </w:pPr>
-          <w:hyperlink w:anchor="__RefHeading___Toc1192_50781890">
+          <w:hyperlink w:anchor="__RefHeading___Toc1202_784777474">
             <w:r>
               <w:rPr>
                 <w:rStyle w:val="IndexLink"/>
@@ -577,7 +577,7 @@
             </w:tabs>
             <w:rPr/>
           </w:pPr>
-          <w:hyperlink w:anchor="__RefHeading___Toc1194_50781890">
+          <w:hyperlink w:anchor="__RefHeading___Toc1204_784777474">
             <w:r>
               <w:rPr>
                 <w:rStyle w:val="IndexLink"/>
@@ -597,7 +597,7 @@
             </w:tabs>
             <w:rPr/>
           </w:pPr>
-          <w:hyperlink w:anchor="__RefHeading___Toc1196_50781890">
+          <w:hyperlink w:anchor="__RefHeading___Toc1206_784777474">
             <w:r>
               <w:rPr>
                 <w:rStyle w:val="IndexLink"/>
@@ -617,7 +617,7 @@
             </w:tabs>
             <w:rPr/>
           </w:pPr>
-          <w:hyperlink w:anchor="__RefHeading___Toc1198_50781890">
+          <w:hyperlink w:anchor="__RefHeading___Toc1208_784777474">
             <w:r>
               <w:rPr>
                 <w:rStyle w:val="IndexLink"/>
@@ -637,7 +637,7 @@
             </w:tabs>
             <w:rPr/>
           </w:pPr>
-          <w:hyperlink w:anchor="__RefHeading___Toc1200_50781890">
+          <w:hyperlink w:anchor="__RefHeading___Toc1210_784777474">
             <w:r>
               <w:rPr>
                 <w:rStyle w:val="IndexLink"/>
@@ -657,7 +657,7 @@
             </w:tabs>
             <w:rPr/>
           </w:pPr>
-          <w:hyperlink w:anchor="__RefHeading___Toc1202_50781890">
+          <w:hyperlink w:anchor="__RefHeading___Toc1212_784777474">
             <w:r>
               <w:rPr>
                 <w:rStyle w:val="IndexLink"/>
@@ -677,7 +677,7 @@
             </w:tabs>
             <w:rPr/>
           </w:pPr>
-          <w:hyperlink w:anchor="__RefHeading___Toc1204_50781890">
+          <w:hyperlink w:anchor="__RefHeading___Toc1214_784777474">
             <w:r>
               <w:rPr>
                 <w:rStyle w:val="IndexLink"/>
@@ -697,7 +697,7 @@
             </w:tabs>
             <w:rPr/>
           </w:pPr>
-          <w:hyperlink w:anchor="__RefHeading___Toc1206_50781890">
+          <w:hyperlink w:anchor="__RefHeading___Toc1216_784777474">
             <w:r>
               <w:rPr>
                 <w:rStyle w:val="IndexLink"/>
@@ -717,7 +717,7 @@
             </w:tabs>
             <w:rPr/>
           </w:pPr>
-          <w:hyperlink w:anchor="__RefHeading___Toc1208_50781890">
+          <w:hyperlink w:anchor="__RefHeading___Toc1218_784777474">
             <w:r>
               <w:rPr>
                 <w:rStyle w:val="IndexLink"/>
@@ -737,7 +737,7 @@
             </w:tabs>
             <w:rPr/>
           </w:pPr>
-          <w:hyperlink w:anchor="__RefHeading___Toc1210_50781890">
+          <w:hyperlink w:anchor="__RefHeading___Toc1220_784777474">
             <w:r>
               <w:rPr>
                 <w:rStyle w:val="IndexLink"/>
@@ -757,7 +757,7 @@
             </w:tabs>
             <w:rPr/>
           </w:pPr>
-          <w:hyperlink w:anchor="__RefHeading___Toc1212_50781890">
+          <w:hyperlink w:anchor="__RefHeading___Toc1222_784777474">
             <w:r>
               <w:rPr>
                 <w:rStyle w:val="IndexLink"/>
@@ -777,7 +777,7 @@
             </w:tabs>
             <w:rPr/>
           </w:pPr>
-          <w:hyperlink w:anchor="__RefHeading___Toc1214_50781890">
+          <w:hyperlink w:anchor="__RefHeading___Toc1224_784777474">
             <w:r>
               <w:rPr>
                 <w:rStyle w:val="IndexLink"/>
@@ -797,7 +797,7 @@
             </w:tabs>
             <w:rPr/>
           </w:pPr>
-          <w:hyperlink w:anchor="__RefHeading___Toc1216_50781890">
+          <w:hyperlink w:anchor="__RefHeading___Toc1226_784777474">
             <w:r>
               <w:rPr>
                 <w:rStyle w:val="IndexLink"/>
@@ -817,7 +817,7 @@
             </w:tabs>
             <w:rPr/>
           </w:pPr>
-          <w:hyperlink w:anchor="__RefHeading___Toc1218_50781890">
+          <w:hyperlink w:anchor="__RefHeading___Toc1228_784777474">
             <w:r>
               <w:rPr>
                 <w:rStyle w:val="IndexLink"/>
@@ -837,7 +837,7 @@
             </w:tabs>
             <w:rPr/>
           </w:pPr>
-          <w:hyperlink w:anchor="__RefHeading___Toc1220_50781890">
+          <w:hyperlink w:anchor="__RefHeading___Toc1230_784777474">
             <w:r>
               <w:rPr>
                 <w:rStyle w:val="IndexLink"/>
@@ -857,7 +857,7 @@
             </w:tabs>
             <w:rPr/>
           </w:pPr>
-          <w:hyperlink w:anchor="__RefHeading___Toc1222_50781890">
+          <w:hyperlink w:anchor="__RefHeading___Toc1232_784777474">
             <w:r>
               <w:rPr>
                 <w:rStyle w:val="IndexLink"/>
@@ -877,7 +877,7 @@
             </w:tabs>
             <w:rPr/>
           </w:pPr>
-          <w:hyperlink w:anchor="__RefHeading___Toc1224_50781890">
+          <w:hyperlink w:anchor="__RefHeading___Toc1234_784777474">
             <w:r>
               <w:rPr>
                 <w:rStyle w:val="IndexLink"/>
@@ -897,7 +897,7 @@
             </w:tabs>
             <w:rPr/>
           </w:pPr>
-          <w:hyperlink w:anchor="__RefHeading___Toc1226_50781890">
+          <w:hyperlink w:anchor="__RefHeading___Toc1236_784777474">
             <w:r>
               <w:rPr>
                 <w:rStyle w:val="IndexLink"/>
@@ -917,7 +917,7 @@
             </w:tabs>
             <w:rPr/>
           </w:pPr>
-          <w:hyperlink w:anchor="__RefHeading___Toc1228_50781890">
+          <w:hyperlink w:anchor="__RefHeading___Toc1238_784777474">
             <w:r>
               <w:rPr>
                 <w:rStyle w:val="IndexLink"/>
@@ -937,7 +937,7 @@
             </w:tabs>
             <w:rPr/>
           </w:pPr>
-          <w:hyperlink w:anchor="__RefHeading___Toc1230_50781890">
+          <w:hyperlink w:anchor="__RefHeading___Toc1240_784777474">
             <w:r>
               <w:rPr>
                 <w:rStyle w:val="IndexLink"/>
@@ -957,7 +957,7 @@
             </w:tabs>
             <w:rPr/>
           </w:pPr>
-          <w:hyperlink w:anchor="__RefHeading___Toc1232_50781890">
+          <w:hyperlink w:anchor="__RefHeading___Toc1242_784777474">
             <w:r>
               <w:rPr>
                 <w:rStyle w:val="IndexLink"/>
@@ -977,7 +977,7 @@
             </w:tabs>
             <w:rPr/>
           </w:pPr>
-          <w:hyperlink w:anchor="__RefHeading___Toc1234_50781890">
+          <w:hyperlink w:anchor="__RefHeading___Toc1244_784777474">
             <w:r>
               <w:rPr>
                 <w:rStyle w:val="IndexLink"/>
@@ -1023,7 +1023,7 @@
         <w:spacing w:before="0" w:after="160"/>
         <w:rPr/>
       </w:pPr>
-      <w:bookmarkStart w:id="0" w:name="__RefHeading___Toc1150_50781890"/>
+      <w:bookmarkStart w:id="0" w:name="__RefHeading___Toc1160_784777474"/>
       <w:bookmarkEnd w:id="0"/>
       <w:r>
         <w:rPr/>
@@ -1090,7 +1090,7 @@
         <w:keepNext w:val="true"/>
         <w:rPr/>
       </w:pPr>
-      <w:bookmarkStart w:id="1" w:name="__RefHeading___Toc1152_50781890"/>
+      <w:bookmarkStart w:id="1" w:name="__RefHeading___Toc1162_784777474"/>
       <w:bookmarkEnd w:id="1"/>
       <w:r>
         <w:rPr/>
@@ -1213,7 +1213,7 @@
         <w:keepNext w:val="true"/>
         <w:rPr/>
       </w:pPr>
-      <w:bookmarkStart w:id="2" w:name="__RefHeading___Toc1154_50781890"/>
+      <w:bookmarkStart w:id="2" w:name="__RefHeading___Toc1164_784777474"/>
       <w:bookmarkEnd w:id="2"/>
       <w:r>
         <w:rPr/>
@@ -1574,7 +1574,7 @@
         <w:pStyle w:val="Heading1"/>
         <w:rPr/>
       </w:pPr>
-      <w:bookmarkStart w:id="3" w:name="__RefHeading___Toc1156_50781890"/>
+      <w:bookmarkStart w:id="3" w:name="__RefHeading___Toc1166_784777474"/>
       <w:bookmarkEnd w:id="3"/>
       <w:r>
         <w:rPr/>
@@ -1587,7 +1587,7 @@
         <w:keepNext w:val="true"/>
         <w:rPr/>
       </w:pPr>
-      <w:bookmarkStart w:id="4" w:name="__RefHeading___Toc1158_50781890"/>
+      <w:bookmarkStart w:id="4" w:name="__RefHeading___Toc1168_784777474"/>
       <w:bookmarkEnd w:id="4"/>
       <w:r>
         <w:rPr/>
@@ -1703,7 +1703,7 @@
         <w:keepNext w:val="true"/>
         <w:rPr/>
       </w:pPr>
-      <w:bookmarkStart w:id="5" w:name="__RefHeading___Toc1160_50781890"/>
+      <w:bookmarkStart w:id="5" w:name="__RefHeading___Toc1170_784777474"/>
       <w:bookmarkEnd w:id="5"/>
       <w:r>
         <w:rPr/>
@@ -2084,7 +2084,7 @@
         <w:keepNext w:val="true"/>
         <w:rPr/>
       </w:pPr>
-      <w:bookmarkStart w:id="6" w:name="__RefHeading___Toc1162_50781890"/>
+      <w:bookmarkStart w:id="6" w:name="__RefHeading___Toc1172_784777474"/>
       <w:bookmarkEnd w:id="6"/>
       <w:r>
         <w:rPr/>
@@ -2434,7 +2434,7 @@
         <w:keepNext w:val="true"/>
         <w:rPr/>
       </w:pPr>
-      <w:bookmarkStart w:id="7" w:name="__RefHeading___Toc1164_50781890"/>
+      <w:bookmarkStart w:id="7" w:name="__RefHeading___Toc1174_784777474"/>
       <w:bookmarkEnd w:id="7"/>
       <w:r>
         <w:rPr/>
@@ -2624,7 +2624,7 @@
         <w:keepNext w:val="true"/>
         <w:rPr/>
       </w:pPr>
-      <w:bookmarkStart w:id="8" w:name="__RefHeading___Toc1166_50781890"/>
+      <w:bookmarkStart w:id="8" w:name="__RefHeading___Toc1176_784777474"/>
       <w:bookmarkEnd w:id="8"/>
       <w:r>
         <w:rPr/>
@@ -2650,7 +2650,7 @@
         <w:pStyle w:val="Heading1"/>
         <w:rPr/>
       </w:pPr>
-      <w:bookmarkStart w:id="9" w:name="__RefHeading___Toc1168_50781890"/>
+      <w:bookmarkStart w:id="9" w:name="__RefHeading___Toc1178_784777474"/>
       <w:bookmarkEnd w:id="9"/>
       <w:r>
         <w:rPr/>
@@ -3428,7 +3428,7 @@
         <w:pStyle w:val="Heading1"/>
         <w:rPr/>
       </w:pPr>
-      <w:bookmarkStart w:id="10" w:name="__RefHeading___Toc1170_50781890"/>
+      <w:bookmarkStart w:id="10" w:name="__RefHeading___Toc1180_784777474"/>
       <w:bookmarkEnd w:id="10"/>
       <w:r>
         <w:rPr/>
@@ -3441,7 +3441,7 @@
         <w:keepNext w:val="true"/>
         <w:rPr/>
       </w:pPr>
-      <w:bookmarkStart w:id="11" w:name="__RefHeading___Toc1172_50781890"/>
+      <w:bookmarkStart w:id="11" w:name="__RefHeading___Toc1182_784777474"/>
       <w:bookmarkEnd w:id="11"/>
       <w:r>
         <w:rPr/>
@@ -3502,7 +3502,7 @@
         <w:keepNext w:val="true"/>
         <w:rPr/>
       </w:pPr>
-      <w:bookmarkStart w:id="12" w:name="__RefHeading___Toc1174_50781890"/>
+      <w:bookmarkStart w:id="12" w:name="__RefHeading___Toc1184_784777474"/>
       <w:bookmarkEnd w:id="12"/>
       <w:r>
         <w:rPr/>
@@ -3594,7 +3594,7 @@
         <w:keepNext w:val="true"/>
         <w:rPr/>
       </w:pPr>
-      <w:bookmarkStart w:id="13" w:name="__RefHeading___Toc1176_50781890"/>
+      <w:bookmarkStart w:id="13" w:name="__RefHeading___Toc1186_784777474"/>
       <w:bookmarkEnd w:id="13"/>
       <w:r>
         <w:rPr/>
@@ -3631,7 +3631,7 @@
         <w:pStyle w:val="Heading1"/>
         <w:rPr/>
       </w:pPr>
-      <w:bookmarkStart w:id="14" w:name="__RefHeading___Toc1178_50781890"/>
+      <w:bookmarkStart w:id="14" w:name="__RefHeading___Toc1188_784777474"/>
       <w:bookmarkEnd w:id="14"/>
       <w:r>
         <w:rPr/>
@@ -3794,7 +3794,7 @@
         <w:pStyle w:val="Heading1"/>
         <w:rPr/>
       </w:pPr>
-      <w:bookmarkStart w:id="15" w:name="__RefHeading___Toc1180_50781890"/>
+      <w:bookmarkStart w:id="15" w:name="__RefHeading___Toc1190_784777474"/>
       <w:bookmarkEnd w:id="15"/>
       <w:r>
         <w:rPr/>
@@ -3977,7 +3977,7 @@
         <w:pStyle w:val="Heading1"/>
         <w:rPr/>
       </w:pPr>
-      <w:bookmarkStart w:id="16" w:name="__RefHeading___Toc1182_50781890"/>
+      <w:bookmarkStart w:id="16" w:name="__RefHeading___Toc1192_784777474"/>
       <w:bookmarkEnd w:id="16"/>
       <w:r>
         <w:rPr/>
@@ -4042,7 +4042,7 @@
         <w:pStyle w:val="Heading1"/>
         <w:rPr/>
       </w:pPr>
-      <w:bookmarkStart w:id="17" w:name="__RefHeading___Toc1184_50781890"/>
+      <w:bookmarkStart w:id="17" w:name="__RefHeading___Toc1194_784777474"/>
       <w:bookmarkEnd w:id="17"/>
       <w:r>
         <w:rPr/>
@@ -4066,7 +4066,7 @@
         <w:keepNext w:val="true"/>
         <w:rPr/>
       </w:pPr>
-      <w:bookmarkStart w:id="18" w:name="__RefHeading___Toc1186_50781890"/>
+      <w:bookmarkStart w:id="18" w:name="__RefHeading___Toc1196_784777474"/>
       <w:bookmarkEnd w:id="18"/>
       <w:r>
         <w:rPr/>
@@ -4090,7 +4090,7 @@
         <w:keepNext w:val="true"/>
         <w:rPr/>
       </w:pPr>
-      <w:bookmarkStart w:id="19" w:name="__RefHeading___Toc1188_50781890"/>
+      <w:bookmarkStart w:id="19" w:name="__RefHeading___Toc1198_784777474"/>
       <w:bookmarkEnd w:id="19"/>
       <w:r>
         <w:rPr/>
@@ -4322,7 +4322,7 @@
         <w:keepNext w:val="true"/>
         <w:rPr/>
       </w:pPr>
-      <w:bookmarkStart w:id="20" w:name="__RefHeading___Toc1190_50781890"/>
+      <w:bookmarkStart w:id="20" w:name="__RefHeading___Toc1200_784777474"/>
       <w:bookmarkEnd w:id="20"/>
       <w:r>
         <w:rPr/>
@@ -4385,7 +4385,7 @@
         <w:keepNext w:val="true"/>
         <w:rPr/>
       </w:pPr>
-      <w:bookmarkStart w:id="21" w:name="__RefHeading___Toc1192_50781890"/>
+      <w:bookmarkStart w:id="21" w:name="__RefHeading___Toc1202_784777474"/>
       <w:bookmarkEnd w:id="21"/>
       <w:r>
         <w:rPr/>
@@ -4789,7 +4789,7 @@
         <w:keepNext w:val="true"/>
         <w:rPr/>
       </w:pPr>
-      <w:bookmarkStart w:id="22" w:name="__RefHeading___Toc1194_50781890"/>
+      <w:bookmarkStart w:id="22" w:name="__RefHeading___Toc1204_784777474"/>
       <w:bookmarkEnd w:id="22"/>
       <w:r>
         <w:rPr/>
@@ -4812,7 +4812,7 @@
         <w:pStyle w:val="Heading1"/>
         <w:rPr/>
       </w:pPr>
-      <w:bookmarkStart w:id="23" w:name="__RefHeading___Toc1196_50781890"/>
+      <w:bookmarkStart w:id="23" w:name="__RefHeading___Toc1206_784777474"/>
       <w:bookmarkEnd w:id="23"/>
       <w:r>
         <w:rPr/>
@@ -4934,7 +4934,7 @@
         <w:pStyle w:val="Heading1"/>
         <w:rPr/>
       </w:pPr>
-      <w:bookmarkStart w:id="24" w:name="__RefHeading___Toc1198_50781890"/>
+      <w:bookmarkStart w:id="24" w:name="__RefHeading___Toc1208_784777474"/>
       <w:bookmarkEnd w:id="24"/>
       <w:r>
         <w:rPr/>
@@ -5343,7 +5343,7 @@
         <w:keepNext w:val="true"/>
         <w:rPr/>
       </w:pPr>
-      <w:bookmarkStart w:id="25" w:name="__RefHeading___Toc1200_50781890"/>
+      <w:bookmarkStart w:id="25" w:name="__RefHeading___Toc1210_784777474"/>
       <w:bookmarkEnd w:id="25"/>
       <w:r>
         <w:rPr/>
@@ -5417,7 +5417,7 @@
         <w:pStyle w:val="Heading1"/>
         <w:rPr/>
       </w:pPr>
-      <w:bookmarkStart w:id="26" w:name="__RefHeading___Toc1202_50781890"/>
+      <w:bookmarkStart w:id="26" w:name="__RefHeading___Toc1212_784777474"/>
       <w:bookmarkEnd w:id="26"/>
       <w:r>
         <w:rPr/>
@@ -6117,7 +6117,7 @@
         <w:keepNext w:val="true"/>
         <w:rPr/>
       </w:pPr>
-      <w:bookmarkStart w:id="27" w:name="__RefHeading___Toc1204_50781890"/>
+      <w:bookmarkStart w:id="27" w:name="__RefHeading___Toc1214_784777474"/>
       <w:bookmarkEnd w:id="27"/>
       <w:r>
         <w:rPr/>
@@ -6353,7 +6353,7 @@
         <w:pStyle w:val="Heading1"/>
         <w:rPr/>
       </w:pPr>
-      <w:bookmarkStart w:id="28" w:name="__RefHeading___Toc1206_50781890"/>
+      <w:bookmarkStart w:id="28" w:name="__RefHeading___Toc1216_784777474"/>
       <w:bookmarkEnd w:id="28"/>
       <w:r>
         <w:rPr/>
@@ -7889,7 +7889,7 @@
         <w:pStyle w:val="Heading1"/>
         <w:rPr/>
       </w:pPr>
-      <w:bookmarkStart w:id="29" w:name="__RefHeading___Toc1208_50781890"/>
+      <w:bookmarkStart w:id="29" w:name="__RefHeading___Toc1218_784777474"/>
       <w:bookmarkEnd w:id="29"/>
       <w:r>
         <w:rPr/>
@@ -8310,7 +8310,7 @@
         <w:pStyle w:val="Heading1"/>
         <w:rPr/>
       </w:pPr>
-      <w:bookmarkStart w:id="30" w:name="__RefHeading___Toc1210_50781890"/>
+      <w:bookmarkStart w:id="30" w:name="__RefHeading___Toc1220_784777474"/>
       <w:bookmarkEnd w:id="30"/>
       <w:r>
         <w:rPr/>
@@ -8323,7 +8323,7 @@
         <w:keepNext w:val="true"/>
         <w:rPr/>
       </w:pPr>
-      <w:bookmarkStart w:id="31" w:name="__RefHeading___Toc1212_50781890"/>
+      <w:bookmarkStart w:id="31" w:name="__RefHeading___Toc1222_784777474"/>
       <w:bookmarkEnd w:id="31"/>
       <w:r>
         <w:rPr/>
@@ -9266,7 +9266,7 @@
         <w:keepNext w:val="true"/>
         <w:rPr/>
       </w:pPr>
-      <w:bookmarkStart w:id="32" w:name="__RefHeading___Toc1214_50781890"/>
+      <w:bookmarkStart w:id="32" w:name="__RefHeading___Toc1224_784777474"/>
       <w:bookmarkEnd w:id="32"/>
       <w:r>
         <w:rPr/>
@@ -9726,7 +9726,7 @@
         <w:keepNext w:val="true"/>
         <w:rPr/>
       </w:pPr>
-      <w:bookmarkStart w:id="33" w:name="__RefHeading___Toc1216_50781890"/>
+      <w:bookmarkStart w:id="33" w:name="__RefHeading___Toc1226_784777474"/>
       <w:bookmarkEnd w:id="33"/>
       <w:r>
         <w:rPr/>
@@ -9864,7 +9864,7 @@
         <w:pStyle w:val="Heading1"/>
         <w:rPr/>
       </w:pPr>
-      <w:bookmarkStart w:id="34" w:name="__RefHeading___Toc1218_50781890"/>
+      <w:bookmarkStart w:id="34" w:name="__RefHeading___Toc1228_784777474"/>
       <w:bookmarkEnd w:id="34"/>
       <w:r>
         <w:rPr/>
@@ -10018,7 +10018,7 @@
             </w:pPr>
             <w:r>
               <w:rPr/>
-              <w:t>Absturzrisiko als breites, halbtransparentes Band unter der Weglinie: Klasse 1 ohne Band, 2 hellorange, 3 orange, 4 rot.</w:t>
+              <w:t>Absturzrisiko als breites, halbtransparentes Band unter der Weglinie: Klasse 1 ohne Band, 2 hellorange, 3 rot, 4 magenta.</w:t>
             </w:r>
           </w:p>
         </w:tc>
@@ -10187,7 +10187,85 @@
             </w:pPr>
             <w:r>
               <w:rPr/>
-              <w:t>Schwierigkeit nach Schweizer Signalisation: T1 gelb, T2/T3 rot, T4/T5 blau, T6 magenta, ab T2 mit weissem Rand, T-Beschriftung mit weissem Hintergrund.</w:t>
+              <w:t xml:space="preserve">OSM </w:t>
+            </w:r>
+            <w:r>
+              <w:rPr>
+                <w:rFonts w:eastAsia="Consolas" w:cs="Consolas" w:ascii="Consolas" w:hAnsi="Consolas"/>
+                <w:color w:val="333333"/>
+                <w:sz w:val="20"/>
+                <w:szCs w:val="20"/>
+              </w:rPr>
+              <w:t>sac_scale</w:t>
+            </w:r>
+            <w:r>
+              <w:rPr/>
+              <w:t xml:space="preserve"> nach Schweizer Signalisation: T1 gelb, T2/T3 rot, T4/T5 blau, T6 magenta, ab T2 mit weissem Rand, T-Beschriftung mit weissem Hintergrund.</w:t>
+            </w:r>
+          </w:p>
+        </w:tc>
+      </w:tr>
+      <w:tr>
+        <w:trPr/>
+        <w:tc>
+          <w:tcPr>
+            <w:tcW w:w="3799" w:type="dxa"/>
+            <w:tcBorders>
+              <w:top w:val="single" w:sz="4" w:space="0" w:color="BFBFBF"/>
+              <w:left w:val="single" w:sz="4" w:space="0" w:color="BFBFBF"/>
+              <w:bottom w:val="single" w:sz="4" w:space="0" w:color="BFBFBF"/>
+              <w:right w:val="single" w:sz="4" w:space="0" w:color="BFBFBF"/>
+            </w:tcBorders>
+          </w:tcPr>
+          <w:p>
+            <w:pPr>
+              <w:pStyle w:val="Normal"/>
+              <w:spacing w:before="0" w:after="0"/>
+              <w:rPr/>
+            </w:pPr>
+            <w:r>
+              <w:rPr>
+                <w:rFonts w:eastAsia="Consolas" w:cs="Consolas" w:ascii="Consolas" w:hAnsi="Consolas"/>
+                <w:color w:val="333333"/>
+                <w:sz w:val="20"/>
+                <w:szCs w:val="20"/>
+              </w:rPr>
+              <w:t>swisstlm3d_wanderwege_signalisation.qml</w:t>
+            </w:r>
+          </w:p>
+        </w:tc>
+        <w:tc>
+          <w:tcPr>
+            <w:tcW w:w="5226" w:type="dxa"/>
+            <w:tcBorders>
+              <w:top w:val="single" w:sz="4" w:space="0" w:color="BFBFBF"/>
+              <w:left w:val="single" w:sz="4" w:space="0" w:color="BFBFBF"/>
+              <w:bottom w:val="single" w:sz="4" w:space="0" w:color="BFBFBF"/>
+              <w:right w:val="single" w:sz="4" w:space="0" w:color="BFBFBF"/>
+            </w:tcBorders>
+          </w:tcPr>
+          <w:p>
+            <w:pPr>
+              <w:pStyle w:val="Normal"/>
+              <w:spacing w:before="0" w:after="0"/>
+              <w:rPr/>
+            </w:pPr>
+            <w:r>
+              <w:rPr/>
+              <w:t xml:space="preserve">swissTLM3D-Wanderwege (Feld </w:t>
+            </w:r>
+            <w:r>
+              <w:rPr>
+                <w:rFonts w:eastAsia="Consolas" w:cs="Consolas" w:ascii="Consolas" w:hAnsi="Consolas"/>
+                <w:color w:val="333333"/>
+                <w:sz w:val="20"/>
+                <w:szCs w:val="20"/>
+              </w:rPr>
+              <w:t>wanderwege</w:t>
+            </w:r>
+            <w:r>
+              <w:rPr/>
+              <w:t>): Wanderweg gelb, Bergwanderweg rot, Alpinwanderweg blau, die beiden letzten mit weissem Rand. Statt einer Beschriftung stehen die Wegzeichen auf der Linie: gelbe Raute, weiss-rot-weisses und weiss-blau-weisses Fähnchen.</w:t>
             </w:r>
           </w:p>
         </w:tc>
@@ -10209,7 +10287,7 @@
         <w:keepNext w:val="true"/>
         <w:rPr/>
       </w:pPr>
-      <w:bookmarkStart w:id="35" w:name="__RefHeading___Toc1220_50781890"/>
+      <w:bookmarkStart w:id="35" w:name="__RefHeading___Toc1230_784777474"/>
       <w:bookmarkEnd w:id="35"/>
       <w:r>
         <w:rPr/>
@@ -10259,7 +10337,7 @@
       </w:r>
       <w:r>
         <w:rPr/>
-        <w:t xml:space="preserve"> dem </w:t>
+        <w:t xml:space="preserve"> dem Weg-Layer (</w:t>
       </w:r>
       <w:r>
         <w:rPr>
@@ -10272,7 +10350,7 @@
       </w:r>
       <w:r>
         <w:rPr/>
-        <w:t>-Layer. Die Weglinie zeigt dann die Schwierigkeit, das Band darum die Absturzfolgen. Der weisse Rand trennt beides, sodass auch eine rote T2-Linie auf rotem Band lesbar bleibt.</w:t>
+        <w:t xml:space="preserve"> oder swissTLM3D). Die Weglinie zeigt dann die Schwierigkeit, das Band darum die Absturzfolgen. Der weisse Rand trennt beides, sodass auch eine rote T2-Linie auf rotem Band lesbar bleibt.</w:t>
       </w:r>
     </w:p>
     <w:p>
@@ -10283,7 +10361,7 @@
       </w:pPr>
       <w:r>
         <w:rPr/>
-        <w:t>Für „mässig“ ist bewusst Hellorange statt Gelb gewählt, sonst verschwindet ein gelber T1-Weg im Band. Warngelb für „sehr hoch“ wurde verworfen, weil es heller wirkt als „hoch“.</w:t>
+        <w:t>Für „mässig“ ist bewusst Hellorange statt Gelb gewählt, sonst verschwindet ein gelber T1-Weg im Band. Für „sehr hoch“ ist Magenta gewählt: Orange und Rot waren auf dem Smartphone kaum zu unterscheiden, Magenta sticht dagegen auch klein heraus und entspricht der pinken Markierung der DIGIWAY Exposure Map.</w:t>
       </w:r>
     </w:p>
     <w:p>
@@ -10334,7 +10412,7 @@
         <w:pStyle w:val="Heading1"/>
         <w:rPr/>
       </w:pPr>
-      <w:bookmarkStart w:id="36" w:name="__RefHeading___Toc1222_50781890"/>
+      <w:bookmarkStart w:id="36" w:name="__RefHeading___Toc1232_784777474"/>
       <w:bookmarkEnd w:id="36"/>
       <w:r>
         <w:rPr/>
@@ -10358,7 +10436,7 @@
         <w:keepNext w:val="true"/>
         <w:rPr/>
       </w:pPr>
-      <w:bookmarkStart w:id="37" w:name="__RefHeading___Toc1224_50781890"/>
+      <w:bookmarkStart w:id="37" w:name="__RefHeading___Toc1234_784777474"/>
       <w:bookmarkEnd w:id="37"/>
       <w:r>
         <w:rPr/>
@@ -10842,7 +10920,7 @@
         <w:keepNext w:val="true"/>
         <w:rPr/>
       </w:pPr>
-      <w:bookmarkStart w:id="38" w:name="__RefHeading___Toc1226_50781890"/>
+      <w:bookmarkStart w:id="38" w:name="__RefHeading___Toc1236_784777474"/>
       <w:bookmarkEnd w:id="38"/>
       <w:r>
         <w:rPr/>
@@ -10866,7 +10944,7 @@
         <w:keepNext w:val="true"/>
         <w:rPr/>
       </w:pPr>
-      <w:bookmarkStart w:id="39" w:name="__RefHeading___Toc1228_50781890"/>
+      <w:bookmarkStart w:id="39" w:name="__RefHeading___Toc1238_784777474"/>
       <w:bookmarkEnd w:id="39"/>
       <w:r>
         <w:rPr/>
@@ -10892,7 +10970,7 @@
         <w:pStyle w:val="Heading1"/>
         <w:rPr/>
       </w:pPr>
-      <w:bookmarkStart w:id="40" w:name="__RefHeading___Toc1230_50781890"/>
+      <w:bookmarkStart w:id="40" w:name="__RefHeading___Toc1240_784777474"/>
       <w:bookmarkEnd w:id="40"/>
       <w:r>
         <w:rPr/>
@@ -11043,7 +11121,7 @@
         <w:pStyle w:val="Heading1"/>
         <w:rPr/>
       </w:pPr>
-      <w:bookmarkStart w:id="41" w:name="__RefHeading___Toc1232_50781890"/>
+      <w:bookmarkStart w:id="41" w:name="__RefHeading___Toc1242_784777474"/>
       <w:bookmarkEnd w:id="41"/>
       <w:r>
         <w:rPr/>
@@ -11277,7 +11355,7 @@
         <w:keepNext w:val="true"/>
         <w:rPr/>
       </w:pPr>
-      <w:bookmarkStart w:id="42" w:name="__RefHeading___Toc1234_50781890"/>
+      <w:bookmarkStart w:id="42" w:name="__RefHeading___Toc1244_784777474"/>
       <w:bookmarkEnd w:id="42"/>
       <w:r>
         <w:rPr/>
